--- a/d1_dart_null_safety.docx
+++ b/d1_dart_null_safety.docx
@@ -3092,7 +3092,25 @@
           <w:sz w:val="36"/>
           <w:szCs w:val="36"/>
         </w:rPr>
-        <w:t>Null Aware Elements (?) in Column/Row:</w:t>
+        <w:t xml:space="preserve">Null Aware Elements (?) in </w:t>
+      </w:r>
+      <w:r>
+        <w:rPr>
+          <w:b/>
+          <w:bCs/>
+          <w:sz w:val="36"/>
+          <w:szCs w:val="36"/>
+        </w:rPr>
+        <w:t>Collections/</w:t>
+      </w:r>
+      <w:r>
+        <w:rPr>
+          <w:b/>
+          <w:bCs/>
+          <w:sz w:val="36"/>
+          <w:szCs w:val="36"/>
+        </w:rPr>
+        <w:t>Column/Row:</w:t>
       </w:r>
     </w:p>
     <w:p>
@@ -3172,7 +3190,37 @@
           <w:sz w:val="36"/>
           <w:szCs w:val="36"/>
         </w:rPr>
-        <w:t xml:space="preserve"> block. Like if a widget, builder or method can </w:t>
+        <w:t xml:space="preserve"> block</w:t>
+      </w:r>
+      <w:r>
+        <w:rPr>
+          <w:sz w:val="36"/>
+          <w:szCs w:val="36"/>
+        </w:rPr>
+        <w:t xml:space="preserve"> inside Lists, Sets and Maps</w:t>
+      </w:r>
+    </w:p>
+    <w:p>
+      <w:pPr>
+        <w:jc w:val="both"/>
+        <w:rPr>
+          <w:sz w:val="36"/>
+          <w:szCs w:val="36"/>
+        </w:rPr>
+      </w:pPr>
+      <w:r>
+        <w:rPr>
+          <w:sz w:val="36"/>
+          <w:szCs w:val="36"/>
+        </w:rPr>
+        <w:t xml:space="preserve"># </w:t>
+      </w:r>
+      <w:r>
+        <w:rPr>
+          <w:sz w:val="36"/>
+          <w:szCs w:val="36"/>
+        </w:rPr>
+        <w:t xml:space="preserve">Like if a widget, builder or method can </w:t>
       </w:r>
       <w:r>
         <w:rPr>
@@ -3188,39 +3236,441 @@
           <w:sz w:val="36"/>
           <w:szCs w:val="36"/>
         </w:rPr>
-        <w:t xml:space="preserve">, so we have to check it before displaying in widget tree. If </w:t>
+        <w:t xml:space="preserve">, so we have to check it before displaying </w:t>
+      </w:r>
+      <w:r>
+        <w:rPr>
+          <w:sz w:val="36"/>
+          <w:szCs w:val="36"/>
+        </w:rPr>
+        <w:t xml:space="preserve">it </w:t>
+      </w:r>
+      <w:r>
+        <w:rPr>
+          <w:sz w:val="36"/>
+          <w:szCs w:val="36"/>
+        </w:rPr>
+        <w:t xml:space="preserve">in </w:t>
+      </w:r>
+      <w:r>
+        <w:rPr>
+          <w:sz w:val="36"/>
+          <w:szCs w:val="36"/>
+        </w:rPr>
+        <w:t>the W</w:t>
+      </w:r>
+      <w:r>
+        <w:rPr>
+          <w:sz w:val="36"/>
+          <w:szCs w:val="36"/>
+        </w:rPr>
+        <w:t xml:space="preserve">idget </w:t>
+      </w:r>
+      <w:r>
+        <w:rPr>
+          <w:sz w:val="36"/>
+          <w:szCs w:val="36"/>
+        </w:rPr>
+        <w:t>T</w:t>
+      </w:r>
+      <w:r>
+        <w:rPr>
+          <w:sz w:val="36"/>
+          <w:szCs w:val="36"/>
+        </w:rPr>
+        <w:t xml:space="preserve">ree. If </w:t>
+      </w:r>
+      <w:r>
+        <w:rPr>
+          <w:sz w:val="36"/>
+          <w:szCs w:val="36"/>
+        </w:rPr>
+        <w:t>it’s</w:t>
+      </w:r>
+      <w:r>
+        <w:rPr>
+          <w:sz w:val="36"/>
+          <w:szCs w:val="36"/>
+        </w:rPr>
+        <w:t xml:space="preserve"> not</w:t>
+      </w:r>
+      <w:r>
+        <w:rPr>
+          <w:b/>
+          <w:bCs/>
+          <w:sz w:val="36"/>
+          <w:szCs w:val="36"/>
+        </w:rPr>
+        <w:t xml:space="preserve"> null</w:t>
+      </w:r>
+      <w:r>
+        <w:rPr>
+          <w:sz w:val="36"/>
+          <w:szCs w:val="36"/>
+        </w:rPr>
+        <w:t xml:space="preserve"> then the widget is displayed.</w:t>
+      </w:r>
+    </w:p>
+    <w:p>
+      <w:pPr>
+        <w:jc w:val="both"/>
+        <w:rPr>
+          <w:sz w:val="36"/>
+          <w:szCs w:val="36"/>
+        </w:rPr>
+      </w:pPr>
+      <w:r>
+        <w:rPr>
+          <w:sz w:val="36"/>
+          <w:szCs w:val="36"/>
+        </w:rPr>
+        <w:lastRenderedPageBreak/>
+        <w:t xml:space="preserve"># </w:t>
+      </w:r>
+      <w:r>
+        <w:rPr>
+          <w:sz w:val="36"/>
+          <w:szCs w:val="36"/>
+        </w:rPr>
+        <w:t>Before or old way:</w:t>
+      </w:r>
+    </w:p>
+    <w:p>
+      <w:pPr>
+        <w:jc w:val="both"/>
+        <w:rPr>
+          <w:b/>
+          <w:bCs/>
+          <w:color w:val="D86DCB" w:themeColor="accent5" w:themeTint="99"/>
+          <w:sz w:val="36"/>
+          <w:szCs w:val="36"/>
+        </w:rPr>
+      </w:pPr>
+      <w:r>
+        <w:rPr>
+          <w:b/>
+          <w:bCs/>
+          <w:color w:val="D86DCB" w:themeColor="accent5" w:themeTint="99"/>
+          <w:sz w:val="36"/>
+          <w:szCs w:val="36"/>
+        </w:rPr>
+        <w:t>Column(</w:t>
+      </w:r>
+    </w:p>
+    <w:p>
+      <w:pPr>
+        <w:jc w:val="both"/>
+        <w:rPr>
+          <w:b/>
+          <w:bCs/>
+          <w:color w:val="D86DCB" w:themeColor="accent5" w:themeTint="99"/>
+          <w:sz w:val="36"/>
+          <w:szCs w:val="36"/>
+        </w:rPr>
+      </w:pPr>
+      <w:r>
+        <w:rPr>
+          <w:b/>
+          <w:bCs/>
+          <w:color w:val="D86DCB" w:themeColor="accent5" w:themeTint="99"/>
+          <w:sz w:val="36"/>
+          <w:szCs w:val="36"/>
+        </w:rPr>
+        <w:t xml:space="preserve">    children: [</w:t>
+      </w:r>
+    </w:p>
+    <w:p>
+      <w:pPr>
+        <w:jc w:val="both"/>
+        <w:rPr>
+          <w:b/>
+          <w:bCs/>
+          <w:color w:val="D86DCB" w:themeColor="accent5" w:themeTint="99"/>
+          <w:sz w:val="36"/>
+          <w:szCs w:val="36"/>
+        </w:rPr>
+      </w:pPr>
+      <w:r>
+        <w:rPr>
+          <w:b/>
+          <w:bCs/>
+          <w:color w:val="D86DCB" w:themeColor="accent5" w:themeTint="99"/>
+          <w:sz w:val="36"/>
+          <w:szCs w:val="36"/>
+        </w:rPr>
+        <w:t xml:space="preserve">       Text('Title'),</w:t>
+      </w:r>
+    </w:p>
+    <w:p>
+      <w:pPr>
+        <w:jc w:val="both"/>
+        <w:rPr>
+          <w:b/>
+          <w:bCs/>
+          <w:color w:val="D86DCB" w:themeColor="accent5" w:themeTint="99"/>
+          <w:sz w:val="36"/>
+          <w:szCs w:val="36"/>
+        </w:rPr>
+      </w:pPr>
+      <w:r>
+        <w:rPr>
+          <w:b/>
+          <w:bCs/>
+          <w:color w:val="D86DCB" w:themeColor="accent5" w:themeTint="99"/>
+          <w:sz w:val="36"/>
+          <w:szCs w:val="36"/>
+        </w:rPr>
+        <w:t xml:space="preserve">       If(</w:t>
       </w:r>
       <w:proofErr w:type="spellStart"/>
       <w:r>
         <w:rPr>
-          <w:sz w:val="36"/>
-          <w:szCs w:val="36"/>
-        </w:rPr>
-        <w:t>its</w:t>
+          <w:b/>
+          <w:bCs/>
+          <w:color w:val="D86DCB" w:themeColor="accent5" w:themeTint="99"/>
+          <w:sz w:val="36"/>
+          <w:szCs w:val="36"/>
+        </w:rPr>
+        <w:t>subTitleWidget</w:t>
       </w:r>
       <w:proofErr w:type="spellEnd"/>
       <w:r>
         <w:rPr>
-          <w:sz w:val="36"/>
-          <w:szCs w:val="36"/>
-        </w:rPr>
-        <w:t xml:space="preserve"> not</w:t>
-      </w:r>
-      <w:r>
-        <w:rPr>
-          <w:b/>
-          <w:bCs/>
-          <w:sz w:val="36"/>
-          <w:szCs w:val="36"/>
-        </w:rPr>
-        <w:t xml:space="preserve"> null</w:t>
-      </w:r>
-      <w:r>
-        <w:rPr>
-          <w:sz w:val="36"/>
-          <w:szCs w:val="36"/>
-        </w:rPr>
-        <w:t xml:space="preserve"> then the widget is displayed. Before or old way:</w:t>
+          <w:b/>
+          <w:bCs/>
+          <w:color w:val="D86DCB" w:themeColor="accent5" w:themeTint="99"/>
+          <w:sz w:val="36"/>
+          <w:szCs w:val="36"/>
+        </w:rPr>
+        <w:t xml:space="preserve"> != null) </w:t>
+      </w:r>
+      <w:proofErr w:type="spellStart"/>
+      <w:r>
+        <w:rPr>
+          <w:b/>
+          <w:bCs/>
+          <w:color w:val="D86DCB" w:themeColor="accent5" w:themeTint="99"/>
+          <w:sz w:val="36"/>
+          <w:szCs w:val="36"/>
+        </w:rPr>
+        <w:t>subTitleWidget</w:t>
+      </w:r>
+      <w:proofErr w:type="spellEnd"/>
+      <w:r>
+        <w:rPr>
+          <w:b/>
+          <w:bCs/>
+          <w:color w:val="D86DCB" w:themeColor="accent5" w:themeTint="99"/>
+          <w:sz w:val="36"/>
+          <w:szCs w:val="36"/>
+        </w:rPr>
+        <w:t>,</w:t>
+      </w:r>
+    </w:p>
+    <w:p>
+      <w:pPr>
+        <w:jc w:val="both"/>
+        <w:rPr>
+          <w:b/>
+          <w:bCs/>
+          <w:color w:val="D86DCB" w:themeColor="accent5" w:themeTint="99"/>
+          <w:sz w:val="36"/>
+          <w:szCs w:val="36"/>
+        </w:rPr>
+      </w:pPr>
+      <w:r>
+        <w:rPr>
+          <w:b/>
+          <w:bCs/>
+          <w:color w:val="D86DCB" w:themeColor="accent5" w:themeTint="99"/>
+          <w:sz w:val="36"/>
+          <w:szCs w:val="36"/>
+        </w:rPr>
+        <w:t xml:space="preserve">       If(</w:t>
+      </w:r>
+      <w:proofErr w:type="spellStart"/>
+      <w:r>
+        <w:rPr>
+          <w:b/>
+          <w:bCs/>
+          <w:color w:val="D86DCB" w:themeColor="accent5" w:themeTint="99"/>
+          <w:sz w:val="36"/>
+          <w:szCs w:val="36"/>
+        </w:rPr>
+        <w:t>iconWidget</w:t>
+      </w:r>
+      <w:proofErr w:type="spellEnd"/>
+      <w:r>
+        <w:rPr>
+          <w:b/>
+          <w:bCs/>
+          <w:color w:val="D86DCB" w:themeColor="accent5" w:themeTint="99"/>
+          <w:sz w:val="36"/>
+          <w:szCs w:val="36"/>
+        </w:rPr>
+        <w:t xml:space="preserve"> != null) </w:t>
+      </w:r>
+      <w:proofErr w:type="spellStart"/>
+      <w:r>
+        <w:rPr>
+          <w:b/>
+          <w:bCs/>
+          <w:color w:val="D86DCB" w:themeColor="accent5" w:themeTint="99"/>
+          <w:sz w:val="36"/>
+          <w:szCs w:val="36"/>
+        </w:rPr>
+        <w:t>iconWidget</w:t>
+      </w:r>
+      <w:proofErr w:type="spellEnd"/>
+      <w:r>
+        <w:rPr>
+          <w:b/>
+          <w:bCs/>
+          <w:color w:val="D86DCB" w:themeColor="accent5" w:themeTint="99"/>
+          <w:sz w:val="36"/>
+          <w:szCs w:val="36"/>
+        </w:rPr>
+        <w:t>,</w:t>
+      </w:r>
+    </w:p>
+    <w:p>
+      <w:pPr>
+        <w:jc w:val="both"/>
+        <w:rPr>
+          <w:b/>
+          <w:bCs/>
+          <w:color w:val="D86DCB" w:themeColor="accent5" w:themeTint="99"/>
+          <w:sz w:val="36"/>
+          <w:szCs w:val="36"/>
+        </w:rPr>
+      </w:pPr>
+      <w:r>
+        <w:rPr>
+          <w:b/>
+          <w:bCs/>
+          <w:color w:val="D86DCB" w:themeColor="accent5" w:themeTint="99"/>
+          <w:sz w:val="36"/>
+          <w:szCs w:val="36"/>
+        </w:rPr>
+        <w:t xml:space="preserve">       If(</w:t>
+      </w:r>
+      <w:proofErr w:type="spellStart"/>
+      <w:r>
+        <w:rPr>
+          <w:b/>
+          <w:bCs/>
+          <w:color w:val="D86DCB" w:themeColor="accent5" w:themeTint="99"/>
+          <w:sz w:val="36"/>
+          <w:szCs w:val="36"/>
+        </w:rPr>
+        <w:t>footerWidget</w:t>
+      </w:r>
+      <w:proofErr w:type="spellEnd"/>
+      <w:r>
+        <w:rPr>
+          <w:b/>
+          <w:bCs/>
+          <w:color w:val="D86DCB" w:themeColor="accent5" w:themeTint="99"/>
+          <w:sz w:val="36"/>
+          <w:szCs w:val="36"/>
+        </w:rPr>
+        <w:t xml:space="preserve"> != null) </w:t>
+      </w:r>
+      <w:proofErr w:type="spellStart"/>
+      <w:r>
+        <w:rPr>
+          <w:b/>
+          <w:bCs/>
+          <w:color w:val="D86DCB" w:themeColor="accent5" w:themeTint="99"/>
+          <w:sz w:val="36"/>
+          <w:szCs w:val="36"/>
+        </w:rPr>
+        <w:t>footerWidget</w:t>
+      </w:r>
+      <w:proofErr w:type="spellEnd"/>
+      <w:r>
+        <w:rPr>
+          <w:b/>
+          <w:bCs/>
+          <w:color w:val="D86DCB" w:themeColor="accent5" w:themeTint="99"/>
+          <w:sz w:val="36"/>
+          <w:szCs w:val="36"/>
+        </w:rPr>
+        <w:t>,</w:t>
+      </w:r>
+    </w:p>
+    <w:p>
+      <w:pPr>
+        <w:jc w:val="both"/>
+        <w:rPr>
+          <w:b/>
+          <w:bCs/>
+          <w:color w:val="D86DCB" w:themeColor="accent5" w:themeTint="99"/>
+          <w:sz w:val="36"/>
+          <w:szCs w:val="36"/>
+        </w:rPr>
+      </w:pPr>
+      <w:r>
+        <w:rPr>
+          <w:b/>
+          <w:bCs/>
+          <w:color w:val="D86DCB" w:themeColor="accent5" w:themeTint="99"/>
+          <w:sz w:val="36"/>
+          <w:szCs w:val="36"/>
+        </w:rPr>
+        <w:t xml:space="preserve">    ],</w:t>
+      </w:r>
+    </w:p>
+    <w:p>
+      <w:pPr>
+        <w:jc w:val="both"/>
+        <w:rPr>
+          <w:b/>
+          <w:bCs/>
+          <w:color w:val="D86DCB" w:themeColor="accent5" w:themeTint="99"/>
+          <w:sz w:val="36"/>
+          <w:szCs w:val="36"/>
+        </w:rPr>
+      </w:pPr>
+      <w:r>
+        <w:rPr>
+          <w:b/>
+          <w:bCs/>
+          <w:color w:val="D86DCB" w:themeColor="accent5" w:themeTint="99"/>
+          <w:sz w:val="36"/>
+          <w:szCs w:val="36"/>
+        </w:rPr>
+        <w:t>)</w:t>
+      </w:r>
+    </w:p>
+    <w:p>
+      <w:pPr>
+        <w:jc w:val="both"/>
+        <w:rPr>
+          <w:sz w:val="36"/>
+          <w:szCs w:val="36"/>
+        </w:rPr>
+      </w:pPr>
+      <w:r>
+        <w:rPr>
+          <w:sz w:val="36"/>
+          <w:szCs w:val="36"/>
+        </w:rPr>
+        <w:t># New way after null aware elements</w:t>
+      </w:r>
+      <w:r>
+        <w:rPr>
+          <w:sz w:val="36"/>
+          <w:szCs w:val="36"/>
+        </w:rPr>
+        <w:t>. Less boilerplate code</w:t>
+      </w:r>
+      <w:r>
+        <w:rPr>
+          <w:sz w:val="36"/>
+          <w:szCs w:val="36"/>
+        </w:rPr>
+        <w:t>:</w:t>
       </w:r>
     </w:p>
     <w:p>
@@ -3264,250 +3714,566 @@
           <w:sz w:val="36"/>
           <w:szCs w:val="36"/>
         </w:rPr>
+        <w:t xml:space="preserve">    children: [</w:t>
+      </w:r>
+    </w:p>
+    <w:p>
+      <w:pPr>
+        <w:jc w:val="both"/>
+        <w:rPr>
+          <w:b/>
+          <w:bCs/>
+          <w:color w:val="D86DCB" w:themeColor="accent5" w:themeTint="99"/>
+          <w:sz w:val="36"/>
+          <w:szCs w:val="36"/>
+        </w:rPr>
+      </w:pPr>
+      <w:r>
+        <w:rPr>
+          <w:b/>
+          <w:bCs/>
+          <w:color w:val="D86DCB" w:themeColor="accent5" w:themeTint="99"/>
+          <w:sz w:val="36"/>
+          <w:szCs w:val="36"/>
+        </w:rPr>
+        <w:t xml:space="preserve">       Text('Title'),</w:t>
+      </w:r>
+    </w:p>
+    <w:p>
+      <w:pPr>
+        <w:jc w:val="both"/>
+        <w:rPr>
+          <w:b/>
+          <w:bCs/>
+          <w:color w:val="D86DCB" w:themeColor="accent5" w:themeTint="99"/>
+          <w:sz w:val="36"/>
+          <w:szCs w:val="36"/>
+        </w:rPr>
+      </w:pPr>
+      <w:r>
+        <w:rPr>
+          <w:b/>
+          <w:bCs/>
+          <w:color w:val="D86DCB" w:themeColor="accent5" w:themeTint="99"/>
+          <w:sz w:val="36"/>
+          <w:szCs w:val="36"/>
+        </w:rPr>
+        <w:t xml:space="preserve">       ?</w:t>
+      </w:r>
+      <w:proofErr w:type="spellStart"/>
+      <w:r>
+        <w:rPr>
+          <w:b/>
+          <w:bCs/>
+          <w:color w:val="D86DCB" w:themeColor="accent5" w:themeTint="99"/>
+          <w:sz w:val="36"/>
+          <w:szCs w:val="36"/>
+        </w:rPr>
+        <w:t>subTitleWidget</w:t>
+      </w:r>
+      <w:proofErr w:type="spellEnd"/>
+      <w:r>
+        <w:rPr>
+          <w:b/>
+          <w:bCs/>
+          <w:color w:val="D86DCB" w:themeColor="accent5" w:themeTint="99"/>
+          <w:sz w:val="36"/>
+          <w:szCs w:val="36"/>
+        </w:rPr>
+        <w:t>,</w:t>
+      </w:r>
+    </w:p>
+    <w:p>
+      <w:pPr>
+        <w:jc w:val="both"/>
+        <w:rPr>
+          <w:b/>
+          <w:bCs/>
+          <w:color w:val="D86DCB" w:themeColor="accent5" w:themeTint="99"/>
+          <w:sz w:val="36"/>
+          <w:szCs w:val="36"/>
+        </w:rPr>
+      </w:pPr>
+      <w:r>
+        <w:rPr>
+          <w:b/>
+          <w:bCs/>
+          <w:color w:val="D86DCB" w:themeColor="accent5" w:themeTint="99"/>
+          <w:sz w:val="36"/>
+          <w:szCs w:val="36"/>
+        </w:rPr>
+        <w:t xml:space="preserve">       ?</w:t>
+      </w:r>
+      <w:proofErr w:type="spellStart"/>
+      <w:r>
+        <w:rPr>
+          <w:b/>
+          <w:bCs/>
+          <w:color w:val="D86DCB" w:themeColor="accent5" w:themeTint="99"/>
+          <w:sz w:val="36"/>
+          <w:szCs w:val="36"/>
+        </w:rPr>
+        <w:t>iconWidget</w:t>
+      </w:r>
+      <w:proofErr w:type="spellEnd"/>
+      <w:r>
+        <w:rPr>
+          <w:b/>
+          <w:bCs/>
+          <w:color w:val="D86DCB" w:themeColor="accent5" w:themeTint="99"/>
+          <w:sz w:val="36"/>
+          <w:szCs w:val="36"/>
+        </w:rPr>
+        <w:t>,</w:t>
+      </w:r>
+    </w:p>
+    <w:p>
+      <w:pPr>
+        <w:jc w:val="both"/>
+        <w:rPr>
+          <w:b/>
+          <w:bCs/>
+          <w:color w:val="D86DCB" w:themeColor="accent5" w:themeTint="99"/>
+          <w:sz w:val="36"/>
+          <w:szCs w:val="36"/>
+        </w:rPr>
+      </w:pPr>
+      <w:r>
+        <w:rPr>
+          <w:b/>
+          <w:bCs/>
+          <w:color w:val="D86DCB" w:themeColor="accent5" w:themeTint="99"/>
+          <w:sz w:val="36"/>
+          <w:szCs w:val="36"/>
+        </w:rPr>
+        <w:t xml:space="preserve">       ?</w:t>
+      </w:r>
+      <w:proofErr w:type="spellStart"/>
+      <w:r>
+        <w:rPr>
+          <w:b/>
+          <w:bCs/>
+          <w:color w:val="D86DCB" w:themeColor="accent5" w:themeTint="99"/>
+          <w:sz w:val="36"/>
+          <w:szCs w:val="36"/>
+        </w:rPr>
+        <w:t>footerWidget</w:t>
+      </w:r>
+      <w:proofErr w:type="spellEnd"/>
+      <w:r>
+        <w:rPr>
+          <w:b/>
+          <w:bCs/>
+          <w:color w:val="D86DCB" w:themeColor="accent5" w:themeTint="99"/>
+          <w:sz w:val="36"/>
+          <w:szCs w:val="36"/>
+        </w:rPr>
+        <w:t>,</w:t>
+      </w:r>
+    </w:p>
+    <w:p>
+      <w:pPr>
+        <w:jc w:val="both"/>
+        <w:rPr>
+          <w:b/>
+          <w:bCs/>
+          <w:color w:val="D86DCB" w:themeColor="accent5" w:themeTint="99"/>
+          <w:sz w:val="36"/>
+          <w:szCs w:val="36"/>
+        </w:rPr>
+      </w:pPr>
+      <w:r>
+        <w:rPr>
+          <w:b/>
+          <w:bCs/>
+          <w:color w:val="D86DCB" w:themeColor="accent5" w:themeTint="99"/>
+          <w:sz w:val="36"/>
+          <w:szCs w:val="36"/>
+        </w:rPr>
+        <w:t xml:space="preserve">    ],</w:t>
+      </w:r>
+    </w:p>
+    <w:p>
+      <w:pPr>
+        <w:jc w:val="both"/>
+        <w:rPr>
+          <w:b/>
+          <w:bCs/>
+          <w:color w:val="D86DCB" w:themeColor="accent5" w:themeTint="99"/>
+          <w:sz w:val="36"/>
+          <w:szCs w:val="36"/>
+        </w:rPr>
+      </w:pPr>
+      <w:r>
+        <w:rPr>
+          <w:b/>
+          <w:bCs/>
+          <w:color w:val="D86DCB" w:themeColor="accent5" w:themeTint="99"/>
+          <w:sz w:val="36"/>
+          <w:szCs w:val="36"/>
+        </w:rPr>
+        <w:t>)</w:t>
+      </w:r>
+    </w:p>
+    <w:p>
+      <w:pPr>
+        <w:jc w:val="both"/>
+        <w:rPr>
+          <w:sz w:val="36"/>
+          <w:szCs w:val="36"/>
+        </w:rPr>
+      </w:pPr>
+      <w:r>
+        <w:rPr>
+          <w:b/>
+          <w:bCs/>
+          <w:sz w:val="36"/>
+          <w:szCs w:val="36"/>
+        </w:rPr>
+        <w:t>NOTE:</w:t>
+      </w:r>
+      <w:r>
+        <w:rPr>
+          <w:sz w:val="36"/>
+          <w:szCs w:val="36"/>
+        </w:rPr>
+        <w:t xml:space="preserve"> But make sure that widget </w:t>
+      </w:r>
+      <w:r>
+        <w:rPr>
+          <w:sz w:val="36"/>
+          <w:szCs w:val="36"/>
+        </w:rPr>
+        <w:t>has to be</w:t>
+      </w:r>
+      <w:r>
+        <w:rPr>
+          <w:sz w:val="36"/>
+          <w:szCs w:val="36"/>
+        </w:rPr>
+        <w:t xml:space="preserve"> nullable</w:t>
+      </w:r>
+      <w:r>
+        <w:rPr>
+          <w:sz w:val="36"/>
+          <w:szCs w:val="36"/>
+        </w:rPr>
+        <w:t>.</w:t>
+      </w:r>
+    </w:p>
+    <w:p>
+      <w:pPr>
+        <w:jc w:val="both"/>
+        <w:rPr>
+          <w:sz w:val="36"/>
+          <w:szCs w:val="36"/>
+        </w:rPr>
+      </w:pPr>
+    </w:p>
+    <w:p>
+      <w:pPr>
+        <w:jc w:val="both"/>
+        <w:rPr>
+          <w:sz w:val="36"/>
+          <w:szCs w:val="36"/>
+        </w:rPr>
+      </w:pPr>
+      <w:r>
+        <w:rPr>
+          <w:sz w:val="36"/>
+          <w:szCs w:val="36"/>
+        </w:rPr>
         <w:lastRenderedPageBreak/>
-        <w:t xml:space="preserve">    children: [</w:t>
-      </w:r>
-    </w:p>
-    <w:p>
-      <w:pPr>
-        <w:jc w:val="both"/>
-        <w:rPr>
-          <w:b/>
-          <w:bCs/>
-          <w:color w:val="D86DCB" w:themeColor="accent5" w:themeTint="99"/>
-          <w:sz w:val="36"/>
-          <w:szCs w:val="36"/>
-        </w:rPr>
-      </w:pPr>
-      <w:r>
-        <w:rPr>
-          <w:b/>
-          <w:bCs/>
-          <w:color w:val="D86DCB" w:themeColor="accent5" w:themeTint="99"/>
-          <w:sz w:val="36"/>
-          <w:szCs w:val="36"/>
-        </w:rPr>
-        <w:t xml:space="preserve">       Text('Title'),</w:t>
-      </w:r>
-    </w:p>
-    <w:p>
-      <w:pPr>
-        <w:jc w:val="both"/>
-        <w:rPr>
-          <w:b/>
-          <w:bCs/>
-          <w:color w:val="D86DCB" w:themeColor="accent5" w:themeTint="99"/>
-          <w:sz w:val="36"/>
-          <w:szCs w:val="36"/>
-        </w:rPr>
-      </w:pPr>
-      <w:r>
-        <w:rPr>
-          <w:b/>
-          <w:bCs/>
-          <w:color w:val="D86DCB" w:themeColor="accent5" w:themeTint="99"/>
-          <w:sz w:val="36"/>
-          <w:szCs w:val="36"/>
-        </w:rPr>
-        <w:t xml:space="preserve">       If(</w:t>
-      </w:r>
-      <w:proofErr w:type="spellStart"/>
-      <w:r>
-        <w:rPr>
-          <w:b/>
-          <w:bCs/>
-          <w:color w:val="D86DCB" w:themeColor="accent5" w:themeTint="99"/>
-          <w:sz w:val="36"/>
-          <w:szCs w:val="36"/>
-        </w:rPr>
-        <w:t>subTitleWidget</w:t>
-      </w:r>
-      <w:proofErr w:type="spellEnd"/>
-      <w:r>
-        <w:rPr>
-          <w:b/>
-          <w:bCs/>
-          <w:color w:val="D86DCB" w:themeColor="accent5" w:themeTint="99"/>
-          <w:sz w:val="36"/>
-          <w:szCs w:val="36"/>
-        </w:rPr>
-        <w:t xml:space="preserve"> != null) </w:t>
-      </w:r>
-      <w:proofErr w:type="spellStart"/>
-      <w:r>
-        <w:rPr>
-          <w:b/>
-          <w:bCs/>
-          <w:color w:val="D86DCB" w:themeColor="accent5" w:themeTint="99"/>
-          <w:sz w:val="36"/>
-          <w:szCs w:val="36"/>
-        </w:rPr>
-        <w:t>subTitleWidget</w:t>
-      </w:r>
-      <w:proofErr w:type="spellEnd"/>
-      <w:r>
-        <w:rPr>
-          <w:b/>
-          <w:bCs/>
-          <w:color w:val="D86DCB" w:themeColor="accent5" w:themeTint="99"/>
-          <w:sz w:val="36"/>
-          <w:szCs w:val="36"/>
-        </w:rPr>
-        <w:t>,</w:t>
-      </w:r>
-    </w:p>
-    <w:p>
-      <w:pPr>
-        <w:jc w:val="both"/>
-        <w:rPr>
-          <w:b/>
-          <w:bCs/>
-          <w:color w:val="D86DCB" w:themeColor="accent5" w:themeTint="99"/>
-          <w:sz w:val="36"/>
-          <w:szCs w:val="36"/>
-        </w:rPr>
-      </w:pPr>
-      <w:r>
-        <w:rPr>
-          <w:b/>
-          <w:bCs/>
-          <w:color w:val="D86DCB" w:themeColor="accent5" w:themeTint="99"/>
-          <w:sz w:val="36"/>
-          <w:szCs w:val="36"/>
-        </w:rPr>
-        <w:t xml:space="preserve">       If(</w:t>
-      </w:r>
-      <w:proofErr w:type="spellStart"/>
-      <w:r>
-        <w:rPr>
-          <w:b/>
-          <w:bCs/>
-          <w:color w:val="D86DCB" w:themeColor="accent5" w:themeTint="99"/>
-          <w:sz w:val="36"/>
-          <w:szCs w:val="36"/>
-        </w:rPr>
-        <w:t>iconWidget</w:t>
-      </w:r>
-      <w:proofErr w:type="spellEnd"/>
-      <w:r>
-        <w:rPr>
-          <w:b/>
-          <w:bCs/>
-          <w:color w:val="D86DCB" w:themeColor="accent5" w:themeTint="99"/>
-          <w:sz w:val="36"/>
-          <w:szCs w:val="36"/>
-        </w:rPr>
-        <w:t xml:space="preserve"> != null) </w:t>
-      </w:r>
-      <w:proofErr w:type="spellStart"/>
-      <w:r>
-        <w:rPr>
-          <w:b/>
-          <w:bCs/>
-          <w:color w:val="D86DCB" w:themeColor="accent5" w:themeTint="99"/>
-          <w:sz w:val="36"/>
-          <w:szCs w:val="36"/>
-        </w:rPr>
-        <w:t>iconWidget</w:t>
-      </w:r>
-      <w:proofErr w:type="spellEnd"/>
-      <w:r>
-        <w:rPr>
-          <w:b/>
-          <w:bCs/>
-          <w:color w:val="D86DCB" w:themeColor="accent5" w:themeTint="99"/>
-          <w:sz w:val="36"/>
-          <w:szCs w:val="36"/>
-        </w:rPr>
-        <w:t>,</w:t>
-      </w:r>
-    </w:p>
-    <w:p>
-      <w:pPr>
-        <w:jc w:val="both"/>
-        <w:rPr>
-          <w:b/>
-          <w:bCs/>
-          <w:color w:val="D86DCB" w:themeColor="accent5" w:themeTint="99"/>
-          <w:sz w:val="36"/>
-          <w:szCs w:val="36"/>
-        </w:rPr>
-      </w:pPr>
-      <w:r>
-        <w:rPr>
-          <w:b/>
-          <w:bCs/>
-          <w:color w:val="D86DCB" w:themeColor="accent5" w:themeTint="99"/>
-          <w:sz w:val="36"/>
-          <w:szCs w:val="36"/>
-        </w:rPr>
-        <w:t xml:space="preserve">       If(</w:t>
-      </w:r>
-      <w:proofErr w:type="spellStart"/>
-      <w:r>
-        <w:rPr>
-          <w:b/>
-          <w:bCs/>
-          <w:color w:val="D86DCB" w:themeColor="accent5" w:themeTint="99"/>
-          <w:sz w:val="36"/>
-          <w:szCs w:val="36"/>
-        </w:rPr>
-        <w:t>footerWidget</w:t>
-      </w:r>
-      <w:proofErr w:type="spellEnd"/>
-      <w:r>
-        <w:rPr>
-          <w:b/>
-          <w:bCs/>
-          <w:color w:val="D86DCB" w:themeColor="accent5" w:themeTint="99"/>
-          <w:sz w:val="36"/>
-          <w:szCs w:val="36"/>
-        </w:rPr>
-        <w:t xml:space="preserve"> != null) </w:t>
-      </w:r>
-      <w:proofErr w:type="spellStart"/>
-      <w:r>
-        <w:rPr>
-          <w:b/>
-          <w:bCs/>
-          <w:color w:val="D86DCB" w:themeColor="accent5" w:themeTint="99"/>
-          <w:sz w:val="36"/>
-          <w:szCs w:val="36"/>
-        </w:rPr>
-        <w:t>footerWidget</w:t>
-      </w:r>
-      <w:proofErr w:type="spellEnd"/>
-      <w:r>
-        <w:rPr>
-          <w:b/>
-          <w:bCs/>
-          <w:color w:val="D86DCB" w:themeColor="accent5" w:themeTint="99"/>
-          <w:sz w:val="36"/>
-          <w:szCs w:val="36"/>
-        </w:rPr>
-        <w:t>,</w:t>
-      </w:r>
-    </w:p>
-    <w:p>
-      <w:pPr>
-        <w:jc w:val="both"/>
-        <w:rPr>
-          <w:b/>
-          <w:bCs/>
-          <w:color w:val="D86DCB" w:themeColor="accent5" w:themeTint="99"/>
-          <w:sz w:val="36"/>
-          <w:szCs w:val="36"/>
-        </w:rPr>
-      </w:pPr>
-      <w:r>
-        <w:rPr>
-          <w:b/>
-          <w:bCs/>
-          <w:color w:val="D86DCB" w:themeColor="accent5" w:themeTint="99"/>
-          <w:sz w:val="36"/>
-          <w:szCs w:val="36"/>
-        </w:rPr>
-        <w:t xml:space="preserve">    ],</w:t>
+        <w:t>Difference with Spread Operator:</w:t>
+      </w:r>
+    </w:p>
+    <w:p>
+      <w:pPr>
+        <w:jc w:val="both"/>
+        <w:rPr>
+          <w:sz w:val="36"/>
+          <w:szCs w:val="36"/>
+        </w:rPr>
+      </w:pPr>
+      <w:proofErr w:type="gramStart"/>
+      <w:r>
+        <w:rPr>
+          <w:sz w:val="36"/>
+          <w:szCs w:val="36"/>
+        </w:rPr>
+        <w:t xml:space="preserve"># </w:t>
+      </w:r>
+      <w:r>
+        <w:rPr>
+          <w:b/>
+          <w:bCs/>
+          <w:sz w:val="36"/>
+          <w:szCs w:val="36"/>
+        </w:rPr>
+        <w:t>?item</w:t>
+      </w:r>
+      <w:proofErr w:type="gramEnd"/>
+      <w:r>
+        <w:rPr>
+          <w:b/>
+          <w:bCs/>
+          <w:sz w:val="36"/>
+          <w:szCs w:val="36"/>
+        </w:rPr>
+        <w:t xml:space="preserve"> </w:t>
+      </w:r>
+      <w:r>
+        <w:rPr>
+          <w:sz w:val="36"/>
+          <w:szCs w:val="36"/>
+        </w:rPr>
+        <w:t>means c</w:t>
+      </w:r>
+      <w:r>
+        <w:rPr>
+          <w:sz w:val="36"/>
+          <w:szCs w:val="36"/>
+        </w:rPr>
+        <w:t>onditionally insert if non-null</w:t>
+      </w:r>
+      <w:r>
+        <w:rPr>
+          <w:sz w:val="36"/>
+          <w:szCs w:val="36"/>
+        </w:rPr>
+        <w:t xml:space="preserve"> and </w:t>
+      </w:r>
+      <w:r>
+        <w:rPr>
+          <w:b/>
+          <w:bCs/>
+          <w:sz w:val="36"/>
+          <w:szCs w:val="36"/>
+        </w:rPr>
+        <w:t>...?list</w:t>
+      </w:r>
+      <w:r>
+        <w:rPr>
+          <w:sz w:val="36"/>
+          <w:szCs w:val="36"/>
+        </w:rPr>
+        <w:t xml:space="preserve"> means s</w:t>
+      </w:r>
+      <w:r>
+        <w:rPr>
+          <w:sz w:val="36"/>
+          <w:szCs w:val="36"/>
+        </w:rPr>
+        <w:t>pread list</w:t>
+      </w:r>
+      <w:r>
+        <w:rPr>
+          <w:sz w:val="36"/>
+          <w:szCs w:val="36"/>
+        </w:rPr>
+        <w:t xml:space="preserve"> (paste list)</w:t>
+      </w:r>
+      <w:r>
+        <w:rPr>
+          <w:sz w:val="36"/>
+          <w:szCs w:val="36"/>
+        </w:rPr>
+        <w:t xml:space="preserve"> if non-null</w:t>
+      </w:r>
+      <w:r>
+        <w:rPr>
+          <w:sz w:val="36"/>
+          <w:szCs w:val="36"/>
+        </w:rPr>
+        <w:t>.</w:t>
+      </w:r>
+    </w:p>
+    <w:p>
+      <w:pPr>
+        <w:jc w:val="both"/>
+        <w:rPr>
+          <w:sz w:val="36"/>
+          <w:szCs w:val="36"/>
+        </w:rPr>
+      </w:pPr>
+      <w:proofErr w:type="gramStart"/>
+      <w:r>
+        <w:rPr>
+          <w:sz w:val="36"/>
+          <w:szCs w:val="36"/>
+        </w:rPr>
+        <w:t xml:space="preserve"># </w:t>
+      </w:r>
+      <w:r>
+        <w:rPr>
+          <w:b/>
+          <w:bCs/>
+          <w:sz w:val="36"/>
+          <w:szCs w:val="36"/>
+        </w:rPr>
+        <w:t>?item</w:t>
+      </w:r>
+      <w:proofErr w:type="gramEnd"/>
+      <w:r>
+        <w:rPr>
+          <w:sz w:val="36"/>
+          <w:szCs w:val="36"/>
+        </w:rPr>
+        <w:t xml:space="preserve"> adds one nullable item</w:t>
+      </w:r>
+    </w:p>
+    <w:p>
+      <w:pPr>
+        <w:jc w:val="both"/>
+        <w:rPr>
+          <w:b/>
+          <w:bCs/>
+          <w:color w:val="D86DCB" w:themeColor="accent5" w:themeTint="99"/>
+          <w:sz w:val="36"/>
+          <w:szCs w:val="36"/>
+        </w:rPr>
+      </w:pPr>
+      <w:proofErr w:type="gramStart"/>
+      <w:r>
+        <w:rPr>
+          <w:b/>
+          <w:bCs/>
+          <w:color w:val="D86DCB" w:themeColor="accent5" w:themeTint="99"/>
+          <w:sz w:val="36"/>
+          <w:szCs w:val="36"/>
+        </w:rPr>
+        <w:t>Row(</w:t>
+      </w:r>
+      <w:proofErr w:type="gramEnd"/>
+    </w:p>
+    <w:p>
+      <w:pPr>
+        <w:jc w:val="both"/>
+        <w:rPr>
+          <w:b/>
+          <w:bCs/>
+          <w:color w:val="D86DCB" w:themeColor="accent5" w:themeTint="99"/>
+          <w:sz w:val="36"/>
+          <w:szCs w:val="36"/>
+        </w:rPr>
+      </w:pPr>
+      <w:r>
+        <w:rPr>
+          <w:b/>
+          <w:bCs/>
+          <w:color w:val="D86DCB" w:themeColor="accent5" w:themeTint="99"/>
+          <w:sz w:val="36"/>
+          <w:szCs w:val="36"/>
+        </w:rPr>
+        <w:t>…</w:t>
+      </w:r>
+    </w:p>
+    <w:p>
+      <w:pPr>
+        <w:jc w:val="both"/>
+        <w:rPr>
+          <w:b/>
+          <w:bCs/>
+          <w:color w:val="D86DCB" w:themeColor="accent5" w:themeTint="99"/>
+          <w:sz w:val="36"/>
+          <w:szCs w:val="36"/>
+        </w:rPr>
+      </w:pPr>
+      <w:r>
+        <w:rPr>
+          <w:b/>
+          <w:bCs/>
+          <w:color w:val="D86DCB" w:themeColor="accent5" w:themeTint="99"/>
+          <w:sz w:val="36"/>
+          <w:szCs w:val="36"/>
+        </w:rPr>
+        <w:t xml:space="preserve">  </w:t>
+      </w:r>
+      <w:r>
+        <w:rPr>
+          <w:b/>
+          <w:bCs/>
+          <w:color w:val="D86DCB" w:themeColor="accent5" w:themeTint="99"/>
+          <w:sz w:val="36"/>
+          <w:szCs w:val="36"/>
+        </w:rPr>
+        <w:t xml:space="preserve"> </w:t>
+      </w:r>
+      <w:r>
+        <w:rPr>
+          <w:b/>
+          <w:bCs/>
+          <w:color w:val="D86DCB" w:themeColor="accent5" w:themeTint="99"/>
+          <w:sz w:val="36"/>
+          <w:szCs w:val="36"/>
+        </w:rPr>
+        <w:t>[</w:t>
+      </w:r>
+    </w:p>
+    <w:p>
+      <w:pPr>
+        <w:jc w:val="both"/>
+        <w:rPr>
+          <w:b/>
+          <w:bCs/>
+          <w:color w:val="D86DCB" w:themeColor="accent5" w:themeTint="99"/>
+          <w:sz w:val="36"/>
+          <w:szCs w:val="36"/>
+        </w:rPr>
+      </w:pPr>
+      <w:r>
+        <w:rPr>
+          <w:b/>
+          <w:bCs/>
+          <w:color w:val="D86DCB" w:themeColor="accent5" w:themeTint="99"/>
+          <w:sz w:val="36"/>
+          <w:szCs w:val="36"/>
+        </w:rPr>
+        <w:t xml:space="preserve">  </w:t>
+      </w:r>
+      <w:r>
+        <w:rPr>
+          <w:b/>
+          <w:bCs/>
+          <w:color w:val="D86DCB" w:themeColor="accent5" w:themeTint="99"/>
+          <w:sz w:val="36"/>
+          <w:szCs w:val="36"/>
+        </w:rPr>
+        <w:t xml:space="preserve">    </w:t>
+      </w:r>
+      <w:proofErr w:type="gramStart"/>
+      <w:r>
+        <w:rPr>
+          <w:b/>
+          <w:bCs/>
+          <w:color w:val="D86DCB" w:themeColor="accent5" w:themeTint="99"/>
+          <w:sz w:val="36"/>
+          <w:szCs w:val="36"/>
+        </w:rPr>
+        <w:t>?widget</w:t>
+      </w:r>
+      <w:proofErr w:type="gramEnd"/>
+    </w:p>
+    <w:p>
+      <w:pPr>
+        <w:jc w:val="both"/>
+        <w:rPr>
+          <w:b/>
+          <w:bCs/>
+          <w:color w:val="D86DCB" w:themeColor="accent5" w:themeTint="99"/>
+          <w:sz w:val="36"/>
+          <w:szCs w:val="36"/>
+        </w:rPr>
+      </w:pPr>
+      <w:r>
+        <w:rPr>
+          <w:b/>
+          <w:bCs/>
+          <w:color w:val="D86DCB" w:themeColor="accent5" w:themeTint="99"/>
+          <w:sz w:val="36"/>
+          <w:szCs w:val="36"/>
+        </w:rPr>
+        <w:t xml:space="preserve">  ]</w:t>
       </w:r>
     </w:p>
     <w:p>
@@ -3545,227 +4311,158 @@
           <w:sz w:val="36"/>
           <w:szCs w:val="36"/>
         </w:rPr>
-        <w:t># New way after null aware elements:</w:t>
-      </w:r>
-    </w:p>
-    <w:p>
-      <w:pPr>
-        <w:jc w:val="both"/>
-        <w:rPr>
-          <w:b/>
-          <w:bCs/>
-          <w:color w:val="D86DCB" w:themeColor="accent5" w:themeTint="99"/>
-          <w:sz w:val="36"/>
-          <w:szCs w:val="36"/>
-        </w:rPr>
-      </w:pPr>
-      <w:r>
-        <w:rPr>
-          <w:b/>
-          <w:bCs/>
-          <w:color w:val="D86DCB" w:themeColor="accent5" w:themeTint="99"/>
-          <w:sz w:val="36"/>
-          <w:szCs w:val="36"/>
-        </w:rPr>
-        <w:t>Column(</w:t>
-      </w:r>
-    </w:p>
-    <w:p>
-      <w:pPr>
-        <w:jc w:val="both"/>
-        <w:rPr>
-          <w:b/>
-          <w:bCs/>
-          <w:color w:val="D86DCB" w:themeColor="accent5" w:themeTint="99"/>
-          <w:sz w:val="36"/>
-          <w:szCs w:val="36"/>
-        </w:rPr>
-      </w:pPr>
-      <w:r>
-        <w:rPr>
-          <w:b/>
-          <w:bCs/>
-          <w:color w:val="D86DCB" w:themeColor="accent5" w:themeTint="99"/>
-          <w:sz w:val="36"/>
-          <w:szCs w:val="36"/>
-        </w:rPr>
-        <w:t xml:space="preserve">    children: [</w:t>
-      </w:r>
-    </w:p>
-    <w:p>
-      <w:pPr>
-        <w:jc w:val="both"/>
-        <w:rPr>
-          <w:b/>
-          <w:bCs/>
-          <w:color w:val="D86DCB" w:themeColor="accent5" w:themeTint="99"/>
-          <w:sz w:val="36"/>
-          <w:szCs w:val="36"/>
-        </w:rPr>
-      </w:pPr>
-      <w:r>
-        <w:rPr>
-          <w:b/>
-          <w:bCs/>
-          <w:color w:val="D86DCB" w:themeColor="accent5" w:themeTint="99"/>
-          <w:sz w:val="36"/>
-          <w:szCs w:val="36"/>
-        </w:rPr>
-        <w:t xml:space="preserve">       Text('Title'),</w:t>
-      </w:r>
-    </w:p>
-    <w:p>
-      <w:pPr>
-        <w:jc w:val="both"/>
-        <w:rPr>
-          <w:b/>
-          <w:bCs/>
-          <w:color w:val="D86DCB" w:themeColor="accent5" w:themeTint="99"/>
-          <w:sz w:val="36"/>
-          <w:szCs w:val="36"/>
-        </w:rPr>
-      </w:pPr>
-      <w:r>
-        <w:rPr>
-          <w:b/>
-          <w:bCs/>
-          <w:color w:val="D86DCB" w:themeColor="accent5" w:themeTint="99"/>
-          <w:sz w:val="36"/>
-          <w:szCs w:val="36"/>
-        </w:rPr>
-        <w:t xml:space="preserve">       ?</w:t>
-      </w:r>
-      <w:proofErr w:type="spellStart"/>
-      <w:r>
-        <w:rPr>
-          <w:b/>
-          <w:bCs/>
-          <w:color w:val="D86DCB" w:themeColor="accent5" w:themeTint="99"/>
-          <w:sz w:val="36"/>
-          <w:szCs w:val="36"/>
-        </w:rPr>
-        <w:t>subTitleWidget</w:t>
-      </w:r>
-      <w:proofErr w:type="spellEnd"/>
-      <w:r>
-        <w:rPr>
-          <w:b/>
-          <w:bCs/>
-          <w:color w:val="D86DCB" w:themeColor="accent5" w:themeTint="99"/>
-          <w:sz w:val="36"/>
-          <w:szCs w:val="36"/>
-        </w:rPr>
-        <w:t>,</w:t>
-      </w:r>
-    </w:p>
-    <w:p>
-      <w:pPr>
-        <w:jc w:val="both"/>
-        <w:rPr>
-          <w:b/>
-          <w:bCs/>
-          <w:color w:val="D86DCB" w:themeColor="accent5" w:themeTint="99"/>
-          <w:sz w:val="36"/>
-          <w:szCs w:val="36"/>
-        </w:rPr>
-      </w:pPr>
-      <w:r>
-        <w:rPr>
-          <w:b/>
-          <w:bCs/>
-          <w:color w:val="D86DCB" w:themeColor="accent5" w:themeTint="99"/>
-          <w:sz w:val="36"/>
-          <w:szCs w:val="36"/>
-        </w:rPr>
-        <w:t xml:space="preserve">       ?</w:t>
-      </w:r>
-      <w:proofErr w:type="spellStart"/>
-      <w:r>
-        <w:rPr>
-          <w:b/>
-          <w:bCs/>
-          <w:color w:val="D86DCB" w:themeColor="accent5" w:themeTint="99"/>
-          <w:sz w:val="36"/>
-          <w:szCs w:val="36"/>
-        </w:rPr>
-        <w:t>iconWidget</w:t>
-      </w:r>
-      <w:proofErr w:type="spellEnd"/>
-      <w:r>
-        <w:rPr>
-          <w:b/>
-          <w:bCs/>
-          <w:color w:val="D86DCB" w:themeColor="accent5" w:themeTint="99"/>
-          <w:sz w:val="36"/>
-          <w:szCs w:val="36"/>
-        </w:rPr>
-        <w:t>,</w:t>
-      </w:r>
-    </w:p>
-    <w:p>
-      <w:pPr>
-        <w:jc w:val="both"/>
-        <w:rPr>
-          <w:b/>
-          <w:bCs/>
-          <w:color w:val="D86DCB" w:themeColor="accent5" w:themeTint="99"/>
-          <w:sz w:val="36"/>
-          <w:szCs w:val="36"/>
-        </w:rPr>
-      </w:pPr>
-      <w:r>
-        <w:rPr>
-          <w:b/>
-          <w:bCs/>
-          <w:color w:val="D86DCB" w:themeColor="accent5" w:themeTint="99"/>
-          <w:sz w:val="36"/>
-          <w:szCs w:val="36"/>
-        </w:rPr>
-        <w:t xml:space="preserve">       ?</w:t>
-      </w:r>
-      <w:proofErr w:type="spellStart"/>
-      <w:r>
-        <w:rPr>
-          <w:b/>
-          <w:bCs/>
-          <w:color w:val="D86DCB" w:themeColor="accent5" w:themeTint="99"/>
-          <w:sz w:val="36"/>
-          <w:szCs w:val="36"/>
-        </w:rPr>
-        <w:t>footerWidget</w:t>
-      </w:r>
-      <w:proofErr w:type="spellEnd"/>
-      <w:r>
-        <w:rPr>
-          <w:b/>
-          <w:bCs/>
-          <w:color w:val="D86DCB" w:themeColor="accent5" w:themeTint="99"/>
-          <w:sz w:val="36"/>
-          <w:szCs w:val="36"/>
-        </w:rPr>
-        <w:t>,</w:t>
-      </w:r>
-    </w:p>
-    <w:p>
-      <w:pPr>
-        <w:jc w:val="both"/>
-        <w:rPr>
-          <w:b/>
-          <w:bCs/>
-          <w:color w:val="D86DCB" w:themeColor="accent5" w:themeTint="99"/>
-          <w:sz w:val="36"/>
-          <w:szCs w:val="36"/>
-        </w:rPr>
-      </w:pPr>
-      <w:r>
-        <w:rPr>
-          <w:b/>
-          <w:bCs/>
-          <w:color w:val="D86DCB" w:themeColor="accent5" w:themeTint="99"/>
-          <w:sz w:val="36"/>
-          <w:szCs w:val="36"/>
-        </w:rPr>
-        <w:t xml:space="preserve">    ],</w:t>
+        <w:t># While</w:t>
+      </w:r>
+      <w:r>
+        <w:rPr>
+          <w:b/>
+          <w:bCs/>
+          <w:sz w:val="36"/>
+          <w:szCs w:val="36"/>
+        </w:rPr>
+        <w:t xml:space="preserve"> </w:t>
+      </w:r>
+      <w:proofErr w:type="gramStart"/>
+      <w:r>
+        <w:rPr>
+          <w:b/>
+          <w:bCs/>
+          <w:sz w:val="36"/>
+          <w:szCs w:val="36"/>
+        </w:rPr>
+        <w:t>…?list</w:t>
+      </w:r>
+      <w:proofErr w:type="gramEnd"/>
+      <w:r>
+        <w:rPr>
+          <w:sz w:val="36"/>
+          <w:szCs w:val="36"/>
+        </w:rPr>
+        <w:t xml:space="preserve"> adds many nullable items (if not null)</w:t>
+      </w:r>
+    </w:p>
+    <w:p>
+      <w:pPr>
+        <w:jc w:val="both"/>
+        <w:rPr>
+          <w:b/>
+          <w:bCs/>
+          <w:color w:val="D86DCB" w:themeColor="accent5" w:themeTint="99"/>
+          <w:sz w:val="36"/>
+          <w:szCs w:val="36"/>
+        </w:rPr>
+      </w:pPr>
+      <w:proofErr w:type="gramStart"/>
+      <w:r>
+        <w:rPr>
+          <w:b/>
+          <w:bCs/>
+          <w:color w:val="D86DCB" w:themeColor="accent5" w:themeTint="99"/>
+          <w:sz w:val="36"/>
+          <w:szCs w:val="36"/>
+        </w:rPr>
+        <w:t>Row(</w:t>
+      </w:r>
+      <w:proofErr w:type="gramEnd"/>
+    </w:p>
+    <w:p>
+      <w:pPr>
+        <w:jc w:val="both"/>
+        <w:rPr>
+          <w:b/>
+          <w:bCs/>
+          <w:color w:val="D86DCB" w:themeColor="accent5" w:themeTint="99"/>
+          <w:sz w:val="36"/>
+          <w:szCs w:val="36"/>
+        </w:rPr>
+      </w:pPr>
+      <w:r>
+        <w:rPr>
+          <w:b/>
+          <w:bCs/>
+          <w:color w:val="D86DCB" w:themeColor="accent5" w:themeTint="99"/>
+          <w:sz w:val="36"/>
+          <w:szCs w:val="36"/>
+        </w:rPr>
+        <w:t>…</w:t>
+      </w:r>
+    </w:p>
+    <w:p>
+      <w:pPr>
+        <w:jc w:val="both"/>
+        <w:rPr>
+          <w:b/>
+          <w:bCs/>
+          <w:color w:val="D86DCB" w:themeColor="accent5" w:themeTint="99"/>
+          <w:sz w:val="36"/>
+          <w:szCs w:val="36"/>
+        </w:rPr>
+      </w:pPr>
+      <w:r>
+        <w:rPr>
+          <w:b/>
+          <w:bCs/>
+          <w:color w:val="D86DCB" w:themeColor="accent5" w:themeTint="99"/>
+          <w:sz w:val="36"/>
+          <w:szCs w:val="36"/>
+        </w:rPr>
+        <w:t xml:space="preserve">   [</w:t>
+      </w:r>
+    </w:p>
+    <w:p>
+      <w:pPr>
+        <w:jc w:val="both"/>
+        <w:rPr>
+          <w:b/>
+          <w:bCs/>
+          <w:color w:val="D86DCB" w:themeColor="accent5" w:themeTint="99"/>
+          <w:sz w:val="36"/>
+          <w:szCs w:val="36"/>
+        </w:rPr>
+      </w:pPr>
+      <w:r>
+        <w:rPr>
+          <w:b/>
+          <w:bCs/>
+          <w:color w:val="D86DCB" w:themeColor="accent5" w:themeTint="99"/>
+          <w:sz w:val="36"/>
+          <w:szCs w:val="36"/>
+        </w:rPr>
+        <w:t xml:space="preserve">      </w:t>
+      </w:r>
+      <w:proofErr w:type="gramStart"/>
+      <w:r>
+        <w:rPr>
+          <w:b/>
+          <w:bCs/>
+          <w:color w:val="D86DCB" w:themeColor="accent5" w:themeTint="99"/>
+          <w:sz w:val="36"/>
+          <w:szCs w:val="36"/>
+        </w:rPr>
+        <w:t>…?widgets</w:t>
+      </w:r>
+      <w:proofErr w:type="gramEnd"/>
+    </w:p>
+    <w:p>
+      <w:pPr>
+        <w:jc w:val="both"/>
+        <w:rPr>
+          <w:b/>
+          <w:bCs/>
+          <w:color w:val="D86DCB" w:themeColor="accent5" w:themeTint="99"/>
+          <w:sz w:val="36"/>
+          <w:szCs w:val="36"/>
+        </w:rPr>
+      </w:pPr>
+      <w:r>
+        <w:rPr>
+          <w:b/>
+          <w:bCs/>
+          <w:color w:val="D86DCB" w:themeColor="accent5" w:themeTint="99"/>
+          <w:sz w:val="36"/>
+          <w:szCs w:val="36"/>
+        </w:rPr>
+        <w:t xml:space="preserve">  ]</w:t>
       </w:r>
     </w:p>
     <w:p>
@@ -3788,6 +4485,231 @@
           <w:szCs w:val="36"/>
         </w:rPr>
         <w:t>)</w:t>
+      </w:r>
+    </w:p>
+    <w:p>
+      <w:pPr>
+        <w:jc w:val="both"/>
+        <w:rPr>
+          <w:sz w:val="36"/>
+          <w:szCs w:val="36"/>
+        </w:rPr>
+      </w:pPr>
+    </w:p>
+    <w:p>
+      <w:pPr>
+        <w:jc w:val="both"/>
+        <w:rPr>
+          <w:sz w:val="36"/>
+          <w:szCs w:val="36"/>
+        </w:rPr>
+      </w:pPr>
+      <w:r>
+        <w:rPr>
+          <w:sz w:val="36"/>
+          <w:szCs w:val="36"/>
+        </w:rPr>
+        <w:t>Importance:</w:t>
+      </w:r>
+    </w:p>
+    <w:p>
+      <w:pPr>
+        <w:jc w:val="both"/>
+        <w:rPr>
+          <w:sz w:val="36"/>
+          <w:szCs w:val="36"/>
+        </w:rPr>
+      </w:pPr>
+      <w:r>
+        <w:rPr>
+          <w:sz w:val="36"/>
+          <w:szCs w:val="36"/>
+        </w:rPr>
+        <w:t xml:space="preserve"># </w:t>
+      </w:r>
+      <w:r>
+        <w:rPr>
+          <w:b/>
+          <w:bCs/>
+          <w:sz w:val="36"/>
+          <w:szCs w:val="36"/>
+        </w:rPr>
+        <w:t>Dart</w:t>
+      </w:r>
+      <w:r>
+        <w:rPr>
+          <w:sz w:val="36"/>
+          <w:szCs w:val="36"/>
+        </w:rPr>
+        <w:t xml:space="preserve"> added this</w:t>
+      </w:r>
+      <w:r>
+        <w:rPr>
+          <w:sz w:val="36"/>
+          <w:szCs w:val="36"/>
+        </w:rPr>
+        <w:t xml:space="preserve"> b</w:t>
+      </w:r>
+      <w:r>
+        <w:rPr>
+          <w:sz w:val="36"/>
+          <w:szCs w:val="36"/>
+        </w:rPr>
+        <w:t>ecause</w:t>
+      </w:r>
+      <w:r>
+        <w:rPr>
+          <w:b/>
+          <w:bCs/>
+          <w:sz w:val="36"/>
+          <w:szCs w:val="36"/>
+        </w:rPr>
+        <w:t xml:space="preserve"> Flutter</w:t>
+      </w:r>
+      <w:r>
+        <w:rPr>
+          <w:sz w:val="36"/>
+          <w:szCs w:val="36"/>
+        </w:rPr>
+        <w:t xml:space="preserve"> developers write collection literals CONSTANTLY:</w:t>
+      </w:r>
+    </w:p>
+    <w:p>
+      <w:pPr>
+        <w:pStyle w:val="ListParagraph"/>
+        <w:numPr>
+          <w:ilvl w:val="0"/>
+          <w:numId w:val="2"/>
+        </w:numPr>
+        <w:jc w:val="both"/>
+        <w:rPr>
+          <w:b/>
+          <w:bCs/>
+          <w:sz w:val="36"/>
+          <w:szCs w:val="36"/>
+        </w:rPr>
+      </w:pPr>
+      <w:r>
+        <w:rPr>
+          <w:b/>
+          <w:bCs/>
+          <w:sz w:val="36"/>
+          <w:szCs w:val="36"/>
+        </w:rPr>
+        <w:lastRenderedPageBreak/>
+        <w:t>children: []</w:t>
+      </w:r>
+    </w:p>
+    <w:p>
+      <w:pPr>
+        <w:pStyle w:val="ListParagraph"/>
+        <w:numPr>
+          <w:ilvl w:val="0"/>
+          <w:numId w:val="2"/>
+        </w:numPr>
+        <w:jc w:val="both"/>
+        <w:rPr>
+          <w:b/>
+          <w:bCs/>
+          <w:sz w:val="36"/>
+          <w:szCs w:val="36"/>
+        </w:rPr>
+      </w:pPr>
+      <w:r>
+        <w:rPr>
+          <w:b/>
+          <w:bCs/>
+          <w:sz w:val="36"/>
+          <w:szCs w:val="36"/>
+        </w:rPr>
+        <w:t>actions: []</w:t>
+      </w:r>
+    </w:p>
+    <w:p>
+      <w:pPr>
+        <w:pStyle w:val="ListParagraph"/>
+        <w:numPr>
+          <w:ilvl w:val="0"/>
+          <w:numId w:val="2"/>
+        </w:numPr>
+        <w:jc w:val="both"/>
+        <w:rPr>
+          <w:b/>
+          <w:bCs/>
+          <w:sz w:val="36"/>
+          <w:szCs w:val="36"/>
+        </w:rPr>
+      </w:pPr>
+      <w:r>
+        <w:rPr>
+          <w:b/>
+          <w:bCs/>
+          <w:sz w:val="36"/>
+          <w:szCs w:val="36"/>
+        </w:rPr>
+        <w:t>items: []</w:t>
+      </w:r>
+    </w:p>
+    <w:p>
+      <w:pPr>
+        <w:pStyle w:val="ListParagraph"/>
+        <w:numPr>
+          <w:ilvl w:val="0"/>
+          <w:numId w:val="2"/>
+        </w:numPr>
+        <w:jc w:val="both"/>
+        <w:rPr>
+          <w:b/>
+          <w:bCs/>
+          <w:sz w:val="36"/>
+          <w:szCs w:val="36"/>
+        </w:rPr>
+      </w:pPr>
+      <w:r>
+        <w:rPr>
+          <w:b/>
+          <w:bCs/>
+          <w:sz w:val="36"/>
+          <w:szCs w:val="36"/>
+        </w:rPr>
+        <w:t>slivers: []</w:t>
+      </w:r>
+    </w:p>
+    <w:p>
+      <w:pPr>
+        <w:jc w:val="both"/>
+        <w:rPr>
+          <w:sz w:val="36"/>
+          <w:szCs w:val="36"/>
+        </w:rPr>
+      </w:pPr>
+      <w:r>
+        <w:rPr>
+          <w:sz w:val="36"/>
+          <w:szCs w:val="36"/>
+        </w:rPr>
+        <w:t xml:space="preserve"># </w:t>
+      </w:r>
+      <w:r>
+        <w:rPr>
+          <w:sz w:val="36"/>
+          <w:szCs w:val="36"/>
+        </w:rPr>
+        <w:t>And</w:t>
+      </w:r>
+      <w:r>
+        <w:rPr>
+          <w:sz w:val="36"/>
+          <w:szCs w:val="36"/>
+        </w:rPr>
+        <w:t xml:space="preserve"> adding</w:t>
+      </w:r>
+      <w:r>
+        <w:rPr>
+          <w:sz w:val="36"/>
+          <w:szCs w:val="36"/>
+        </w:rPr>
+        <w:t xml:space="preserve"> null-check boilerplate became annoying.</w:t>
       </w:r>
     </w:p>
     <w:p>
@@ -3925,6 +4847,119 @@
 <file path=word/numbering.xml><?xml version="1.0" encoding="utf-8"?>
 <w:numbering xmlns:wpc="http://schemas.microsoft.com/office/word/2010/wordprocessingCanvas" xmlns:cx="http://schemas.microsoft.com/office/drawing/2014/chartex" xmlns:cx1="http://schemas.microsoft.com/office/drawing/2015/9/8/chartex" xmlns:cx2="http://schemas.microsoft.com/office/drawing/2015/10/21/chartex" xmlns:cx3="http://schemas.microsoft.com/office/drawing/2016/5/9/chartex" xmlns:cx4="http://schemas.microsoft.com/office/drawing/2016/5/10/chartex" xmlns:cx5="http://schemas.microsoft.com/office/drawing/2016/5/11/chartex" xmlns:cx6="http://schemas.microsoft.com/office/drawing/2016/5/12/chartex" xmlns:cx7="http://schemas.microsoft.com/office/drawing/2016/5/13/chartex" xmlns:cx8="http://schemas.microsoft.com/office/drawing/2016/5/14/chartex" xmlns:mc="http://schemas.openxmlformats.org/markup-compatibility/2006" xmlns:aink="http://schemas.microsoft.com/office/drawing/2016/ink" xmlns:am3d="http://schemas.microsoft.com/office/drawing/2017/model3d" xmlns:o="urn:schemas-microsoft-com:office:office" xmlns:oel="http://schemas.microsoft.com/office/2019/extlst" xmlns:r="http://schemas.openxmlformats.org/officeDocument/2006/relationships" xmlns:m="http://schemas.openxmlformats.org/officeDocument/2006/math" xmlns:v="urn:schemas-microsoft-com:vml" xmlns:wp14="http://schemas.microsoft.com/office/word/2010/wordprocessingDrawing" xmlns:wp="http://schemas.openxmlformats.org/drawingml/2006/wordprocessingDrawing" xmlns:w10="urn:schemas-microsoft-com:office:word" xmlns:w="http://schemas.openxmlformats.org/wordprocessingml/2006/main" xmlns:w14="http://schemas.microsoft.com/office/word/2010/wordml" xmlns:w15="http://schemas.microsoft.com/office/word/2012/wordml" xmlns:w16cex="http://schemas.microsoft.com/office/word/2018/wordml/cex" xmlns:w16cid="http://schemas.microsoft.com/office/word/2016/wordml/cid" xmlns:w16="http://schemas.microsoft.com/office/word/2018/wordml" xmlns:w16sdtdh="http://schemas.microsoft.com/office/word/2020/wordml/sdtdatahash" xmlns:w16se="http://schemas.microsoft.com/office/word/2015/wordml/symex" xmlns:wpg="http://schemas.microsoft.com/office/word/2010/wordprocessingGroup" xmlns:wpi="http://schemas.microsoft.com/office/word/2010/wordprocessingInk" xmlns:wne="http://schemas.microsoft.com/office/word/2006/wordml" xmlns:wps="http://schemas.microsoft.com/office/word/2010/wordprocessingShape" mc:Ignorable="w14 w15 w16se w16cid w16 w16cex w16sdtdh wp14">
   <w:abstractNum w:abstractNumId="0" w15:restartNumberingAfterBreak="0">
+    <w:nsid w:val="279F34F6"/>
+    <w:multiLevelType w:val="hybridMultilevel"/>
+    <w:tmpl w:val="14707D12"/>
+    <w:lvl w:ilvl="0" w:tplc="04090001">
+      <w:start w:val="1"/>
+      <w:numFmt w:val="bullet"/>
+      <w:lvlText w:val=""/>
+      <w:lvlJc w:val="left"/>
+      <w:pPr>
+        <w:ind w:left="360" w:hanging="360"/>
+      </w:pPr>
+      <w:rPr>
+        <w:rFonts w:ascii="Symbol" w:hAnsi="Symbol" w:hint="default"/>
+      </w:rPr>
+    </w:lvl>
+    <w:lvl w:ilvl="1" w:tplc="04090003" w:tentative="1">
+      <w:start w:val="1"/>
+      <w:numFmt w:val="bullet"/>
+      <w:lvlText w:val="o"/>
+      <w:lvlJc w:val="left"/>
+      <w:pPr>
+        <w:ind w:left="1080" w:hanging="360"/>
+      </w:pPr>
+      <w:rPr>
+        <w:rFonts w:ascii="Courier New" w:hAnsi="Courier New" w:cs="Courier New" w:hint="default"/>
+      </w:rPr>
+    </w:lvl>
+    <w:lvl w:ilvl="2" w:tplc="04090005" w:tentative="1">
+      <w:start w:val="1"/>
+      <w:numFmt w:val="bullet"/>
+      <w:lvlText w:val=""/>
+      <w:lvlJc w:val="left"/>
+      <w:pPr>
+        <w:ind w:left="1800" w:hanging="360"/>
+      </w:pPr>
+      <w:rPr>
+        <w:rFonts w:ascii="Wingdings" w:hAnsi="Wingdings" w:hint="default"/>
+      </w:rPr>
+    </w:lvl>
+    <w:lvl w:ilvl="3" w:tplc="04090001" w:tentative="1">
+      <w:start w:val="1"/>
+      <w:numFmt w:val="bullet"/>
+      <w:lvlText w:val=""/>
+      <w:lvlJc w:val="left"/>
+      <w:pPr>
+        <w:ind w:left="2520" w:hanging="360"/>
+      </w:pPr>
+      <w:rPr>
+        <w:rFonts w:ascii="Symbol" w:hAnsi="Symbol" w:hint="default"/>
+      </w:rPr>
+    </w:lvl>
+    <w:lvl w:ilvl="4" w:tplc="04090003" w:tentative="1">
+      <w:start w:val="1"/>
+      <w:numFmt w:val="bullet"/>
+      <w:lvlText w:val="o"/>
+      <w:lvlJc w:val="left"/>
+      <w:pPr>
+        <w:ind w:left="3240" w:hanging="360"/>
+      </w:pPr>
+      <w:rPr>
+        <w:rFonts w:ascii="Courier New" w:hAnsi="Courier New" w:cs="Courier New" w:hint="default"/>
+      </w:rPr>
+    </w:lvl>
+    <w:lvl w:ilvl="5" w:tplc="04090005" w:tentative="1">
+      <w:start w:val="1"/>
+      <w:numFmt w:val="bullet"/>
+      <w:lvlText w:val=""/>
+      <w:lvlJc w:val="left"/>
+      <w:pPr>
+        <w:ind w:left="3960" w:hanging="360"/>
+      </w:pPr>
+      <w:rPr>
+        <w:rFonts w:ascii="Wingdings" w:hAnsi="Wingdings" w:hint="default"/>
+      </w:rPr>
+    </w:lvl>
+    <w:lvl w:ilvl="6" w:tplc="04090001" w:tentative="1">
+      <w:start w:val="1"/>
+      <w:numFmt w:val="bullet"/>
+      <w:lvlText w:val=""/>
+      <w:lvlJc w:val="left"/>
+      <w:pPr>
+        <w:ind w:left="4680" w:hanging="360"/>
+      </w:pPr>
+      <w:rPr>
+        <w:rFonts w:ascii="Symbol" w:hAnsi="Symbol" w:hint="default"/>
+      </w:rPr>
+    </w:lvl>
+    <w:lvl w:ilvl="7" w:tplc="04090003" w:tentative="1">
+      <w:start w:val="1"/>
+      <w:numFmt w:val="bullet"/>
+      <w:lvlText w:val="o"/>
+      <w:lvlJc w:val="left"/>
+      <w:pPr>
+        <w:ind w:left="5400" w:hanging="360"/>
+      </w:pPr>
+      <w:rPr>
+        <w:rFonts w:ascii="Courier New" w:hAnsi="Courier New" w:cs="Courier New" w:hint="default"/>
+      </w:rPr>
+    </w:lvl>
+    <w:lvl w:ilvl="8" w:tplc="04090005" w:tentative="1">
+      <w:start w:val="1"/>
+      <w:numFmt w:val="bullet"/>
+      <w:lvlText w:val=""/>
+      <w:lvlJc w:val="left"/>
+      <w:pPr>
+        <w:ind w:left="6120" w:hanging="360"/>
+      </w:pPr>
+      <w:rPr>
+        <w:rFonts w:ascii="Wingdings" w:hAnsi="Wingdings" w:hint="default"/>
+      </w:rPr>
+    </w:lvl>
+  </w:abstractNum>
+  <w:abstractNum w:abstractNumId="1" w15:restartNumberingAfterBreak="0">
     <w:nsid w:val="6F6B2FE8"/>
     <w:multiLevelType w:val="hybridMultilevel"/>
     <w:tmpl w:val="4CC81648"/>
@@ -4016,6 +5051,9 @@
     </w:lvl>
   </w:abstractNum>
   <w:num w:numId="1" w16cid:durableId="1424304154">
+    <w:abstractNumId w:val="1"/>
+  </w:num>
+  <w:num w:numId="2" w16cid:durableId="1690060198">
     <w:abstractNumId w:val="0"/>
   </w:num>
 </w:numbering>
@@ -4624,7 +5662,6 @@
   <w:style w:type="character" w:default="1" w:styleId="DefaultParagraphFont">
     <w:name w:val="Default Paragraph Font"/>
     <w:uiPriority w:val="1"/>
-    <w:semiHidden/>
     <w:unhideWhenUsed/>
   </w:style>
   <w:style w:type="table" w:default="1" w:styleId="TableNormal">

--- a/d1_dart_null_safety.docx
+++ b/d1_dart_null_safety.docx
@@ -6,12 +6,14 @@
       <w:pPr>
         <w:jc w:val="center"/>
         <w:rPr>
+          <w:rFonts w:ascii="Carlito" w:hAnsi="Carlito" w:cs="Carlito"/>
           <w:sz w:val="40"/>
           <w:szCs w:val="40"/>
         </w:rPr>
       </w:pPr>
       <w:r>
         <w:rPr>
+          <w:rFonts w:ascii="Carlito" w:hAnsi="Carlito" w:cs="Carlito"/>
           <w:b/>
           <w:bCs/>
           <w:sz w:val="40"/>
@@ -29,14 +31,16 @@
         </w:numPr>
         <w:jc w:val="both"/>
         <w:rPr>
-          <w:b/>
-          <w:bCs/>
-          <w:sz w:val="32"/>
-          <w:szCs w:val="32"/>
-        </w:rPr>
-      </w:pPr>
-      <w:r>
-        <w:rPr>
+          <w:rFonts w:ascii="Carlito" w:hAnsi="Carlito" w:cs="Carlito"/>
+          <w:b/>
+          <w:bCs/>
+          <w:sz w:val="32"/>
+          <w:szCs w:val="32"/>
+        </w:rPr>
+      </w:pPr>
+      <w:r>
+        <w:rPr>
+          <w:rFonts w:ascii="Carlito" w:hAnsi="Carlito" w:cs="Carlito"/>
           <w:sz w:val="32"/>
           <w:szCs w:val="32"/>
         </w:rPr>
@@ -44,6 +48,7 @@
       </w:r>
       <w:r>
         <w:rPr>
+          <w:rFonts w:ascii="Carlito" w:hAnsi="Carlito" w:cs="Carlito"/>
           <w:sz w:val="32"/>
           <w:szCs w:val="32"/>
         </w:rPr>
@@ -59,14 +64,16 @@
         </w:numPr>
         <w:jc w:val="both"/>
         <w:rPr>
-          <w:b/>
-          <w:bCs/>
-          <w:sz w:val="32"/>
-          <w:szCs w:val="32"/>
-        </w:rPr>
-      </w:pPr>
-      <w:r>
-        <w:rPr>
+          <w:rFonts w:ascii="Carlito" w:hAnsi="Carlito" w:cs="Carlito"/>
+          <w:b/>
+          <w:bCs/>
+          <w:sz w:val="32"/>
+          <w:szCs w:val="32"/>
+        </w:rPr>
+      </w:pPr>
+      <w:r>
+        <w:rPr>
+          <w:rFonts w:ascii="Carlito" w:hAnsi="Carlito" w:cs="Carlito"/>
           <w:sz w:val="32"/>
           <w:szCs w:val="32"/>
         </w:rPr>
@@ -74,6 +81,7 @@
       </w:r>
       <w:r>
         <w:rPr>
+          <w:rFonts w:ascii="Carlito" w:hAnsi="Carlito" w:cs="Carlito"/>
           <w:sz w:val="32"/>
           <w:szCs w:val="32"/>
         </w:rPr>
@@ -89,14 +97,16 @@
         </w:numPr>
         <w:jc w:val="both"/>
         <w:rPr>
-          <w:b/>
-          <w:bCs/>
-          <w:sz w:val="32"/>
-          <w:szCs w:val="32"/>
-        </w:rPr>
-      </w:pPr>
-      <w:r>
-        <w:rPr>
+          <w:rFonts w:ascii="Carlito" w:hAnsi="Carlito" w:cs="Carlito"/>
+          <w:b/>
+          <w:bCs/>
+          <w:sz w:val="32"/>
+          <w:szCs w:val="32"/>
+        </w:rPr>
+      </w:pPr>
+      <w:r>
+        <w:rPr>
+          <w:rFonts w:ascii="Carlito" w:hAnsi="Carlito" w:cs="Carlito"/>
           <w:sz w:val="32"/>
           <w:szCs w:val="32"/>
         </w:rPr>
@@ -112,12 +122,14 @@
         </w:numPr>
         <w:jc w:val="both"/>
         <w:rPr>
-          <w:sz w:val="32"/>
-          <w:szCs w:val="32"/>
-        </w:rPr>
-      </w:pPr>
-      <w:r>
-        <w:rPr>
+          <w:rFonts w:ascii="Carlito" w:hAnsi="Carlito" w:cs="Carlito"/>
+          <w:sz w:val="32"/>
+          <w:szCs w:val="32"/>
+        </w:rPr>
+      </w:pPr>
+      <w:r>
+        <w:rPr>
+          <w:rFonts w:ascii="Carlito" w:hAnsi="Carlito" w:cs="Carlito"/>
           <w:sz w:val="32"/>
           <w:szCs w:val="32"/>
         </w:rPr>
@@ -133,12 +145,14 @@
         </w:numPr>
         <w:jc w:val="both"/>
         <w:rPr>
-          <w:sz w:val="32"/>
-          <w:szCs w:val="32"/>
-        </w:rPr>
-      </w:pPr>
-      <w:r>
-        <w:rPr>
+          <w:rFonts w:ascii="Carlito" w:hAnsi="Carlito" w:cs="Carlito"/>
+          <w:sz w:val="32"/>
+          <w:szCs w:val="32"/>
+        </w:rPr>
+      </w:pPr>
+      <w:r>
+        <w:rPr>
+          <w:rFonts w:ascii="Carlito" w:hAnsi="Carlito" w:cs="Carlito"/>
           <w:sz w:val="32"/>
           <w:szCs w:val="32"/>
         </w:rPr>
@@ -154,12 +168,14 @@
         </w:numPr>
         <w:jc w:val="both"/>
         <w:rPr>
-          <w:sz w:val="32"/>
-          <w:szCs w:val="32"/>
-        </w:rPr>
-      </w:pPr>
-      <w:r>
-        <w:rPr>
+          <w:rFonts w:ascii="Carlito" w:hAnsi="Carlito" w:cs="Carlito"/>
+          <w:sz w:val="32"/>
+          <w:szCs w:val="32"/>
+        </w:rPr>
+      </w:pPr>
+      <w:r>
+        <w:rPr>
+          <w:rFonts w:ascii="Carlito" w:hAnsi="Carlito" w:cs="Carlito"/>
           <w:sz w:val="32"/>
           <w:szCs w:val="32"/>
         </w:rPr>
@@ -175,12 +191,14 @@
         </w:numPr>
         <w:jc w:val="both"/>
         <w:rPr>
-          <w:sz w:val="32"/>
-          <w:szCs w:val="32"/>
-        </w:rPr>
-      </w:pPr>
-      <w:r>
-        <w:rPr>
+          <w:rFonts w:ascii="Carlito" w:hAnsi="Carlito" w:cs="Carlito"/>
+          <w:sz w:val="32"/>
+          <w:szCs w:val="32"/>
+        </w:rPr>
+      </w:pPr>
+      <w:r>
+        <w:rPr>
+          <w:rFonts w:ascii="Carlito" w:hAnsi="Carlito" w:cs="Carlito"/>
           <w:sz w:val="32"/>
           <w:szCs w:val="32"/>
         </w:rPr>
@@ -196,12 +214,14 @@
         </w:numPr>
         <w:jc w:val="both"/>
         <w:rPr>
-          <w:sz w:val="32"/>
-          <w:szCs w:val="32"/>
-        </w:rPr>
-      </w:pPr>
-      <w:r>
-        <w:rPr>
+          <w:rFonts w:ascii="Carlito" w:hAnsi="Carlito" w:cs="Carlito"/>
+          <w:sz w:val="32"/>
+          <w:szCs w:val="32"/>
+        </w:rPr>
+      </w:pPr>
+      <w:r>
+        <w:rPr>
+          <w:rFonts w:ascii="Carlito" w:hAnsi="Carlito" w:cs="Carlito"/>
           <w:b/>
           <w:bCs/>
           <w:sz w:val="32"/>
@@ -211,6 +231,7 @@
       </w:r>
       <w:r>
         <w:rPr>
+          <w:rFonts w:ascii="Carlito" w:hAnsi="Carlito" w:cs="Carlito"/>
           <w:sz w:val="32"/>
           <w:szCs w:val="32"/>
         </w:rPr>
@@ -226,12 +247,14 @@
         </w:numPr>
         <w:jc w:val="both"/>
         <w:rPr>
-          <w:sz w:val="32"/>
-          <w:szCs w:val="32"/>
-        </w:rPr>
-      </w:pPr>
-      <w:r>
-        <w:rPr>
+          <w:rFonts w:ascii="Carlito" w:hAnsi="Carlito" w:cs="Carlito"/>
+          <w:sz w:val="32"/>
+          <w:szCs w:val="32"/>
+        </w:rPr>
+      </w:pPr>
+      <w:r>
+        <w:rPr>
+          <w:rFonts w:ascii="Carlito" w:hAnsi="Carlito" w:cs="Carlito"/>
           <w:sz w:val="32"/>
           <w:szCs w:val="32"/>
         </w:rPr>
@@ -247,12 +270,14 @@
         </w:numPr>
         <w:jc w:val="both"/>
         <w:rPr>
-          <w:sz w:val="32"/>
-          <w:szCs w:val="32"/>
-        </w:rPr>
-      </w:pPr>
-      <w:r>
-        <w:rPr>
+          <w:rFonts w:ascii="Carlito" w:hAnsi="Carlito" w:cs="Carlito"/>
+          <w:sz w:val="32"/>
+          <w:szCs w:val="32"/>
+        </w:rPr>
+      </w:pPr>
+      <w:r>
+        <w:rPr>
+          <w:rFonts w:ascii="Carlito" w:hAnsi="Carlito" w:cs="Carlito"/>
           <w:sz w:val="32"/>
           <w:szCs w:val="32"/>
         </w:rPr>
@@ -260,6 +285,7 @@
       </w:r>
       <w:r>
         <w:rPr>
+          <w:rFonts w:ascii="Carlito" w:hAnsi="Carlito" w:cs="Carlito"/>
           <w:b/>
           <w:bCs/>
           <w:sz w:val="32"/>
@@ -269,6 +295,7 @@
       </w:r>
       <w:r>
         <w:rPr>
+          <w:rFonts w:ascii="Carlito" w:hAnsi="Carlito" w:cs="Carlito"/>
           <w:sz w:val="32"/>
           <w:szCs w:val="32"/>
         </w:rPr>
@@ -276,6 +303,7 @@
       </w:r>
       <w:r>
         <w:rPr>
+          <w:rFonts w:ascii="Carlito" w:hAnsi="Carlito" w:cs="Carlito"/>
           <w:b/>
           <w:bCs/>
           <w:sz w:val="32"/>
@@ -285,6 +313,7 @@
       </w:r>
       <w:r>
         <w:rPr>
+          <w:rFonts w:ascii="Carlito" w:hAnsi="Carlito" w:cs="Carlito"/>
           <w:sz w:val="32"/>
           <w:szCs w:val="32"/>
         </w:rPr>
@@ -292,6 +321,7 @@
       </w:r>
       <w:r>
         <w:rPr>
+          <w:rFonts w:ascii="Carlito" w:hAnsi="Carlito" w:cs="Carlito"/>
           <w:b/>
           <w:bCs/>
           <w:sz w:val="32"/>
@@ -301,6 +331,7 @@
       </w:r>
       <w:r>
         <w:rPr>
+          <w:rFonts w:ascii="Carlito" w:hAnsi="Carlito" w:cs="Carlito"/>
           <w:sz w:val="32"/>
           <w:szCs w:val="32"/>
         </w:rPr>
@@ -316,12 +347,14 @@
         </w:numPr>
         <w:jc w:val="both"/>
         <w:rPr>
-          <w:sz w:val="32"/>
-          <w:szCs w:val="32"/>
-        </w:rPr>
-      </w:pPr>
-      <w:r>
-        <w:rPr>
+          <w:rFonts w:ascii="Carlito" w:hAnsi="Carlito" w:cs="Carlito"/>
+          <w:sz w:val="32"/>
+          <w:szCs w:val="32"/>
+        </w:rPr>
+      </w:pPr>
+      <w:r>
+        <w:rPr>
+          <w:rFonts w:ascii="Carlito" w:hAnsi="Carlito" w:cs="Carlito"/>
           <w:sz w:val="32"/>
           <w:szCs w:val="32"/>
         </w:rPr>
@@ -329,6 +362,7 @@
       </w:r>
       <w:r>
         <w:rPr>
+          <w:rFonts w:ascii="Carlito" w:hAnsi="Carlito" w:cs="Carlito"/>
           <w:b/>
           <w:bCs/>
           <w:sz w:val="32"/>
@@ -338,6 +372,7 @@
       </w:r>
       <w:r>
         <w:rPr>
+          <w:rFonts w:ascii="Carlito" w:hAnsi="Carlito" w:cs="Carlito"/>
           <w:sz w:val="32"/>
           <w:szCs w:val="32"/>
         </w:rPr>
@@ -347,12 +382,14 @@
     <w:p>
       <w:pPr>
         <w:rPr>
-          <w:sz w:val="32"/>
-          <w:szCs w:val="32"/>
-        </w:rPr>
-      </w:pPr>
-      <w:r>
-        <w:rPr>
+          <w:rFonts w:ascii="Carlito" w:hAnsi="Carlito" w:cs="Carlito"/>
+          <w:sz w:val="32"/>
+          <w:szCs w:val="32"/>
+        </w:rPr>
+      </w:pPr>
+      <w:r>
+        <w:rPr>
+          <w:rFonts w:ascii="Carlito" w:hAnsi="Carlito" w:cs="Carlito"/>
           <w:sz w:val="32"/>
           <w:szCs w:val="32"/>
         </w:rPr>
@@ -362,12 +399,14 @@
     <w:p>
       <w:pPr>
         <w:rPr>
-          <w:sz w:val="32"/>
-          <w:szCs w:val="32"/>
-        </w:rPr>
-      </w:pPr>
-      <w:r>
-        <w:rPr>
+          <w:rFonts w:ascii="Carlito" w:hAnsi="Carlito" w:cs="Carlito"/>
+          <w:sz w:val="32"/>
+          <w:szCs w:val="32"/>
+        </w:rPr>
+      </w:pPr>
+      <w:r>
+        <w:rPr>
+          <w:rFonts w:ascii="Carlito" w:hAnsi="Carlito" w:cs="Carlito"/>
           <w:b/>
           <w:bCs/>
           <w:sz w:val="32"/>
@@ -381,12 +420,14 @@
       <w:pPr>
         <w:jc w:val="both"/>
         <w:rPr>
-          <w:sz w:val="32"/>
-          <w:szCs w:val="32"/>
-        </w:rPr>
-      </w:pPr>
-      <w:r>
-        <w:rPr>
+          <w:rFonts w:ascii="Carlito" w:hAnsi="Carlito" w:cs="Carlito"/>
+          <w:sz w:val="32"/>
+          <w:szCs w:val="32"/>
+        </w:rPr>
+      </w:pPr>
+      <w:r>
+        <w:rPr>
+          <w:rFonts w:ascii="Carlito" w:hAnsi="Carlito" w:cs="Carlito"/>
           <w:sz w:val="32"/>
           <w:szCs w:val="32"/>
         </w:rPr>
@@ -394,6 +435,7 @@
       </w:r>
       <w:r>
         <w:rPr>
+          <w:rFonts w:ascii="Carlito" w:hAnsi="Carlito" w:cs="Carlito"/>
           <w:b/>
           <w:bCs/>
           <w:sz w:val="32"/>
@@ -403,6 +445,7 @@
       </w:r>
       <w:r>
         <w:rPr>
+          <w:rFonts w:ascii="Carlito" w:hAnsi="Carlito" w:cs="Carlito"/>
           <w:sz w:val="32"/>
           <w:szCs w:val="32"/>
         </w:rPr>
@@ -410,6 +453,7 @@
       </w:r>
       <w:r>
         <w:rPr>
+          <w:rFonts w:ascii="Carlito" w:hAnsi="Carlito" w:cs="Carlito"/>
           <w:sz w:val="32"/>
           <w:szCs w:val="32"/>
         </w:rPr>
@@ -417,6 +461,7 @@
       </w:r>
       <w:r>
         <w:rPr>
+          <w:rFonts w:ascii="Carlito" w:hAnsi="Carlito" w:cs="Carlito"/>
           <w:sz w:val="32"/>
           <w:szCs w:val="32"/>
         </w:rPr>
@@ -424,6 +469,7 @@
       </w:r>
       <w:r>
         <w:rPr>
+          <w:rFonts w:ascii="Carlito" w:hAnsi="Carlito" w:cs="Carlito"/>
           <w:sz w:val="32"/>
           <w:szCs w:val="32"/>
         </w:rPr>
@@ -434,15 +480,17 @@
       <w:pPr>
         <w:jc w:val="both"/>
         <w:rPr>
-          <w:b/>
-          <w:bCs/>
-          <w:color w:val="D86DCB" w:themeColor="accent5" w:themeTint="99"/>
-          <w:sz w:val="32"/>
-          <w:szCs w:val="32"/>
-        </w:rPr>
-      </w:pPr>
-      <w:r>
-        <w:rPr>
+          <w:rFonts w:ascii="Carlito" w:hAnsi="Carlito" w:cs="Carlito"/>
+          <w:b/>
+          <w:bCs/>
+          <w:color w:val="D86DCB" w:themeColor="accent5" w:themeTint="99"/>
+          <w:sz w:val="32"/>
+          <w:szCs w:val="32"/>
+        </w:rPr>
+      </w:pPr>
+      <w:r>
+        <w:rPr>
+          <w:rFonts w:ascii="Carlito" w:hAnsi="Carlito" w:cs="Carlito"/>
           <w:b/>
           <w:bCs/>
           <w:color w:val="D86DCB" w:themeColor="accent5" w:themeTint="99"/>
@@ -456,15 +504,17 @@
       <w:pPr>
         <w:jc w:val="both"/>
         <w:rPr>
-          <w:b/>
-          <w:bCs/>
-          <w:color w:val="D86DCB" w:themeColor="accent5" w:themeTint="99"/>
-          <w:sz w:val="32"/>
-          <w:szCs w:val="32"/>
-        </w:rPr>
-      </w:pPr>
-      <w:r>
-        <w:rPr>
+          <w:rFonts w:ascii="Carlito" w:hAnsi="Carlito" w:cs="Carlito"/>
+          <w:b/>
+          <w:bCs/>
+          <w:color w:val="D86DCB" w:themeColor="accent5" w:themeTint="99"/>
+          <w:sz w:val="32"/>
+          <w:szCs w:val="32"/>
+        </w:rPr>
+      </w:pPr>
+      <w:r>
+        <w:rPr>
+          <w:rFonts w:ascii="Carlito" w:hAnsi="Carlito" w:cs="Carlito"/>
           <w:b/>
           <w:bCs/>
           <w:color w:val="D86DCB" w:themeColor="accent5" w:themeTint="99"/>
@@ -478,15 +528,17 @@
       <w:pPr>
         <w:jc w:val="both"/>
         <w:rPr>
-          <w:b/>
-          <w:bCs/>
-          <w:color w:val="D86DCB" w:themeColor="accent5" w:themeTint="99"/>
-          <w:sz w:val="32"/>
-          <w:szCs w:val="32"/>
-        </w:rPr>
-      </w:pPr>
-      <w:r>
-        <w:rPr>
+          <w:rFonts w:ascii="Carlito" w:hAnsi="Carlito" w:cs="Carlito"/>
+          <w:b/>
+          <w:bCs/>
+          <w:color w:val="D86DCB" w:themeColor="accent5" w:themeTint="99"/>
+          <w:sz w:val="32"/>
+          <w:szCs w:val="32"/>
+        </w:rPr>
+      </w:pPr>
+      <w:r>
+        <w:rPr>
+          <w:rFonts w:ascii="Carlito" w:hAnsi="Carlito" w:cs="Carlito"/>
           <w:b/>
           <w:bCs/>
           <w:color w:val="D86DCB" w:themeColor="accent5" w:themeTint="99"/>
@@ -500,15 +552,17 @@
       <w:pPr>
         <w:jc w:val="both"/>
         <w:rPr>
-          <w:b/>
-          <w:bCs/>
-          <w:color w:val="D86DCB" w:themeColor="accent5" w:themeTint="99"/>
-          <w:sz w:val="32"/>
-          <w:szCs w:val="32"/>
-        </w:rPr>
-      </w:pPr>
-      <w:r>
-        <w:rPr>
+          <w:rFonts w:ascii="Carlito" w:hAnsi="Carlito" w:cs="Carlito"/>
+          <w:b/>
+          <w:bCs/>
+          <w:color w:val="D86DCB" w:themeColor="accent5" w:themeTint="99"/>
+          <w:sz w:val="32"/>
+          <w:szCs w:val="32"/>
+        </w:rPr>
+      </w:pPr>
+      <w:r>
+        <w:rPr>
+          <w:rFonts w:ascii="Carlito" w:hAnsi="Carlito" w:cs="Carlito"/>
           <w:b/>
           <w:bCs/>
           <w:color w:val="D86DCB" w:themeColor="accent5" w:themeTint="99"/>
@@ -522,15 +576,17 @@
       <w:pPr>
         <w:jc w:val="both"/>
         <w:rPr>
-          <w:b/>
-          <w:bCs/>
-          <w:color w:val="D86DCB" w:themeColor="accent5" w:themeTint="99"/>
-          <w:sz w:val="32"/>
-          <w:szCs w:val="32"/>
-        </w:rPr>
-      </w:pPr>
-      <w:r>
-        <w:rPr>
+          <w:rFonts w:ascii="Carlito" w:hAnsi="Carlito" w:cs="Carlito"/>
+          <w:b/>
+          <w:bCs/>
+          <w:color w:val="D86DCB" w:themeColor="accent5" w:themeTint="99"/>
+          <w:sz w:val="32"/>
+          <w:szCs w:val="32"/>
+        </w:rPr>
+      </w:pPr>
+      <w:r>
+        <w:rPr>
+          <w:rFonts w:ascii="Carlito" w:hAnsi="Carlito" w:cs="Carlito"/>
           <w:b/>
           <w:bCs/>
           <w:color w:val="D86DCB" w:themeColor="accent5" w:themeTint="99"/>
@@ -544,12 +600,14 @@
       <w:pPr>
         <w:jc w:val="both"/>
         <w:rPr>
-          <w:sz w:val="32"/>
-          <w:szCs w:val="32"/>
-        </w:rPr>
-      </w:pPr>
-      <w:r>
-        <w:rPr>
+          <w:rFonts w:ascii="Carlito" w:hAnsi="Carlito" w:cs="Carlito"/>
+          <w:sz w:val="32"/>
+          <w:szCs w:val="32"/>
+        </w:rPr>
+      </w:pPr>
+      <w:r>
+        <w:rPr>
+          <w:rFonts w:ascii="Carlito" w:hAnsi="Carlito" w:cs="Carlito"/>
           <w:sz w:val="32"/>
           <w:szCs w:val="32"/>
         </w:rPr>
@@ -557,6 +615,7 @@
       </w:r>
       <w:r>
         <w:rPr>
+          <w:rFonts w:ascii="Carlito" w:hAnsi="Carlito" w:cs="Carlito"/>
           <w:b/>
           <w:bCs/>
           <w:sz w:val="32"/>
@@ -569,23 +628,26 @@
       <w:pPr>
         <w:jc w:val="both"/>
         <w:rPr>
-          <w:sz w:val="32"/>
-          <w:szCs w:val="32"/>
-        </w:rPr>
-      </w:pPr>
-    </w:p>
-    <w:p>
-      <w:pPr>
-        <w:jc w:val="both"/>
-        <w:rPr>
-          <w:b/>
-          <w:bCs/>
-          <w:sz w:val="32"/>
-          <w:szCs w:val="32"/>
-        </w:rPr>
-      </w:pPr>
-      <w:r>
-        <w:rPr>
+          <w:rFonts w:ascii="Carlito" w:hAnsi="Carlito" w:cs="Carlito"/>
+          <w:sz w:val="32"/>
+          <w:szCs w:val="32"/>
+        </w:rPr>
+      </w:pPr>
+    </w:p>
+    <w:p>
+      <w:pPr>
+        <w:jc w:val="both"/>
+        <w:rPr>
+          <w:rFonts w:ascii="Carlito" w:hAnsi="Carlito" w:cs="Carlito"/>
+          <w:b/>
+          <w:bCs/>
+          <w:sz w:val="32"/>
+          <w:szCs w:val="32"/>
+        </w:rPr>
+      </w:pPr>
+      <w:r>
+        <w:rPr>
+          <w:rFonts w:ascii="Carlito" w:hAnsi="Carlito" w:cs="Carlito"/>
           <w:b/>
           <w:bCs/>
           <w:sz w:val="32"/>
@@ -595,6 +657,7 @@
       </w:r>
       <w:r>
         <w:rPr>
+          <w:rFonts w:ascii="Carlito" w:hAnsi="Carlito" w:cs="Carlito"/>
           <w:b/>
           <w:bCs/>
           <w:sz w:val="32"/>
@@ -607,12 +670,14 @@
       <w:pPr>
         <w:jc w:val="both"/>
         <w:rPr>
-          <w:sz w:val="32"/>
-          <w:szCs w:val="32"/>
-        </w:rPr>
-      </w:pPr>
-      <w:r>
-        <w:rPr>
+          <w:rFonts w:ascii="Carlito" w:hAnsi="Carlito" w:cs="Carlito"/>
+          <w:sz w:val="32"/>
+          <w:szCs w:val="32"/>
+        </w:rPr>
+      </w:pPr>
+      <w:r>
+        <w:rPr>
+          <w:rFonts w:ascii="Carlito" w:hAnsi="Carlito" w:cs="Carlito"/>
           <w:sz w:val="32"/>
           <w:szCs w:val="32"/>
         </w:rPr>
@@ -620,6 +685,7 @@
       </w:r>
       <w:r>
         <w:rPr>
+          <w:rFonts w:ascii="Carlito" w:hAnsi="Carlito" w:cs="Carlito"/>
           <w:b/>
           <w:bCs/>
           <w:sz w:val="32"/>
@@ -629,6 +695,7 @@
       </w:r>
       <w:r>
         <w:rPr>
+          <w:rFonts w:ascii="Carlito" w:hAnsi="Carlito" w:cs="Carlito"/>
           <w:sz w:val="32"/>
           <w:szCs w:val="32"/>
         </w:rPr>
@@ -636,6 +703,7 @@
       </w:r>
       <w:r>
         <w:rPr>
+          <w:rFonts w:ascii="Carlito" w:hAnsi="Carlito" w:cs="Carlito"/>
           <w:b/>
           <w:bCs/>
           <w:sz w:val="32"/>
@@ -645,6 +713,7 @@
       </w:r>
       <w:r>
         <w:rPr>
+          <w:rFonts w:ascii="Carlito" w:hAnsi="Carlito" w:cs="Carlito"/>
           <w:sz w:val="32"/>
           <w:szCs w:val="32"/>
         </w:rPr>
@@ -652,6 +721,7 @@
       </w:r>
       <w:r>
         <w:rPr>
+          <w:rFonts w:ascii="Carlito" w:hAnsi="Carlito" w:cs="Carlito"/>
           <w:b/>
           <w:bCs/>
           <w:sz w:val="32"/>
@@ -661,6 +731,7 @@
       </w:r>
       <w:r>
         <w:rPr>
+          <w:rFonts w:ascii="Carlito" w:hAnsi="Carlito" w:cs="Carlito"/>
           <w:sz w:val="32"/>
           <w:szCs w:val="32"/>
         </w:rPr>
@@ -668,6 +739,7 @@
       </w:r>
       <w:r>
         <w:rPr>
+          <w:rFonts w:ascii="Carlito" w:hAnsi="Carlito" w:cs="Carlito"/>
           <w:b/>
           <w:bCs/>
           <w:sz w:val="32"/>
@@ -677,6 +749,7 @@
       </w:r>
       <w:r>
         <w:rPr>
+          <w:rFonts w:ascii="Carlito" w:hAnsi="Carlito" w:cs="Carlito"/>
           <w:sz w:val="32"/>
           <w:szCs w:val="32"/>
         </w:rPr>
@@ -684,6 +757,7 @@
       </w:r>
       <w:r>
         <w:rPr>
+          <w:rFonts w:ascii="Carlito" w:hAnsi="Carlito" w:cs="Carlito"/>
           <w:sz w:val="32"/>
           <w:szCs w:val="32"/>
         </w:rPr>
@@ -691,6 +765,7 @@
       </w:r>
       <w:r>
         <w:rPr>
+          <w:rFonts w:ascii="Carlito" w:hAnsi="Carlito" w:cs="Carlito"/>
           <w:b/>
           <w:bCs/>
           <w:sz w:val="32"/>
@@ -700,6 +775,7 @@
       </w:r>
       <w:r>
         <w:rPr>
+          <w:rFonts w:ascii="Carlito" w:hAnsi="Carlito" w:cs="Carlito"/>
           <w:sz w:val="32"/>
           <w:szCs w:val="32"/>
         </w:rPr>
@@ -707,6 +783,7 @@
       </w:r>
       <w:r>
         <w:rPr>
+          <w:rFonts w:ascii="Carlito" w:hAnsi="Carlito" w:cs="Carlito"/>
           <w:b/>
           <w:bCs/>
           <w:sz w:val="32"/>
@@ -716,6 +793,7 @@
       </w:r>
       <w:r>
         <w:rPr>
+          <w:rFonts w:ascii="Carlito" w:hAnsi="Carlito" w:cs="Carlito"/>
           <w:sz w:val="32"/>
           <w:szCs w:val="32"/>
         </w:rPr>
@@ -723,6 +801,7 @@
       </w:r>
       <w:r>
         <w:rPr>
+          <w:rFonts w:ascii="Carlito" w:hAnsi="Carlito" w:cs="Carlito"/>
           <w:b/>
           <w:bCs/>
           <w:sz w:val="32"/>
@@ -732,6 +811,7 @@
       </w:r>
       <w:r>
         <w:rPr>
+          <w:rFonts w:ascii="Carlito" w:hAnsi="Carlito" w:cs="Carlito"/>
           <w:sz w:val="32"/>
           <w:szCs w:val="32"/>
         </w:rPr>
@@ -742,15 +822,17 @@
       <w:pPr>
         <w:jc w:val="both"/>
         <w:rPr>
-          <w:b/>
-          <w:bCs/>
-          <w:color w:val="D86DCB" w:themeColor="accent5" w:themeTint="99"/>
-          <w:sz w:val="32"/>
-          <w:szCs w:val="32"/>
-        </w:rPr>
-      </w:pPr>
-      <w:r>
-        <w:rPr>
+          <w:rFonts w:ascii="Carlito" w:hAnsi="Carlito" w:cs="Carlito"/>
+          <w:b/>
+          <w:bCs/>
+          <w:color w:val="D86DCB" w:themeColor="accent5" w:themeTint="99"/>
+          <w:sz w:val="32"/>
+          <w:szCs w:val="32"/>
+        </w:rPr>
+      </w:pPr>
+      <w:r>
+        <w:rPr>
+          <w:rFonts w:ascii="Carlito" w:hAnsi="Carlito" w:cs="Carlito"/>
           <w:b/>
           <w:bCs/>
           <w:color w:val="D86DCB" w:themeColor="accent5" w:themeTint="99"/>
@@ -764,15 +846,17 @@
       <w:pPr>
         <w:jc w:val="both"/>
         <w:rPr>
-          <w:b/>
-          <w:bCs/>
-          <w:color w:val="D86DCB" w:themeColor="accent5" w:themeTint="99"/>
-          <w:sz w:val="32"/>
-          <w:szCs w:val="32"/>
-        </w:rPr>
-      </w:pPr>
-      <w:r>
-        <w:rPr>
+          <w:rFonts w:ascii="Carlito" w:hAnsi="Carlito" w:cs="Carlito"/>
+          <w:b/>
+          <w:bCs/>
+          <w:color w:val="D86DCB" w:themeColor="accent5" w:themeTint="99"/>
+          <w:sz w:val="32"/>
+          <w:szCs w:val="32"/>
+        </w:rPr>
+      </w:pPr>
+      <w:r>
+        <w:rPr>
+          <w:rFonts w:ascii="Carlito" w:hAnsi="Carlito" w:cs="Carlito"/>
           <w:b/>
           <w:bCs/>
           <w:color w:val="D86DCB" w:themeColor="accent5" w:themeTint="99"/>
@@ -786,15 +870,17 @@
       <w:pPr>
         <w:jc w:val="both"/>
         <w:rPr>
-          <w:b/>
-          <w:bCs/>
-          <w:color w:val="D86DCB" w:themeColor="accent5" w:themeTint="99"/>
-          <w:sz w:val="32"/>
-          <w:szCs w:val="32"/>
-        </w:rPr>
-      </w:pPr>
-      <w:r>
-        <w:rPr>
+          <w:rFonts w:ascii="Carlito" w:hAnsi="Carlito" w:cs="Carlito"/>
+          <w:b/>
+          <w:bCs/>
+          <w:color w:val="D86DCB" w:themeColor="accent5" w:themeTint="99"/>
+          <w:sz w:val="32"/>
+          <w:szCs w:val="32"/>
+        </w:rPr>
+      </w:pPr>
+      <w:r>
+        <w:rPr>
+          <w:rFonts w:ascii="Carlito" w:hAnsi="Carlito" w:cs="Carlito"/>
           <w:b/>
           <w:bCs/>
           <w:color w:val="D86DCB" w:themeColor="accent5" w:themeTint="99"/>
@@ -808,15 +894,17 @@
       <w:pPr>
         <w:jc w:val="both"/>
         <w:rPr>
-          <w:b/>
-          <w:bCs/>
-          <w:color w:val="D86DCB" w:themeColor="accent5" w:themeTint="99"/>
-          <w:sz w:val="32"/>
-          <w:szCs w:val="32"/>
-        </w:rPr>
-      </w:pPr>
-      <w:r>
-        <w:rPr>
+          <w:rFonts w:ascii="Carlito" w:hAnsi="Carlito" w:cs="Carlito"/>
+          <w:b/>
+          <w:bCs/>
+          <w:color w:val="D86DCB" w:themeColor="accent5" w:themeTint="99"/>
+          <w:sz w:val="32"/>
+          <w:szCs w:val="32"/>
+        </w:rPr>
+      </w:pPr>
+      <w:r>
+        <w:rPr>
+          <w:rFonts w:ascii="Carlito" w:hAnsi="Carlito" w:cs="Carlito"/>
           <w:b/>
           <w:bCs/>
           <w:color w:val="D86DCB" w:themeColor="accent5" w:themeTint="99"/>
@@ -830,12 +918,14 @@
       <w:pPr>
         <w:jc w:val="both"/>
         <w:rPr>
-          <w:sz w:val="32"/>
-          <w:szCs w:val="32"/>
-        </w:rPr>
-      </w:pPr>
-      <w:r>
-        <w:rPr>
+          <w:rFonts w:ascii="Carlito" w:hAnsi="Carlito" w:cs="Carlito"/>
+          <w:sz w:val="32"/>
+          <w:szCs w:val="32"/>
+        </w:rPr>
+      </w:pPr>
+      <w:r>
+        <w:rPr>
+          <w:rFonts w:ascii="Carlito" w:hAnsi="Carlito" w:cs="Carlito"/>
           <w:sz w:val="32"/>
           <w:szCs w:val="32"/>
         </w:rPr>
@@ -843,6 +933,7 @@
       </w:r>
       <w:r>
         <w:rPr>
+          <w:rFonts w:ascii="Carlito" w:hAnsi="Carlito" w:cs="Carlito"/>
           <w:b/>
           <w:bCs/>
           <w:sz w:val="32"/>
@@ -855,25 +946,28 @@
       <w:pPr>
         <w:jc w:val="both"/>
         <w:rPr>
-          <w:b/>
-          <w:bCs/>
-          <w:sz w:val="32"/>
-          <w:szCs w:val="32"/>
-        </w:rPr>
-      </w:pPr>
-    </w:p>
-    <w:p>
-      <w:pPr>
-        <w:jc w:val="both"/>
-        <w:rPr>
-          <w:b/>
-          <w:bCs/>
-          <w:sz w:val="32"/>
-          <w:szCs w:val="32"/>
-        </w:rPr>
-      </w:pPr>
-      <w:r>
-        <w:rPr>
+          <w:rFonts w:ascii="Carlito" w:hAnsi="Carlito" w:cs="Carlito"/>
+          <w:b/>
+          <w:bCs/>
+          <w:sz w:val="32"/>
+          <w:szCs w:val="32"/>
+        </w:rPr>
+      </w:pPr>
+    </w:p>
+    <w:p>
+      <w:pPr>
+        <w:jc w:val="both"/>
+        <w:rPr>
+          <w:rFonts w:ascii="Carlito" w:hAnsi="Carlito" w:cs="Carlito"/>
+          <w:b/>
+          <w:bCs/>
+          <w:sz w:val="32"/>
+          <w:szCs w:val="32"/>
+        </w:rPr>
+      </w:pPr>
+      <w:r>
+        <w:rPr>
+          <w:rFonts w:ascii="Carlito" w:hAnsi="Carlito" w:cs="Carlito"/>
           <w:b/>
           <w:bCs/>
           <w:sz w:val="32"/>
@@ -886,14 +980,16 @@
       <w:pPr>
         <w:jc w:val="both"/>
         <w:rPr>
-          <w:b/>
-          <w:bCs/>
-          <w:sz w:val="32"/>
-          <w:szCs w:val="32"/>
-        </w:rPr>
-      </w:pPr>
-      <w:r>
-        <w:rPr>
+          <w:rFonts w:ascii="Carlito" w:hAnsi="Carlito" w:cs="Carlito"/>
+          <w:b/>
+          <w:bCs/>
+          <w:sz w:val="32"/>
+          <w:szCs w:val="32"/>
+        </w:rPr>
+      </w:pPr>
+      <w:r>
+        <w:rPr>
+          <w:rFonts w:ascii="Carlito" w:hAnsi="Carlito" w:cs="Carlito"/>
           <w:sz w:val="32"/>
           <w:szCs w:val="32"/>
         </w:rPr>
@@ -902,6 +998,7 @@
       </w:r>
       <w:r>
         <w:rPr>
+          <w:rFonts w:ascii="Carlito" w:hAnsi="Carlito" w:cs="Carlito"/>
           <w:b/>
           <w:bCs/>
           <w:sz w:val="32"/>
@@ -911,6 +1008,7 @@
       </w:r>
       <w:r>
         <w:rPr>
+          <w:rFonts w:ascii="Carlito" w:hAnsi="Carlito" w:cs="Carlito"/>
           <w:sz w:val="32"/>
           <w:szCs w:val="32"/>
         </w:rPr>
@@ -918,6 +1016,7 @@
       </w:r>
       <w:r>
         <w:rPr>
+          <w:rFonts w:ascii="Carlito" w:hAnsi="Carlito" w:cs="Carlito"/>
           <w:b/>
           <w:bCs/>
           <w:sz w:val="32"/>
@@ -927,6 +1026,7 @@
       </w:r>
       <w:r>
         <w:rPr>
+          <w:rFonts w:ascii="Carlito" w:hAnsi="Carlito" w:cs="Carlito"/>
           <w:sz w:val="32"/>
           <w:szCs w:val="32"/>
         </w:rPr>
@@ -934,6 +1034,7 @@
       </w:r>
       <w:r>
         <w:rPr>
+          <w:rFonts w:ascii="Carlito" w:hAnsi="Carlito" w:cs="Carlito"/>
           <w:b/>
           <w:bCs/>
           <w:sz w:val="32"/>
@@ -943,6 +1044,7 @@
       </w:r>
       <w:r>
         <w:rPr>
+          <w:rFonts w:ascii="Carlito" w:hAnsi="Carlito" w:cs="Carlito"/>
           <w:sz w:val="32"/>
           <w:szCs w:val="32"/>
         </w:rPr>
@@ -950,6 +1052,7 @@
       </w:r>
       <w:r>
         <w:rPr>
+          <w:rFonts w:ascii="Carlito" w:hAnsi="Carlito" w:cs="Carlito"/>
           <w:b/>
           <w:bCs/>
           <w:sz w:val="32"/>
@@ -962,15 +1065,17 @@
       <w:pPr>
         <w:jc w:val="both"/>
         <w:rPr>
-          <w:b/>
-          <w:bCs/>
-          <w:color w:val="D86DCB" w:themeColor="accent5" w:themeTint="99"/>
-          <w:sz w:val="32"/>
-          <w:szCs w:val="32"/>
-        </w:rPr>
-      </w:pPr>
-      <w:r>
-        <w:rPr>
+          <w:rFonts w:ascii="Carlito" w:hAnsi="Carlito" w:cs="Carlito"/>
+          <w:b/>
+          <w:bCs/>
+          <w:color w:val="D86DCB" w:themeColor="accent5" w:themeTint="99"/>
+          <w:sz w:val="32"/>
+          <w:szCs w:val="32"/>
+        </w:rPr>
+      </w:pPr>
+      <w:r>
+        <w:rPr>
+          <w:rFonts w:ascii="Carlito" w:hAnsi="Carlito" w:cs="Carlito"/>
           <w:b/>
           <w:bCs/>
           <w:color w:val="D86DCB" w:themeColor="accent5" w:themeTint="99"/>
@@ -984,15 +1089,17 @@
       <w:pPr>
         <w:jc w:val="both"/>
         <w:rPr>
-          <w:b/>
-          <w:bCs/>
-          <w:color w:val="D86DCB" w:themeColor="accent5" w:themeTint="99"/>
-          <w:sz w:val="32"/>
-          <w:szCs w:val="32"/>
-        </w:rPr>
-      </w:pPr>
-      <w:r>
-        <w:rPr>
+          <w:rFonts w:ascii="Carlito" w:hAnsi="Carlito" w:cs="Carlito"/>
+          <w:b/>
+          <w:bCs/>
+          <w:color w:val="D86DCB" w:themeColor="accent5" w:themeTint="99"/>
+          <w:sz w:val="32"/>
+          <w:szCs w:val="32"/>
+        </w:rPr>
+      </w:pPr>
+      <w:r>
+        <w:rPr>
+          <w:rFonts w:ascii="Carlito" w:hAnsi="Carlito" w:cs="Carlito"/>
           <w:b/>
           <w:bCs/>
           <w:color w:val="D86DCB" w:themeColor="accent5" w:themeTint="99"/>
@@ -1006,15 +1113,17 @@
       <w:pPr>
         <w:jc w:val="both"/>
         <w:rPr>
-          <w:b/>
-          <w:bCs/>
-          <w:color w:val="D86DCB" w:themeColor="accent5" w:themeTint="99"/>
-          <w:sz w:val="32"/>
-          <w:szCs w:val="32"/>
-        </w:rPr>
-      </w:pPr>
-      <w:r>
-        <w:rPr>
+          <w:rFonts w:ascii="Carlito" w:hAnsi="Carlito" w:cs="Carlito"/>
+          <w:b/>
+          <w:bCs/>
+          <w:color w:val="D86DCB" w:themeColor="accent5" w:themeTint="99"/>
+          <w:sz w:val="32"/>
+          <w:szCs w:val="32"/>
+        </w:rPr>
+      </w:pPr>
+      <w:r>
+        <w:rPr>
+          <w:rFonts w:ascii="Carlito" w:hAnsi="Carlito" w:cs="Carlito"/>
           <w:b/>
           <w:bCs/>
           <w:color w:val="D86DCB" w:themeColor="accent5" w:themeTint="99"/>
@@ -1028,15 +1137,17 @@
       <w:pPr>
         <w:jc w:val="both"/>
         <w:rPr>
-          <w:b/>
-          <w:bCs/>
-          <w:color w:val="D86DCB" w:themeColor="accent5" w:themeTint="99"/>
-          <w:sz w:val="32"/>
-          <w:szCs w:val="32"/>
-        </w:rPr>
-      </w:pPr>
-      <w:r>
-        <w:rPr>
+          <w:rFonts w:ascii="Carlito" w:hAnsi="Carlito" w:cs="Carlito"/>
+          <w:b/>
+          <w:bCs/>
+          <w:color w:val="D86DCB" w:themeColor="accent5" w:themeTint="99"/>
+          <w:sz w:val="32"/>
+          <w:szCs w:val="32"/>
+        </w:rPr>
+      </w:pPr>
+      <w:r>
+        <w:rPr>
+          <w:rFonts w:ascii="Carlito" w:hAnsi="Carlito" w:cs="Carlito"/>
           <w:b/>
           <w:bCs/>
           <w:color w:val="D86DCB" w:themeColor="accent5" w:themeTint="99"/>
@@ -1050,14 +1161,16 @@
       <w:pPr>
         <w:jc w:val="both"/>
         <w:rPr>
-          <w:b/>
-          <w:bCs/>
-          <w:sz w:val="32"/>
-          <w:szCs w:val="32"/>
-        </w:rPr>
-      </w:pPr>
-      <w:r>
-        <w:rPr>
+          <w:rFonts w:ascii="Carlito" w:hAnsi="Carlito" w:cs="Carlito"/>
+          <w:b/>
+          <w:bCs/>
+          <w:sz w:val="32"/>
+          <w:szCs w:val="32"/>
+        </w:rPr>
+      </w:pPr>
+      <w:r>
+        <w:rPr>
+          <w:rFonts w:ascii="Carlito" w:hAnsi="Carlito" w:cs="Carlito"/>
           <w:sz w:val="32"/>
           <w:szCs w:val="32"/>
         </w:rPr>
@@ -1065,6 +1178,7 @@
       </w:r>
       <w:r>
         <w:rPr>
+          <w:rFonts w:ascii="Carlito" w:hAnsi="Carlito" w:cs="Carlito"/>
           <w:b/>
           <w:bCs/>
           <w:sz w:val="32"/>
@@ -1077,23 +1191,26 @@
       <w:pPr>
         <w:jc w:val="both"/>
         <w:rPr>
-          <w:sz w:val="32"/>
-          <w:szCs w:val="32"/>
-        </w:rPr>
-      </w:pPr>
-    </w:p>
-    <w:p>
-      <w:pPr>
-        <w:jc w:val="both"/>
-        <w:rPr>
-          <w:b/>
-          <w:bCs/>
-          <w:sz w:val="32"/>
-          <w:szCs w:val="32"/>
-        </w:rPr>
-      </w:pPr>
-      <w:r>
-        <w:rPr>
+          <w:rFonts w:ascii="Carlito" w:hAnsi="Carlito" w:cs="Carlito"/>
+          <w:sz w:val="32"/>
+          <w:szCs w:val="32"/>
+        </w:rPr>
+      </w:pPr>
+    </w:p>
+    <w:p>
+      <w:pPr>
+        <w:jc w:val="both"/>
+        <w:rPr>
+          <w:rFonts w:ascii="Carlito" w:hAnsi="Carlito" w:cs="Carlito"/>
+          <w:b/>
+          <w:bCs/>
+          <w:sz w:val="32"/>
+          <w:szCs w:val="32"/>
+        </w:rPr>
+      </w:pPr>
+      <w:r>
+        <w:rPr>
+          <w:rFonts w:ascii="Carlito" w:hAnsi="Carlito" w:cs="Carlito"/>
           <w:b/>
           <w:bCs/>
           <w:sz w:val="32"/>
@@ -1106,12 +1223,14 @@
       <w:pPr>
         <w:jc w:val="both"/>
         <w:rPr>
-          <w:sz w:val="32"/>
-          <w:szCs w:val="32"/>
-        </w:rPr>
-      </w:pPr>
-      <w:r>
-        <w:rPr>
+          <w:rFonts w:ascii="Carlito" w:hAnsi="Carlito" w:cs="Carlito"/>
+          <w:sz w:val="32"/>
+          <w:szCs w:val="32"/>
+        </w:rPr>
+      </w:pPr>
+      <w:r>
+        <w:rPr>
+          <w:rFonts w:ascii="Carlito" w:hAnsi="Carlito" w:cs="Carlito"/>
           <w:sz w:val="32"/>
           <w:szCs w:val="32"/>
         </w:rPr>
@@ -1119,6 +1238,7 @@
       </w:r>
       <w:r>
         <w:rPr>
+          <w:rFonts w:ascii="Carlito" w:hAnsi="Carlito" w:cs="Carlito"/>
           <w:b/>
           <w:bCs/>
           <w:sz w:val="32"/>
@@ -1128,6 +1248,7 @@
       </w:r>
       <w:r>
         <w:rPr>
+          <w:rFonts w:ascii="Carlito" w:hAnsi="Carlito" w:cs="Carlito"/>
           <w:sz w:val="32"/>
           <w:szCs w:val="32"/>
         </w:rPr>
@@ -1135,6 +1256,7 @@
       </w:r>
       <w:r>
         <w:rPr>
+          <w:rFonts w:ascii="Carlito" w:hAnsi="Carlito" w:cs="Carlito"/>
           <w:sz w:val="32"/>
           <w:szCs w:val="32"/>
         </w:rPr>
@@ -1142,6 +1264,7 @@
       </w:r>
       <w:r>
         <w:rPr>
+          <w:rFonts w:ascii="Carlito" w:hAnsi="Carlito" w:cs="Carlito"/>
           <w:sz w:val="32"/>
           <w:szCs w:val="32"/>
         </w:rPr>
@@ -1149,6 +1272,7 @@
       </w:r>
       <w:r>
         <w:rPr>
+          <w:rFonts w:ascii="Carlito" w:hAnsi="Carlito" w:cs="Carlito"/>
           <w:sz w:val="32"/>
           <w:szCs w:val="32"/>
         </w:rPr>
@@ -1156,6 +1280,7 @@
       </w:r>
       <w:r>
         <w:rPr>
+          <w:rFonts w:ascii="Carlito" w:hAnsi="Carlito" w:cs="Carlito"/>
           <w:sz w:val="32"/>
           <w:szCs w:val="32"/>
         </w:rPr>
@@ -1163,6 +1288,7 @@
       </w:r>
       <w:r>
         <w:rPr>
+          <w:rFonts w:ascii="Carlito" w:hAnsi="Carlito" w:cs="Carlito"/>
           <w:b/>
           <w:bCs/>
           <w:sz w:val="32"/>
@@ -1172,6 +1298,7 @@
       </w:r>
       <w:r>
         <w:rPr>
+          <w:rFonts w:ascii="Carlito" w:hAnsi="Carlito" w:cs="Carlito"/>
           <w:sz w:val="32"/>
           <w:szCs w:val="32"/>
         </w:rPr>
@@ -1179,6 +1306,7 @@
       </w:r>
       <w:r>
         <w:rPr>
+          <w:rFonts w:ascii="Carlito" w:hAnsi="Carlito" w:cs="Carlito"/>
           <w:b/>
           <w:bCs/>
           <w:sz w:val="32"/>
@@ -1188,6 +1316,7 @@
       </w:r>
       <w:r>
         <w:rPr>
+          <w:rFonts w:ascii="Carlito" w:hAnsi="Carlito" w:cs="Carlito"/>
           <w:sz w:val="32"/>
           <w:szCs w:val="32"/>
         </w:rPr>
@@ -1195,6 +1324,7 @@
       </w:r>
       <w:r>
         <w:rPr>
+          <w:rFonts w:ascii="Carlito" w:hAnsi="Carlito" w:cs="Carlito"/>
           <w:b/>
           <w:bCs/>
           <w:sz w:val="32"/>
@@ -1207,15 +1337,17 @@
       <w:pPr>
         <w:jc w:val="both"/>
         <w:rPr>
-          <w:b/>
-          <w:bCs/>
-          <w:color w:val="D86DCB" w:themeColor="accent5" w:themeTint="99"/>
-          <w:sz w:val="32"/>
-          <w:szCs w:val="32"/>
-        </w:rPr>
-      </w:pPr>
-      <w:r>
-        <w:rPr>
+          <w:rFonts w:ascii="Carlito" w:hAnsi="Carlito" w:cs="Carlito"/>
+          <w:b/>
+          <w:bCs/>
+          <w:color w:val="D86DCB" w:themeColor="accent5" w:themeTint="99"/>
+          <w:sz w:val="32"/>
+          <w:szCs w:val="32"/>
+        </w:rPr>
+      </w:pPr>
+      <w:r>
+        <w:rPr>
+          <w:rFonts w:ascii="Carlito" w:hAnsi="Carlito" w:cs="Carlito"/>
           <w:b/>
           <w:bCs/>
           <w:color w:val="D86DCB" w:themeColor="accent5" w:themeTint="99"/>
@@ -1229,15 +1361,17 @@
       <w:pPr>
         <w:jc w:val="both"/>
         <w:rPr>
-          <w:b/>
-          <w:bCs/>
-          <w:color w:val="D86DCB" w:themeColor="accent5" w:themeTint="99"/>
-          <w:sz w:val="32"/>
-          <w:szCs w:val="32"/>
-        </w:rPr>
-      </w:pPr>
-      <w:r>
-        <w:rPr>
+          <w:rFonts w:ascii="Carlito" w:hAnsi="Carlito" w:cs="Carlito"/>
+          <w:b/>
+          <w:bCs/>
+          <w:color w:val="D86DCB" w:themeColor="accent5" w:themeTint="99"/>
+          <w:sz w:val="32"/>
+          <w:szCs w:val="32"/>
+        </w:rPr>
+      </w:pPr>
+      <w:r>
+        <w:rPr>
+          <w:rFonts w:ascii="Carlito" w:hAnsi="Carlito" w:cs="Carlito"/>
           <w:b/>
           <w:bCs/>
           <w:color w:val="D86DCB" w:themeColor="accent5" w:themeTint="99"/>
@@ -1251,15 +1385,17 @@
       <w:pPr>
         <w:jc w:val="both"/>
         <w:rPr>
-          <w:b/>
-          <w:bCs/>
-          <w:color w:val="D86DCB" w:themeColor="accent5" w:themeTint="99"/>
-          <w:sz w:val="32"/>
-          <w:szCs w:val="32"/>
-        </w:rPr>
-      </w:pPr>
-      <w:r>
-        <w:rPr>
+          <w:rFonts w:ascii="Carlito" w:hAnsi="Carlito" w:cs="Carlito"/>
+          <w:b/>
+          <w:bCs/>
+          <w:color w:val="D86DCB" w:themeColor="accent5" w:themeTint="99"/>
+          <w:sz w:val="32"/>
+          <w:szCs w:val="32"/>
+        </w:rPr>
+      </w:pPr>
+      <w:r>
+        <w:rPr>
+          <w:rFonts w:ascii="Carlito" w:hAnsi="Carlito" w:cs="Carlito"/>
           <w:b/>
           <w:bCs/>
           <w:color w:val="D86DCB" w:themeColor="accent5" w:themeTint="99"/>
@@ -1273,15 +1409,17 @@
       <w:pPr>
         <w:jc w:val="both"/>
         <w:rPr>
-          <w:b/>
-          <w:bCs/>
-          <w:color w:val="D86DCB" w:themeColor="accent5" w:themeTint="99"/>
-          <w:sz w:val="32"/>
-          <w:szCs w:val="32"/>
-        </w:rPr>
-      </w:pPr>
-      <w:r>
-        <w:rPr>
+          <w:rFonts w:ascii="Carlito" w:hAnsi="Carlito" w:cs="Carlito"/>
+          <w:b/>
+          <w:bCs/>
+          <w:color w:val="D86DCB" w:themeColor="accent5" w:themeTint="99"/>
+          <w:sz w:val="32"/>
+          <w:szCs w:val="32"/>
+        </w:rPr>
+      </w:pPr>
+      <w:r>
+        <w:rPr>
+          <w:rFonts w:ascii="Carlito" w:hAnsi="Carlito" w:cs="Carlito"/>
           <w:b/>
           <w:bCs/>
           <w:color w:val="D86DCB" w:themeColor="accent5" w:themeTint="99"/>
@@ -1295,15 +1433,17 @@
       <w:pPr>
         <w:jc w:val="both"/>
         <w:rPr>
-          <w:b/>
-          <w:bCs/>
-          <w:color w:val="D86DCB" w:themeColor="accent5" w:themeTint="99"/>
-          <w:sz w:val="32"/>
-          <w:szCs w:val="32"/>
-        </w:rPr>
-      </w:pPr>
-      <w:r>
-        <w:rPr>
+          <w:rFonts w:ascii="Carlito" w:hAnsi="Carlito" w:cs="Carlito"/>
+          <w:b/>
+          <w:bCs/>
+          <w:color w:val="D86DCB" w:themeColor="accent5" w:themeTint="99"/>
+          <w:sz w:val="32"/>
+          <w:szCs w:val="32"/>
+        </w:rPr>
+      </w:pPr>
+      <w:r>
+        <w:rPr>
+          <w:rFonts w:ascii="Carlito" w:hAnsi="Carlito" w:cs="Carlito"/>
           <w:b/>
           <w:bCs/>
           <w:color w:val="D86DCB" w:themeColor="accent5" w:themeTint="99"/>
@@ -1317,12 +1457,14 @@
       <w:pPr>
         <w:jc w:val="both"/>
         <w:rPr>
-          <w:sz w:val="32"/>
-          <w:szCs w:val="32"/>
-        </w:rPr>
-      </w:pPr>
-      <w:r>
-        <w:rPr>
+          <w:rFonts w:ascii="Carlito" w:hAnsi="Carlito" w:cs="Carlito"/>
+          <w:sz w:val="32"/>
+          <w:szCs w:val="32"/>
+        </w:rPr>
+      </w:pPr>
+      <w:r>
+        <w:rPr>
+          <w:rFonts w:ascii="Carlito" w:hAnsi="Carlito" w:cs="Carlito"/>
           <w:sz w:val="32"/>
           <w:szCs w:val="32"/>
         </w:rPr>
@@ -1330,6 +1472,7 @@
       </w:r>
       <w:r>
         <w:rPr>
+          <w:rFonts w:ascii="Carlito" w:hAnsi="Carlito" w:cs="Carlito"/>
           <w:b/>
           <w:bCs/>
           <w:sz w:val="32"/>
@@ -1342,25 +1485,28 @@
       <w:pPr>
         <w:jc w:val="both"/>
         <w:rPr>
-          <w:b/>
-          <w:bCs/>
-          <w:sz w:val="32"/>
-          <w:szCs w:val="32"/>
-        </w:rPr>
-      </w:pPr>
-    </w:p>
-    <w:p>
-      <w:pPr>
-        <w:jc w:val="both"/>
-        <w:rPr>
-          <w:b/>
-          <w:bCs/>
-          <w:sz w:val="32"/>
-          <w:szCs w:val="32"/>
-        </w:rPr>
-      </w:pPr>
-      <w:r>
-        <w:rPr>
+          <w:rFonts w:ascii="Carlito" w:hAnsi="Carlito" w:cs="Carlito"/>
+          <w:b/>
+          <w:bCs/>
+          <w:sz w:val="32"/>
+          <w:szCs w:val="32"/>
+        </w:rPr>
+      </w:pPr>
+    </w:p>
+    <w:p>
+      <w:pPr>
+        <w:jc w:val="both"/>
+        <w:rPr>
+          <w:rFonts w:ascii="Carlito" w:hAnsi="Carlito" w:cs="Carlito"/>
+          <w:b/>
+          <w:bCs/>
+          <w:sz w:val="32"/>
+          <w:szCs w:val="32"/>
+        </w:rPr>
+      </w:pPr>
+      <w:r>
+        <w:rPr>
+          <w:rFonts w:ascii="Carlito" w:hAnsi="Carlito" w:cs="Carlito"/>
           <w:b/>
           <w:bCs/>
           <w:sz w:val="32"/>
@@ -1370,6 +1516,7 @@
       </w:r>
       <w:r>
         <w:rPr>
+          <w:rFonts w:ascii="Carlito" w:hAnsi="Carlito" w:cs="Carlito"/>
           <w:b/>
           <w:bCs/>
           <w:sz w:val="32"/>
@@ -1379,6 +1526,7 @@
       </w:r>
       <w:r>
         <w:rPr>
+          <w:rFonts w:ascii="Carlito" w:hAnsi="Carlito" w:cs="Carlito"/>
           <w:b/>
           <w:bCs/>
           <w:sz w:val="32"/>
@@ -1388,6 +1536,7 @@
       </w:r>
       <w:r>
         <w:rPr>
+          <w:rFonts w:ascii="Carlito" w:hAnsi="Carlito" w:cs="Carlito"/>
           <w:b/>
           <w:bCs/>
           <w:sz w:val="32"/>
@@ -1400,12 +1549,14 @@
       <w:pPr>
         <w:jc w:val="both"/>
         <w:rPr>
-          <w:sz w:val="32"/>
-          <w:szCs w:val="32"/>
-        </w:rPr>
-      </w:pPr>
-      <w:r>
-        <w:rPr>
+          <w:rFonts w:ascii="Carlito" w:hAnsi="Carlito" w:cs="Carlito"/>
+          <w:sz w:val="32"/>
+          <w:szCs w:val="32"/>
+        </w:rPr>
+      </w:pPr>
+      <w:r>
+        <w:rPr>
+          <w:rFonts w:ascii="Carlito" w:hAnsi="Carlito" w:cs="Carlito"/>
           <w:sz w:val="32"/>
           <w:szCs w:val="32"/>
         </w:rPr>
@@ -1413,6 +1564,7 @@
       </w:r>
       <w:r>
         <w:rPr>
+          <w:rFonts w:ascii="Carlito" w:hAnsi="Carlito" w:cs="Carlito"/>
           <w:sz w:val="32"/>
           <w:szCs w:val="32"/>
         </w:rPr>
@@ -1423,15 +1575,17 @@
       <w:pPr>
         <w:jc w:val="both"/>
         <w:rPr>
-          <w:b/>
-          <w:bCs/>
-          <w:color w:val="D86DCB" w:themeColor="accent5" w:themeTint="99"/>
-          <w:sz w:val="32"/>
-          <w:szCs w:val="32"/>
-        </w:rPr>
-      </w:pPr>
-      <w:r>
-        <w:rPr>
+          <w:rFonts w:ascii="Carlito" w:hAnsi="Carlito" w:cs="Carlito"/>
+          <w:b/>
+          <w:bCs/>
+          <w:color w:val="D86DCB" w:themeColor="accent5" w:themeTint="99"/>
+          <w:sz w:val="32"/>
+          <w:szCs w:val="32"/>
+        </w:rPr>
+      </w:pPr>
+      <w:r>
+        <w:rPr>
+          <w:rFonts w:ascii="Carlito" w:hAnsi="Carlito" w:cs="Carlito"/>
           <w:b/>
           <w:bCs/>
           <w:color w:val="D86DCB" w:themeColor="accent5" w:themeTint="99"/>
@@ -1445,15 +1599,17 @@
       <w:pPr>
         <w:jc w:val="both"/>
         <w:rPr>
-          <w:b/>
-          <w:bCs/>
-          <w:color w:val="D86DCB" w:themeColor="accent5" w:themeTint="99"/>
-          <w:sz w:val="32"/>
-          <w:szCs w:val="32"/>
-        </w:rPr>
-      </w:pPr>
-      <w:r>
-        <w:rPr>
+          <w:rFonts w:ascii="Carlito" w:hAnsi="Carlito" w:cs="Carlito"/>
+          <w:b/>
+          <w:bCs/>
+          <w:color w:val="D86DCB" w:themeColor="accent5" w:themeTint="99"/>
+          <w:sz w:val="32"/>
+          <w:szCs w:val="32"/>
+        </w:rPr>
+      </w:pPr>
+      <w:r>
+        <w:rPr>
+          <w:rFonts w:ascii="Carlito" w:hAnsi="Carlito" w:cs="Carlito"/>
           <w:b/>
           <w:bCs/>
           <w:color w:val="D86DCB" w:themeColor="accent5" w:themeTint="99"/>
@@ -1467,15 +1623,17 @@
       <w:pPr>
         <w:jc w:val="both"/>
         <w:rPr>
-          <w:b/>
-          <w:bCs/>
-          <w:color w:val="D86DCB" w:themeColor="accent5" w:themeTint="99"/>
-          <w:sz w:val="32"/>
-          <w:szCs w:val="32"/>
-        </w:rPr>
-      </w:pPr>
-      <w:r>
-        <w:rPr>
+          <w:rFonts w:ascii="Carlito" w:hAnsi="Carlito" w:cs="Carlito"/>
+          <w:b/>
+          <w:bCs/>
+          <w:color w:val="D86DCB" w:themeColor="accent5" w:themeTint="99"/>
+          <w:sz w:val="32"/>
+          <w:szCs w:val="32"/>
+        </w:rPr>
+      </w:pPr>
+      <w:r>
+        <w:rPr>
+          <w:rFonts w:ascii="Carlito" w:hAnsi="Carlito" w:cs="Carlito"/>
           <w:b/>
           <w:bCs/>
           <w:color w:val="D86DCB" w:themeColor="accent5" w:themeTint="99"/>
@@ -1489,12 +1647,14 @@
       <w:pPr>
         <w:jc w:val="both"/>
         <w:rPr>
-          <w:sz w:val="32"/>
-          <w:szCs w:val="32"/>
-        </w:rPr>
-      </w:pPr>
-      <w:r>
-        <w:rPr>
+          <w:rFonts w:ascii="Carlito" w:hAnsi="Carlito" w:cs="Carlito"/>
+          <w:sz w:val="32"/>
+          <w:szCs w:val="32"/>
+        </w:rPr>
+      </w:pPr>
+      <w:r>
+        <w:rPr>
+          <w:rFonts w:ascii="Carlito" w:hAnsi="Carlito" w:cs="Carlito"/>
           <w:sz w:val="32"/>
           <w:szCs w:val="32"/>
         </w:rPr>
@@ -1503,6 +1663,7 @@
       </w:r>
       <w:r>
         <w:rPr>
+          <w:rFonts w:ascii="Carlito" w:hAnsi="Carlito" w:cs="Carlito"/>
           <w:sz w:val="32"/>
           <w:szCs w:val="32"/>
         </w:rPr>
@@ -1510,6 +1671,7 @@
       </w:r>
       <w:r>
         <w:rPr>
+          <w:rFonts w:ascii="Carlito" w:hAnsi="Carlito" w:cs="Carlito"/>
           <w:sz w:val="32"/>
           <w:szCs w:val="32"/>
         </w:rPr>
@@ -1517,6 +1679,7 @@
       </w:r>
       <w:r>
         <w:rPr>
+          <w:rFonts w:ascii="Carlito" w:hAnsi="Carlito" w:cs="Carlito"/>
           <w:sz w:val="32"/>
           <w:szCs w:val="32"/>
         </w:rPr>
@@ -1524,6 +1687,7 @@
       </w:r>
       <w:r>
         <w:rPr>
+          <w:rFonts w:ascii="Carlito" w:hAnsi="Carlito" w:cs="Carlito"/>
           <w:sz w:val="32"/>
           <w:szCs w:val="32"/>
         </w:rPr>
@@ -1534,15 +1698,17 @@
       <w:pPr>
         <w:jc w:val="both"/>
         <w:rPr>
-          <w:b/>
-          <w:bCs/>
-          <w:color w:val="D86DCB" w:themeColor="accent5" w:themeTint="99"/>
-          <w:sz w:val="32"/>
-          <w:szCs w:val="32"/>
-        </w:rPr>
-      </w:pPr>
-      <w:r>
-        <w:rPr>
+          <w:rFonts w:ascii="Carlito" w:hAnsi="Carlito" w:cs="Carlito"/>
+          <w:b/>
+          <w:bCs/>
+          <w:color w:val="D86DCB" w:themeColor="accent5" w:themeTint="99"/>
+          <w:sz w:val="32"/>
+          <w:szCs w:val="32"/>
+        </w:rPr>
+      </w:pPr>
+      <w:r>
+        <w:rPr>
+          <w:rFonts w:ascii="Carlito" w:hAnsi="Carlito" w:cs="Carlito"/>
           <w:b/>
           <w:bCs/>
           <w:color w:val="D86DCB" w:themeColor="accent5" w:themeTint="99"/>
@@ -1556,21 +1722,24 @@
       <w:pPr>
         <w:jc w:val="both"/>
         <w:rPr>
-          <w:sz w:val="32"/>
-          <w:szCs w:val="32"/>
-        </w:rPr>
-      </w:pPr>
-    </w:p>
-    <w:p>
-      <w:pPr>
-        <w:jc w:val="both"/>
-        <w:rPr>
-          <w:sz w:val="32"/>
-          <w:szCs w:val="32"/>
-        </w:rPr>
-      </w:pPr>
-      <w:r>
-        <w:rPr>
+          <w:rFonts w:ascii="Carlito" w:hAnsi="Carlito" w:cs="Carlito"/>
+          <w:sz w:val="32"/>
+          <w:szCs w:val="32"/>
+        </w:rPr>
+      </w:pPr>
+    </w:p>
+    <w:p>
+      <w:pPr>
+        <w:jc w:val="both"/>
+        <w:rPr>
+          <w:rFonts w:ascii="Carlito" w:hAnsi="Carlito" w:cs="Carlito"/>
+          <w:sz w:val="32"/>
+          <w:szCs w:val="32"/>
+        </w:rPr>
+      </w:pPr>
+      <w:r>
+        <w:rPr>
+          <w:rFonts w:ascii="Carlito" w:hAnsi="Carlito" w:cs="Carlito"/>
           <w:sz w:val="32"/>
           <w:szCs w:val="32"/>
         </w:rPr>
@@ -1578,6 +1747,7 @@
       </w:r>
       <w:r>
         <w:rPr>
+          <w:rFonts w:ascii="Carlito" w:hAnsi="Carlito" w:cs="Carlito"/>
           <w:sz w:val="32"/>
           <w:szCs w:val="32"/>
         </w:rPr>
@@ -1588,23 +1758,26 @@
       <w:pPr>
         <w:jc w:val="both"/>
         <w:rPr>
-          <w:b/>
-          <w:bCs/>
-          <w:sz w:val="32"/>
-          <w:szCs w:val="32"/>
-        </w:rPr>
-      </w:pPr>
-    </w:p>
-    <w:p>
-      <w:pPr>
-        <w:jc w:val="both"/>
-        <w:rPr>
-          <w:sz w:val="32"/>
-          <w:szCs w:val="32"/>
-        </w:rPr>
-      </w:pPr>
-      <w:r>
-        <w:rPr>
+          <w:rFonts w:ascii="Carlito" w:hAnsi="Carlito" w:cs="Carlito"/>
+          <w:b/>
+          <w:bCs/>
+          <w:sz w:val="32"/>
+          <w:szCs w:val="32"/>
+        </w:rPr>
+      </w:pPr>
+    </w:p>
+    <w:p>
+      <w:pPr>
+        <w:jc w:val="both"/>
+        <w:rPr>
+          <w:rFonts w:ascii="Carlito" w:hAnsi="Carlito" w:cs="Carlito"/>
+          <w:sz w:val="32"/>
+          <w:szCs w:val="32"/>
+        </w:rPr>
+      </w:pPr>
+      <w:r>
+        <w:rPr>
+          <w:rFonts w:ascii="Carlito" w:hAnsi="Carlito" w:cs="Carlito"/>
           <w:b/>
           <w:bCs/>
           <w:sz w:val="32"/>
@@ -1617,12 +1790,14 @@
       <w:pPr>
         <w:jc w:val="both"/>
         <w:rPr>
-          <w:sz w:val="32"/>
-          <w:szCs w:val="32"/>
-        </w:rPr>
-      </w:pPr>
-      <w:r>
-        <w:rPr>
+          <w:rFonts w:ascii="Carlito" w:hAnsi="Carlito" w:cs="Carlito"/>
+          <w:sz w:val="32"/>
+          <w:szCs w:val="32"/>
+        </w:rPr>
+      </w:pPr>
+      <w:r>
+        <w:rPr>
+          <w:rFonts w:ascii="Carlito" w:hAnsi="Carlito" w:cs="Carlito"/>
           <w:sz w:val="32"/>
           <w:szCs w:val="32"/>
         </w:rPr>
@@ -1630,6 +1805,7 @@
       </w:r>
       <w:r>
         <w:rPr>
+          <w:rFonts w:ascii="Carlito" w:hAnsi="Carlito" w:cs="Carlito"/>
           <w:b/>
           <w:bCs/>
           <w:sz w:val="32"/>
@@ -1639,6 +1815,7 @@
       </w:r>
       <w:r>
         <w:rPr>
+          <w:rFonts w:ascii="Carlito" w:hAnsi="Carlito" w:cs="Carlito"/>
           <w:sz w:val="32"/>
           <w:szCs w:val="32"/>
         </w:rPr>
@@ -1646,6 +1823,7 @@
       </w:r>
       <w:r>
         <w:rPr>
+          <w:rFonts w:ascii="Carlito" w:hAnsi="Carlito" w:cs="Carlito"/>
           <w:sz w:val="32"/>
           <w:szCs w:val="32"/>
         </w:rPr>
@@ -1653,6 +1831,7 @@
       </w:r>
       <w:r>
         <w:rPr>
+          <w:rFonts w:ascii="Carlito" w:hAnsi="Carlito" w:cs="Carlito"/>
           <w:sz w:val="32"/>
           <w:szCs w:val="32"/>
         </w:rPr>
@@ -1660,6 +1839,7 @@
       </w:r>
       <w:r>
         <w:rPr>
+          <w:rFonts w:ascii="Carlito" w:hAnsi="Carlito" w:cs="Carlito"/>
           <w:sz w:val="32"/>
           <w:szCs w:val="32"/>
         </w:rPr>
@@ -1670,12 +1850,14 @@
       <w:pPr>
         <w:jc w:val="both"/>
         <w:rPr>
-          <w:sz w:val="32"/>
-          <w:szCs w:val="32"/>
-        </w:rPr>
-      </w:pPr>
-      <w:r>
-        <w:rPr>
+          <w:rFonts w:ascii="Carlito" w:hAnsi="Carlito" w:cs="Carlito"/>
+          <w:sz w:val="32"/>
+          <w:szCs w:val="32"/>
+        </w:rPr>
+      </w:pPr>
+      <w:r>
+        <w:rPr>
+          <w:rFonts w:ascii="Carlito" w:hAnsi="Carlito" w:cs="Carlito"/>
           <w:sz w:val="32"/>
           <w:szCs w:val="32"/>
         </w:rPr>
@@ -1683,6 +1865,7 @@
       </w:r>
       <w:r>
         <w:rPr>
+          <w:rFonts w:ascii="Carlito" w:hAnsi="Carlito" w:cs="Carlito"/>
           <w:sz w:val="32"/>
           <w:szCs w:val="32"/>
         </w:rPr>
@@ -1690,6 +1873,7 @@
       </w:r>
       <w:r>
         <w:rPr>
+          <w:rFonts w:ascii="Carlito" w:hAnsi="Carlito" w:cs="Carlito"/>
           <w:b/>
           <w:bCs/>
           <w:sz w:val="32"/>
@@ -1699,6 +1883,7 @@
       </w:r>
       <w:r>
         <w:rPr>
+          <w:rFonts w:ascii="Carlito" w:hAnsi="Carlito" w:cs="Carlito"/>
           <w:sz w:val="32"/>
           <w:szCs w:val="32"/>
         </w:rPr>
@@ -1706,6 +1891,7 @@
       </w:r>
       <w:r>
         <w:rPr>
+          <w:rFonts w:ascii="Carlito" w:hAnsi="Carlito" w:cs="Carlito"/>
           <w:b/>
           <w:bCs/>
           <w:sz w:val="32"/>
@@ -1715,6 +1901,7 @@
       </w:r>
       <w:r>
         <w:rPr>
+          <w:rFonts w:ascii="Carlito" w:hAnsi="Carlito" w:cs="Carlito"/>
           <w:sz w:val="32"/>
           <w:szCs w:val="32"/>
         </w:rPr>
@@ -1725,15 +1912,17 @@
       <w:pPr>
         <w:jc w:val="both"/>
         <w:rPr>
-          <w:b/>
-          <w:bCs/>
-          <w:color w:val="D86DCB" w:themeColor="accent5" w:themeTint="99"/>
-          <w:sz w:val="32"/>
-          <w:szCs w:val="32"/>
-        </w:rPr>
-      </w:pPr>
-      <w:r>
-        <w:rPr>
+          <w:rFonts w:ascii="Carlito" w:hAnsi="Carlito" w:cs="Carlito"/>
+          <w:b/>
+          <w:bCs/>
+          <w:color w:val="D86DCB" w:themeColor="accent5" w:themeTint="99"/>
+          <w:sz w:val="32"/>
+          <w:szCs w:val="32"/>
+        </w:rPr>
+      </w:pPr>
+      <w:r>
+        <w:rPr>
+          <w:rFonts w:ascii="Carlito" w:hAnsi="Carlito" w:cs="Carlito"/>
           <w:b/>
           <w:bCs/>
           <w:color w:val="D86DCB" w:themeColor="accent5" w:themeTint="99"/>
@@ -1747,15 +1936,17 @@
       <w:pPr>
         <w:jc w:val="both"/>
         <w:rPr>
-          <w:b/>
-          <w:bCs/>
-          <w:color w:val="D86DCB" w:themeColor="accent5" w:themeTint="99"/>
-          <w:sz w:val="32"/>
-          <w:szCs w:val="32"/>
-        </w:rPr>
-      </w:pPr>
-      <w:r>
-        <w:rPr>
+          <w:rFonts w:ascii="Carlito" w:hAnsi="Carlito" w:cs="Carlito"/>
+          <w:b/>
+          <w:bCs/>
+          <w:color w:val="D86DCB" w:themeColor="accent5" w:themeTint="99"/>
+          <w:sz w:val="32"/>
+          <w:szCs w:val="32"/>
+        </w:rPr>
+      </w:pPr>
+      <w:r>
+        <w:rPr>
+          <w:rFonts w:ascii="Carlito" w:hAnsi="Carlito" w:cs="Carlito"/>
           <w:b/>
           <w:bCs/>
           <w:color w:val="D86DCB" w:themeColor="accent5" w:themeTint="99"/>
@@ -1769,15 +1960,17 @@
       <w:pPr>
         <w:jc w:val="both"/>
         <w:rPr>
-          <w:b/>
-          <w:bCs/>
-          <w:color w:val="D86DCB" w:themeColor="accent5" w:themeTint="99"/>
-          <w:sz w:val="32"/>
-          <w:szCs w:val="32"/>
-        </w:rPr>
-      </w:pPr>
-      <w:r>
-        <w:rPr>
+          <w:rFonts w:ascii="Carlito" w:hAnsi="Carlito" w:cs="Carlito"/>
+          <w:b/>
+          <w:bCs/>
+          <w:color w:val="D86DCB" w:themeColor="accent5" w:themeTint="99"/>
+          <w:sz w:val="32"/>
+          <w:szCs w:val="32"/>
+        </w:rPr>
+      </w:pPr>
+      <w:r>
+        <w:rPr>
+          <w:rFonts w:ascii="Carlito" w:hAnsi="Carlito" w:cs="Carlito"/>
           <w:b/>
           <w:bCs/>
           <w:color w:val="D86DCB" w:themeColor="accent5" w:themeTint="99"/>
@@ -1791,15 +1984,17 @@
       <w:pPr>
         <w:jc w:val="both"/>
         <w:rPr>
-          <w:b/>
-          <w:bCs/>
-          <w:color w:val="D86DCB" w:themeColor="accent5" w:themeTint="99"/>
-          <w:sz w:val="32"/>
-          <w:szCs w:val="32"/>
-        </w:rPr>
-      </w:pPr>
-      <w:r>
-        <w:rPr>
+          <w:rFonts w:ascii="Carlito" w:hAnsi="Carlito" w:cs="Carlito"/>
+          <w:b/>
+          <w:bCs/>
+          <w:color w:val="D86DCB" w:themeColor="accent5" w:themeTint="99"/>
+          <w:sz w:val="32"/>
+          <w:szCs w:val="32"/>
+        </w:rPr>
+      </w:pPr>
+      <w:r>
+        <w:rPr>
+          <w:rFonts w:ascii="Carlito" w:hAnsi="Carlito" w:cs="Carlito"/>
           <w:b/>
           <w:bCs/>
           <w:color w:val="D86DCB" w:themeColor="accent5" w:themeTint="99"/>
@@ -1813,15 +2008,17 @@
       <w:pPr>
         <w:jc w:val="both"/>
         <w:rPr>
-          <w:b/>
-          <w:bCs/>
-          <w:color w:val="D86DCB" w:themeColor="accent5" w:themeTint="99"/>
-          <w:sz w:val="32"/>
-          <w:szCs w:val="32"/>
-        </w:rPr>
-      </w:pPr>
-      <w:r>
-        <w:rPr>
+          <w:rFonts w:ascii="Carlito" w:hAnsi="Carlito" w:cs="Carlito"/>
+          <w:b/>
+          <w:bCs/>
+          <w:color w:val="D86DCB" w:themeColor="accent5" w:themeTint="99"/>
+          <w:sz w:val="32"/>
+          <w:szCs w:val="32"/>
+        </w:rPr>
+      </w:pPr>
+      <w:r>
+        <w:rPr>
+          <w:rFonts w:ascii="Carlito" w:hAnsi="Carlito" w:cs="Carlito"/>
           <w:b/>
           <w:bCs/>
           <w:color w:val="D86DCB" w:themeColor="accent5" w:themeTint="99"/>
@@ -1835,15 +2032,17 @@
       <w:pPr>
         <w:jc w:val="both"/>
         <w:rPr>
-          <w:b/>
-          <w:bCs/>
-          <w:color w:val="D86DCB" w:themeColor="accent5" w:themeTint="99"/>
-          <w:sz w:val="32"/>
-          <w:szCs w:val="32"/>
-        </w:rPr>
-      </w:pPr>
-      <w:r>
-        <w:rPr>
+          <w:rFonts w:ascii="Carlito" w:hAnsi="Carlito" w:cs="Carlito"/>
+          <w:b/>
+          <w:bCs/>
+          <w:color w:val="D86DCB" w:themeColor="accent5" w:themeTint="99"/>
+          <w:sz w:val="32"/>
+          <w:szCs w:val="32"/>
+        </w:rPr>
+      </w:pPr>
+      <w:r>
+        <w:rPr>
+          <w:rFonts w:ascii="Carlito" w:hAnsi="Carlito" w:cs="Carlito"/>
           <w:b/>
           <w:bCs/>
           <w:color w:val="D86DCB" w:themeColor="accent5" w:themeTint="99"/>
@@ -1857,14 +2056,16 @@
       <w:pPr>
         <w:jc w:val="both"/>
         <w:rPr>
-          <w:b/>
-          <w:bCs/>
-          <w:sz w:val="32"/>
-          <w:szCs w:val="32"/>
-        </w:rPr>
-      </w:pPr>
-      <w:r>
-        <w:rPr>
+          <w:rFonts w:ascii="Carlito" w:hAnsi="Carlito" w:cs="Carlito"/>
+          <w:b/>
+          <w:bCs/>
+          <w:sz w:val="32"/>
+          <w:szCs w:val="32"/>
+        </w:rPr>
+      </w:pPr>
+      <w:r>
+        <w:rPr>
+          <w:rFonts w:ascii="Carlito" w:hAnsi="Carlito" w:cs="Carlito"/>
           <w:sz w:val="32"/>
           <w:szCs w:val="32"/>
         </w:rPr>
@@ -1872,6 +2073,7 @@
       </w:r>
       <w:r>
         <w:rPr>
+          <w:rFonts w:ascii="Carlito" w:hAnsi="Carlito" w:cs="Carlito"/>
           <w:b/>
           <w:bCs/>
           <w:sz w:val="32"/>
@@ -1884,25 +2086,28 @@
       <w:pPr>
         <w:jc w:val="both"/>
         <w:rPr>
-          <w:b/>
-          <w:bCs/>
-          <w:sz w:val="32"/>
-          <w:szCs w:val="32"/>
-        </w:rPr>
-      </w:pPr>
-    </w:p>
-    <w:p>
-      <w:pPr>
-        <w:jc w:val="both"/>
-        <w:rPr>
-          <w:b/>
-          <w:bCs/>
-          <w:sz w:val="32"/>
-          <w:szCs w:val="32"/>
-        </w:rPr>
-      </w:pPr>
-      <w:r>
-        <w:rPr>
+          <w:rFonts w:ascii="Carlito" w:hAnsi="Carlito" w:cs="Carlito"/>
+          <w:b/>
+          <w:bCs/>
+          <w:sz w:val="32"/>
+          <w:szCs w:val="32"/>
+        </w:rPr>
+      </w:pPr>
+    </w:p>
+    <w:p>
+      <w:pPr>
+        <w:jc w:val="both"/>
+        <w:rPr>
+          <w:rFonts w:ascii="Carlito" w:hAnsi="Carlito" w:cs="Carlito"/>
+          <w:b/>
+          <w:bCs/>
+          <w:sz w:val="32"/>
+          <w:szCs w:val="32"/>
+        </w:rPr>
+      </w:pPr>
+      <w:r>
+        <w:rPr>
+          <w:rFonts w:ascii="Carlito" w:hAnsi="Carlito" w:cs="Carlito"/>
           <w:b/>
           <w:bCs/>
           <w:sz w:val="32"/>
@@ -1912,6 +2117,7 @@
       </w:r>
       <w:r>
         <w:rPr>
+          <w:rFonts w:ascii="Carlito" w:hAnsi="Carlito" w:cs="Carlito"/>
           <w:b/>
           <w:bCs/>
           <w:sz w:val="32"/>
@@ -1921,6 +2127,7 @@
       </w:r>
       <w:r>
         <w:rPr>
+          <w:rFonts w:ascii="Carlito" w:hAnsi="Carlito" w:cs="Carlito"/>
           <w:b/>
           <w:bCs/>
           <w:sz w:val="32"/>
@@ -1933,12 +2140,14 @@
       <w:pPr>
         <w:jc w:val="both"/>
         <w:rPr>
-          <w:sz w:val="32"/>
-          <w:szCs w:val="32"/>
-        </w:rPr>
-      </w:pPr>
-      <w:r>
-        <w:rPr>
+          <w:rFonts w:ascii="Carlito" w:hAnsi="Carlito" w:cs="Carlito"/>
+          <w:sz w:val="32"/>
+          <w:szCs w:val="32"/>
+        </w:rPr>
+      </w:pPr>
+      <w:r>
+        <w:rPr>
+          <w:rFonts w:ascii="Carlito" w:hAnsi="Carlito" w:cs="Carlito"/>
           <w:sz w:val="32"/>
           <w:szCs w:val="32"/>
         </w:rPr>
@@ -1946,6 +2155,7 @@
       </w:r>
       <w:r>
         <w:rPr>
+          <w:rFonts w:ascii="Carlito" w:hAnsi="Carlito" w:cs="Carlito"/>
           <w:sz w:val="32"/>
           <w:szCs w:val="32"/>
         </w:rPr>
@@ -1953,6 +2163,7 @@
       </w:r>
       <w:r>
         <w:rPr>
+          <w:rFonts w:ascii="Carlito" w:hAnsi="Carlito" w:cs="Carlito"/>
           <w:b/>
           <w:bCs/>
           <w:sz w:val="32"/>
@@ -1962,6 +2173,7 @@
       </w:r>
       <w:r>
         <w:rPr>
+          <w:rFonts w:ascii="Carlito" w:hAnsi="Carlito" w:cs="Carlito"/>
           <w:sz w:val="32"/>
           <w:szCs w:val="32"/>
         </w:rPr>
@@ -1969,6 +2181,7 @@
       </w:r>
       <w:r>
         <w:rPr>
+          <w:rFonts w:ascii="Carlito" w:hAnsi="Carlito" w:cs="Carlito"/>
           <w:sz w:val="32"/>
           <w:szCs w:val="32"/>
         </w:rPr>
@@ -1976,6 +2189,7 @@
       </w:r>
       <w:r>
         <w:rPr>
+          <w:rFonts w:ascii="Carlito" w:hAnsi="Carlito" w:cs="Carlito"/>
           <w:sz w:val="32"/>
           <w:szCs w:val="32"/>
         </w:rPr>
@@ -1986,12 +2200,14 @@
       <w:pPr>
         <w:jc w:val="both"/>
         <w:rPr>
-          <w:sz w:val="32"/>
-          <w:szCs w:val="32"/>
-        </w:rPr>
-      </w:pPr>
-      <w:r>
-        <w:rPr>
+          <w:rFonts w:ascii="Carlito" w:hAnsi="Carlito" w:cs="Carlito"/>
+          <w:sz w:val="32"/>
+          <w:szCs w:val="32"/>
+        </w:rPr>
+      </w:pPr>
+      <w:r>
+        <w:rPr>
+          <w:rFonts w:ascii="Carlito" w:hAnsi="Carlito" w:cs="Carlito"/>
           <w:sz w:val="32"/>
           <w:szCs w:val="32"/>
         </w:rPr>
@@ -1999,6 +2215,7 @@
       </w:r>
       <w:r>
         <w:rPr>
+          <w:rFonts w:ascii="Carlito" w:hAnsi="Carlito" w:cs="Carlito"/>
           <w:sz w:val="32"/>
           <w:szCs w:val="32"/>
         </w:rPr>
@@ -2006,6 +2223,7 @@
       </w:r>
       <w:r>
         <w:rPr>
+          <w:rFonts w:ascii="Carlito" w:hAnsi="Carlito" w:cs="Carlito"/>
           <w:b/>
           <w:bCs/>
           <w:sz w:val="32"/>
@@ -2015,6 +2233,7 @@
       </w:r>
       <w:r>
         <w:rPr>
+          <w:rFonts w:ascii="Carlito" w:hAnsi="Carlito" w:cs="Carlito"/>
           <w:sz w:val="32"/>
           <w:szCs w:val="32"/>
         </w:rPr>
@@ -2025,15 +2244,41 @@
       <w:pPr>
         <w:jc w:val="both"/>
         <w:rPr>
-          <w:b/>
-          <w:bCs/>
-          <w:color w:val="D86DCB" w:themeColor="accent5" w:themeTint="99"/>
-          <w:sz w:val="32"/>
-          <w:szCs w:val="32"/>
-        </w:rPr>
-      </w:pPr>
-      <w:r>
-        <w:rPr>
+          <w:rFonts w:ascii="Carlito" w:hAnsi="Carlito" w:cs="Carlito"/>
+          <w:b/>
+          <w:bCs/>
+          <w:color w:val="D86DCB" w:themeColor="accent5" w:themeTint="99"/>
+          <w:sz w:val="32"/>
+          <w:szCs w:val="32"/>
+        </w:rPr>
+      </w:pPr>
+      <w:r>
+        <w:rPr>
+          <w:rFonts w:ascii="Carlito" w:hAnsi="Carlito" w:cs="Carlito"/>
+          <w:b/>
+          <w:bCs/>
+          <w:color w:val="D86DCB" w:themeColor="accent5" w:themeTint="99"/>
+          <w:sz w:val="32"/>
+          <w:szCs w:val="32"/>
+        </w:rPr>
+        <w:t>String? a;</w:t>
+      </w:r>
+    </w:p>
+    <w:p>
+      <w:pPr>
+        <w:jc w:val="both"/>
+        <w:rPr>
+          <w:rFonts w:ascii="Carlito" w:hAnsi="Carlito" w:cs="Carlito"/>
+          <w:b/>
+          <w:bCs/>
+          <w:color w:val="D86DCB" w:themeColor="accent5" w:themeTint="99"/>
+          <w:sz w:val="32"/>
+          <w:szCs w:val="32"/>
+        </w:rPr>
+      </w:pPr>
+      <w:r>
+        <w:rPr>
+          <w:rFonts w:ascii="Carlito" w:hAnsi="Carlito" w:cs="Carlito"/>
           <w:b/>
           <w:bCs/>
           <w:color w:val="D86DCB" w:themeColor="accent5" w:themeTint="99"/>
@@ -2041,28 +2286,6 @@
           <w:szCs w:val="32"/>
         </w:rPr>
         <w:lastRenderedPageBreak/>
-        <w:t>String? a;</w:t>
-      </w:r>
-    </w:p>
-    <w:p>
-      <w:pPr>
-        <w:jc w:val="both"/>
-        <w:rPr>
-          <w:b/>
-          <w:bCs/>
-          <w:color w:val="D86DCB" w:themeColor="accent5" w:themeTint="99"/>
-          <w:sz w:val="32"/>
-          <w:szCs w:val="32"/>
-        </w:rPr>
-      </w:pPr>
-      <w:r>
-        <w:rPr>
-          <w:b/>
-          <w:bCs/>
-          <w:color w:val="D86DCB" w:themeColor="accent5" w:themeTint="99"/>
-          <w:sz w:val="32"/>
-          <w:szCs w:val="32"/>
-        </w:rPr>
         <w:t>String? b;</w:t>
       </w:r>
     </w:p>
@@ -2070,15 +2293,17 @@
       <w:pPr>
         <w:jc w:val="both"/>
         <w:rPr>
-          <w:b/>
-          <w:bCs/>
-          <w:color w:val="D86DCB" w:themeColor="accent5" w:themeTint="99"/>
-          <w:sz w:val="32"/>
-          <w:szCs w:val="32"/>
-        </w:rPr>
-      </w:pPr>
-      <w:r>
-        <w:rPr>
+          <w:rFonts w:ascii="Carlito" w:hAnsi="Carlito" w:cs="Carlito"/>
+          <w:b/>
+          <w:bCs/>
+          <w:color w:val="D86DCB" w:themeColor="accent5" w:themeTint="99"/>
+          <w:sz w:val="32"/>
+          <w:szCs w:val="32"/>
+        </w:rPr>
+      </w:pPr>
+      <w:r>
+        <w:rPr>
+          <w:rFonts w:ascii="Carlito" w:hAnsi="Carlito" w:cs="Carlito"/>
           <w:b/>
           <w:bCs/>
           <w:color w:val="D86DCB" w:themeColor="accent5" w:themeTint="99"/>
@@ -2092,27 +2317,30 @@
       <w:pPr>
         <w:jc w:val="both"/>
         <w:rPr>
-          <w:b/>
-          <w:bCs/>
-          <w:color w:val="D86DCB" w:themeColor="accent5" w:themeTint="99"/>
-          <w:sz w:val="32"/>
-          <w:szCs w:val="32"/>
-        </w:rPr>
-      </w:pPr>
-    </w:p>
-    <w:p>
-      <w:pPr>
-        <w:jc w:val="both"/>
-        <w:rPr>
-          <w:b/>
-          <w:bCs/>
-          <w:color w:val="D86DCB" w:themeColor="accent5" w:themeTint="99"/>
-          <w:sz w:val="32"/>
-          <w:szCs w:val="32"/>
-        </w:rPr>
-      </w:pPr>
-      <w:r>
-        <w:rPr>
+          <w:rFonts w:ascii="Carlito" w:hAnsi="Carlito" w:cs="Carlito"/>
+          <w:b/>
+          <w:bCs/>
+          <w:color w:val="D86DCB" w:themeColor="accent5" w:themeTint="99"/>
+          <w:sz w:val="32"/>
+          <w:szCs w:val="32"/>
+        </w:rPr>
+      </w:pPr>
+    </w:p>
+    <w:p>
+      <w:pPr>
+        <w:jc w:val="both"/>
+        <w:rPr>
+          <w:rFonts w:ascii="Carlito" w:hAnsi="Carlito" w:cs="Carlito"/>
+          <w:b/>
+          <w:bCs/>
+          <w:color w:val="D86DCB" w:themeColor="accent5" w:themeTint="99"/>
+          <w:sz w:val="32"/>
+          <w:szCs w:val="32"/>
+        </w:rPr>
+      </w:pPr>
+      <w:r>
+        <w:rPr>
+          <w:rFonts w:ascii="Carlito" w:hAnsi="Carlito" w:cs="Carlito"/>
           <w:b/>
           <w:bCs/>
           <w:color w:val="D86DCB" w:themeColor="accent5" w:themeTint="99"/>
@@ -2123,6 +2351,7 @@
       </w:r>
       <w:r>
         <w:rPr>
+          <w:rFonts w:ascii="Carlito" w:hAnsi="Carlito" w:cs="Carlito"/>
           <w:b/>
           <w:bCs/>
           <w:color w:val="D86DCB" w:themeColor="accent5" w:themeTint="99"/>
@@ -2133,6 +2362,7 @@
       </w:r>
       <w:r>
         <w:rPr>
+          <w:rFonts w:ascii="Carlito" w:hAnsi="Carlito" w:cs="Carlito"/>
           <w:b/>
           <w:bCs/>
           <w:color w:val="D86DCB" w:themeColor="accent5" w:themeTint="99"/>
@@ -2146,14 +2376,16 @@
       <w:pPr>
         <w:jc w:val="both"/>
         <w:rPr>
-          <w:b/>
-          <w:bCs/>
-          <w:sz w:val="32"/>
-          <w:szCs w:val="32"/>
-        </w:rPr>
-      </w:pPr>
-      <w:r>
-        <w:rPr>
+          <w:rFonts w:ascii="Carlito" w:hAnsi="Carlito" w:cs="Carlito"/>
+          <w:b/>
+          <w:bCs/>
+          <w:sz w:val="32"/>
+          <w:szCs w:val="32"/>
+        </w:rPr>
+      </w:pPr>
+      <w:r>
+        <w:rPr>
+          <w:rFonts w:ascii="Carlito" w:hAnsi="Carlito" w:cs="Carlito"/>
           <w:sz w:val="32"/>
           <w:szCs w:val="32"/>
         </w:rPr>
@@ -2161,6 +2393,7 @@
       </w:r>
       <w:r>
         <w:rPr>
+          <w:rFonts w:ascii="Carlito" w:hAnsi="Carlito" w:cs="Carlito"/>
           <w:sz w:val="32"/>
           <w:szCs w:val="32"/>
         </w:rPr>
@@ -2168,6 +2401,7 @@
       </w:r>
       <w:r>
         <w:rPr>
+          <w:rFonts w:ascii="Carlito" w:hAnsi="Carlito" w:cs="Carlito"/>
           <w:b/>
           <w:bCs/>
           <w:sz w:val="32"/>
@@ -2177,6 +2411,7 @@
       </w:r>
       <w:r>
         <w:rPr>
+          <w:rFonts w:ascii="Carlito" w:hAnsi="Carlito" w:cs="Carlito"/>
           <w:sz w:val="32"/>
           <w:szCs w:val="32"/>
         </w:rPr>
@@ -2184,6 +2419,7 @@
       </w:r>
       <w:r>
         <w:rPr>
+          <w:rFonts w:ascii="Carlito" w:hAnsi="Carlito" w:cs="Carlito"/>
           <w:b/>
           <w:bCs/>
           <w:sz w:val="32"/>
@@ -2193,6 +2429,7 @@
       </w:r>
       <w:r>
         <w:rPr>
+          <w:rFonts w:ascii="Carlito" w:hAnsi="Carlito" w:cs="Carlito"/>
           <w:sz w:val="32"/>
           <w:szCs w:val="32"/>
         </w:rPr>
@@ -2200,6 +2437,7 @@
       </w:r>
       <w:r>
         <w:rPr>
+          <w:rFonts w:ascii="Carlito" w:hAnsi="Carlito" w:cs="Carlito"/>
           <w:b/>
           <w:bCs/>
           <w:sz w:val="32"/>
@@ -2209,6 +2447,7 @@
       </w:r>
       <w:r>
         <w:rPr>
+          <w:rFonts w:ascii="Carlito" w:hAnsi="Carlito" w:cs="Carlito"/>
           <w:sz w:val="32"/>
           <w:szCs w:val="32"/>
         </w:rPr>
@@ -2216,6 +2455,7 @@
       </w:r>
       <w:r>
         <w:rPr>
+          <w:rFonts w:ascii="Carlito" w:hAnsi="Carlito" w:cs="Carlito"/>
           <w:b/>
           <w:bCs/>
           <w:sz w:val="32"/>
@@ -2228,15 +2468,17 @@
       <w:pPr>
         <w:jc w:val="both"/>
         <w:rPr>
-          <w:b/>
-          <w:bCs/>
-          <w:color w:val="D86DCB" w:themeColor="accent5" w:themeTint="99"/>
-          <w:sz w:val="32"/>
-          <w:szCs w:val="32"/>
-        </w:rPr>
-      </w:pPr>
-      <w:r>
-        <w:rPr>
+          <w:rFonts w:ascii="Carlito" w:hAnsi="Carlito" w:cs="Carlito"/>
+          <w:b/>
+          <w:bCs/>
+          <w:color w:val="D86DCB" w:themeColor="accent5" w:themeTint="99"/>
+          <w:sz w:val="32"/>
+          <w:szCs w:val="32"/>
+        </w:rPr>
+      </w:pPr>
+      <w:r>
+        <w:rPr>
+          <w:rFonts w:ascii="Carlito" w:hAnsi="Carlito" w:cs="Carlito"/>
           <w:b/>
           <w:bCs/>
           <w:color w:val="D86DCB" w:themeColor="accent5" w:themeTint="99"/>
@@ -2250,15 +2492,17 @@
       <w:pPr>
         <w:jc w:val="both"/>
         <w:rPr>
-          <w:b/>
-          <w:bCs/>
-          <w:color w:val="D86DCB" w:themeColor="accent5" w:themeTint="99"/>
-          <w:sz w:val="32"/>
-          <w:szCs w:val="32"/>
-        </w:rPr>
-      </w:pPr>
-      <w:r>
-        <w:rPr>
+          <w:rFonts w:ascii="Carlito" w:hAnsi="Carlito" w:cs="Carlito"/>
+          <w:b/>
+          <w:bCs/>
+          <w:color w:val="D86DCB" w:themeColor="accent5" w:themeTint="99"/>
+          <w:sz w:val="32"/>
+          <w:szCs w:val="32"/>
+        </w:rPr>
+      </w:pPr>
+      <w:r>
+        <w:rPr>
+          <w:rFonts w:ascii="Carlito" w:hAnsi="Carlito" w:cs="Carlito"/>
           <w:b/>
           <w:bCs/>
           <w:color w:val="D86DCB" w:themeColor="accent5" w:themeTint="99"/>
@@ -2272,21 +2516,24 @@
       <w:pPr>
         <w:jc w:val="both"/>
         <w:rPr>
-          <w:sz w:val="32"/>
-          <w:szCs w:val="32"/>
-        </w:rPr>
-      </w:pPr>
-    </w:p>
-    <w:p>
-      <w:pPr>
-        <w:jc w:val="both"/>
-        <w:rPr>
-          <w:sz w:val="32"/>
-          <w:szCs w:val="32"/>
-        </w:rPr>
-      </w:pPr>
-      <w:r>
-        <w:rPr>
+          <w:rFonts w:ascii="Carlito" w:hAnsi="Carlito" w:cs="Carlito"/>
+          <w:sz w:val="32"/>
+          <w:szCs w:val="32"/>
+        </w:rPr>
+      </w:pPr>
+    </w:p>
+    <w:p>
+      <w:pPr>
+        <w:jc w:val="both"/>
+        <w:rPr>
+          <w:rFonts w:ascii="Carlito" w:hAnsi="Carlito" w:cs="Carlito"/>
+          <w:sz w:val="32"/>
+          <w:szCs w:val="32"/>
+        </w:rPr>
+      </w:pPr>
+      <w:r>
+        <w:rPr>
+          <w:rFonts w:ascii="Carlito" w:hAnsi="Carlito" w:cs="Carlito"/>
           <w:b/>
           <w:bCs/>
           <w:sz w:val="32"/>
@@ -2299,12 +2546,14 @@
       <w:pPr>
         <w:jc w:val="both"/>
         <w:rPr>
-          <w:sz w:val="32"/>
-          <w:szCs w:val="32"/>
-        </w:rPr>
-      </w:pPr>
-      <w:r>
-        <w:rPr>
+          <w:rFonts w:ascii="Carlito" w:hAnsi="Carlito" w:cs="Carlito"/>
+          <w:sz w:val="32"/>
+          <w:szCs w:val="32"/>
+        </w:rPr>
+      </w:pPr>
+      <w:r>
+        <w:rPr>
+          <w:rFonts w:ascii="Carlito" w:hAnsi="Carlito" w:cs="Carlito"/>
           <w:sz w:val="32"/>
           <w:szCs w:val="32"/>
         </w:rPr>
@@ -2312,6 +2561,7 @@
       </w:r>
       <w:r>
         <w:rPr>
+          <w:rFonts w:ascii="Carlito" w:hAnsi="Carlito" w:cs="Carlito"/>
           <w:sz w:val="32"/>
           <w:szCs w:val="32"/>
         </w:rPr>
@@ -2319,6 +2569,7 @@
       </w:r>
       <w:r>
         <w:rPr>
+          <w:rFonts w:ascii="Carlito" w:hAnsi="Carlito" w:cs="Carlito"/>
           <w:b/>
           <w:bCs/>
           <w:sz w:val="32"/>
@@ -2328,6 +2579,7 @@
       </w:r>
       <w:r>
         <w:rPr>
+          <w:rFonts w:ascii="Carlito" w:hAnsi="Carlito" w:cs="Carlito"/>
           <w:sz w:val="32"/>
           <w:szCs w:val="32"/>
         </w:rPr>
@@ -2338,15 +2590,17 @@
       <w:pPr>
         <w:jc w:val="both"/>
         <w:rPr>
-          <w:b/>
-          <w:bCs/>
-          <w:color w:val="D86DCB" w:themeColor="accent5" w:themeTint="99"/>
-          <w:sz w:val="32"/>
-          <w:szCs w:val="32"/>
-        </w:rPr>
-      </w:pPr>
-      <w:r>
-        <w:rPr>
+          <w:rFonts w:ascii="Carlito" w:hAnsi="Carlito" w:cs="Carlito"/>
+          <w:b/>
+          <w:bCs/>
+          <w:color w:val="D86DCB" w:themeColor="accent5" w:themeTint="99"/>
+          <w:sz w:val="32"/>
+          <w:szCs w:val="32"/>
+        </w:rPr>
+      </w:pPr>
+      <w:r>
+        <w:rPr>
+          <w:rFonts w:ascii="Carlito" w:hAnsi="Carlito" w:cs="Carlito"/>
           <w:b/>
           <w:bCs/>
           <w:color w:val="D86DCB" w:themeColor="accent5" w:themeTint="99"/>
@@ -2360,15 +2614,17 @@
       <w:pPr>
         <w:jc w:val="both"/>
         <w:rPr>
-          <w:b/>
-          <w:bCs/>
-          <w:color w:val="D86DCB" w:themeColor="accent5" w:themeTint="99"/>
-          <w:sz w:val="32"/>
-          <w:szCs w:val="32"/>
-        </w:rPr>
-      </w:pPr>
-      <w:r>
-        <w:rPr>
+          <w:rFonts w:ascii="Carlito" w:hAnsi="Carlito" w:cs="Carlito"/>
+          <w:b/>
+          <w:bCs/>
+          <w:color w:val="D86DCB" w:themeColor="accent5" w:themeTint="99"/>
+          <w:sz w:val="32"/>
+          <w:szCs w:val="32"/>
+        </w:rPr>
+      </w:pPr>
+      <w:r>
+        <w:rPr>
+          <w:rFonts w:ascii="Carlito" w:hAnsi="Carlito" w:cs="Carlito"/>
           <w:b/>
           <w:bCs/>
           <w:color w:val="D86DCB" w:themeColor="accent5" w:themeTint="99"/>
@@ -2382,15 +2638,17 @@
       <w:pPr>
         <w:jc w:val="both"/>
         <w:rPr>
-          <w:b/>
-          <w:bCs/>
-          <w:color w:val="D86DCB" w:themeColor="accent5" w:themeTint="99"/>
-          <w:sz w:val="32"/>
-          <w:szCs w:val="32"/>
-        </w:rPr>
-      </w:pPr>
-      <w:r>
-        <w:rPr>
+          <w:rFonts w:ascii="Carlito" w:hAnsi="Carlito" w:cs="Carlito"/>
+          <w:b/>
+          <w:bCs/>
+          <w:color w:val="D86DCB" w:themeColor="accent5" w:themeTint="99"/>
+          <w:sz w:val="32"/>
+          <w:szCs w:val="32"/>
+        </w:rPr>
+      </w:pPr>
+      <w:r>
+        <w:rPr>
+          <w:rFonts w:ascii="Carlito" w:hAnsi="Carlito" w:cs="Carlito"/>
           <w:b/>
           <w:bCs/>
           <w:color w:val="D86DCB" w:themeColor="accent5" w:themeTint="99"/>
@@ -2404,15 +2662,17 @@
       <w:pPr>
         <w:jc w:val="both"/>
         <w:rPr>
-          <w:b/>
-          <w:bCs/>
-          <w:color w:val="D86DCB" w:themeColor="accent5" w:themeTint="99"/>
-          <w:sz w:val="32"/>
-          <w:szCs w:val="32"/>
-        </w:rPr>
-      </w:pPr>
-      <w:r>
-        <w:rPr>
+          <w:rFonts w:ascii="Carlito" w:hAnsi="Carlito" w:cs="Carlito"/>
+          <w:b/>
+          <w:bCs/>
+          <w:color w:val="D86DCB" w:themeColor="accent5" w:themeTint="99"/>
+          <w:sz w:val="32"/>
+          <w:szCs w:val="32"/>
+        </w:rPr>
+      </w:pPr>
+      <w:r>
+        <w:rPr>
+          <w:rFonts w:ascii="Carlito" w:hAnsi="Carlito" w:cs="Carlito"/>
           <w:b/>
           <w:bCs/>
           <w:color w:val="D86DCB" w:themeColor="accent5" w:themeTint="99"/>
@@ -2426,15 +2686,17 @@
       <w:pPr>
         <w:jc w:val="both"/>
         <w:rPr>
-          <w:b/>
-          <w:bCs/>
-          <w:color w:val="D86DCB" w:themeColor="accent5" w:themeTint="99"/>
-          <w:sz w:val="32"/>
-          <w:szCs w:val="32"/>
-        </w:rPr>
-      </w:pPr>
-      <w:r>
-        <w:rPr>
+          <w:rFonts w:ascii="Carlito" w:hAnsi="Carlito" w:cs="Carlito"/>
+          <w:b/>
+          <w:bCs/>
+          <w:color w:val="D86DCB" w:themeColor="accent5" w:themeTint="99"/>
+          <w:sz w:val="32"/>
+          <w:szCs w:val="32"/>
+        </w:rPr>
+      </w:pPr>
+      <w:r>
+        <w:rPr>
+          <w:rFonts w:ascii="Carlito" w:hAnsi="Carlito" w:cs="Carlito"/>
           <w:b/>
           <w:bCs/>
           <w:color w:val="D86DCB" w:themeColor="accent5" w:themeTint="99"/>
@@ -2448,12 +2710,14 @@
       <w:pPr>
         <w:jc w:val="both"/>
         <w:rPr>
-          <w:sz w:val="32"/>
-          <w:szCs w:val="32"/>
-        </w:rPr>
-      </w:pPr>
-      <w:r>
-        <w:rPr>
+          <w:rFonts w:ascii="Carlito" w:hAnsi="Carlito" w:cs="Carlito"/>
+          <w:sz w:val="32"/>
+          <w:szCs w:val="32"/>
+        </w:rPr>
+      </w:pPr>
+      <w:r>
+        <w:rPr>
+          <w:rFonts w:ascii="Carlito" w:hAnsi="Carlito" w:cs="Carlito"/>
           <w:sz w:val="32"/>
           <w:szCs w:val="32"/>
         </w:rPr>
@@ -2461,6 +2725,7 @@
       </w:r>
       <w:r>
         <w:rPr>
+          <w:rFonts w:ascii="Carlito" w:hAnsi="Carlito" w:cs="Carlito"/>
           <w:b/>
           <w:bCs/>
           <w:sz w:val="32"/>
@@ -2473,23 +2738,26 @@
       <w:pPr>
         <w:jc w:val="both"/>
         <w:rPr>
-          <w:b/>
-          <w:bCs/>
-          <w:sz w:val="32"/>
-          <w:szCs w:val="32"/>
-        </w:rPr>
-      </w:pPr>
-    </w:p>
-    <w:p>
-      <w:pPr>
-        <w:jc w:val="both"/>
-        <w:rPr>
-          <w:sz w:val="32"/>
-          <w:szCs w:val="32"/>
-        </w:rPr>
-      </w:pPr>
-      <w:r>
-        <w:rPr>
+          <w:rFonts w:ascii="Carlito" w:hAnsi="Carlito" w:cs="Carlito"/>
+          <w:b/>
+          <w:bCs/>
+          <w:sz w:val="32"/>
+          <w:szCs w:val="32"/>
+        </w:rPr>
+      </w:pPr>
+    </w:p>
+    <w:p>
+      <w:pPr>
+        <w:jc w:val="both"/>
+        <w:rPr>
+          <w:rFonts w:ascii="Carlito" w:hAnsi="Carlito" w:cs="Carlito"/>
+          <w:sz w:val="32"/>
+          <w:szCs w:val="32"/>
+        </w:rPr>
+      </w:pPr>
+      <w:r>
+        <w:rPr>
+          <w:rFonts w:ascii="Carlito" w:hAnsi="Carlito" w:cs="Carlito"/>
           <w:b/>
           <w:bCs/>
           <w:sz w:val="32"/>
@@ -2523,12 +2791,14 @@
               <w:spacing w:after="160" w:line="278" w:lineRule="auto"/>
               <w:jc w:val="both"/>
               <w:rPr>
+                <w:rFonts w:ascii="Carlito" w:hAnsi="Carlito" w:cs="Carlito"/>
                 <w:sz w:val="32"/>
                 <w:szCs w:val="32"/>
               </w:rPr>
             </w:pPr>
             <w:r>
               <w:rPr>
+                <w:rFonts w:ascii="Carlito" w:hAnsi="Carlito" w:cs="Carlito"/>
                 <w:sz w:val="32"/>
                 <w:szCs w:val="32"/>
               </w:rPr>
@@ -2547,12 +2817,14 @@
               <w:jc w:val="both"/>
               <w:cnfStyle w:val="100000000000" w:firstRow="1" w:lastRow="0" w:firstColumn="0" w:lastColumn="0" w:oddVBand="0" w:evenVBand="0" w:oddHBand="0" w:evenHBand="0" w:firstRowFirstColumn="0" w:firstRowLastColumn="0" w:lastRowFirstColumn="0" w:lastRowLastColumn="0"/>
               <w:rPr>
+                <w:rFonts w:ascii="Carlito" w:hAnsi="Carlito" w:cs="Carlito"/>
                 <w:sz w:val="32"/>
                 <w:szCs w:val="32"/>
               </w:rPr>
             </w:pPr>
             <w:r>
               <w:rPr>
+                <w:rFonts w:ascii="Carlito" w:hAnsi="Carlito" w:cs="Carlito"/>
                 <w:sz w:val="32"/>
                 <w:szCs w:val="32"/>
               </w:rPr>
@@ -2576,12 +2848,14 @@
               <w:spacing w:after="160" w:line="278" w:lineRule="auto"/>
               <w:jc w:val="both"/>
               <w:rPr>
+                <w:rFonts w:ascii="Carlito" w:hAnsi="Carlito" w:cs="Carlito"/>
                 <w:sz w:val="32"/>
                 <w:szCs w:val="32"/>
               </w:rPr>
             </w:pPr>
             <w:r>
               <w:rPr>
+                <w:rFonts w:ascii="Carlito" w:hAnsi="Carlito" w:cs="Carlito"/>
                 <w:sz w:val="32"/>
                 <w:szCs w:val="32"/>
               </w:rPr>
@@ -2600,12 +2874,14 @@
               <w:jc w:val="both"/>
               <w:cnfStyle w:val="000000100000" w:firstRow="0" w:lastRow="0" w:firstColumn="0" w:lastColumn="0" w:oddVBand="0" w:evenVBand="0" w:oddHBand="1" w:evenHBand="0" w:firstRowFirstColumn="0" w:firstRowLastColumn="0" w:lastRowFirstColumn="0" w:lastRowLastColumn="0"/>
               <w:rPr>
+                <w:rFonts w:ascii="Carlito" w:hAnsi="Carlito" w:cs="Carlito"/>
                 <w:sz w:val="32"/>
                 <w:szCs w:val="32"/>
               </w:rPr>
             </w:pPr>
             <w:r>
               <w:rPr>
+                <w:rFonts w:ascii="Carlito" w:hAnsi="Carlito" w:cs="Carlito"/>
                 <w:sz w:val="32"/>
                 <w:szCs w:val="32"/>
               </w:rPr>
@@ -2626,16 +2902,17 @@
               <w:spacing w:after="160" w:line="278" w:lineRule="auto"/>
               <w:jc w:val="both"/>
               <w:rPr>
+                <w:rFonts w:ascii="Carlito" w:hAnsi="Carlito" w:cs="Carlito"/>
                 <w:sz w:val="32"/>
                 <w:szCs w:val="32"/>
               </w:rPr>
             </w:pPr>
             <w:r>
               <w:rPr>
+                <w:rFonts w:ascii="Carlito" w:hAnsi="Carlito" w:cs="Carlito"/>
                 <w:sz w:val="32"/>
                 <w:szCs w:val="32"/>
               </w:rPr>
-              <w:lastRenderedPageBreak/>
               <w:t>??=</w:t>
             </w:r>
           </w:p>
@@ -2651,12 +2928,14 @@
               <w:jc w:val="both"/>
               <w:cnfStyle w:val="000000000000" w:firstRow="0" w:lastRow="0" w:firstColumn="0" w:lastColumn="0" w:oddVBand="0" w:evenVBand="0" w:oddHBand="0" w:evenHBand="0" w:firstRowFirstColumn="0" w:firstRowLastColumn="0" w:lastRowFirstColumn="0" w:lastRowLastColumn="0"/>
               <w:rPr>
+                <w:rFonts w:ascii="Carlito" w:hAnsi="Carlito" w:cs="Carlito"/>
                 <w:sz w:val="32"/>
                 <w:szCs w:val="32"/>
               </w:rPr>
             </w:pPr>
             <w:r>
               <w:rPr>
+                <w:rFonts w:ascii="Carlito" w:hAnsi="Carlito" w:cs="Carlito"/>
                 <w:sz w:val="32"/>
                 <w:szCs w:val="32"/>
               </w:rPr>
@@ -2680,15 +2959,18 @@
               <w:spacing w:after="160" w:line="278" w:lineRule="auto"/>
               <w:jc w:val="both"/>
               <w:rPr>
+                <w:rFonts w:ascii="Carlito" w:hAnsi="Carlito" w:cs="Carlito"/>
                 <w:sz w:val="32"/>
                 <w:szCs w:val="32"/>
               </w:rPr>
             </w:pPr>
             <w:r>
               <w:rPr>
+                <w:rFonts w:ascii="Carlito" w:hAnsi="Carlito" w:cs="Carlito"/>
                 <w:sz w:val="32"/>
                 <w:szCs w:val="32"/>
               </w:rPr>
+              <w:lastRenderedPageBreak/>
               <w:t>?.</w:t>
             </w:r>
           </w:p>
@@ -2704,12 +2986,14 @@
               <w:jc w:val="both"/>
               <w:cnfStyle w:val="000000100000" w:firstRow="0" w:lastRow="0" w:firstColumn="0" w:lastColumn="0" w:oddVBand="0" w:evenVBand="0" w:oddHBand="1" w:evenHBand="0" w:firstRowFirstColumn="0" w:firstRowLastColumn="0" w:lastRowFirstColumn="0" w:lastRowLastColumn="0"/>
               <w:rPr>
+                <w:rFonts w:ascii="Carlito" w:hAnsi="Carlito" w:cs="Carlito"/>
                 <w:sz w:val="32"/>
                 <w:szCs w:val="32"/>
               </w:rPr>
             </w:pPr>
             <w:r>
               <w:rPr>
+                <w:rFonts w:ascii="Carlito" w:hAnsi="Carlito" w:cs="Carlito"/>
                 <w:sz w:val="32"/>
                 <w:szCs w:val="32"/>
               </w:rPr>
@@ -2717,6 +3001,7 @@
             </w:r>
             <w:r>
               <w:rPr>
+                <w:rFonts w:ascii="Carlito" w:hAnsi="Carlito" w:cs="Carlito"/>
                 <w:sz w:val="32"/>
                 <w:szCs w:val="32"/>
               </w:rPr>
@@ -2737,12 +3022,14 @@
               <w:spacing w:after="160" w:line="278" w:lineRule="auto"/>
               <w:jc w:val="both"/>
               <w:rPr>
+                <w:rFonts w:ascii="Carlito" w:hAnsi="Carlito" w:cs="Carlito"/>
                 <w:sz w:val="32"/>
                 <w:szCs w:val="32"/>
               </w:rPr>
             </w:pPr>
             <w:r>
               <w:rPr>
+                <w:rFonts w:ascii="Carlito" w:hAnsi="Carlito" w:cs="Carlito"/>
                 <w:sz w:val="32"/>
                 <w:szCs w:val="32"/>
               </w:rPr>
@@ -2761,12 +3048,14 @@
               <w:jc w:val="both"/>
               <w:cnfStyle w:val="000000000000" w:firstRow="0" w:lastRow="0" w:firstColumn="0" w:lastColumn="0" w:oddVBand="0" w:evenVBand="0" w:oddHBand="0" w:evenHBand="0" w:firstRowFirstColumn="0" w:firstRowLastColumn="0" w:lastRowFirstColumn="0" w:lastRowLastColumn="0"/>
               <w:rPr>
+                <w:rFonts w:ascii="Carlito" w:hAnsi="Carlito" w:cs="Carlito"/>
                 <w:sz w:val="32"/>
                 <w:szCs w:val="32"/>
               </w:rPr>
             </w:pPr>
             <w:r>
               <w:rPr>
+                <w:rFonts w:ascii="Carlito" w:hAnsi="Carlito" w:cs="Carlito"/>
                 <w:sz w:val="32"/>
                 <w:szCs w:val="32"/>
               </w:rPr>
@@ -2780,34 +3069,38 @@
       <w:pPr>
         <w:jc w:val="both"/>
         <w:rPr>
-          <w:sz w:val="32"/>
-          <w:szCs w:val="32"/>
-        </w:rPr>
-      </w:pPr>
-    </w:p>
-    <w:p>
-      <w:pPr>
-        <w:jc w:val="both"/>
-        <w:rPr>
-          <w:b/>
-          <w:bCs/>
-          <w:sz w:val="32"/>
-          <w:szCs w:val="32"/>
-        </w:rPr>
-      </w:pPr>
-    </w:p>
-    <w:p>
-      <w:pPr>
-        <w:jc w:val="both"/>
-        <w:rPr>
-          <w:b/>
-          <w:bCs/>
-          <w:sz w:val="32"/>
-          <w:szCs w:val="32"/>
-        </w:rPr>
-      </w:pPr>
-      <w:r>
-        <w:rPr>
+          <w:rFonts w:ascii="Carlito" w:hAnsi="Carlito" w:cs="Carlito"/>
+          <w:sz w:val="32"/>
+          <w:szCs w:val="32"/>
+        </w:rPr>
+      </w:pPr>
+    </w:p>
+    <w:p>
+      <w:pPr>
+        <w:jc w:val="both"/>
+        <w:rPr>
+          <w:rFonts w:ascii="Carlito" w:hAnsi="Carlito" w:cs="Carlito"/>
+          <w:b/>
+          <w:bCs/>
+          <w:sz w:val="32"/>
+          <w:szCs w:val="32"/>
+        </w:rPr>
+      </w:pPr>
+    </w:p>
+    <w:p>
+      <w:pPr>
+        <w:jc w:val="both"/>
+        <w:rPr>
+          <w:rFonts w:ascii="Carlito" w:hAnsi="Carlito" w:cs="Carlito"/>
+          <w:b/>
+          <w:bCs/>
+          <w:sz w:val="32"/>
+          <w:szCs w:val="32"/>
+        </w:rPr>
+      </w:pPr>
+      <w:r>
+        <w:rPr>
+          <w:rFonts w:ascii="Carlito" w:hAnsi="Carlito" w:cs="Carlito"/>
           <w:b/>
           <w:bCs/>
           <w:sz w:val="32"/>
@@ -2817,6 +3110,7 @@
       </w:r>
       <w:r>
         <w:rPr>
+          <w:rFonts w:ascii="Carlito" w:hAnsi="Carlito" w:cs="Carlito"/>
           <w:b/>
           <w:bCs/>
           <w:sz w:val="32"/>
@@ -2826,6 +3120,7 @@
       </w:r>
       <w:r>
         <w:rPr>
+          <w:rFonts w:ascii="Carlito" w:hAnsi="Carlito" w:cs="Carlito"/>
           <w:b/>
           <w:bCs/>
           <w:sz w:val="32"/>
@@ -2838,12 +3133,14 @@
       <w:pPr>
         <w:jc w:val="both"/>
         <w:rPr>
-          <w:sz w:val="32"/>
-          <w:szCs w:val="32"/>
-        </w:rPr>
-      </w:pPr>
-      <w:r>
-        <w:rPr>
+          <w:rFonts w:ascii="Carlito" w:hAnsi="Carlito" w:cs="Carlito"/>
+          <w:sz w:val="32"/>
+          <w:szCs w:val="32"/>
+        </w:rPr>
+      </w:pPr>
+      <w:r>
+        <w:rPr>
+          <w:rFonts w:ascii="Carlito" w:hAnsi="Carlito" w:cs="Carlito"/>
           <w:sz w:val="32"/>
           <w:szCs w:val="32"/>
         </w:rPr>
@@ -2851,6 +3148,7 @@
       </w:r>
       <w:r>
         <w:rPr>
+          <w:rFonts w:ascii="Carlito" w:hAnsi="Carlito" w:cs="Carlito"/>
           <w:b/>
           <w:bCs/>
           <w:sz w:val="32"/>
@@ -2860,6 +3158,7 @@
       </w:r>
       <w:r>
         <w:rPr>
+          <w:rFonts w:ascii="Carlito" w:hAnsi="Carlito" w:cs="Carlito"/>
           <w:sz w:val="32"/>
           <w:szCs w:val="32"/>
         </w:rPr>
@@ -2867,6 +3166,7 @@
       </w:r>
       <w:r>
         <w:rPr>
+          <w:rFonts w:ascii="Carlito" w:hAnsi="Carlito" w:cs="Carlito"/>
           <w:b/>
           <w:bCs/>
           <w:sz w:val="32"/>
@@ -2876,6 +3176,7 @@
       </w:r>
       <w:r>
         <w:rPr>
+          <w:rFonts w:ascii="Carlito" w:hAnsi="Carlito" w:cs="Carlito"/>
           <w:sz w:val="32"/>
           <w:szCs w:val="32"/>
         </w:rPr>
@@ -2883,6 +3184,7 @@
       </w:r>
       <w:r>
         <w:rPr>
+          <w:rFonts w:ascii="Carlito" w:hAnsi="Carlito" w:cs="Carlito"/>
           <w:b/>
           <w:bCs/>
           <w:sz w:val="32"/>
@@ -2892,6 +3194,7 @@
       </w:r>
       <w:r>
         <w:rPr>
+          <w:rFonts w:ascii="Carlito" w:hAnsi="Carlito" w:cs="Carlito"/>
           <w:sz w:val="32"/>
           <w:szCs w:val="32"/>
         </w:rPr>
@@ -2899,6 +3202,7 @@
       </w:r>
       <w:r>
         <w:rPr>
+          <w:rFonts w:ascii="Carlito" w:hAnsi="Carlito" w:cs="Carlito"/>
           <w:b/>
           <w:bCs/>
           <w:sz w:val="32"/>
@@ -2908,6 +3212,7 @@
       </w:r>
       <w:r>
         <w:rPr>
+          <w:rFonts w:ascii="Carlito" w:hAnsi="Carlito" w:cs="Carlito"/>
           <w:sz w:val="32"/>
           <w:szCs w:val="32"/>
         </w:rPr>
@@ -2915,6 +3220,7 @@
       </w:r>
       <w:r>
         <w:rPr>
+          <w:rFonts w:ascii="Carlito" w:hAnsi="Carlito" w:cs="Carlito"/>
           <w:sz w:val="32"/>
           <w:szCs w:val="32"/>
         </w:rPr>
@@ -2925,12 +3231,14 @@
       <w:pPr>
         <w:jc w:val="both"/>
         <w:rPr>
-          <w:sz w:val="32"/>
-          <w:szCs w:val="32"/>
-        </w:rPr>
-      </w:pPr>
-      <w:r>
-        <w:rPr>
+          <w:rFonts w:ascii="Carlito" w:hAnsi="Carlito" w:cs="Carlito"/>
+          <w:sz w:val="32"/>
+          <w:szCs w:val="32"/>
+        </w:rPr>
+      </w:pPr>
+      <w:r>
+        <w:rPr>
+          <w:rFonts w:ascii="Carlito" w:hAnsi="Carlito" w:cs="Carlito"/>
           <w:sz w:val="32"/>
           <w:szCs w:val="32"/>
         </w:rPr>
@@ -2938,6 +3246,7 @@
       </w:r>
       <w:r>
         <w:rPr>
+          <w:rFonts w:ascii="Carlito" w:hAnsi="Carlito" w:cs="Carlito"/>
           <w:sz w:val="32"/>
           <w:szCs w:val="32"/>
         </w:rPr>
@@ -2945,6 +3254,7 @@
       </w:r>
       <w:r>
         <w:rPr>
+          <w:rFonts w:ascii="Carlito" w:hAnsi="Carlito" w:cs="Carlito"/>
           <w:b/>
           <w:bCs/>
           <w:sz w:val="32"/>
@@ -2954,6 +3264,7 @@
       </w:r>
       <w:r>
         <w:rPr>
+          <w:rFonts w:ascii="Carlito" w:hAnsi="Carlito" w:cs="Carlito"/>
           <w:sz w:val="32"/>
           <w:szCs w:val="32"/>
         </w:rPr>
@@ -2961,6 +3272,7 @@
       </w:r>
       <w:r>
         <w:rPr>
+          <w:rFonts w:ascii="Carlito" w:hAnsi="Carlito" w:cs="Carlito"/>
           <w:sz w:val="32"/>
           <w:szCs w:val="32"/>
         </w:rPr>
@@ -2968,6 +3280,7 @@
       </w:r>
       <w:r>
         <w:rPr>
+          <w:rFonts w:ascii="Carlito" w:hAnsi="Carlito" w:cs="Carlito"/>
           <w:sz w:val="32"/>
           <w:szCs w:val="32"/>
         </w:rPr>
@@ -2975,6 +3288,7 @@
       </w:r>
       <w:r>
         <w:rPr>
+          <w:rFonts w:ascii="Carlito" w:hAnsi="Carlito" w:cs="Carlito"/>
           <w:sz w:val="32"/>
           <w:szCs w:val="32"/>
         </w:rPr>
@@ -2982,6 +3296,7 @@
       </w:r>
       <w:r>
         <w:rPr>
+          <w:rFonts w:ascii="Carlito" w:hAnsi="Carlito" w:cs="Carlito"/>
           <w:sz w:val="32"/>
           <w:szCs w:val="32"/>
         </w:rPr>
@@ -2989,6 +3304,7 @@
       </w:r>
       <w:r>
         <w:rPr>
+          <w:rFonts w:ascii="Carlito" w:hAnsi="Carlito" w:cs="Carlito"/>
           <w:sz w:val="32"/>
           <w:szCs w:val="32"/>
         </w:rPr>
@@ -2996,6 +3312,7 @@
       </w:r>
       <w:r>
         <w:rPr>
+          <w:rFonts w:ascii="Carlito" w:hAnsi="Carlito" w:cs="Carlito"/>
           <w:sz w:val="32"/>
           <w:szCs w:val="32"/>
         </w:rPr>
@@ -3003,6 +3320,7 @@
       </w:r>
       <w:r>
         <w:rPr>
+          <w:rFonts w:ascii="Carlito" w:hAnsi="Carlito" w:cs="Carlito"/>
           <w:sz w:val="32"/>
           <w:szCs w:val="32"/>
         </w:rPr>
@@ -3010,6 +3328,7 @@
       </w:r>
       <w:r>
         <w:rPr>
+          <w:rFonts w:ascii="Carlito" w:hAnsi="Carlito" w:cs="Carlito"/>
           <w:sz w:val="32"/>
           <w:szCs w:val="32"/>
         </w:rPr>
@@ -3017,6 +3336,7 @@
       </w:r>
       <w:r>
         <w:rPr>
+          <w:rFonts w:ascii="Carlito" w:hAnsi="Carlito" w:cs="Carlito"/>
           <w:b/>
           <w:bCs/>
           <w:sz w:val="32"/>
@@ -3026,6 +3346,7 @@
       </w:r>
       <w:r>
         <w:rPr>
+          <w:rFonts w:ascii="Carlito" w:hAnsi="Carlito" w:cs="Carlito"/>
           <w:sz w:val="32"/>
           <w:szCs w:val="32"/>
         </w:rPr>
@@ -3036,12 +3357,14 @@
       <w:pPr>
         <w:jc w:val="both"/>
         <w:rPr>
-          <w:sz w:val="32"/>
-          <w:szCs w:val="32"/>
-        </w:rPr>
-      </w:pPr>
-      <w:r>
-        <w:rPr>
+          <w:rFonts w:ascii="Carlito" w:hAnsi="Carlito" w:cs="Carlito"/>
+          <w:sz w:val="32"/>
+          <w:szCs w:val="32"/>
+        </w:rPr>
+      </w:pPr>
+      <w:r>
+        <w:rPr>
+          <w:rFonts w:ascii="Carlito" w:hAnsi="Carlito" w:cs="Carlito"/>
           <w:sz w:val="32"/>
           <w:szCs w:val="32"/>
         </w:rPr>
@@ -3049,6 +3372,7 @@
       </w:r>
       <w:r>
         <w:rPr>
+          <w:rFonts w:ascii="Carlito" w:hAnsi="Carlito" w:cs="Carlito"/>
           <w:sz w:val="32"/>
           <w:szCs w:val="32"/>
         </w:rPr>
@@ -3059,15 +3383,17 @@
       <w:pPr>
         <w:jc w:val="both"/>
         <w:rPr>
-          <w:b/>
-          <w:bCs/>
-          <w:color w:val="D86DCB" w:themeColor="accent5" w:themeTint="99"/>
-          <w:sz w:val="32"/>
-          <w:szCs w:val="32"/>
-        </w:rPr>
-      </w:pPr>
-      <w:r>
-        <w:rPr>
+          <w:rFonts w:ascii="Carlito" w:hAnsi="Carlito" w:cs="Carlito"/>
+          <w:b/>
+          <w:bCs/>
+          <w:color w:val="D86DCB" w:themeColor="accent5" w:themeTint="99"/>
+          <w:sz w:val="32"/>
+          <w:szCs w:val="32"/>
+        </w:rPr>
+      </w:pPr>
+      <w:r>
+        <w:rPr>
+          <w:rFonts w:ascii="Carlito" w:hAnsi="Carlito" w:cs="Carlito"/>
           <w:b/>
           <w:bCs/>
           <w:color w:val="D86DCB" w:themeColor="accent5" w:themeTint="99"/>
@@ -3081,15 +3407,17 @@
       <w:pPr>
         <w:jc w:val="both"/>
         <w:rPr>
-          <w:b/>
-          <w:bCs/>
-          <w:color w:val="D86DCB" w:themeColor="accent5" w:themeTint="99"/>
-          <w:sz w:val="32"/>
-          <w:szCs w:val="32"/>
-        </w:rPr>
-      </w:pPr>
-      <w:r>
-        <w:rPr>
+          <w:rFonts w:ascii="Carlito" w:hAnsi="Carlito" w:cs="Carlito"/>
+          <w:b/>
+          <w:bCs/>
+          <w:color w:val="D86DCB" w:themeColor="accent5" w:themeTint="99"/>
+          <w:sz w:val="32"/>
+          <w:szCs w:val="32"/>
+        </w:rPr>
+      </w:pPr>
+      <w:r>
+        <w:rPr>
+          <w:rFonts w:ascii="Carlito" w:hAnsi="Carlito" w:cs="Carlito"/>
           <w:b/>
           <w:bCs/>
           <w:color w:val="D86DCB" w:themeColor="accent5" w:themeTint="99"/>
@@ -3103,15 +3431,17 @@
       <w:pPr>
         <w:jc w:val="both"/>
         <w:rPr>
-          <w:b/>
-          <w:bCs/>
-          <w:color w:val="D86DCB" w:themeColor="accent5" w:themeTint="99"/>
-          <w:sz w:val="32"/>
-          <w:szCs w:val="32"/>
-        </w:rPr>
-      </w:pPr>
-      <w:r>
-        <w:rPr>
+          <w:rFonts w:ascii="Carlito" w:hAnsi="Carlito" w:cs="Carlito"/>
+          <w:b/>
+          <w:bCs/>
+          <w:color w:val="D86DCB" w:themeColor="accent5" w:themeTint="99"/>
+          <w:sz w:val="32"/>
+          <w:szCs w:val="32"/>
+        </w:rPr>
+      </w:pPr>
+      <w:r>
+        <w:rPr>
+          <w:rFonts w:ascii="Carlito" w:hAnsi="Carlito" w:cs="Carlito"/>
           <w:b/>
           <w:bCs/>
           <w:color w:val="D86DCB" w:themeColor="accent5" w:themeTint="99"/>
@@ -3125,15 +3455,17 @@
       <w:pPr>
         <w:jc w:val="both"/>
         <w:rPr>
-          <w:b/>
-          <w:bCs/>
-          <w:color w:val="D86DCB" w:themeColor="accent5" w:themeTint="99"/>
-          <w:sz w:val="32"/>
-          <w:szCs w:val="32"/>
-        </w:rPr>
-      </w:pPr>
-      <w:r>
-        <w:rPr>
+          <w:rFonts w:ascii="Carlito" w:hAnsi="Carlito" w:cs="Carlito"/>
+          <w:b/>
+          <w:bCs/>
+          <w:color w:val="D86DCB" w:themeColor="accent5" w:themeTint="99"/>
+          <w:sz w:val="32"/>
+          <w:szCs w:val="32"/>
+        </w:rPr>
+      </w:pPr>
+      <w:r>
+        <w:rPr>
+          <w:rFonts w:ascii="Carlito" w:hAnsi="Carlito" w:cs="Carlito"/>
           <w:b/>
           <w:bCs/>
           <w:color w:val="D86DCB" w:themeColor="accent5" w:themeTint="99"/>
@@ -3147,15 +3479,17 @@
       <w:pPr>
         <w:jc w:val="both"/>
         <w:rPr>
-          <w:b/>
-          <w:bCs/>
-          <w:color w:val="D86DCB" w:themeColor="accent5" w:themeTint="99"/>
-          <w:sz w:val="32"/>
-          <w:szCs w:val="32"/>
-        </w:rPr>
-      </w:pPr>
-      <w:r>
-        <w:rPr>
+          <w:rFonts w:ascii="Carlito" w:hAnsi="Carlito" w:cs="Carlito"/>
+          <w:b/>
+          <w:bCs/>
+          <w:color w:val="D86DCB" w:themeColor="accent5" w:themeTint="99"/>
+          <w:sz w:val="32"/>
+          <w:szCs w:val="32"/>
+        </w:rPr>
+      </w:pPr>
+      <w:r>
+        <w:rPr>
+          <w:rFonts w:ascii="Carlito" w:hAnsi="Carlito" w:cs="Carlito"/>
           <w:b/>
           <w:bCs/>
           <w:color w:val="D86DCB" w:themeColor="accent5" w:themeTint="99"/>
@@ -3169,15 +3503,17 @@
       <w:pPr>
         <w:jc w:val="both"/>
         <w:rPr>
-          <w:b/>
-          <w:bCs/>
-          <w:color w:val="D86DCB" w:themeColor="accent5" w:themeTint="99"/>
-          <w:sz w:val="32"/>
-          <w:szCs w:val="32"/>
-        </w:rPr>
-      </w:pPr>
-      <w:r>
-        <w:rPr>
+          <w:rFonts w:ascii="Carlito" w:hAnsi="Carlito" w:cs="Carlito"/>
+          <w:b/>
+          <w:bCs/>
+          <w:color w:val="D86DCB" w:themeColor="accent5" w:themeTint="99"/>
+          <w:sz w:val="32"/>
+          <w:szCs w:val="32"/>
+        </w:rPr>
+      </w:pPr>
+      <w:r>
+        <w:rPr>
+          <w:rFonts w:ascii="Carlito" w:hAnsi="Carlito" w:cs="Carlito"/>
           <w:b/>
           <w:bCs/>
           <w:color w:val="D86DCB" w:themeColor="accent5" w:themeTint="99"/>
@@ -3191,15 +3527,17 @@
       <w:pPr>
         <w:jc w:val="both"/>
         <w:rPr>
-          <w:b/>
-          <w:bCs/>
-          <w:color w:val="D86DCB" w:themeColor="accent5" w:themeTint="99"/>
-          <w:sz w:val="32"/>
-          <w:szCs w:val="32"/>
-        </w:rPr>
-      </w:pPr>
-      <w:r>
-        <w:rPr>
+          <w:rFonts w:ascii="Carlito" w:hAnsi="Carlito" w:cs="Carlito"/>
+          <w:b/>
+          <w:bCs/>
+          <w:color w:val="D86DCB" w:themeColor="accent5" w:themeTint="99"/>
+          <w:sz w:val="32"/>
+          <w:szCs w:val="32"/>
+        </w:rPr>
+      </w:pPr>
+      <w:r>
+        <w:rPr>
+          <w:rFonts w:ascii="Carlito" w:hAnsi="Carlito" w:cs="Carlito"/>
           <w:b/>
           <w:bCs/>
           <w:color w:val="D86DCB" w:themeColor="accent5" w:themeTint="99"/>
@@ -3213,15 +3551,17 @@
       <w:pPr>
         <w:jc w:val="both"/>
         <w:rPr>
-          <w:b/>
-          <w:bCs/>
-          <w:color w:val="D86DCB" w:themeColor="accent5" w:themeTint="99"/>
-          <w:sz w:val="32"/>
-          <w:szCs w:val="32"/>
-        </w:rPr>
-      </w:pPr>
-      <w:r>
-        <w:rPr>
+          <w:rFonts w:ascii="Carlito" w:hAnsi="Carlito" w:cs="Carlito"/>
+          <w:b/>
+          <w:bCs/>
+          <w:color w:val="D86DCB" w:themeColor="accent5" w:themeTint="99"/>
+          <w:sz w:val="32"/>
+          <w:szCs w:val="32"/>
+        </w:rPr>
+      </w:pPr>
+      <w:r>
+        <w:rPr>
+          <w:rFonts w:ascii="Carlito" w:hAnsi="Carlito" w:cs="Carlito"/>
           <w:b/>
           <w:bCs/>
           <w:color w:val="D86DCB" w:themeColor="accent5" w:themeTint="99"/>
@@ -3235,12 +3575,14 @@
       <w:pPr>
         <w:jc w:val="both"/>
         <w:rPr>
-          <w:sz w:val="32"/>
-          <w:szCs w:val="32"/>
-        </w:rPr>
-      </w:pPr>
-      <w:r>
-        <w:rPr>
+          <w:rFonts w:ascii="Carlito" w:hAnsi="Carlito" w:cs="Carlito"/>
+          <w:sz w:val="32"/>
+          <w:szCs w:val="32"/>
+        </w:rPr>
+      </w:pPr>
+      <w:r>
+        <w:rPr>
+          <w:rFonts w:ascii="Carlito" w:hAnsi="Carlito" w:cs="Carlito"/>
           <w:sz w:val="32"/>
           <w:szCs w:val="32"/>
         </w:rPr>
@@ -3248,6 +3590,7 @@
       </w:r>
       <w:r>
         <w:rPr>
+          <w:rFonts w:ascii="Carlito" w:hAnsi="Carlito" w:cs="Carlito"/>
           <w:sz w:val="32"/>
           <w:szCs w:val="32"/>
         </w:rPr>
@@ -3255,6 +3598,7 @@
       </w:r>
       <w:r>
         <w:rPr>
+          <w:rFonts w:ascii="Carlito" w:hAnsi="Carlito" w:cs="Carlito"/>
           <w:sz w:val="32"/>
           <w:szCs w:val="32"/>
         </w:rPr>
@@ -3265,15 +3609,17 @@
       <w:pPr>
         <w:jc w:val="both"/>
         <w:rPr>
-          <w:b/>
-          <w:bCs/>
-          <w:color w:val="D86DCB" w:themeColor="accent5" w:themeTint="99"/>
-          <w:sz w:val="32"/>
-          <w:szCs w:val="32"/>
-        </w:rPr>
-      </w:pPr>
-      <w:r>
-        <w:rPr>
+          <w:rFonts w:ascii="Carlito" w:hAnsi="Carlito" w:cs="Carlito"/>
+          <w:b/>
+          <w:bCs/>
+          <w:color w:val="D86DCB" w:themeColor="accent5" w:themeTint="99"/>
+          <w:sz w:val="32"/>
+          <w:szCs w:val="32"/>
+        </w:rPr>
+      </w:pPr>
+      <w:r>
+        <w:rPr>
+          <w:rFonts w:ascii="Carlito" w:hAnsi="Carlito" w:cs="Carlito"/>
           <w:b/>
           <w:bCs/>
           <w:color w:val="D86DCB" w:themeColor="accent5" w:themeTint="99"/>
@@ -3287,15 +3633,17 @@
       <w:pPr>
         <w:jc w:val="both"/>
         <w:rPr>
-          <w:b/>
-          <w:bCs/>
-          <w:color w:val="D86DCB" w:themeColor="accent5" w:themeTint="99"/>
-          <w:sz w:val="32"/>
-          <w:szCs w:val="32"/>
-        </w:rPr>
-      </w:pPr>
-      <w:r>
-        <w:rPr>
+          <w:rFonts w:ascii="Carlito" w:hAnsi="Carlito" w:cs="Carlito"/>
+          <w:b/>
+          <w:bCs/>
+          <w:color w:val="D86DCB" w:themeColor="accent5" w:themeTint="99"/>
+          <w:sz w:val="32"/>
+          <w:szCs w:val="32"/>
+        </w:rPr>
+      </w:pPr>
+      <w:r>
+        <w:rPr>
+          <w:rFonts w:ascii="Carlito" w:hAnsi="Carlito" w:cs="Carlito"/>
           <w:b/>
           <w:bCs/>
           <w:color w:val="D86DCB" w:themeColor="accent5" w:themeTint="99"/>
@@ -3309,15 +3657,41 @@
       <w:pPr>
         <w:jc w:val="both"/>
         <w:rPr>
-          <w:b/>
-          <w:bCs/>
-          <w:color w:val="D86DCB" w:themeColor="accent5" w:themeTint="99"/>
-          <w:sz w:val="32"/>
-          <w:szCs w:val="32"/>
-        </w:rPr>
-      </w:pPr>
-      <w:r>
-        <w:rPr>
+          <w:rFonts w:ascii="Carlito" w:hAnsi="Carlito" w:cs="Carlito"/>
+          <w:b/>
+          <w:bCs/>
+          <w:color w:val="D86DCB" w:themeColor="accent5" w:themeTint="99"/>
+          <w:sz w:val="32"/>
+          <w:szCs w:val="32"/>
+        </w:rPr>
+      </w:pPr>
+      <w:r>
+        <w:rPr>
+          <w:rFonts w:ascii="Carlito" w:hAnsi="Carlito" w:cs="Carlito"/>
+          <w:b/>
+          <w:bCs/>
+          <w:color w:val="D86DCB" w:themeColor="accent5" w:themeTint="99"/>
+          <w:sz w:val="32"/>
+          <w:szCs w:val="32"/>
+        </w:rPr>
+        <w:t xml:space="preserve">       Text('Title'),</w:t>
+      </w:r>
+    </w:p>
+    <w:p>
+      <w:pPr>
+        <w:jc w:val="both"/>
+        <w:rPr>
+          <w:rFonts w:ascii="Carlito" w:hAnsi="Carlito" w:cs="Carlito"/>
+          <w:b/>
+          <w:bCs/>
+          <w:color w:val="D86DCB" w:themeColor="accent5" w:themeTint="99"/>
+          <w:sz w:val="32"/>
+          <w:szCs w:val="32"/>
+        </w:rPr>
+      </w:pPr>
+      <w:r>
+        <w:rPr>
+          <w:rFonts w:ascii="Carlito" w:hAnsi="Carlito" w:cs="Carlito"/>
           <w:b/>
           <w:bCs/>
           <w:color w:val="D86DCB" w:themeColor="accent5" w:themeTint="99"/>
@@ -3325,28 +3699,6 @@
           <w:szCs w:val="32"/>
         </w:rPr>
         <w:lastRenderedPageBreak/>
-        <w:t xml:space="preserve">       Text('Title'),</w:t>
-      </w:r>
-    </w:p>
-    <w:p>
-      <w:pPr>
-        <w:jc w:val="both"/>
-        <w:rPr>
-          <w:b/>
-          <w:bCs/>
-          <w:color w:val="D86DCB" w:themeColor="accent5" w:themeTint="99"/>
-          <w:sz w:val="32"/>
-          <w:szCs w:val="32"/>
-        </w:rPr>
-      </w:pPr>
-      <w:r>
-        <w:rPr>
-          <w:b/>
-          <w:bCs/>
-          <w:color w:val="D86DCB" w:themeColor="accent5" w:themeTint="99"/>
-          <w:sz w:val="32"/>
-          <w:szCs w:val="32"/>
-        </w:rPr>
         <w:t xml:space="preserve">       ?subTitleWidget,</w:t>
       </w:r>
     </w:p>
@@ -3354,15 +3706,17 @@
       <w:pPr>
         <w:jc w:val="both"/>
         <w:rPr>
-          <w:b/>
-          <w:bCs/>
-          <w:color w:val="D86DCB" w:themeColor="accent5" w:themeTint="99"/>
-          <w:sz w:val="32"/>
-          <w:szCs w:val="32"/>
-        </w:rPr>
-      </w:pPr>
-      <w:r>
-        <w:rPr>
+          <w:rFonts w:ascii="Carlito" w:hAnsi="Carlito" w:cs="Carlito"/>
+          <w:b/>
+          <w:bCs/>
+          <w:color w:val="D86DCB" w:themeColor="accent5" w:themeTint="99"/>
+          <w:sz w:val="32"/>
+          <w:szCs w:val="32"/>
+        </w:rPr>
+      </w:pPr>
+      <w:r>
+        <w:rPr>
+          <w:rFonts w:ascii="Carlito" w:hAnsi="Carlito" w:cs="Carlito"/>
           <w:b/>
           <w:bCs/>
           <w:color w:val="D86DCB" w:themeColor="accent5" w:themeTint="99"/>
@@ -3376,15 +3730,17 @@
       <w:pPr>
         <w:jc w:val="both"/>
         <w:rPr>
-          <w:b/>
-          <w:bCs/>
-          <w:color w:val="D86DCB" w:themeColor="accent5" w:themeTint="99"/>
-          <w:sz w:val="32"/>
-          <w:szCs w:val="32"/>
-        </w:rPr>
-      </w:pPr>
-      <w:r>
-        <w:rPr>
+          <w:rFonts w:ascii="Carlito" w:hAnsi="Carlito" w:cs="Carlito"/>
+          <w:b/>
+          <w:bCs/>
+          <w:color w:val="D86DCB" w:themeColor="accent5" w:themeTint="99"/>
+          <w:sz w:val="32"/>
+          <w:szCs w:val="32"/>
+        </w:rPr>
+      </w:pPr>
+      <w:r>
+        <w:rPr>
+          <w:rFonts w:ascii="Carlito" w:hAnsi="Carlito" w:cs="Carlito"/>
           <w:b/>
           <w:bCs/>
           <w:color w:val="D86DCB" w:themeColor="accent5" w:themeTint="99"/>
@@ -3398,15 +3754,17 @@
       <w:pPr>
         <w:jc w:val="both"/>
         <w:rPr>
-          <w:b/>
-          <w:bCs/>
-          <w:color w:val="D86DCB" w:themeColor="accent5" w:themeTint="99"/>
-          <w:sz w:val="32"/>
-          <w:szCs w:val="32"/>
-        </w:rPr>
-      </w:pPr>
-      <w:r>
-        <w:rPr>
+          <w:rFonts w:ascii="Carlito" w:hAnsi="Carlito" w:cs="Carlito"/>
+          <w:b/>
+          <w:bCs/>
+          <w:color w:val="D86DCB" w:themeColor="accent5" w:themeTint="99"/>
+          <w:sz w:val="32"/>
+          <w:szCs w:val="32"/>
+        </w:rPr>
+      </w:pPr>
+      <w:r>
+        <w:rPr>
+          <w:rFonts w:ascii="Carlito" w:hAnsi="Carlito" w:cs="Carlito"/>
           <w:b/>
           <w:bCs/>
           <w:color w:val="D86DCB" w:themeColor="accent5" w:themeTint="99"/>
@@ -3420,15 +3778,17 @@
       <w:pPr>
         <w:jc w:val="both"/>
         <w:rPr>
-          <w:b/>
-          <w:bCs/>
-          <w:color w:val="D86DCB" w:themeColor="accent5" w:themeTint="99"/>
-          <w:sz w:val="32"/>
-          <w:szCs w:val="32"/>
-        </w:rPr>
-      </w:pPr>
-      <w:r>
-        <w:rPr>
+          <w:rFonts w:ascii="Carlito" w:hAnsi="Carlito" w:cs="Carlito"/>
+          <w:b/>
+          <w:bCs/>
+          <w:color w:val="D86DCB" w:themeColor="accent5" w:themeTint="99"/>
+          <w:sz w:val="32"/>
+          <w:szCs w:val="32"/>
+        </w:rPr>
+      </w:pPr>
+      <w:r>
+        <w:rPr>
+          <w:rFonts w:ascii="Carlito" w:hAnsi="Carlito" w:cs="Carlito"/>
           <w:b/>
           <w:bCs/>
           <w:color w:val="D86DCB" w:themeColor="accent5" w:themeTint="99"/>
@@ -3442,12 +3802,14 @@
       <w:pPr>
         <w:jc w:val="both"/>
         <w:rPr>
-          <w:sz w:val="32"/>
-          <w:szCs w:val="32"/>
-        </w:rPr>
-      </w:pPr>
-      <w:r>
-        <w:rPr>
+          <w:rFonts w:ascii="Carlito" w:hAnsi="Carlito" w:cs="Carlito"/>
+          <w:sz w:val="32"/>
+          <w:szCs w:val="32"/>
+        </w:rPr>
+      </w:pPr>
+      <w:r>
+        <w:rPr>
+          <w:rFonts w:ascii="Carlito" w:hAnsi="Carlito" w:cs="Carlito"/>
           <w:b/>
           <w:bCs/>
           <w:sz w:val="32"/>
@@ -3457,6 +3819,7 @@
       </w:r>
       <w:r>
         <w:rPr>
+          <w:rFonts w:ascii="Carlito" w:hAnsi="Carlito" w:cs="Carlito"/>
           <w:sz w:val="32"/>
           <w:szCs w:val="32"/>
         </w:rPr>
@@ -3464,6 +3827,7 @@
       </w:r>
       <w:r>
         <w:rPr>
+          <w:rFonts w:ascii="Carlito" w:hAnsi="Carlito" w:cs="Carlito"/>
           <w:sz w:val="32"/>
           <w:szCs w:val="32"/>
         </w:rPr>
@@ -3471,6 +3835,7 @@
       </w:r>
       <w:r>
         <w:rPr>
+          <w:rFonts w:ascii="Carlito" w:hAnsi="Carlito" w:cs="Carlito"/>
           <w:sz w:val="32"/>
           <w:szCs w:val="32"/>
         </w:rPr>
@@ -3478,6 +3843,7 @@
       </w:r>
       <w:r>
         <w:rPr>
+          <w:rFonts w:ascii="Carlito" w:hAnsi="Carlito" w:cs="Carlito"/>
           <w:sz w:val="32"/>
           <w:szCs w:val="32"/>
         </w:rPr>
@@ -3488,21 +3854,24 @@
       <w:pPr>
         <w:jc w:val="both"/>
         <w:rPr>
-          <w:sz w:val="32"/>
-          <w:szCs w:val="32"/>
-        </w:rPr>
-      </w:pPr>
-    </w:p>
-    <w:p>
-      <w:pPr>
-        <w:jc w:val="both"/>
-        <w:rPr>
-          <w:sz w:val="32"/>
-          <w:szCs w:val="32"/>
-        </w:rPr>
-      </w:pPr>
-      <w:r>
-        <w:rPr>
+          <w:rFonts w:ascii="Carlito" w:hAnsi="Carlito" w:cs="Carlito"/>
+          <w:sz w:val="32"/>
+          <w:szCs w:val="32"/>
+        </w:rPr>
+      </w:pPr>
+    </w:p>
+    <w:p>
+      <w:pPr>
+        <w:jc w:val="both"/>
+        <w:rPr>
+          <w:rFonts w:ascii="Carlito" w:hAnsi="Carlito" w:cs="Carlito"/>
+          <w:sz w:val="32"/>
+          <w:szCs w:val="32"/>
+        </w:rPr>
+      </w:pPr>
+      <w:r>
+        <w:rPr>
+          <w:rFonts w:ascii="Carlito" w:hAnsi="Carlito" w:cs="Carlito"/>
           <w:sz w:val="32"/>
           <w:szCs w:val="32"/>
         </w:rPr>
@@ -3513,12 +3882,14 @@
       <w:pPr>
         <w:jc w:val="both"/>
         <w:rPr>
-          <w:sz w:val="32"/>
-          <w:szCs w:val="32"/>
-        </w:rPr>
-      </w:pPr>
-      <w:r>
-        <w:rPr>
+          <w:rFonts w:ascii="Carlito" w:hAnsi="Carlito" w:cs="Carlito"/>
+          <w:sz w:val="32"/>
+          <w:szCs w:val="32"/>
+        </w:rPr>
+      </w:pPr>
+      <w:r>
+        <w:rPr>
+          <w:rFonts w:ascii="Carlito" w:hAnsi="Carlito" w:cs="Carlito"/>
           <w:sz w:val="32"/>
           <w:szCs w:val="32"/>
         </w:rPr>
@@ -3526,6 +3897,7 @@
       </w:r>
       <w:r>
         <w:rPr>
+          <w:rFonts w:ascii="Carlito" w:hAnsi="Carlito" w:cs="Carlito"/>
           <w:b/>
           <w:bCs/>
           <w:sz w:val="32"/>
@@ -3535,6 +3907,7 @@
       </w:r>
       <w:r>
         <w:rPr>
+          <w:rFonts w:ascii="Carlito" w:hAnsi="Carlito" w:cs="Carlito"/>
           <w:sz w:val="32"/>
           <w:szCs w:val="32"/>
         </w:rPr>
@@ -3542,6 +3915,7 @@
       </w:r>
       <w:r>
         <w:rPr>
+          <w:rFonts w:ascii="Carlito" w:hAnsi="Carlito" w:cs="Carlito"/>
           <w:b/>
           <w:bCs/>
           <w:sz w:val="32"/>
@@ -3551,6 +3925,7 @@
       </w:r>
       <w:r>
         <w:rPr>
+          <w:rFonts w:ascii="Carlito" w:hAnsi="Carlito" w:cs="Carlito"/>
           <w:sz w:val="32"/>
           <w:szCs w:val="32"/>
         </w:rPr>
@@ -3561,12 +3936,14 @@
       <w:pPr>
         <w:jc w:val="both"/>
         <w:rPr>
-          <w:sz w:val="32"/>
-          <w:szCs w:val="32"/>
-        </w:rPr>
-      </w:pPr>
-      <w:r>
-        <w:rPr>
+          <w:rFonts w:ascii="Carlito" w:hAnsi="Carlito" w:cs="Carlito"/>
+          <w:sz w:val="32"/>
+          <w:szCs w:val="32"/>
+        </w:rPr>
+      </w:pPr>
+      <w:r>
+        <w:rPr>
+          <w:rFonts w:ascii="Carlito" w:hAnsi="Carlito" w:cs="Carlito"/>
           <w:sz w:val="32"/>
           <w:szCs w:val="32"/>
         </w:rPr>
@@ -3574,6 +3951,7 @@
       </w:r>
       <w:r>
         <w:rPr>
+          <w:rFonts w:ascii="Carlito" w:hAnsi="Carlito" w:cs="Carlito"/>
           <w:b/>
           <w:bCs/>
           <w:sz w:val="32"/>
@@ -3583,6 +3961,7 @@
       </w:r>
       <w:r>
         <w:rPr>
+          <w:rFonts w:ascii="Carlito" w:hAnsi="Carlito" w:cs="Carlito"/>
           <w:sz w:val="32"/>
           <w:szCs w:val="32"/>
         </w:rPr>
@@ -3593,15 +3972,17 @@
       <w:pPr>
         <w:jc w:val="both"/>
         <w:rPr>
-          <w:b/>
-          <w:bCs/>
-          <w:color w:val="D86DCB" w:themeColor="accent5" w:themeTint="99"/>
-          <w:sz w:val="32"/>
-          <w:szCs w:val="32"/>
-        </w:rPr>
-      </w:pPr>
-      <w:r>
-        <w:rPr>
+          <w:rFonts w:ascii="Carlito" w:hAnsi="Carlito" w:cs="Carlito"/>
+          <w:b/>
+          <w:bCs/>
+          <w:color w:val="D86DCB" w:themeColor="accent5" w:themeTint="99"/>
+          <w:sz w:val="32"/>
+          <w:szCs w:val="32"/>
+        </w:rPr>
+      </w:pPr>
+      <w:r>
+        <w:rPr>
+          <w:rFonts w:ascii="Carlito" w:hAnsi="Carlito" w:cs="Carlito"/>
           <w:b/>
           <w:bCs/>
           <w:color w:val="D86DCB" w:themeColor="accent5" w:themeTint="99"/>
@@ -3615,15 +3996,17 @@
       <w:pPr>
         <w:jc w:val="both"/>
         <w:rPr>
-          <w:b/>
-          <w:bCs/>
-          <w:color w:val="D86DCB" w:themeColor="accent5" w:themeTint="99"/>
-          <w:sz w:val="32"/>
-          <w:szCs w:val="32"/>
-        </w:rPr>
-      </w:pPr>
-      <w:r>
-        <w:rPr>
+          <w:rFonts w:ascii="Carlito" w:hAnsi="Carlito" w:cs="Carlito"/>
+          <w:b/>
+          <w:bCs/>
+          <w:color w:val="D86DCB" w:themeColor="accent5" w:themeTint="99"/>
+          <w:sz w:val="32"/>
+          <w:szCs w:val="32"/>
+        </w:rPr>
+      </w:pPr>
+      <w:r>
+        <w:rPr>
+          <w:rFonts w:ascii="Carlito" w:hAnsi="Carlito" w:cs="Carlito"/>
           <w:b/>
           <w:bCs/>
           <w:color w:val="D86DCB" w:themeColor="accent5" w:themeTint="99"/>
@@ -3637,15 +4020,17 @@
       <w:pPr>
         <w:jc w:val="both"/>
         <w:rPr>
-          <w:b/>
-          <w:bCs/>
-          <w:color w:val="D86DCB" w:themeColor="accent5" w:themeTint="99"/>
-          <w:sz w:val="32"/>
-          <w:szCs w:val="32"/>
-        </w:rPr>
-      </w:pPr>
-      <w:r>
-        <w:rPr>
+          <w:rFonts w:ascii="Carlito" w:hAnsi="Carlito" w:cs="Carlito"/>
+          <w:b/>
+          <w:bCs/>
+          <w:color w:val="D86DCB" w:themeColor="accent5" w:themeTint="99"/>
+          <w:sz w:val="32"/>
+          <w:szCs w:val="32"/>
+        </w:rPr>
+      </w:pPr>
+      <w:r>
+        <w:rPr>
+          <w:rFonts w:ascii="Carlito" w:hAnsi="Carlito" w:cs="Carlito"/>
           <w:b/>
           <w:bCs/>
           <w:color w:val="D86DCB" w:themeColor="accent5" w:themeTint="99"/>
@@ -3659,15 +4044,17 @@
       <w:pPr>
         <w:jc w:val="both"/>
         <w:rPr>
-          <w:b/>
-          <w:bCs/>
-          <w:color w:val="D86DCB" w:themeColor="accent5" w:themeTint="99"/>
-          <w:sz w:val="32"/>
-          <w:szCs w:val="32"/>
-        </w:rPr>
-      </w:pPr>
-      <w:r>
-        <w:rPr>
+          <w:rFonts w:ascii="Carlito" w:hAnsi="Carlito" w:cs="Carlito"/>
+          <w:b/>
+          <w:bCs/>
+          <w:color w:val="D86DCB" w:themeColor="accent5" w:themeTint="99"/>
+          <w:sz w:val="32"/>
+          <w:szCs w:val="32"/>
+        </w:rPr>
+      </w:pPr>
+      <w:r>
+        <w:rPr>
+          <w:rFonts w:ascii="Carlito" w:hAnsi="Carlito" w:cs="Carlito"/>
           <w:b/>
           <w:bCs/>
           <w:color w:val="D86DCB" w:themeColor="accent5" w:themeTint="99"/>
@@ -3681,15 +4068,17 @@
       <w:pPr>
         <w:jc w:val="both"/>
         <w:rPr>
-          <w:b/>
-          <w:bCs/>
-          <w:color w:val="D86DCB" w:themeColor="accent5" w:themeTint="99"/>
-          <w:sz w:val="32"/>
-          <w:szCs w:val="32"/>
-        </w:rPr>
-      </w:pPr>
-      <w:r>
-        <w:rPr>
+          <w:rFonts w:ascii="Carlito" w:hAnsi="Carlito" w:cs="Carlito"/>
+          <w:b/>
+          <w:bCs/>
+          <w:color w:val="D86DCB" w:themeColor="accent5" w:themeTint="99"/>
+          <w:sz w:val="32"/>
+          <w:szCs w:val="32"/>
+        </w:rPr>
+      </w:pPr>
+      <w:r>
+        <w:rPr>
+          <w:rFonts w:ascii="Carlito" w:hAnsi="Carlito" w:cs="Carlito"/>
           <w:b/>
           <w:bCs/>
           <w:color w:val="D86DCB" w:themeColor="accent5" w:themeTint="99"/>
@@ -3703,15 +4092,17 @@
       <w:pPr>
         <w:jc w:val="both"/>
         <w:rPr>
-          <w:b/>
-          <w:bCs/>
-          <w:color w:val="D86DCB" w:themeColor="accent5" w:themeTint="99"/>
-          <w:sz w:val="32"/>
-          <w:szCs w:val="32"/>
-        </w:rPr>
-      </w:pPr>
-      <w:r>
-        <w:rPr>
+          <w:rFonts w:ascii="Carlito" w:hAnsi="Carlito" w:cs="Carlito"/>
+          <w:b/>
+          <w:bCs/>
+          <w:color w:val="D86DCB" w:themeColor="accent5" w:themeTint="99"/>
+          <w:sz w:val="32"/>
+          <w:szCs w:val="32"/>
+        </w:rPr>
+      </w:pPr>
+      <w:r>
+        <w:rPr>
+          <w:rFonts w:ascii="Carlito" w:hAnsi="Carlito" w:cs="Carlito"/>
           <w:b/>
           <w:bCs/>
           <w:color w:val="D86DCB" w:themeColor="accent5" w:themeTint="99"/>
@@ -3725,12 +4116,14 @@
       <w:pPr>
         <w:jc w:val="both"/>
         <w:rPr>
-          <w:sz w:val="32"/>
-          <w:szCs w:val="32"/>
-        </w:rPr>
-      </w:pPr>
-      <w:r>
-        <w:rPr>
+          <w:rFonts w:ascii="Carlito" w:hAnsi="Carlito" w:cs="Carlito"/>
+          <w:sz w:val="32"/>
+          <w:szCs w:val="32"/>
+        </w:rPr>
+      </w:pPr>
+      <w:r>
+        <w:rPr>
+          <w:rFonts w:ascii="Carlito" w:hAnsi="Carlito" w:cs="Carlito"/>
           <w:sz w:val="32"/>
           <w:szCs w:val="32"/>
         </w:rPr>
@@ -3738,6 +4131,7 @@
       </w:r>
       <w:r>
         <w:rPr>
+          <w:rFonts w:ascii="Carlito" w:hAnsi="Carlito" w:cs="Carlito"/>
           <w:b/>
           <w:bCs/>
           <w:sz w:val="32"/>
@@ -3747,6 +4141,7 @@
       </w:r>
       <w:r>
         <w:rPr>
+          <w:rFonts w:ascii="Carlito" w:hAnsi="Carlito" w:cs="Carlito"/>
           <w:sz w:val="32"/>
           <w:szCs w:val="32"/>
         </w:rPr>
@@ -3757,15 +4152,17 @@
       <w:pPr>
         <w:jc w:val="both"/>
         <w:rPr>
-          <w:b/>
-          <w:bCs/>
-          <w:color w:val="D86DCB" w:themeColor="accent5" w:themeTint="99"/>
-          <w:sz w:val="32"/>
-          <w:szCs w:val="32"/>
-        </w:rPr>
-      </w:pPr>
-      <w:r>
-        <w:rPr>
+          <w:rFonts w:ascii="Carlito" w:hAnsi="Carlito" w:cs="Carlito"/>
+          <w:b/>
+          <w:bCs/>
+          <w:color w:val="D86DCB" w:themeColor="accent5" w:themeTint="99"/>
+          <w:sz w:val="32"/>
+          <w:szCs w:val="32"/>
+        </w:rPr>
+      </w:pPr>
+      <w:r>
+        <w:rPr>
+          <w:rFonts w:ascii="Carlito" w:hAnsi="Carlito" w:cs="Carlito"/>
           <w:b/>
           <w:bCs/>
           <w:color w:val="D86DCB" w:themeColor="accent5" w:themeTint="99"/>
@@ -3779,15 +4176,17 @@
       <w:pPr>
         <w:jc w:val="both"/>
         <w:rPr>
-          <w:b/>
-          <w:bCs/>
-          <w:color w:val="D86DCB" w:themeColor="accent5" w:themeTint="99"/>
-          <w:sz w:val="32"/>
-          <w:szCs w:val="32"/>
-        </w:rPr>
-      </w:pPr>
-      <w:r>
-        <w:rPr>
+          <w:rFonts w:ascii="Carlito" w:hAnsi="Carlito" w:cs="Carlito"/>
+          <w:b/>
+          <w:bCs/>
+          <w:color w:val="D86DCB" w:themeColor="accent5" w:themeTint="99"/>
+          <w:sz w:val="32"/>
+          <w:szCs w:val="32"/>
+        </w:rPr>
+      </w:pPr>
+      <w:r>
+        <w:rPr>
+          <w:rFonts w:ascii="Carlito" w:hAnsi="Carlito" w:cs="Carlito"/>
           <w:b/>
           <w:bCs/>
           <w:color w:val="D86DCB" w:themeColor="accent5" w:themeTint="99"/>
@@ -3801,15 +4200,17 @@
       <w:pPr>
         <w:jc w:val="both"/>
         <w:rPr>
-          <w:b/>
-          <w:bCs/>
-          <w:color w:val="D86DCB" w:themeColor="accent5" w:themeTint="99"/>
-          <w:sz w:val="32"/>
-          <w:szCs w:val="32"/>
-        </w:rPr>
-      </w:pPr>
-      <w:r>
-        <w:rPr>
+          <w:rFonts w:ascii="Carlito" w:hAnsi="Carlito" w:cs="Carlito"/>
+          <w:b/>
+          <w:bCs/>
+          <w:color w:val="D86DCB" w:themeColor="accent5" w:themeTint="99"/>
+          <w:sz w:val="32"/>
+          <w:szCs w:val="32"/>
+        </w:rPr>
+      </w:pPr>
+      <w:r>
+        <w:rPr>
+          <w:rFonts w:ascii="Carlito" w:hAnsi="Carlito" w:cs="Carlito"/>
           <w:b/>
           <w:bCs/>
           <w:color w:val="D86DCB" w:themeColor="accent5" w:themeTint="99"/>
@@ -3823,15 +4224,17 @@
       <w:pPr>
         <w:jc w:val="both"/>
         <w:rPr>
-          <w:b/>
-          <w:bCs/>
-          <w:color w:val="D86DCB" w:themeColor="accent5" w:themeTint="99"/>
-          <w:sz w:val="32"/>
-          <w:szCs w:val="32"/>
-        </w:rPr>
-      </w:pPr>
-      <w:r>
-        <w:rPr>
+          <w:rFonts w:ascii="Carlito" w:hAnsi="Carlito" w:cs="Carlito"/>
+          <w:b/>
+          <w:bCs/>
+          <w:color w:val="D86DCB" w:themeColor="accent5" w:themeTint="99"/>
+          <w:sz w:val="32"/>
+          <w:szCs w:val="32"/>
+        </w:rPr>
+      </w:pPr>
+      <w:r>
+        <w:rPr>
+          <w:rFonts w:ascii="Carlito" w:hAnsi="Carlito" w:cs="Carlito"/>
           <w:b/>
           <w:bCs/>
           <w:color w:val="D86DCB" w:themeColor="accent5" w:themeTint="99"/>
@@ -3845,15 +4248,41 @@
       <w:pPr>
         <w:jc w:val="both"/>
         <w:rPr>
-          <w:b/>
-          <w:bCs/>
-          <w:color w:val="D86DCB" w:themeColor="accent5" w:themeTint="99"/>
-          <w:sz w:val="32"/>
-          <w:szCs w:val="32"/>
-        </w:rPr>
-      </w:pPr>
-      <w:r>
-        <w:rPr>
+          <w:rFonts w:ascii="Carlito" w:hAnsi="Carlito" w:cs="Carlito"/>
+          <w:b/>
+          <w:bCs/>
+          <w:color w:val="D86DCB" w:themeColor="accent5" w:themeTint="99"/>
+          <w:sz w:val="32"/>
+          <w:szCs w:val="32"/>
+        </w:rPr>
+      </w:pPr>
+      <w:r>
+        <w:rPr>
+          <w:rFonts w:ascii="Carlito" w:hAnsi="Carlito" w:cs="Carlito"/>
+          <w:b/>
+          <w:bCs/>
+          <w:color w:val="D86DCB" w:themeColor="accent5" w:themeTint="99"/>
+          <w:sz w:val="32"/>
+          <w:szCs w:val="32"/>
+        </w:rPr>
+        <w:t xml:space="preserve">  ]</w:t>
+      </w:r>
+    </w:p>
+    <w:p>
+      <w:pPr>
+        <w:jc w:val="both"/>
+        <w:rPr>
+          <w:rFonts w:ascii="Carlito" w:hAnsi="Carlito" w:cs="Carlito"/>
+          <w:b/>
+          <w:bCs/>
+          <w:color w:val="D86DCB" w:themeColor="accent5" w:themeTint="99"/>
+          <w:sz w:val="32"/>
+          <w:szCs w:val="32"/>
+        </w:rPr>
+      </w:pPr>
+      <w:r>
+        <w:rPr>
+          <w:rFonts w:ascii="Carlito" w:hAnsi="Carlito" w:cs="Carlito"/>
           <w:b/>
           <w:bCs/>
           <w:color w:val="D86DCB" w:themeColor="accent5" w:themeTint="99"/>
@@ -3861,28 +4290,6 @@
           <w:szCs w:val="32"/>
         </w:rPr>
         <w:lastRenderedPageBreak/>
-        <w:t xml:space="preserve">  ]</w:t>
-      </w:r>
-    </w:p>
-    <w:p>
-      <w:pPr>
-        <w:jc w:val="both"/>
-        <w:rPr>
-          <w:b/>
-          <w:bCs/>
-          <w:color w:val="D86DCB" w:themeColor="accent5" w:themeTint="99"/>
-          <w:sz w:val="32"/>
-          <w:szCs w:val="32"/>
-        </w:rPr>
-      </w:pPr>
-      <w:r>
-        <w:rPr>
-          <w:b/>
-          <w:bCs/>
-          <w:color w:val="D86DCB" w:themeColor="accent5" w:themeTint="99"/>
-          <w:sz w:val="32"/>
-          <w:szCs w:val="32"/>
-        </w:rPr>
         <w:t>)</w:t>
       </w:r>
     </w:p>
@@ -3890,21 +4297,24 @@
       <w:pPr>
         <w:jc w:val="both"/>
         <w:rPr>
-          <w:sz w:val="32"/>
-          <w:szCs w:val="32"/>
-        </w:rPr>
-      </w:pPr>
-    </w:p>
-    <w:p>
-      <w:pPr>
-        <w:jc w:val="both"/>
-        <w:rPr>
-          <w:sz w:val="32"/>
-          <w:szCs w:val="32"/>
-        </w:rPr>
-      </w:pPr>
-      <w:r>
-        <w:rPr>
+          <w:rFonts w:ascii="Carlito" w:hAnsi="Carlito" w:cs="Carlito"/>
+          <w:sz w:val="32"/>
+          <w:szCs w:val="32"/>
+        </w:rPr>
+      </w:pPr>
+    </w:p>
+    <w:p>
+      <w:pPr>
+        <w:jc w:val="both"/>
+        <w:rPr>
+          <w:rFonts w:ascii="Carlito" w:hAnsi="Carlito" w:cs="Carlito"/>
+          <w:sz w:val="32"/>
+          <w:szCs w:val="32"/>
+        </w:rPr>
+      </w:pPr>
+      <w:r>
+        <w:rPr>
+          <w:rFonts w:ascii="Carlito" w:hAnsi="Carlito" w:cs="Carlito"/>
           <w:sz w:val="32"/>
           <w:szCs w:val="32"/>
         </w:rPr>
@@ -3915,12 +4325,14 @@
       <w:pPr>
         <w:jc w:val="both"/>
         <w:rPr>
-          <w:sz w:val="32"/>
-          <w:szCs w:val="32"/>
-        </w:rPr>
-      </w:pPr>
-      <w:r>
-        <w:rPr>
+          <w:rFonts w:ascii="Carlito" w:hAnsi="Carlito" w:cs="Carlito"/>
+          <w:sz w:val="32"/>
+          <w:szCs w:val="32"/>
+        </w:rPr>
+      </w:pPr>
+      <w:r>
+        <w:rPr>
+          <w:rFonts w:ascii="Carlito" w:hAnsi="Carlito" w:cs="Carlito"/>
           <w:sz w:val="32"/>
           <w:szCs w:val="32"/>
         </w:rPr>
@@ -3928,6 +4340,7 @@
       </w:r>
       <w:r>
         <w:rPr>
+          <w:rFonts w:ascii="Carlito" w:hAnsi="Carlito" w:cs="Carlito"/>
           <w:b/>
           <w:bCs/>
           <w:sz w:val="32"/>
@@ -3937,6 +4350,7 @@
       </w:r>
       <w:r>
         <w:rPr>
+          <w:rFonts w:ascii="Carlito" w:hAnsi="Carlito" w:cs="Carlito"/>
           <w:sz w:val="32"/>
           <w:szCs w:val="32"/>
         </w:rPr>
@@ -3944,6 +4358,7 @@
       </w:r>
       <w:r>
         <w:rPr>
+          <w:rFonts w:ascii="Carlito" w:hAnsi="Carlito" w:cs="Carlito"/>
           <w:b/>
           <w:bCs/>
           <w:sz w:val="32"/>
@@ -3953,6 +4368,7 @@
       </w:r>
       <w:r>
         <w:rPr>
+          <w:rFonts w:ascii="Carlito" w:hAnsi="Carlito" w:cs="Carlito"/>
           <w:sz w:val="32"/>
           <w:szCs w:val="32"/>
         </w:rPr>
@@ -3968,14 +4384,16 @@
         </w:numPr>
         <w:jc w:val="both"/>
         <w:rPr>
-          <w:b/>
-          <w:bCs/>
-          <w:sz w:val="32"/>
-          <w:szCs w:val="32"/>
-        </w:rPr>
-      </w:pPr>
-      <w:r>
-        <w:rPr>
+          <w:rFonts w:ascii="Carlito" w:hAnsi="Carlito" w:cs="Carlito"/>
+          <w:b/>
+          <w:bCs/>
+          <w:sz w:val="32"/>
+          <w:szCs w:val="32"/>
+        </w:rPr>
+      </w:pPr>
+      <w:r>
+        <w:rPr>
+          <w:rFonts w:ascii="Carlito" w:hAnsi="Carlito" w:cs="Carlito"/>
           <w:b/>
           <w:bCs/>
           <w:sz w:val="32"/>
@@ -3993,14 +4411,16 @@
         </w:numPr>
         <w:jc w:val="both"/>
         <w:rPr>
-          <w:b/>
-          <w:bCs/>
-          <w:sz w:val="32"/>
-          <w:szCs w:val="32"/>
-        </w:rPr>
-      </w:pPr>
-      <w:r>
-        <w:rPr>
+          <w:rFonts w:ascii="Carlito" w:hAnsi="Carlito" w:cs="Carlito"/>
+          <w:b/>
+          <w:bCs/>
+          <w:sz w:val="32"/>
+          <w:szCs w:val="32"/>
+        </w:rPr>
+      </w:pPr>
+      <w:r>
+        <w:rPr>
+          <w:rFonts w:ascii="Carlito" w:hAnsi="Carlito" w:cs="Carlito"/>
           <w:b/>
           <w:bCs/>
           <w:sz w:val="32"/>
@@ -4018,14 +4438,16 @@
         </w:numPr>
         <w:jc w:val="both"/>
         <w:rPr>
-          <w:b/>
-          <w:bCs/>
-          <w:sz w:val="32"/>
-          <w:szCs w:val="32"/>
-        </w:rPr>
-      </w:pPr>
-      <w:r>
-        <w:rPr>
+          <w:rFonts w:ascii="Carlito" w:hAnsi="Carlito" w:cs="Carlito"/>
+          <w:b/>
+          <w:bCs/>
+          <w:sz w:val="32"/>
+          <w:szCs w:val="32"/>
+        </w:rPr>
+      </w:pPr>
+      <w:r>
+        <w:rPr>
+          <w:rFonts w:ascii="Carlito" w:hAnsi="Carlito" w:cs="Carlito"/>
           <w:b/>
           <w:bCs/>
           <w:sz w:val="32"/>
@@ -4043,14 +4465,16 @@
         </w:numPr>
         <w:jc w:val="both"/>
         <w:rPr>
-          <w:b/>
-          <w:bCs/>
-          <w:sz w:val="32"/>
-          <w:szCs w:val="32"/>
-        </w:rPr>
-      </w:pPr>
-      <w:r>
-        <w:rPr>
+          <w:rFonts w:ascii="Carlito" w:hAnsi="Carlito" w:cs="Carlito"/>
+          <w:b/>
+          <w:bCs/>
+          <w:sz w:val="32"/>
+          <w:szCs w:val="32"/>
+        </w:rPr>
+      </w:pPr>
+      <w:r>
+        <w:rPr>
+          <w:rFonts w:ascii="Carlito" w:hAnsi="Carlito" w:cs="Carlito"/>
           <w:b/>
           <w:bCs/>
           <w:sz w:val="32"/>
@@ -4063,12 +4487,14 @@
       <w:pPr>
         <w:jc w:val="both"/>
         <w:rPr>
-          <w:sz w:val="32"/>
-          <w:szCs w:val="32"/>
-        </w:rPr>
-      </w:pPr>
-      <w:r>
-        <w:rPr>
+          <w:rFonts w:ascii="Carlito" w:hAnsi="Carlito" w:cs="Carlito"/>
+          <w:sz w:val="32"/>
+          <w:szCs w:val="32"/>
+        </w:rPr>
+      </w:pPr>
+      <w:r>
+        <w:rPr>
+          <w:rFonts w:ascii="Carlito" w:hAnsi="Carlito" w:cs="Carlito"/>
           <w:sz w:val="32"/>
           <w:szCs w:val="32"/>
         </w:rPr>
@@ -4079,6 +4505,7 @@
       <w:pPr>
         <w:jc w:val="both"/>
         <w:rPr>
+          <w:rFonts w:ascii="Carlito" w:hAnsi="Carlito" w:cs="Carlito"/>
           <w:sz w:val="32"/>
           <w:szCs w:val="32"/>
         </w:rPr>
@@ -4088,12 +4515,14 @@
       <w:pPr>
         <w:jc w:val="center"/>
         <w:rPr>
-          <w:sz w:val="32"/>
-          <w:szCs w:val="32"/>
-        </w:rPr>
-      </w:pPr>
-      <w:r>
-        <w:rPr>
+          <w:rFonts w:ascii="Carlito" w:hAnsi="Carlito" w:cs="Carlito"/>
+          <w:sz w:val="32"/>
+          <w:szCs w:val="32"/>
+        </w:rPr>
+      </w:pPr>
+      <w:r>
+        <w:rPr>
+          <w:rFonts w:ascii="Carlito" w:hAnsi="Carlito" w:cs="Carlito"/>
           <w:sz w:val="32"/>
           <w:szCs w:val="32"/>
         </w:rPr>
@@ -4104,59 +4533,46 @@
       <w:pPr>
         <w:jc w:val="both"/>
         <w:rPr>
-          <w:sz w:val="32"/>
-          <w:szCs w:val="32"/>
-        </w:rPr>
-      </w:pPr>
-    </w:p>
-    <w:p>
-      <w:pPr>
-        <w:jc w:val="both"/>
-        <w:rPr>
-          <w:b/>
-          <w:bCs/>
-          <w:sz w:val="32"/>
-          <w:szCs w:val="32"/>
-        </w:rPr>
-      </w:pPr>
-      <w:r>
-        <w:rPr>
-          <w:b/>
-          <w:bCs/>
-          <w:sz w:val="32"/>
-          <w:szCs w:val="32"/>
-        </w:rPr>
-        <w:t>Null-aware Spread</w:t>
-      </w:r>
-      <w:r>
-        <w:rPr>
-          <w:b/>
-          <w:bCs/>
-          <w:sz w:val="32"/>
-          <w:szCs w:val="32"/>
-        </w:rPr>
-        <w:t xml:space="preserve"> Operator</w:t>
-      </w:r>
-      <w:r>
-        <w:rPr>
-          <w:b/>
-          <w:bCs/>
-          <w:sz w:val="32"/>
-          <w:szCs w:val="32"/>
-        </w:rPr>
-        <w:t>:</w:t>
-      </w:r>
-    </w:p>
-    <w:p>
-      <w:pPr>
-        <w:jc w:val="both"/>
-        <w:rPr>
-          <w:sz w:val="32"/>
-          <w:szCs w:val="32"/>
-        </w:rPr>
-      </w:pPr>
-      <w:r>
-        <w:rPr>
+          <w:rFonts w:ascii="Carlito" w:hAnsi="Carlito" w:cs="Carlito"/>
+          <w:sz w:val="32"/>
+          <w:szCs w:val="32"/>
+        </w:rPr>
+      </w:pPr>
+    </w:p>
+    <w:p>
+      <w:pPr>
+        <w:jc w:val="both"/>
+        <w:rPr>
+          <w:rFonts w:ascii="Carlito" w:hAnsi="Carlito" w:cs="Carlito"/>
+          <w:b/>
+          <w:bCs/>
+          <w:sz w:val="32"/>
+          <w:szCs w:val="32"/>
+        </w:rPr>
+      </w:pPr>
+      <w:r>
+        <w:rPr>
+          <w:rFonts w:ascii="Carlito" w:hAnsi="Carlito" w:cs="Carlito"/>
+          <w:b/>
+          <w:bCs/>
+          <w:sz w:val="32"/>
+          <w:szCs w:val="32"/>
+        </w:rPr>
+        <w:t>Null-aware Spread Operator:</w:t>
+      </w:r>
+    </w:p>
+    <w:p>
+      <w:pPr>
+        <w:jc w:val="both"/>
+        <w:rPr>
+          <w:rFonts w:ascii="Carlito" w:hAnsi="Carlito" w:cs="Carlito"/>
+          <w:sz w:val="32"/>
+          <w:szCs w:val="32"/>
+        </w:rPr>
+      </w:pPr>
+      <w:r>
+        <w:rPr>
+          <w:rFonts w:ascii="Carlito" w:hAnsi="Carlito" w:cs="Carlito"/>
           <w:sz w:val="32"/>
           <w:szCs w:val="32"/>
         </w:rPr>
@@ -4164,6 +4580,7 @@
       </w:r>
       <w:r>
         <w:rPr>
+          <w:rFonts w:ascii="Carlito" w:hAnsi="Carlito" w:cs="Carlito"/>
           <w:b/>
           <w:bCs/>
           <w:sz w:val="32"/>
@@ -4173,6 +4590,7 @@
       </w:r>
       <w:r>
         <w:rPr>
+          <w:rFonts w:ascii="Carlito" w:hAnsi="Carlito" w:cs="Carlito"/>
           <w:sz w:val="32"/>
           <w:szCs w:val="32"/>
         </w:rPr>
@@ -4180,6 +4598,7 @@
       </w:r>
       <w:r>
         <w:rPr>
+          <w:rFonts w:ascii="Carlito" w:hAnsi="Carlito" w:cs="Carlito"/>
           <w:sz w:val="32"/>
           <w:szCs w:val="32"/>
         </w:rPr>
@@ -4187,6 +4606,7 @@
       </w:r>
       <w:r>
         <w:rPr>
+          <w:rFonts w:ascii="Carlito" w:hAnsi="Carlito" w:cs="Carlito"/>
           <w:sz w:val="32"/>
           <w:szCs w:val="32"/>
         </w:rPr>
@@ -4194,6 +4614,7 @@
       </w:r>
       <w:r>
         <w:rPr>
+          <w:rFonts w:ascii="Carlito" w:hAnsi="Carlito" w:cs="Carlito"/>
           <w:b/>
           <w:bCs/>
           <w:sz w:val="32"/>
@@ -4203,6 +4624,7 @@
       </w:r>
       <w:r>
         <w:rPr>
+          <w:rFonts w:ascii="Carlito" w:hAnsi="Carlito" w:cs="Carlito"/>
           <w:b/>
           <w:bCs/>
           <w:sz w:val="32"/>
@@ -4212,24 +4634,17 @@
       </w:r>
       <w:r>
         <w:rPr>
-          <w:b/>
-          <w:bCs/>
-          <w:sz w:val="32"/>
-          <w:szCs w:val="32"/>
-        </w:rPr>
-        <w:t>&gt;</w:t>
-      </w:r>
-      <w:r>
-        <w:rPr>
-          <w:b/>
-          <w:bCs/>
-          <w:sz w:val="32"/>
-          <w:szCs w:val="32"/>
-        </w:rPr>
-        <w:t>?</w:t>
-      </w:r>
-      <w:r>
-        <w:rPr>
+          <w:rFonts w:ascii="Carlito" w:hAnsi="Carlito" w:cs="Carlito"/>
+          <w:b/>
+          <w:bCs/>
+          <w:sz w:val="32"/>
+          <w:szCs w:val="32"/>
+        </w:rPr>
+        <w:t>&gt;?</w:t>
+      </w:r>
+      <w:r>
+        <w:rPr>
+          <w:rFonts w:ascii="Carlito" w:hAnsi="Carlito" w:cs="Carlito"/>
           <w:sz w:val="32"/>
           <w:szCs w:val="32"/>
         </w:rPr>
@@ -4237,6 +4652,7 @@
       </w:r>
       <w:r>
         <w:rPr>
+          <w:rFonts w:ascii="Carlito" w:hAnsi="Carlito" w:cs="Carlito"/>
           <w:b/>
           <w:bCs/>
           <w:sz w:val="32"/>
@@ -4246,6 +4662,7 @@
       </w:r>
       <w:r>
         <w:rPr>
+          <w:rFonts w:ascii="Carlito" w:hAnsi="Carlito" w:cs="Carlito"/>
           <w:sz w:val="32"/>
           <w:szCs w:val="32"/>
         </w:rPr>
@@ -4253,6 +4670,7 @@
       </w:r>
       <w:r>
         <w:rPr>
+          <w:rFonts w:ascii="Carlito" w:hAnsi="Carlito" w:cs="Carlito"/>
           <w:b/>
           <w:bCs/>
           <w:sz w:val="32"/>
@@ -4262,6 +4680,7 @@
       </w:r>
       <w:r>
         <w:rPr>
+          <w:rFonts w:ascii="Carlito" w:hAnsi="Carlito" w:cs="Carlito"/>
           <w:sz w:val="32"/>
           <w:szCs w:val="32"/>
         </w:rPr>
@@ -4272,15 +4691,17 @@
       <w:pPr>
         <w:jc w:val="both"/>
         <w:rPr>
-          <w:b/>
-          <w:bCs/>
-          <w:color w:val="D86DCB" w:themeColor="accent5" w:themeTint="99"/>
-          <w:sz w:val="32"/>
-          <w:szCs w:val="32"/>
-        </w:rPr>
-      </w:pPr>
-      <w:r>
-        <w:rPr>
+          <w:rFonts w:ascii="Carlito" w:hAnsi="Carlito" w:cs="Carlito"/>
+          <w:b/>
+          <w:bCs/>
+          <w:color w:val="D86DCB" w:themeColor="accent5" w:themeTint="99"/>
+          <w:sz w:val="32"/>
+          <w:szCs w:val="32"/>
+        </w:rPr>
+      </w:pPr>
+      <w:r>
+        <w:rPr>
+          <w:rFonts w:ascii="Carlito" w:hAnsi="Carlito" w:cs="Carlito"/>
           <w:b/>
           <w:bCs/>
           <w:color w:val="D86DCB" w:themeColor="accent5" w:themeTint="99"/>
@@ -4294,15 +4715,17 @@
       <w:pPr>
         <w:jc w:val="both"/>
         <w:rPr>
-          <w:b/>
-          <w:bCs/>
-          <w:color w:val="D86DCB" w:themeColor="accent5" w:themeTint="99"/>
-          <w:sz w:val="32"/>
-          <w:szCs w:val="32"/>
-        </w:rPr>
-      </w:pPr>
-      <w:r>
-        <w:rPr>
+          <w:rFonts w:ascii="Carlito" w:hAnsi="Carlito" w:cs="Carlito"/>
+          <w:b/>
+          <w:bCs/>
+          <w:color w:val="D86DCB" w:themeColor="accent5" w:themeTint="99"/>
+          <w:sz w:val="32"/>
+          <w:szCs w:val="32"/>
+        </w:rPr>
+      </w:pPr>
+      <w:r>
+        <w:rPr>
+          <w:rFonts w:ascii="Carlito" w:hAnsi="Carlito" w:cs="Carlito"/>
           <w:b/>
           <w:bCs/>
           <w:color w:val="D86DCB" w:themeColor="accent5" w:themeTint="99"/>
@@ -4316,15 +4739,17 @@
       <w:pPr>
         <w:jc w:val="both"/>
         <w:rPr>
-          <w:b/>
-          <w:bCs/>
-          <w:color w:val="D86DCB" w:themeColor="accent5" w:themeTint="99"/>
-          <w:sz w:val="32"/>
-          <w:szCs w:val="32"/>
-        </w:rPr>
-      </w:pPr>
-      <w:r>
-        <w:rPr>
+          <w:rFonts w:ascii="Carlito" w:hAnsi="Carlito" w:cs="Carlito"/>
+          <w:b/>
+          <w:bCs/>
+          <w:color w:val="D86DCB" w:themeColor="accent5" w:themeTint="99"/>
+          <w:sz w:val="32"/>
+          <w:szCs w:val="32"/>
+        </w:rPr>
+      </w:pPr>
+      <w:r>
+        <w:rPr>
+          <w:rFonts w:ascii="Carlito" w:hAnsi="Carlito" w:cs="Carlito"/>
           <w:b/>
           <w:bCs/>
           <w:color w:val="D86DCB" w:themeColor="accent5" w:themeTint="99"/>
@@ -4338,15 +4763,17 @@
       <w:pPr>
         <w:jc w:val="both"/>
         <w:rPr>
-          <w:b/>
-          <w:bCs/>
-          <w:color w:val="D86DCB" w:themeColor="accent5" w:themeTint="99"/>
-          <w:sz w:val="32"/>
-          <w:szCs w:val="32"/>
-        </w:rPr>
-      </w:pPr>
-      <w:r>
-        <w:rPr>
+          <w:rFonts w:ascii="Carlito" w:hAnsi="Carlito" w:cs="Carlito"/>
+          <w:b/>
+          <w:bCs/>
+          <w:color w:val="D86DCB" w:themeColor="accent5" w:themeTint="99"/>
+          <w:sz w:val="32"/>
+          <w:szCs w:val="32"/>
+        </w:rPr>
+      </w:pPr>
+      <w:r>
+        <w:rPr>
+          <w:rFonts w:ascii="Carlito" w:hAnsi="Carlito" w:cs="Carlito"/>
           <w:b/>
           <w:bCs/>
           <w:color w:val="D86DCB" w:themeColor="accent5" w:themeTint="99"/>
@@ -4360,15 +4787,17 @@
       <w:pPr>
         <w:jc w:val="both"/>
         <w:rPr>
-          <w:b/>
-          <w:bCs/>
-          <w:color w:val="D86DCB" w:themeColor="accent5" w:themeTint="99"/>
-          <w:sz w:val="32"/>
-          <w:szCs w:val="32"/>
-        </w:rPr>
-      </w:pPr>
-      <w:r>
-        <w:rPr>
+          <w:rFonts w:ascii="Carlito" w:hAnsi="Carlito" w:cs="Carlito"/>
+          <w:b/>
+          <w:bCs/>
+          <w:color w:val="D86DCB" w:themeColor="accent5" w:themeTint="99"/>
+          <w:sz w:val="32"/>
+          <w:szCs w:val="32"/>
+        </w:rPr>
+      </w:pPr>
+      <w:r>
+        <w:rPr>
+          <w:rFonts w:ascii="Carlito" w:hAnsi="Carlito" w:cs="Carlito"/>
           <w:b/>
           <w:bCs/>
           <w:color w:val="D86DCB" w:themeColor="accent5" w:themeTint="99"/>
@@ -4382,15 +4811,17 @@
       <w:pPr>
         <w:jc w:val="both"/>
         <w:rPr>
-          <w:b/>
-          <w:bCs/>
-          <w:color w:val="D86DCB" w:themeColor="accent5" w:themeTint="99"/>
-          <w:sz w:val="32"/>
-          <w:szCs w:val="32"/>
-        </w:rPr>
-      </w:pPr>
-      <w:r>
-        <w:rPr>
+          <w:rFonts w:ascii="Carlito" w:hAnsi="Carlito" w:cs="Carlito"/>
+          <w:b/>
+          <w:bCs/>
+          <w:color w:val="D86DCB" w:themeColor="accent5" w:themeTint="99"/>
+          <w:sz w:val="32"/>
+          <w:szCs w:val="32"/>
+        </w:rPr>
+      </w:pPr>
+      <w:r>
+        <w:rPr>
+          <w:rFonts w:ascii="Carlito" w:hAnsi="Carlito" w:cs="Carlito"/>
           <w:b/>
           <w:bCs/>
           <w:color w:val="D86DCB" w:themeColor="accent5" w:themeTint="99"/>
@@ -4404,15 +4835,41 @@
       <w:pPr>
         <w:jc w:val="both"/>
         <w:rPr>
-          <w:b/>
-          <w:bCs/>
-          <w:color w:val="D86DCB" w:themeColor="accent5" w:themeTint="99"/>
-          <w:sz w:val="32"/>
-          <w:szCs w:val="32"/>
-        </w:rPr>
-      </w:pPr>
-      <w:r>
-        <w:rPr>
+          <w:rFonts w:ascii="Carlito" w:hAnsi="Carlito" w:cs="Carlito"/>
+          <w:b/>
+          <w:bCs/>
+          <w:color w:val="D86DCB" w:themeColor="accent5" w:themeTint="99"/>
+          <w:sz w:val="32"/>
+          <w:szCs w:val="32"/>
+        </w:rPr>
+      </w:pPr>
+      <w:r>
+        <w:rPr>
+          <w:rFonts w:ascii="Carlito" w:hAnsi="Carlito" w:cs="Carlito"/>
+          <w:b/>
+          <w:bCs/>
+          <w:color w:val="D86DCB" w:themeColor="accent5" w:themeTint="99"/>
+          <w:sz w:val="32"/>
+          <w:szCs w:val="32"/>
+        </w:rPr>
+        <w:t xml:space="preserve">   const Header(),</w:t>
+      </w:r>
+    </w:p>
+    <w:p>
+      <w:pPr>
+        <w:jc w:val="both"/>
+        <w:rPr>
+          <w:rFonts w:ascii="Carlito" w:hAnsi="Carlito" w:cs="Carlito"/>
+          <w:b/>
+          <w:bCs/>
+          <w:color w:val="D86DCB" w:themeColor="accent5" w:themeTint="99"/>
+          <w:sz w:val="32"/>
+          <w:szCs w:val="32"/>
+        </w:rPr>
+      </w:pPr>
+      <w:r>
+        <w:rPr>
+          <w:rFonts w:ascii="Carlito" w:hAnsi="Carlito" w:cs="Carlito"/>
           <w:b/>
           <w:bCs/>
           <w:color w:val="D86DCB" w:themeColor="accent5" w:themeTint="99"/>
@@ -4420,74 +4877,24 @@
           <w:szCs w:val="32"/>
         </w:rPr>
         <w:lastRenderedPageBreak/>
-        <w:t xml:space="preserve">   const Header(),</w:t>
-      </w:r>
-    </w:p>
-    <w:p>
-      <w:pPr>
-        <w:jc w:val="both"/>
-        <w:rPr>
-          <w:b/>
-          <w:bCs/>
-          <w:color w:val="D86DCB" w:themeColor="accent5" w:themeTint="99"/>
-          <w:sz w:val="32"/>
-          <w:szCs w:val="32"/>
-        </w:rPr>
-      </w:pPr>
-      <w:r>
-        <w:rPr>
-          <w:b/>
-          <w:bCs/>
-          <w:color w:val="D86DCB" w:themeColor="accent5" w:themeTint="99"/>
-          <w:sz w:val="32"/>
-          <w:szCs w:val="32"/>
-        </w:rPr>
-        <w:t xml:space="preserve">   …</w:t>
-      </w:r>
-      <w:r>
-        <w:rPr>
-          <w:b/>
-          <w:bCs/>
-          <w:color w:val="D86DCB" w:themeColor="accent5" w:themeTint="99"/>
-          <w:sz w:val="32"/>
-          <w:szCs w:val="32"/>
-        </w:rPr>
-        <w:t>?</w:t>
-      </w:r>
-      <w:r>
-        <w:rPr>
-          <w:b/>
-          <w:bCs/>
-          <w:color w:val="D86DCB" w:themeColor="accent5" w:themeTint="99"/>
-          <w:sz w:val="32"/>
-          <w:szCs w:val="32"/>
-        </w:rPr>
-        <w:t>menuItems,</w:t>
-      </w:r>
-      <w:r>
-        <w:rPr>
-          <w:b/>
-          <w:bCs/>
-          <w:color w:val="D86DCB" w:themeColor="accent5" w:themeTint="99"/>
-          <w:sz w:val="32"/>
-          <w:szCs w:val="32"/>
-        </w:rPr>
-        <w:t xml:space="preserve"> // if null skip it</w:t>
-      </w:r>
-    </w:p>
-    <w:p>
-      <w:pPr>
-        <w:jc w:val="both"/>
-        <w:rPr>
-          <w:b/>
-          <w:bCs/>
-          <w:color w:val="D86DCB" w:themeColor="accent5" w:themeTint="99"/>
-          <w:sz w:val="32"/>
-          <w:szCs w:val="32"/>
-        </w:rPr>
-      </w:pPr>
-      <w:r>
-        <w:rPr>
+        <w:t xml:space="preserve">   …?menuItems, // if null skip it</w:t>
+      </w:r>
+    </w:p>
+    <w:p>
+      <w:pPr>
+        <w:jc w:val="both"/>
+        <w:rPr>
+          <w:rFonts w:ascii="Carlito" w:hAnsi="Carlito" w:cs="Carlito"/>
+          <w:b/>
+          <w:bCs/>
+          <w:color w:val="D86DCB" w:themeColor="accent5" w:themeTint="99"/>
+          <w:sz w:val="32"/>
+          <w:szCs w:val="32"/>
+        </w:rPr>
+      </w:pPr>
+      <w:r>
+        <w:rPr>
+          <w:rFonts w:ascii="Carlito" w:hAnsi="Carlito" w:cs="Carlito"/>
           <w:b/>
           <w:bCs/>
           <w:color w:val="D86DCB" w:themeColor="accent5" w:themeTint="99"/>
@@ -4501,15 +4908,17 @@
       <w:pPr>
         <w:jc w:val="both"/>
         <w:rPr>
-          <w:b/>
-          <w:bCs/>
-          <w:color w:val="D86DCB" w:themeColor="accent5" w:themeTint="99"/>
-          <w:sz w:val="32"/>
-          <w:szCs w:val="32"/>
-        </w:rPr>
-      </w:pPr>
-      <w:r>
-        <w:rPr>
+          <w:rFonts w:ascii="Carlito" w:hAnsi="Carlito" w:cs="Carlito"/>
+          <w:b/>
+          <w:bCs/>
+          <w:color w:val="D86DCB" w:themeColor="accent5" w:themeTint="99"/>
+          <w:sz w:val="32"/>
+          <w:szCs w:val="32"/>
+        </w:rPr>
+      </w:pPr>
+      <w:r>
+        <w:rPr>
+          <w:rFonts w:ascii="Carlito" w:hAnsi="Carlito" w:cs="Carlito"/>
           <w:b/>
           <w:bCs/>
           <w:color w:val="D86DCB" w:themeColor="accent5" w:themeTint="99"/>
@@ -4523,6 +4932,7 @@
       <w:pPr>
         <w:jc w:val="both"/>
         <w:rPr>
+          <w:rFonts w:ascii="Carlito" w:hAnsi="Carlito" w:cs="Carlito"/>
           <w:sz w:val="32"/>
           <w:szCs w:val="32"/>
         </w:rPr>

--- a/d1_dart_null_safety.docx
+++ b/d1_dart_null_safety.docx
@@ -7,17 +7,17 @@
         <w:jc w:val="center"/>
         <w:rPr>
           <w:rFonts w:ascii="Carlito" w:hAnsi="Carlito" w:cs="Carlito"/>
-          <w:sz w:val="40"/>
-          <w:szCs w:val="40"/>
-        </w:rPr>
-      </w:pPr>
-      <w:r>
-        <w:rPr>
-          <w:rFonts w:ascii="Carlito" w:hAnsi="Carlito" w:cs="Carlito"/>
-          <w:b/>
-          <w:bCs/>
-          <w:sz w:val="40"/>
-          <w:szCs w:val="40"/>
+          <w:sz w:val="42"/>
+          <w:szCs w:val="42"/>
+        </w:rPr>
+      </w:pPr>
+      <w:r>
+        <w:rPr>
+          <w:rFonts w:ascii="Carlito" w:hAnsi="Carlito" w:cs="Carlito"/>
+          <w:b/>
+          <w:bCs/>
+          <w:sz w:val="42"/>
+          <w:szCs w:val="42"/>
         </w:rPr>
         <w:t>INDEX</w:t>
       </w:r>
@@ -34,23 +34,39 @@
           <w:rFonts w:ascii="Carlito" w:hAnsi="Carlito" w:cs="Carlito"/>
           <w:b/>
           <w:bCs/>
-          <w:sz w:val="32"/>
-          <w:szCs w:val="32"/>
-        </w:rPr>
-      </w:pPr>
-      <w:r>
-        <w:rPr>
-          <w:rFonts w:ascii="Carlito" w:hAnsi="Carlito" w:cs="Carlito"/>
-          <w:sz w:val="32"/>
-          <w:szCs w:val="32"/>
-        </w:rPr>
-        <w:t>Nullable…………………………………………………………</w:t>
-      </w:r>
-      <w:r>
-        <w:rPr>
-          <w:rFonts w:ascii="Carlito" w:hAnsi="Carlito" w:cs="Carlito"/>
-          <w:sz w:val="32"/>
-          <w:szCs w:val="32"/>
+          <w:sz w:val="30"/>
+          <w:szCs w:val="30"/>
+        </w:rPr>
+      </w:pPr>
+      <w:r>
+        <w:rPr>
+          <w:rFonts w:ascii="Carlito" w:hAnsi="Carlito" w:cs="Carlito"/>
+          <w:sz w:val="30"/>
+          <w:szCs w:val="30"/>
+        </w:rPr>
+        <w:t>Nullable………………………………………</w:t>
+      </w:r>
+      <w:r>
+        <w:rPr>
+          <w:rFonts w:ascii="Carlito" w:hAnsi="Carlito" w:cs="Carlito"/>
+          <w:sz w:val="30"/>
+          <w:szCs w:val="30"/>
+        </w:rPr>
+        <w:t>…………………………….</w:t>
+      </w:r>
+      <w:r>
+        <w:rPr>
+          <w:rFonts w:ascii="Carlito" w:hAnsi="Carlito" w:cs="Carlito"/>
+          <w:sz w:val="30"/>
+          <w:szCs w:val="30"/>
+        </w:rPr>
+        <w:t>…………………</w:t>
+      </w:r>
+      <w:r>
+        <w:rPr>
+          <w:rFonts w:ascii="Carlito" w:hAnsi="Carlito" w:cs="Carlito"/>
+          <w:sz w:val="30"/>
+          <w:szCs w:val="30"/>
         </w:rPr>
         <w:t>2</w:t>
       </w:r>
@@ -67,23 +83,39 @@
           <w:rFonts w:ascii="Carlito" w:hAnsi="Carlito" w:cs="Carlito"/>
           <w:b/>
           <w:bCs/>
-          <w:sz w:val="32"/>
-          <w:szCs w:val="32"/>
-        </w:rPr>
-      </w:pPr>
-      <w:r>
-        <w:rPr>
-          <w:rFonts w:ascii="Carlito" w:hAnsi="Carlito" w:cs="Carlito"/>
-          <w:sz w:val="32"/>
-          <w:szCs w:val="32"/>
-        </w:rPr>
-        <w:t>Null-aware Access………………………………………….</w:t>
-      </w:r>
-      <w:r>
-        <w:rPr>
-          <w:rFonts w:ascii="Carlito" w:hAnsi="Carlito" w:cs="Carlito"/>
-          <w:sz w:val="32"/>
-          <w:szCs w:val="32"/>
+          <w:sz w:val="30"/>
+          <w:szCs w:val="30"/>
+        </w:rPr>
+      </w:pPr>
+      <w:r>
+        <w:rPr>
+          <w:rFonts w:ascii="Carlito" w:hAnsi="Carlito" w:cs="Carlito"/>
+          <w:sz w:val="30"/>
+          <w:szCs w:val="30"/>
+        </w:rPr>
+        <w:t>Null-aware Access……………………………</w:t>
+      </w:r>
+      <w:r>
+        <w:rPr>
+          <w:rFonts w:ascii="Carlito" w:hAnsi="Carlito" w:cs="Carlito"/>
+          <w:sz w:val="30"/>
+          <w:szCs w:val="30"/>
+        </w:rPr>
+        <w:t>…………………………….</w:t>
+      </w:r>
+      <w:r>
+        <w:rPr>
+          <w:rFonts w:ascii="Carlito" w:hAnsi="Carlito" w:cs="Carlito"/>
+          <w:sz w:val="30"/>
+          <w:szCs w:val="30"/>
+        </w:rPr>
+        <w:t>…………….</w:t>
+      </w:r>
+      <w:r>
+        <w:rPr>
+          <w:rFonts w:ascii="Carlito" w:hAnsi="Carlito" w:cs="Carlito"/>
+          <w:sz w:val="30"/>
+          <w:szCs w:val="30"/>
         </w:rPr>
         <w:t>2</w:t>
       </w:r>
@@ -100,17 +132,33 @@
           <w:rFonts w:ascii="Carlito" w:hAnsi="Carlito" w:cs="Carlito"/>
           <w:b/>
           <w:bCs/>
-          <w:sz w:val="32"/>
-          <w:szCs w:val="32"/>
-        </w:rPr>
-      </w:pPr>
-      <w:r>
-        <w:rPr>
-          <w:rFonts w:ascii="Carlito" w:hAnsi="Carlito" w:cs="Carlito"/>
-          <w:sz w:val="32"/>
-          <w:szCs w:val="32"/>
-        </w:rPr>
-        <w:t>Null-coalescing……………………………………………..3</w:t>
+          <w:sz w:val="30"/>
+          <w:szCs w:val="30"/>
+        </w:rPr>
+      </w:pPr>
+      <w:r>
+        <w:rPr>
+          <w:rFonts w:ascii="Carlito" w:hAnsi="Carlito" w:cs="Carlito"/>
+          <w:sz w:val="30"/>
+          <w:szCs w:val="30"/>
+        </w:rPr>
+        <w:t>Null-coalescing……………………………………………</w:t>
+      </w:r>
+      <w:r>
+        <w:rPr>
+          <w:rFonts w:ascii="Carlito" w:hAnsi="Carlito" w:cs="Carlito"/>
+          <w:sz w:val="30"/>
+          <w:szCs w:val="30"/>
+        </w:rPr>
+        <w:t>……………………………….</w:t>
+      </w:r>
+      <w:r>
+        <w:rPr>
+          <w:rFonts w:ascii="Carlito" w:hAnsi="Carlito" w:cs="Carlito"/>
+          <w:sz w:val="30"/>
+          <w:szCs w:val="30"/>
+        </w:rPr>
+        <w:t>3</w:t>
       </w:r>
     </w:p>
     <w:p>
@@ -123,17 +171,33 @@
         <w:jc w:val="both"/>
         <w:rPr>
           <w:rFonts w:ascii="Carlito" w:hAnsi="Carlito" w:cs="Carlito"/>
-          <w:sz w:val="32"/>
-          <w:szCs w:val="32"/>
-        </w:rPr>
-      </w:pPr>
-      <w:r>
-        <w:rPr>
-          <w:rFonts w:ascii="Carlito" w:hAnsi="Carlito" w:cs="Carlito"/>
-          <w:sz w:val="32"/>
-          <w:szCs w:val="32"/>
-        </w:rPr>
-        <w:t>Null-coalescing/aware Assignment…………………..3</w:t>
+          <w:sz w:val="30"/>
+          <w:szCs w:val="30"/>
+        </w:rPr>
+      </w:pPr>
+      <w:r>
+        <w:rPr>
+          <w:rFonts w:ascii="Carlito" w:hAnsi="Carlito" w:cs="Carlito"/>
+          <w:sz w:val="30"/>
+          <w:szCs w:val="30"/>
+        </w:rPr>
+        <w:t>Null-coalescing/aware Assignment…………………</w:t>
+      </w:r>
+      <w:r>
+        <w:rPr>
+          <w:rFonts w:ascii="Carlito" w:hAnsi="Carlito" w:cs="Carlito"/>
+          <w:sz w:val="30"/>
+          <w:szCs w:val="30"/>
+        </w:rPr>
+        <w:t>……………………………</w:t>
+      </w:r>
+      <w:r>
+        <w:rPr>
+          <w:rFonts w:ascii="Carlito" w:hAnsi="Carlito" w:cs="Carlito"/>
+          <w:sz w:val="30"/>
+          <w:szCs w:val="30"/>
+        </w:rPr>
+        <w:t>3</w:t>
       </w:r>
     </w:p>
     <w:p>
@@ -146,17 +210,33 @@
         <w:jc w:val="both"/>
         <w:rPr>
           <w:rFonts w:ascii="Carlito" w:hAnsi="Carlito" w:cs="Carlito"/>
-          <w:sz w:val="32"/>
-          <w:szCs w:val="32"/>
-        </w:rPr>
-      </w:pPr>
-      <w:r>
-        <w:rPr>
-          <w:rFonts w:ascii="Carlito" w:hAnsi="Carlito" w:cs="Carlito"/>
-          <w:sz w:val="32"/>
-          <w:szCs w:val="32"/>
-        </w:rPr>
-        <w:t>Null-coalescing/aware Assignment Recap…………3</w:t>
+          <w:sz w:val="30"/>
+          <w:szCs w:val="30"/>
+        </w:rPr>
+      </w:pPr>
+      <w:r>
+        <w:rPr>
+          <w:rFonts w:ascii="Carlito" w:hAnsi="Carlito" w:cs="Carlito"/>
+          <w:sz w:val="30"/>
+          <w:szCs w:val="30"/>
+        </w:rPr>
+        <w:t>Null-coalescing/aware Assignment Recap…………</w:t>
+      </w:r>
+      <w:r>
+        <w:rPr>
+          <w:rFonts w:ascii="Carlito" w:hAnsi="Carlito" w:cs="Carlito"/>
+          <w:sz w:val="30"/>
+          <w:szCs w:val="30"/>
+        </w:rPr>
+        <w:t>………………………….</w:t>
+      </w:r>
+      <w:r>
+        <w:rPr>
+          <w:rFonts w:ascii="Carlito" w:hAnsi="Carlito" w:cs="Carlito"/>
+          <w:sz w:val="30"/>
+          <w:szCs w:val="30"/>
+        </w:rPr>
+        <w:t>3</w:t>
       </w:r>
     </w:p>
     <w:p>
@@ -169,17 +249,33 @@
         <w:jc w:val="both"/>
         <w:rPr>
           <w:rFonts w:ascii="Carlito" w:hAnsi="Carlito" w:cs="Carlito"/>
-          <w:sz w:val="32"/>
-          <w:szCs w:val="32"/>
-        </w:rPr>
-      </w:pPr>
-      <w:r>
-        <w:rPr>
-          <w:rFonts w:ascii="Carlito" w:hAnsi="Carlito" w:cs="Carlito"/>
-          <w:sz w:val="32"/>
-          <w:szCs w:val="32"/>
-        </w:rPr>
-        <w:t>Null Assertion………………………………………………..4</w:t>
+          <w:sz w:val="30"/>
+          <w:szCs w:val="30"/>
+        </w:rPr>
+      </w:pPr>
+      <w:r>
+        <w:rPr>
+          <w:rFonts w:ascii="Carlito" w:hAnsi="Carlito" w:cs="Carlito"/>
+          <w:sz w:val="30"/>
+          <w:szCs w:val="30"/>
+        </w:rPr>
+        <w:t>Null Assertion………………………………………………</w:t>
+      </w:r>
+      <w:r>
+        <w:rPr>
+          <w:rFonts w:ascii="Carlito" w:hAnsi="Carlito" w:cs="Carlito"/>
+          <w:sz w:val="30"/>
+          <w:szCs w:val="30"/>
+        </w:rPr>
+        <w:t>………………………………</w:t>
+      </w:r>
+      <w:r>
+        <w:rPr>
+          <w:rFonts w:ascii="Carlito" w:hAnsi="Carlito" w:cs="Carlito"/>
+          <w:sz w:val="30"/>
+          <w:szCs w:val="30"/>
+        </w:rPr>
+        <w:t>4</w:t>
       </w:r>
     </w:p>
     <w:p>
@@ -192,17 +288,33 @@
         <w:jc w:val="both"/>
         <w:rPr>
           <w:rFonts w:ascii="Carlito" w:hAnsi="Carlito" w:cs="Carlito"/>
-          <w:sz w:val="32"/>
-          <w:szCs w:val="32"/>
-        </w:rPr>
-      </w:pPr>
-      <w:r>
-        <w:rPr>
-          <w:rFonts w:ascii="Carlito" w:hAnsi="Carlito" w:cs="Carlito"/>
-          <w:sz w:val="32"/>
-          <w:szCs w:val="32"/>
-        </w:rPr>
-        <w:t>Null Aware Operator in List and Map………………….5</w:t>
+          <w:sz w:val="30"/>
+          <w:szCs w:val="30"/>
+        </w:rPr>
+      </w:pPr>
+      <w:r>
+        <w:rPr>
+          <w:rFonts w:ascii="Carlito" w:hAnsi="Carlito" w:cs="Carlito"/>
+          <w:sz w:val="30"/>
+          <w:szCs w:val="30"/>
+        </w:rPr>
+        <w:t>Null Aware Operator in List and Map…………………</w:t>
+      </w:r>
+      <w:r>
+        <w:rPr>
+          <w:rFonts w:ascii="Carlito" w:hAnsi="Carlito" w:cs="Carlito"/>
+          <w:sz w:val="30"/>
+          <w:szCs w:val="30"/>
+        </w:rPr>
+        <w:t>………………………….</w:t>
+      </w:r>
+      <w:r>
+        <w:rPr>
+          <w:rFonts w:ascii="Carlito" w:hAnsi="Carlito" w:cs="Carlito"/>
+          <w:sz w:val="30"/>
+          <w:szCs w:val="30"/>
+        </w:rPr>
+        <w:t>5</w:t>
       </w:r>
     </w:p>
     <w:p>
@@ -215,27 +327,43 @@
         <w:jc w:val="both"/>
         <w:rPr>
           <w:rFonts w:ascii="Carlito" w:hAnsi="Carlito" w:cs="Carlito"/>
-          <w:sz w:val="32"/>
-          <w:szCs w:val="32"/>
-        </w:rPr>
-      </w:pPr>
-      <w:r>
-        <w:rPr>
-          <w:rFonts w:ascii="Carlito" w:hAnsi="Carlito" w:cs="Carlito"/>
-          <w:b/>
-          <w:bCs/>
-          <w:sz w:val="32"/>
-          <w:szCs w:val="32"/>
+          <w:sz w:val="30"/>
+          <w:szCs w:val="30"/>
+        </w:rPr>
+      </w:pPr>
+      <w:r>
+        <w:rPr>
+          <w:rFonts w:ascii="Carlito" w:hAnsi="Carlito" w:cs="Carlito"/>
+          <w:b/>
+          <w:bCs/>
+          <w:sz w:val="30"/>
+          <w:szCs w:val="30"/>
         </w:rPr>
         <w:t>Late</w:t>
       </w:r>
       <w:r>
         <w:rPr>
           <w:rFonts w:ascii="Carlito" w:hAnsi="Carlito" w:cs="Carlito"/>
-          <w:sz w:val="32"/>
-          <w:szCs w:val="32"/>
-        </w:rPr>
-        <w:t xml:space="preserve"> keyword………………………………………………….5</w:t>
+          <w:sz w:val="30"/>
+          <w:szCs w:val="30"/>
+        </w:rPr>
+        <w:t xml:space="preserve"> keyword…………………………………………………</w:t>
+      </w:r>
+      <w:r>
+        <w:rPr>
+          <w:rFonts w:ascii="Carlito" w:hAnsi="Carlito" w:cs="Carlito"/>
+          <w:sz w:val="30"/>
+          <w:szCs w:val="30"/>
+        </w:rPr>
+        <w:t>……………………………</w:t>
+      </w:r>
+      <w:r>
+        <w:rPr>
+          <w:rFonts w:ascii="Carlito" w:hAnsi="Carlito" w:cs="Carlito"/>
+          <w:sz w:val="30"/>
+          <w:szCs w:val="30"/>
+        </w:rPr>
+        <w:t>.5</w:t>
       </w:r>
     </w:p>
     <w:p>
@@ -248,17 +376,33 @@
         <w:jc w:val="both"/>
         <w:rPr>
           <w:rFonts w:ascii="Carlito" w:hAnsi="Carlito" w:cs="Carlito"/>
-          <w:sz w:val="32"/>
-          <w:szCs w:val="32"/>
-        </w:rPr>
-      </w:pPr>
-      <w:r>
-        <w:rPr>
-          <w:rFonts w:ascii="Carlito" w:hAnsi="Carlito" w:cs="Carlito"/>
-          <w:sz w:val="32"/>
-          <w:szCs w:val="32"/>
-        </w:rPr>
-        <w:t>Final Takeaway………………………………………………..6</w:t>
+          <w:sz w:val="30"/>
+          <w:szCs w:val="30"/>
+        </w:rPr>
+      </w:pPr>
+      <w:r>
+        <w:rPr>
+          <w:rFonts w:ascii="Carlito" w:hAnsi="Carlito" w:cs="Carlito"/>
+          <w:sz w:val="30"/>
+          <w:szCs w:val="30"/>
+        </w:rPr>
+        <w:t>Final Takeaway………………………………………………</w:t>
+      </w:r>
+      <w:r>
+        <w:rPr>
+          <w:rFonts w:ascii="Carlito" w:hAnsi="Carlito" w:cs="Carlito"/>
+          <w:sz w:val="30"/>
+          <w:szCs w:val="30"/>
+        </w:rPr>
+        <w:t>…………………………….</w:t>
+      </w:r>
+      <w:r>
+        <w:rPr>
+          <w:rFonts w:ascii="Carlito" w:hAnsi="Carlito" w:cs="Carlito"/>
+          <w:sz w:val="30"/>
+          <w:szCs w:val="30"/>
+        </w:rPr>
+        <w:t>.6</w:t>
       </w:r>
     </w:p>
     <w:p>
@@ -271,15 +415,15 @@
         <w:jc w:val="both"/>
         <w:rPr>
           <w:rFonts w:ascii="Carlito" w:hAnsi="Carlito" w:cs="Carlito"/>
-          <w:sz w:val="32"/>
-          <w:szCs w:val="32"/>
-        </w:rPr>
-      </w:pPr>
-      <w:r>
-        <w:rPr>
-          <w:rFonts w:ascii="Carlito" w:hAnsi="Carlito" w:cs="Carlito"/>
-          <w:sz w:val="32"/>
-          <w:szCs w:val="32"/>
+          <w:sz w:val="30"/>
+          <w:szCs w:val="30"/>
+        </w:rPr>
+      </w:pPr>
+      <w:r>
+        <w:rPr>
+          <w:rFonts w:ascii="Carlito" w:hAnsi="Carlito" w:cs="Carlito"/>
+          <w:sz w:val="30"/>
+          <w:szCs w:val="30"/>
         </w:rPr>
         <w:t>Null Aware Elements (</w:t>
       </w:r>
@@ -288,16 +432,16 @@
           <w:rFonts w:ascii="Carlito" w:hAnsi="Carlito" w:cs="Carlito"/>
           <w:b/>
           <w:bCs/>
-          <w:sz w:val="32"/>
-          <w:szCs w:val="32"/>
+          <w:sz w:val="30"/>
+          <w:szCs w:val="30"/>
         </w:rPr>
         <w:t>?</w:t>
       </w:r>
       <w:r>
         <w:rPr>
           <w:rFonts w:ascii="Carlito" w:hAnsi="Carlito" w:cs="Carlito"/>
-          <w:sz w:val="32"/>
-          <w:szCs w:val="32"/>
+          <w:sz w:val="30"/>
+          <w:szCs w:val="30"/>
         </w:rPr>
         <w:t xml:space="preserve">) in </w:t>
       </w:r>
@@ -306,16 +450,16 @@
           <w:rFonts w:ascii="Carlito" w:hAnsi="Carlito" w:cs="Carlito"/>
           <w:b/>
           <w:bCs/>
-          <w:sz w:val="32"/>
-          <w:szCs w:val="32"/>
+          <w:sz w:val="30"/>
+          <w:szCs w:val="30"/>
         </w:rPr>
         <w:t>Column</w:t>
       </w:r>
       <w:r>
         <w:rPr>
           <w:rFonts w:ascii="Carlito" w:hAnsi="Carlito" w:cs="Carlito"/>
-          <w:sz w:val="32"/>
-          <w:szCs w:val="32"/>
+          <w:sz w:val="30"/>
+          <w:szCs w:val="30"/>
         </w:rPr>
         <w:t>/</w:t>
       </w:r>
@@ -324,18 +468,34 @@
           <w:rFonts w:ascii="Carlito" w:hAnsi="Carlito" w:cs="Carlito"/>
           <w:b/>
           <w:bCs/>
-          <w:sz w:val="32"/>
-          <w:szCs w:val="32"/>
+          <w:sz w:val="30"/>
+          <w:szCs w:val="30"/>
         </w:rPr>
         <w:t>Row</w:t>
       </w:r>
       <w:r>
         <w:rPr>
           <w:rFonts w:ascii="Carlito" w:hAnsi="Carlito" w:cs="Carlito"/>
-          <w:sz w:val="32"/>
-          <w:szCs w:val="32"/>
-        </w:rPr>
-        <w:t>………….6</w:t>
+          <w:sz w:val="30"/>
+          <w:szCs w:val="30"/>
+        </w:rPr>
+        <w:t>…………</w:t>
+      </w:r>
+      <w:r>
+        <w:rPr>
+          <w:rFonts w:ascii="Carlito" w:hAnsi="Carlito" w:cs="Carlito"/>
+          <w:sz w:val="30"/>
+          <w:szCs w:val="30"/>
+        </w:rPr>
+        <w:t>……………………….</w:t>
+      </w:r>
+      <w:r>
+        <w:rPr>
+          <w:rFonts w:ascii="Carlito" w:hAnsi="Carlito" w:cs="Carlito"/>
+          <w:sz w:val="30"/>
+          <w:szCs w:val="30"/>
+        </w:rPr>
+        <w:t>6</w:t>
       </w:r>
     </w:p>
     <w:p>
@@ -348,15 +508,15 @@
         <w:jc w:val="both"/>
         <w:rPr>
           <w:rFonts w:ascii="Carlito" w:hAnsi="Carlito" w:cs="Carlito"/>
-          <w:sz w:val="32"/>
-          <w:szCs w:val="32"/>
-        </w:rPr>
-      </w:pPr>
-      <w:r>
-        <w:rPr>
-          <w:rFonts w:ascii="Carlito" w:hAnsi="Carlito" w:cs="Carlito"/>
-          <w:sz w:val="32"/>
-          <w:szCs w:val="32"/>
+          <w:sz w:val="30"/>
+          <w:szCs w:val="30"/>
+        </w:rPr>
+      </w:pPr>
+      <w:r>
+        <w:rPr>
+          <w:rFonts w:ascii="Carlito" w:hAnsi="Carlito" w:cs="Carlito"/>
+          <w:sz w:val="30"/>
+          <w:szCs w:val="30"/>
         </w:rPr>
         <w:t>Null-Aware Spread Operator (</w:t>
       </w:r>
@@ -365,33 +525,49 @@
           <w:rFonts w:ascii="Carlito" w:hAnsi="Carlito" w:cs="Carlito"/>
           <w:b/>
           <w:bCs/>
-          <w:sz w:val="32"/>
-          <w:szCs w:val="32"/>
+          <w:sz w:val="30"/>
+          <w:szCs w:val="30"/>
         </w:rPr>
         <w:t>…?</w:t>
       </w:r>
       <w:r>
         <w:rPr>
           <w:rFonts w:ascii="Carlito" w:hAnsi="Carlito" w:cs="Carlito"/>
-          <w:sz w:val="32"/>
-          <w:szCs w:val="32"/>
-        </w:rPr>
-        <w:t>)…………………..8</w:t>
-      </w:r>
-    </w:p>
-    <w:p>
-      <w:pPr>
-        <w:rPr>
-          <w:rFonts w:ascii="Carlito" w:hAnsi="Carlito" w:cs="Carlito"/>
-          <w:sz w:val="32"/>
-          <w:szCs w:val="32"/>
-        </w:rPr>
-      </w:pPr>
-      <w:r>
-        <w:rPr>
-          <w:rFonts w:ascii="Carlito" w:hAnsi="Carlito" w:cs="Carlito"/>
-          <w:sz w:val="32"/>
-          <w:szCs w:val="32"/>
+          <w:sz w:val="30"/>
+          <w:szCs w:val="30"/>
+        </w:rPr>
+        <w:t>)…………………</w:t>
+      </w:r>
+      <w:r>
+        <w:rPr>
+          <w:rFonts w:ascii="Carlito" w:hAnsi="Carlito" w:cs="Carlito"/>
+          <w:sz w:val="30"/>
+          <w:szCs w:val="30"/>
+        </w:rPr>
+        <w:t>…………………………</w:t>
+      </w:r>
+      <w:r>
+        <w:rPr>
+          <w:rFonts w:ascii="Carlito" w:hAnsi="Carlito" w:cs="Carlito"/>
+          <w:sz w:val="30"/>
+          <w:szCs w:val="30"/>
+        </w:rPr>
+        <w:t>.8</w:t>
+      </w:r>
+    </w:p>
+    <w:p>
+      <w:pPr>
+        <w:rPr>
+          <w:rFonts w:ascii="Carlito" w:hAnsi="Carlito" w:cs="Carlito"/>
+          <w:sz w:val="30"/>
+          <w:szCs w:val="30"/>
+        </w:rPr>
+      </w:pPr>
+      <w:r>
+        <w:rPr>
+          <w:rFonts w:ascii="Carlito" w:hAnsi="Carlito" w:cs="Carlito"/>
+          <w:sz w:val="30"/>
+          <w:szCs w:val="30"/>
         </w:rPr>
         <w:br w:type="page"/>
       </w:r>
@@ -400,17 +576,17 @@
       <w:pPr>
         <w:rPr>
           <w:rFonts w:ascii="Carlito" w:hAnsi="Carlito" w:cs="Carlito"/>
-          <w:sz w:val="32"/>
-          <w:szCs w:val="32"/>
-        </w:rPr>
-      </w:pPr>
-      <w:r>
-        <w:rPr>
-          <w:rFonts w:ascii="Carlito" w:hAnsi="Carlito" w:cs="Carlito"/>
-          <w:b/>
-          <w:bCs/>
-          <w:sz w:val="32"/>
-          <w:szCs w:val="32"/>
+          <w:sz w:val="30"/>
+          <w:szCs w:val="30"/>
+        </w:rPr>
+      </w:pPr>
+      <w:r>
+        <w:rPr>
+          <w:rFonts w:ascii="Carlito" w:hAnsi="Carlito" w:cs="Carlito"/>
+          <w:b/>
+          <w:bCs/>
+          <w:sz w:val="30"/>
+          <w:szCs w:val="30"/>
         </w:rPr>
         <w:lastRenderedPageBreak/>
         <w:t>Nullable:</w:t>
@@ -421,15 +597,15 @@
         <w:jc w:val="both"/>
         <w:rPr>
           <w:rFonts w:ascii="Carlito" w:hAnsi="Carlito" w:cs="Carlito"/>
-          <w:sz w:val="32"/>
-          <w:szCs w:val="32"/>
-        </w:rPr>
-      </w:pPr>
-      <w:r>
-        <w:rPr>
-          <w:rFonts w:ascii="Carlito" w:hAnsi="Carlito" w:cs="Carlito"/>
-          <w:sz w:val="32"/>
-          <w:szCs w:val="32"/>
+          <w:sz w:val="30"/>
+          <w:szCs w:val="30"/>
+        </w:rPr>
+      </w:pPr>
+      <w:r>
+        <w:rPr>
+          <w:rFonts w:ascii="Carlito" w:hAnsi="Carlito" w:cs="Carlito"/>
+          <w:sz w:val="30"/>
+          <w:szCs w:val="30"/>
         </w:rPr>
         <w:t xml:space="preserve"># </w:t>
       </w:r>
@@ -438,40 +614,40 @@
           <w:rFonts w:ascii="Carlito" w:hAnsi="Carlito" w:cs="Carlito"/>
           <w:b/>
           <w:bCs/>
-          <w:sz w:val="32"/>
-          <w:szCs w:val="32"/>
+          <w:sz w:val="30"/>
+          <w:szCs w:val="30"/>
         </w:rPr>
         <w:t xml:space="preserve">? </w:t>
       </w:r>
       <w:r>
         <w:rPr>
           <w:rFonts w:ascii="Carlito" w:hAnsi="Carlito" w:cs="Carlito"/>
-          <w:sz w:val="32"/>
-          <w:szCs w:val="32"/>
+          <w:sz w:val="30"/>
+          <w:szCs w:val="30"/>
         </w:rPr>
         <w:t xml:space="preserve">(question mark) makes a variable nullable. By </w:t>
       </w:r>
       <w:r>
         <w:rPr>
           <w:rFonts w:ascii="Carlito" w:hAnsi="Carlito" w:cs="Carlito"/>
-          <w:sz w:val="32"/>
-          <w:szCs w:val="32"/>
+          <w:sz w:val="30"/>
+          <w:szCs w:val="30"/>
         </w:rPr>
         <w:t>default,</w:t>
       </w:r>
       <w:r>
         <w:rPr>
           <w:rFonts w:ascii="Carlito" w:hAnsi="Carlito" w:cs="Carlito"/>
-          <w:sz w:val="32"/>
-          <w:szCs w:val="32"/>
+          <w:sz w:val="30"/>
+          <w:szCs w:val="30"/>
         </w:rPr>
         <w:t xml:space="preserve"> everything is non-nullable in Dart</w:t>
       </w:r>
       <w:r>
         <w:rPr>
           <w:rFonts w:ascii="Carlito" w:hAnsi="Carlito" w:cs="Carlito"/>
-          <w:sz w:val="32"/>
-          <w:szCs w:val="32"/>
+          <w:sz w:val="30"/>
+          <w:szCs w:val="30"/>
         </w:rPr>
         <w:t>.</w:t>
       </w:r>
@@ -484,18 +660,18 @@
           <w:b/>
           <w:bCs/>
           <w:color w:val="D86DCB" w:themeColor="accent5" w:themeTint="99"/>
-          <w:sz w:val="32"/>
-          <w:szCs w:val="32"/>
-        </w:rPr>
-      </w:pPr>
-      <w:r>
-        <w:rPr>
-          <w:rFonts w:ascii="Carlito" w:hAnsi="Carlito" w:cs="Carlito"/>
-          <w:b/>
-          <w:bCs/>
-          <w:color w:val="D86DCB" w:themeColor="accent5" w:themeTint="99"/>
-          <w:sz w:val="32"/>
-          <w:szCs w:val="32"/>
+          <w:sz w:val="30"/>
+          <w:szCs w:val="30"/>
+        </w:rPr>
+      </w:pPr>
+      <w:r>
+        <w:rPr>
+          <w:rFonts w:ascii="Carlito" w:hAnsi="Carlito" w:cs="Carlito"/>
+          <w:b/>
+          <w:bCs/>
+          <w:color w:val="D86DCB" w:themeColor="accent5" w:themeTint="99"/>
+          <w:sz w:val="30"/>
+          <w:szCs w:val="30"/>
         </w:rPr>
         <w:t>void main () {</w:t>
       </w:r>
@@ -508,18 +684,18 @@
           <w:b/>
           <w:bCs/>
           <w:color w:val="D86DCB" w:themeColor="accent5" w:themeTint="99"/>
-          <w:sz w:val="32"/>
-          <w:szCs w:val="32"/>
-        </w:rPr>
-      </w:pPr>
-      <w:r>
-        <w:rPr>
-          <w:rFonts w:ascii="Carlito" w:hAnsi="Carlito" w:cs="Carlito"/>
-          <w:b/>
-          <w:bCs/>
-          <w:color w:val="D86DCB" w:themeColor="accent5" w:themeTint="99"/>
-          <w:sz w:val="32"/>
-          <w:szCs w:val="32"/>
+          <w:sz w:val="30"/>
+          <w:szCs w:val="30"/>
+        </w:rPr>
+      </w:pPr>
+      <w:r>
+        <w:rPr>
+          <w:rFonts w:ascii="Carlito" w:hAnsi="Carlito" w:cs="Carlito"/>
+          <w:b/>
+          <w:bCs/>
+          <w:color w:val="D86DCB" w:themeColor="accent5" w:themeTint="99"/>
+          <w:sz w:val="30"/>
+          <w:szCs w:val="30"/>
         </w:rPr>
         <w:t>String? nickname;</w:t>
       </w:r>
@@ -532,18 +708,18 @@
           <w:b/>
           <w:bCs/>
           <w:color w:val="D86DCB" w:themeColor="accent5" w:themeTint="99"/>
-          <w:sz w:val="32"/>
-          <w:szCs w:val="32"/>
-        </w:rPr>
-      </w:pPr>
-      <w:r>
-        <w:rPr>
-          <w:rFonts w:ascii="Carlito" w:hAnsi="Carlito" w:cs="Carlito"/>
-          <w:b/>
-          <w:bCs/>
-          <w:color w:val="D86DCB" w:themeColor="accent5" w:themeTint="99"/>
-          <w:sz w:val="32"/>
-          <w:szCs w:val="32"/>
+          <w:sz w:val="30"/>
+          <w:szCs w:val="30"/>
+        </w:rPr>
+      </w:pPr>
+      <w:r>
+        <w:rPr>
+          <w:rFonts w:ascii="Carlito" w:hAnsi="Carlito" w:cs="Carlito"/>
+          <w:b/>
+          <w:bCs/>
+          <w:color w:val="D86DCB" w:themeColor="accent5" w:themeTint="99"/>
+          <w:sz w:val="30"/>
+          <w:szCs w:val="30"/>
         </w:rPr>
         <w:t>nickname = null;</w:t>
       </w:r>
@@ -556,18 +732,18 @@
           <w:b/>
           <w:bCs/>
           <w:color w:val="D86DCB" w:themeColor="accent5" w:themeTint="99"/>
-          <w:sz w:val="32"/>
-          <w:szCs w:val="32"/>
-        </w:rPr>
-      </w:pPr>
-      <w:r>
-        <w:rPr>
-          <w:rFonts w:ascii="Carlito" w:hAnsi="Carlito" w:cs="Carlito"/>
-          <w:b/>
-          <w:bCs/>
-          <w:color w:val="D86DCB" w:themeColor="accent5" w:themeTint="99"/>
-          <w:sz w:val="32"/>
-          <w:szCs w:val="32"/>
+          <w:sz w:val="30"/>
+          <w:szCs w:val="30"/>
+        </w:rPr>
+      </w:pPr>
+      <w:r>
+        <w:rPr>
+          <w:rFonts w:ascii="Carlito" w:hAnsi="Carlito" w:cs="Carlito"/>
+          <w:b/>
+          <w:bCs/>
+          <w:color w:val="D86DCB" w:themeColor="accent5" w:themeTint="99"/>
+          <w:sz w:val="30"/>
+          <w:szCs w:val="30"/>
         </w:rPr>
         <w:t>print(nickname);</w:t>
       </w:r>
@@ -580,18 +756,18 @@
           <w:b/>
           <w:bCs/>
           <w:color w:val="D86DCB" w:themeColor="accent5" w:themeTint="99"/>
-          <w:sz w:val="32"/>
-          <w:szCs w:val="32"/>
-        </w:rPr>
-      </w:pPr>
-      <w:r>
-        <w:rPr>
-          <w:rFonts w:ascii="Carlito" w:hAnsi="Carlito" w:cs="Carlito"/>
-          <w:b/>
-          <w:bCs/>
-          <w:color w:val="D86DCB" w:themeColor="accent5" w:themeTint="99"/>
-          <w:sz w:val="32"/>
-          <w:szCs w:val="32"/>
+          <w:sz w:val="30"/>
+          <w:szCs w:val="30"/>
+        </w:rPr>
+      </w:pPr>
+      <w:r>
+        <w:rPr>
+          <w:rFonts w:ascii="Carlito" w:hAnsi="Carlito" w:cs="Carlito"/>
+          <w:b/>
+          <w:bCs/>
+          <w:color w:val="D86DCB" w:themeColor="accent5" w:themeTint="99"/>
+          <w:sz w:val="30"/>
+          <w:szCs w:val="30"/>
         </w:rPr>
         <w:t>}</w:t>
       </w:r>
@@ -601,15 +777,15 @@
         <w:jc w:val="both"/>
         <w:rPr>
           <w:rFonts w:ascii="Carlito" w:hAnsi="Carlito" w:cs="Carlito"/>
-          <w:sz w:val="32"/>
-          <w:szCs w:val="32"/>
-        </w:rPr>
-      </w:pPr>
-      <w:r>
-        <w:rPr>
-          <w:rFonts w:ascii="Carlito" w:hAnsi="Carlito" w:cs="Carlito"/>
-          <w:sz w:val="32"/>
-          <w:szCs w:val="32"/>
+          <w:sz w:val="30"/>
+          <w:szCs w:val="30"/>
+        </w:rPr>
+      </w:pPr>
+      <w:r>
+        <w:rPr>
+          <w:rFonts w:ascii="Carlito" w:hAnsi="Carlito" w:cs="Carlito"/>
+          <w:sz w:val="30"/>
+          <w:szCs w:val="30"/>
         </w:rPr>
         <w:t>Output:</w:t>
       </w:r>
@@ -618,8 +794,8 @@
           <w:rFonts w:ascii="Carlito" w:hAnsi="Carlito" w:cs="Carlito"/>
           <w:b/>
           <w:bCs/>
-          <w:sz w:val="32"/>
-          <w:szCs w:val="32"/>
+          <w:sz w:val="30"/>
+          <w:szCs w:val="30"/>
         </w:rPr>
         <w:t xml:space="preserve"> null</w:t>
       </w:r>
@@ -629,29 +805,29 @@
         <w:jc w:val="both"/>
         <w:rPr>
           <w:rFonts w:ascii="Carlito" w:hAnsi="Carlito" w:cs="Carlito"/>
-          <w:sz w:val="32"/>
-          <w:szCs w:val="32"/>
-        </w:rPr>
-      </w:pPr>
-    </w:p>
-    <w:p>
-      <w:pPr>
-        <w:jc w:val="both"/>
-        <w:rPr>
-          <w:rFonts w:ascii="Carlito" w:hAnsi="Carlito" w:cs="Carlito"/>
-          <w:b/>
-          <w:bCs/>
-          <w:sz w:val="32"/>
-          <w:szCs w:val="32"/>
-        </w:rPr>
-      </w:pPr>
-      <w:r>
-        <w:rPr>
-          <w:rFonts w:ascii="Carlito" w:hAnsi="Carlito" w:cs="Carlito"/>
-          <w:b/>
-          <w:bCs/>
-          <w:sz w:val="32"/>
-          <w:szCs w:val="32"/>
+          <w:sz w:val="30"/>
+          <w:szCs w:val="30"/>
+        </w:rPr>
+      </w:pPr>
+    </w:p>
+    <w:p>
+      <w:pPr>
+        <w:jc w:val="both"/>
+        <w:rPr>
+          <w:rFonts w:ascii="Carlito" w:hAnsi="Carlito" w:cs="Carlito"/>
+          <w:b/>
+          <w:bCs/>
+          <w:sz w:val="30"/>
+          <w:szCs w:val="30"/>
+        </w:rPr>
+      </w:pPr>
+      <w:r>
+        <w:rPr>
+          <w:rFonts w:ascii="Carlito" w:hAnsi="Carlito" w:cs="Carlito"/>
+          <w:b/>
+          <w:bCs/>
+          <w:sz w:val="30"/>
+          <w:szCs w:val="30"/>
         </w:rPr>
         <w:t>Null</w:t>
       </w:r>
@@ -660,8 +836,8 @@
           <w:rFonts w:ascii="Carlito" w:hAnsi="Carlito" w:cs="Carlito"/>
           <w:b/>
           <w:bCs/>
-          <w:sz w:val="32"/>
-          <w:szCs w:val="32"/>
+          <w:sz w:val="30"/>
+          <w:szCs w:val="30"/>
         </w:rPr>
         <w:t>-aware Access:</w:t>
       </w:r>
@@ -671,15 +847,15 @@
         <w:jc w:val="both"/>
         <w:rPr>
           <w:rFonts w:ascii="Carlito" w:hAnsi="Carlito" w:cs="Carlito"/>
-          <w:sz w:val="32"/>
-          <w:szCs w:val="32"/>
-        </w:rPr>
-      </w:pPr>
-      <w:r>
-        <w:rPr>
-          <w:rFonts w:ascii="Carlito" w:hAnsi="Carlito" w:cs="Carlito"/>
-          <w:sz w:val="32"/>
-          <w:szCs w:val="32"/>
+          <w:sz w:val="30"/>
+          <w:szCs w:val="30"/>
+        </w:rPr>
+      </w:pPr>
+      <w:r>
+        <w:rPr>
+          <w:rFonts w:ascii="Carlito" w:hAnsi="Carlito" w:cs="Carlito"/>
+          <w:sz w:val="30"/>
+          <w:szCs w:val="30"/>
         </w:rPr>
         <w:t xml:space="preserve"># When we don’t know if an Object is </w:t>
       </w:r>
@@ -688,16 +864,16 @@
           <w:rFonts w:ascii="Carlito" w:hAnsi="Carlito" w:cs="Carlito"/>
           <w:b/>
           <w:bCs/>
-          <w:sz w:val="32"/>
-          <w:szCs w:val="32"/>
+          <w:sz w:val="30"/>
+          <w:szCs w:val="30"/>
         </w:rPr>
         <w:t>null</w:t>
       </w:r>
       <w:r>
         <w:rPr>
           <w:rFonts w:ascii="Carlito" w:hAnsi="Carlito" w:cs="Carlito"/>
-          <w:sz w:val="32"/>
-          <w:szCs w:val="32"/>
+          <w:sz w:val="30"/>
+          <w:szCs w:val="30"/>
         </w:rPr>
         <w:t xml:space="preserve"> or not, use </w:t>
       </w:r>
@@ -706,16 +882,16 @@
           <w:rFonts w:ascii="Carlito" w:hAnsi="Carlito" w:cs="Carlito"/>
           <w:b/>
           <w:bCs/>
-          <w:sz w:val="32"/>
-          <w:szCs w:val="32"/>
+          <w:sz w:val="30"/>
+          <w:szCs w:val="30"/>
         </w:rPr>
         <w:t>?.</w:t>
       </w:r>
       <w:r>
         <w:rPr>
           <w:rFonts w:ascii="Carlito" w:hAnsi="Carlito" w:cs="Carlito"/>
-          <w:sz w:val="32"/>
-          <w:szCs w:val="32"/>
+          <w:sz w:val="30"/>
+          <w:szCs w:val="30"/>
         </w:rPr>
         <w:t xml:space="preserve"> (null-aware access) to safely access its members.</w:t>
       </w:r>
@@ -724,16 +900,16 @@
           <w:rFonts w:ascii="Carlito" w:hAnsi="Carlito" w:cs="Carlito"/>
           <w:b/>
           <w:bCs/>
-          <w:sz w:val="32"/>
-          <w:szCs w:val="32"/>
+          <w:sz w:val="30"/>
+          <w:szCs w:val="30"/>
         </w:rPr>
         <w:t xml:space="preserve"> ?.</w:t>
       </w:r>
       <w:r>
         <w:rPr>
           <w:rFonts w:ascii="Carlito" w:hAnsi="Carlito" w:cs="Carlito"/>
-          <w:sz w:val="32"/>
-          <w:szCs w:val="32"/>
+          <w:sz w:val="30"/>
+          <w:szCs w:val="30"/>
         </w:rPr>
         <w:t xml:space="preserve"> it says if the thing before me is not</w:t>
       </w:r>
@@ -742,24 +918,24 @@
           <w:rFonts w:ascii="Carlito" w:hAnsi="Carlito" w:cs="Carlito"/>
           <w:b/>
           <w:bCs/>
-          <w:sz w:val="32"/>
-          <w:szCs w:val="32"/>
+          <w:sz w:val="30"/>
+          <w:szCs w:val="30"/>
         </w:rPr>
         <w:t xml:space="preserve"> null</w:t>
       </w:r>
       <w:r>
         <w:rPr>
           <w:rFonts w:ascii="Carlito" w:hAnsi="Carlito" w:cs="Carlito"/>
-          <w:sz w:val="32"/>
-          <w:szCs w:val="32"/>
+          <w:sz w:val="30"/>
+          <w:szCs w:val="30"/>
         </w:rPr>
         <w:t>, go ahead and do what’s after me, otherwise</w:t>
       </w:r>
       <w:r>
         <w:rPr>
           <w:rFonts w:ascii="Carlito" w:hAnsi="Carlito" w:cs="Carlito"/>
-          <w:sz w:val="32"/>
-          <w:szCs w:val="32"/>
+          <w:sz w:val="30"/>
+          <w:szCs w:val="30"/>
         </w:rPr>
         <w:t xml:space="preserve"> just show</w:t>
       </w:r>
@@ -768,16 +944,16 @@
           <w:rFonts w:ascii="Carlito" w:hAnsi="Carlito" w:cs="Carlito"/>
           <w:b/>
           <w:bCs/>
-          <w:sz w:val="32"/>
-          <w:szCs w:val="32"/>
+          <w:sz w:val="30"/>
+          <w:szCs w:val="30"/>
         </w:rPr>
         <w:t xml:space="preserve"> null </w:t>
       </w:r>
       <w:r>
         <w:rPr>
           <w:rFonts w:ascii="Carlito" w:hAnsi="Carlito" w:cs="Carlito"/>
-          <w:sz w:val="32"/>
-          <w:szCs w:val="32"/>
+          <w:sz w:val="30"/>
+          <w:szCs w:val="30"/>
         </w:rPr>
         <w:t>instead of throwing an error cause</w:t>
       </w:r>
@@ -786,16 +962,16 @@
           <w:rFonts w:ascii="Carlito" w:hAnsi="Carlito" w:cs="Carlito"/>
           <w:b/>
           <w:bCs/>
-          <w:sz w:val="32"/>
-          <w:szCs w:val="32"/>
+          <w:sz w:val="30"/>
+          <w:szCs w:val="30"/>
         </w:rPr>
         <w:t xml:space="preserve"> .length</w:t>
       </w:r>
       <w:r>
         <w:rPr>
           <w:rFonts w:ascii="Carlito" w:hAnsi="Carlito" w:cs="Carlito"/>
-          <w:sz w:val="32"/>
-          <w:szCs w:val="32"/>
+          <w:sz w:val="30"/>
+          <w:szCs w:val="30"/>
         </w:rPr>
         <w:t xml:space="preserve"> does not take </w:t>
       </w:r>
@@ -804,16 +980,16 @@
           <w:rFonts w:ascii="Carlito" w:hAnsi="Carlito" w:cs="Carlito"/>
           <w:b/>
           <w:bCs/>
-          <w:sz w:val="32"/>
-          <w:szCs w:val="32"/>
+          <w:sz w:val="30"/>
+          <w:szCs w:val="30"/>
         </w:rPr>
         <w:t>null</w:t>
       </w:r>
       <w:r>
         <w:rPr>
           <w:rFonts w:ascii="Carlito" w:hAnsi="Carlito" w:cs="Carlito"/>
-          <w:sz w:val="32"/>
-          <w:szCs w:val="32"/>
+          <w:sz w:val="30"/>
+          <w:szCs w:val="30"/>
         </w:rPr>
         <w:t xml:space="preserve"> and skip it.</w:t>
       </w:r>
@@ -826,18 +1002,18 @@
           <w:b/>
           <w:bCs/>
           <w:color w:val="D86DCB" w:themeColor="accent5" w:themeTint="99"/>
-          <w:sz w:val="32"/>
-          <w:szCs w:val="32"/>
-        </w:rPr>
-      </w:pPr>
-      <w:r>
-        <w:rPr>
-          <w:rFonts w:ascii="Carlito" w:hAnsi="Carlito" w:cs="Carlito"/>
-          <w:b/>
-          <w:bCs/>
-          <w:color w:val="D86DCB" w:themeColor="accent5" w:themeTint="99"/>
-          <w:sz w:val="32"/>
-          <w:szCs w:val="32"/>
+          <w:sz w:val="30"/>
+          <w:szCs w:val="30"/>
+        </w:rPr>
+      </w:pPr>
+      <w:r>
+        <w:rPr>
+          <w:rFonts w:ascii="Carlito" w:hAnsi="Carlito" w:cs="Carlito"/>
+          <w:b/>
+          <w:bCs/>
+          <w:color w:val="D86DCB" w:themeColor="accent5" w:themeTint="99"/>
+          <w:sz w:val="30"/>
+          <w:szCs w:val="30"/>
         </w:rPr>
         <w:t>void main() {</w:t>
       </w:r>
@@ -850,18 +1026,18 @@
           <w:b/>
           <w:bCs/>
           <w:color w:val="D86DCB" w:themeColor="accent5" w:themeTint="99"/>
-          <w:sz w:val="32"/>
-          <w:szCs w:val="32"/>
-        </w:rPr>
-      </w:pPr>
-      <w:r>
-        <w:rPr>
-          <w:rFonts w:ascii="Carlito" w:hAnsi="Carlito" w:cs="Carlito"/>
-          <w:b/>
-          <w:bCs/>
-          <w:color w:val="D86DCB" w:themeColor="accent5" w:themeTint="99"/>
-          <w:sz w:val="32"/>
-          <w:szCs w:val="32"/>
+          <w:sz w:val="30"/>
+          <w:szCs w:val="30"/>
+        </w:rPr>
+      </w:pPr>
+      <w:r>
+        <w:rPr>
+          <w:rFonts w:ascii="Carlito" w:hAnsi="Carlito" w:cs="Carlito"/>
+          <w:b/>
+          <w:bCs/>
+          <w:color w:val="D86DCB" w:themeColor="accent5" w:themeTint="99"/>
+          <w:sz w:val="30"/>
+          <w:szCs w:val="30"/>
         </w:rPr>
         <w:t xml:space="preserve">  String? name;</w:t>
       </w:r>
@@ -874,18 +1050,18 @@
           <w:b/>
           <w:bCs/>
           <w:color w:val="D86DCB" w:themeColor="accent5" w:themeTint="99"/>
-          <w:sz w:val="32"/>
-          <w:szCs w:val="32"/>
-        </w:rPr>
-      </w:pPr>
-      <w:r>
-        <w:rPr>
-          <w:rFonts w:ascii="Carlito" w:hAnsi="Carlito" w:cs="Carlito"/>
-          <w:b/>
-          <w:bCs/>
-          <w:color w:val="D86DCB" w:themeColor="accent5" w:themeTint="99"/>
-          <w:sz w:val="32"/>
-          <w:szCs w:val="32"/>
+          <w:sz w:val="30"/>
+          <w:szCs w:val="30"/>
+        </w:rPr>
+      </w:pPr>
+      <w:r>
+        <w:rPr>
+          <w:rFonts w:ascii="Carlito" w:hAnsi="Carlito" w:cs="Carlito"/>
+          <w:b/>
+          <w:bCs/>
+          <w:color w:val="D86DCB" w:themeColor="accent5" w:themeTint="99"/>
+          <w:sz w:val="30"/>
+          <w:szCs w:val="30"/>
         </w:rPr>
         <w:t xml:space="preserve">  print(name?.length);</w:t>
       </w:r>
@@ -898,18 +1074,18 @@
           <w:b/>
           <w:bCs/>
           <w:color w:val="D86DCB" w:themeColor="accent5" w:themeTint="99"/>
-          <w:sz w:val="32"/>
-          <w:szCs w:val="32"/>
-        </w:rPr>
-      </w:pPr>
-      <w:r>
-        <w:rPr>
-          <w:rFonts w:ascii="Carlito" w:hAnsi="Carlito" w:cs="Carlito"/>
-          <w:b/>
-          <w:bCs/>
-          <w:color w:val="D86DCB" w:themeColor="accent5" w:themeTint="99"/>
-          <w:sz w:val="32"/>
-          <w:szCs w:val="32"/>
+          <w:sz w:val="30"/>
+          <w:szCs w:val="30"/>
+        </w:rPr>
+      </w:pPr>
+      <w:r>
+        <w:rPr>
+          <w:rFonts w:ascii="Carlito" w:hAnsi="Carlito" w:cs="Carlito"/>
+          <w:b/>
+          <w:bCs/>
+          <w:color w:val="D86DCB" w:themeColor="accent5" w:themeTint="99"/>
+          <w:sz w:val="30"/>
+          <w:szCs w:val="30"/>
         </w:rPr>
         <w:t>}</w:t>
       </w:r>
@@ -919,15 +1095,15 @@
         <w:jc w:val="both"/>
         <w:rPr>
           <w:rFonts w:ascii="Carlito" w:hAnsi="Carlito" w:cs="Carlito"/>
-          <w:sz w:val="32"/>
-          <w:szCs w:val="32"/>
-        </w:rPr>
-      </w:pPr>
-      <w:r>
-        <w:rPr>
-          <w:rFonts w:ascii="Carlito" w:hAnsi="Carlito" w:cs="Carlito"/>
-          <w:sz w:val="32"/>
-          <w:szCs w:val="32"/>
+          <w:sz w:val="30"/>
+          <w:szCs w:val="30"/>
+        </w:rPr>
+      </w:pPr>
+      <w:r>
+        <w:rPr>
+          <w:rFonts w:ascii="Carlito" w:hAnsi="Carlito" w:cs="Carlito"/>
+          <w:sz w:val="30"/>
+          <w:szCs w:val="30"/>
         </w:rPr>
         <w:t xml:space="preserve">Output: </w:t>
       </w:r>
@@ -936,8 +1112,8 @@
           <w:rFonts w:ascii="Carlito" w:hAnsi="Carlito" w:cs="Carlito"/>
           <w:b/>
           <w:bCs/>
-          <w:sz w:val="32"/>
-          <w:szCs w:val="32"/>
+          <w:sz w:val="30"/>
+          <w:szCs w:val="30"/>
         </w:rPr>
         <w:t>null</w:t>
       </w:r>
@@ -949,29 +1125,29 @@
           <w:rFonts w:ascii="Carlito" w:hAnsi="Carlito" w:cs="Carlito"/>
           <w:b/>
           <w:bCs/>
-          <w:sz w:val="32"/>
-          <w:szCs w:val="32"/>
-        </w:rPr>
-      </w:pPr>
-    </w:p>
-    <w:p>
-      <w:pPr>
-        <w:jc w:val="both"/>
-        <w:rPr>
-          <w:rFonts w:ascii="Carlito" w:hAnsi="Carlito" w:cs="Carlito"/>
-          <w:b/>
-          <w:bCs/>
-          <w:sz w:val="32"/>
-          <w:szCs w:val="32"/>
-        </w:rPr>
-      </w:pPr>
-      <w:r>
-        <w:rPr>
-          <w:rFonts w:ascii="Carlito" w:hAnsi="Carlito" w:cs="Carlito"/>
-          <w:b/>
-          <w:bCs/>
-          <w:sz w:val="32"/>
-          <w:szCs w:val="32"/>
+          <w:sz w:val="30"/>
+          <w:szCs w:val="30"/>
+        </w:rPr>
+      </w:pPr>
+    </w:p>
+    <w:p>
+      <w:pPr>
+        <w:jc w:val="both"/>
+        <w:rPr>
+          <w:rFonts w:ascii="Carlito" w:hAnsi="Carlito" w:cs="Carlito"/>
+          <w:b/>
+          <w:bCs/>
+          <w:sz w:val="30"/>
+          <w:szCs w:val="30"/>
+        </w:rPr>
+      </w:pPr>
+      <w:r>
+        <w:rPr>
+          <w:rFonts w:ascii="Carlito" w:hAnsi="Carlito" w:cs="Carlito"/>
+          <w:b/>
+          <w:bCs/>
+          <w:sz w:val="30"/>
+          <w:szCs w:val="30"/>
         </w:rPr>
         <w:t>Null-coalescing:</w:t>
       </w:r>
@@ -983,52 +1159,1437 @@
           <w:rFonts w:ascii="Carlito" w:hAnsi="Carlito" w:cs="Carlito"/>
           <w:b/>
           <w:bCs/>
-          <w:sz w:val="32"/>
-          <w:szCs w:val="32"/>
-        </w:rPr>
-      </w:pPr>
-      <w:r>
-        <w:rPr>
-          <w:rFonts w:ascii="Carlito" w:hAnsi="Carlito" w:cs="Carlito"/>
-          <w:sz w:val="32"/>
-          <w:szCs w:val="32"/>
+          <w:sz w:val="30"/>
+          <w:szCs w:val="30"/>
+        </w:rPr>
+      </w:pPr>
+      <w:r>
+        <w:rPr>
+          <w:rFonts w:ascii="Carlito" w:hAnsi="Carlito" w:cs="Carlito"/>
+          <w:sz w:val="30"/>
+          <w:szCs w:val="30"/>
+        </w:rPr>
+        <w:t xml:space="preserve"># Prints </w:t>
+      </w:r>
+      <w:r>
+        <w:rPr>
+          <w:rFonts w:ascii="Carlito" w:hAnsi="Carlito" w:cs="Carlito"/>
+          <w:b/>
+          <w:bCs/>
+          <w:sz w:val="30"/>
+          <w:szCs w:val="30"/>
+        </w:rPr>
+        <w:t xml:space="preserve">"Guest" </w:t>
+      </w:r>
+      <w:r>
+        <w:rPr>
+          <w:rFonts w:ascii="Carlito" w:hAnsi="Carlito" w:cs="Carlito"/>
+          <w:sz w:val="30"/>
+          <w:szCs w:val="30"/>
+        </w:rPr>
+        <w:t xml:space="preserve">if </w:t>
+      </w:r>
+      <w:r>
+        <w:rPr>
+          <w:rFonts w:ascii="Carlito" w:hAnsi="Carlito" w:cs="Carlito"/>
+          <w:b/>
+          <w:bCs/>
+          <w:sz w:val="30"/>
+          <w:szCs w:val="30"/>
+        </w:rPr>
+        <w:t>name</w:t>
+      </w:r>
+      <w:r>
+        <w:rPr>
+          <w:rFonts w:ascii="Carlito" w:hAnsi="Carlito" w:cs="Carlito"/>
+          <w:sz w:val="30"/>
+          <w:szCs w:val="30"/>
+        </w:rPr>
+        <w:t xml:space="preserve"> is </w:t>
+      </w:r>
+      <w:r>
+        <w:rPr>
+          <w:rFonts w:ascii="Carlito" w:hAnsi="Carlito" w:cs="Carlito"/>
+          <w:b/>
+          <w:bCs/>
+          <w:sz w:val="30"/>
+          <w:szCs w:val="30"/>
+        </w:rPr>
+        <w:t>null</w:t>
+      </w:r>
+      <w:r>
+        <w:rPr>
+          <w:rFonts w:ascii="Carlito" w:hAnsi="Carlito" w:cs="Carlito"/>
+          <w:sz w:val="30"/>
+          <w:szCs w:val="30"/>
+        </w:rPr>
+        <w:t xml:space="preserve">, provides a fail-safe or fallback value when something is </w:t>
+      </w:r>
+      <w:r>
+        <w:rPr>
+          <w:rFonts w:ascii="Carlito" w:hAnsi="Carlito" w:cs="Carlito"/>
+          <w:b/>
+          <w:bCs/>
+          <w:sz w:val="30"/>
+          <w:szCs w:val="30"/>
+        </w:rPr>
+        <w:t>null</w:t>
+      </w:r>
+    </w:p>
+    <w:p>
+      <w:pPr>
+        <w:jc w:val="both"/>
+        <w:rPr>
+          <w:rFonts w:ascii="Carlito" w:hAnsi="Carlito" w:cs="Carlito"/>
+          <w:b/>
+          <w:bCs/>
+          <w:color w:val="D86DCB" w:themeColor="accent5" w:themeTint="99"/>
+          <w:sz w:val="30"/>
+          <w:szCs w:val="30"/>
+        </w:rPr>
+      </w:pPr>
+      <w:r>
+        <w:rPr>
+          <w:rFonts w:ascii="Carlito" w:hAnsi="Carlito" w:cs="Carlito"/>
+          <w:b/>
+          <w:bCs/>
+          <w:color w:val="D86DCB" w:themeColor="accent5" w:themeTint="99"/>
+          <w:sz w:val="30"/>
+          <w:szCs w:val="30"/>
+        </w:rPr>
+        <w:t>void main() {</w:t>
+      </w:r>
+    </w:p>
+    <w:p>
+      <w:pPr>
+        <w:jc w:val="both"/>
+        <w:rPr>
+          <w:rFonts w:ascii="Carlito" w:hAnsi="Carlito" w:cs="Carlito"/>
+          <w:b/>
+          <w:bCs/>
+          <w:color w:val="D86DCB" w:themeColor="accent5" w:themeTint="99"/>
+          <w:sz w:val="30"/>
+          <w:szCs w:val="30"/>
+        </w:rPr>
+      </w:pPr>
+      <w:r>
+        <w:rPr>
+          <w:rFonts w:ascii="Carlito" w:hAnsi="Carlito" w:cs="Carlito"/>
+          <w:b/>
+          <w:bCs/>
+          <w:color w:val="D86DCB" w:themeColor="accent5" w:themeTint="99"/>
+          <w:sz w:val="30"/>
+          <w:szCs w:val="30"/>
         </w:rPr>
         <w:lastRenderedPageBreak/>
-        <w:t xml:space="preserve"># Prints </w:t>
-      </w:r>
-      <w:r>
-        <w:rPr>
-          <w:rFonts w:ascii="Carlito" w:hAnsi="Carlito" w:cs="Carlito"/>
-          <w:b/>
-          <w:bCs/>
-          <w:sz w:val="32"/>
-          <w:szCs w:val="32"/>
-        </w:rPr>
-        <w:t xml:space="preserve">"Guest" </w:t>
-      </w:r>
-      <w:r>
-        <w:rPr>
-          <w:rFonts w:ascii="Carlito" w:hAnsi="Carlito" w:cs="Carlito"/>
-          <w:sz w:val="32"/>
-          <w:szCs w:val="32"/>
+        <w:t xml:space="preserve">  String? name;</w:t>
+      </w:r>
+    </w:p>
+    <w:p>
+      <w:pPr>
+        <w:jc w:val="both"/>
+        <w:rPr>
+          <w:rFonts w:ascii="Carlito" w:hAnsi="Carlito" w:cs="Carlito"/>
+          <w:b/>
+          <w:bCs/>
+          <w:color w:val="D86DCB" w:themeColor="accent5" w:themeTint="99"/>
+          <w:sz w:val="30"/>
+          <w:szCs w:val="30"/>
+        </w:rPr>
+      </w:pPr>
+      <w:r>
+        <w:rPr>
+          <w:rFonts w:ascii="Carlito" w:hAnsi="Carlito" w:cs="Carlito"/>
+          <w:b/>
+          <w:bCs/>
+          <w:color w:val="D86DCB" w:themeColor="accent5" w:themeTint="99"/>
+          <w:sz w:val="30"/>
+          <w:szCs w:val="30"/>
+        </w:rPr>
+        <w:t xml:space="preserve">  print(name ?? "Guest");</w:t>
+      </w:r>
+    </w:p>
+    <w:p>
+      <w:pPr>
+        <w:jc w:val="both"/>
+        <w:rPr>
+          <w:rFonts w:ascii="Carlito" w:hAnsi="Carlito" w:cs="Carlito"/>
+          <w:b/>
+          <w:bCs/>
+          <w:color w:val="D86DCB" w:themeColor="accent5" w:themeTint="99"/>
+          <w:sz w:val="30"/>
+          <w:szCs w:val="30"/>
+        </w:rPr>
+      </w:pPr>
+      <w:r>
+        <w:rPr>
+          <w:rFonts w:ascii="Carlito" w:hAnsi="Carlito" w:cs="Carlito"/>
+          <w:b/>
+          <w:bCs/>
+          <w:color w:val="D86DCB" w:themeColor="accent5" w:themeTint="99"/>
+          <w:sz w:val="30"/>
+          <w:szCs w:val="30"/>
+        </w:rPr>
+        <w:t>}</w:t>
+      </w:r>
+    </w:p>
+    <w:p>
+      <w:pPr>
+        <w:jc w:val="both"/>
+        <w:rPr>
+          <w:rFonts w:ascii="Carlito" w:hAnsi="Carlito" w:cs="Carlito"/>
+          <w:b/>
+          <w:bCs/>
+          <w:sz w:val="30"/>
+          <w:szCs w:val="30"/>
+        </w:rPr>
+      </w:pPr>
+      <w:r>
+        <w:rPr>
+          <w:rFonts w:ascii="Carlito" w:hAnsi="Carlito" w:cs="Carlito"/>
+          <w:sz w:val="30"/>
+          <w:szCs w:val="30"/>
+        </w:rPr>
+        <w:t xml:space="preserve">Output: </w:t>
+      </w:r>
+      <w:r>
+        <w:rPr>
+          <w:rFonts w:ascii="Carlito" w:hAnsi="Carlito" w:cs="Carlito"/>
+          <w:b/>
+          <w:bCs/>
+          <w:sz w:val="30"/>
+          <w:szCs w:val="30"/>
+        </w:rPr>
+        <w:t>Guest</w:t>
+      </w:r>
+    </w:p>
+    <w:p>
+      <w:pPr>
+        <w:jc w:val="both"/>
+        <w:rPr>
+          <w:rFonts w:ascii="Carlito" w:hAnsi="Carlito" w:cs="Carlito"/>
+          <w:sz w:val="30"/>
+          <w:szCs w:val="30"/>
+        </w:rPr>
+      </w:pPr>
+    </w:p>
+    <w:p>
+      <w:pPr>
+        <w:jc w:val="both"/>
+        <w:rPr>
+          <w:rFonts w:ascii="Carlito" w:hAnsi="Carlito" w:cs="Carlito"/>
+          <w:b/>
+          <w:bCs/>
+          <w:sz w:val="30"/>
+          <w:szCs w:val="30"/>
+        </w:rPr>
+      </w:pPr>
+      <w:r>
+        <w:rPr>
+          <w:rFonts w:ascii="Carlito" w:hAnsi="Carlito" w:cs="Carlito"/>
+          <w:b/>
+          <w:bCs/>
+          <w:sz w:val="30"/>
+          <w:szCs w:val="30"/>
+        </w:rPr>
+        <w:t>Null-coalescing/aware Assignment:</w:t>
+      </w:r>
+    </w:p>
+    <w:p>
+      <w:pPr>
+        <w:jc w:val="both"/>
+        <w:rPr>
+          <w:rFonts w:ascii="Carlito" w:hAnsi="Carlito" w:cs="Carlito"/>
+          <w:sz w:val="30"/>
+          <w:szCs w:val="30"/>
+        </w:rPr>
+      </w:pPr>
+      <w:r>
+        <w:rPr>
+          <w:rFonts w:ascii="Carlito" w:hAnsi="Carlito" w:cs="Carlito"/>
+          <w:sz w:val="30"/>
+          <w:szCs w:val="30"/>
+        </w:rPr>
+        <w:t xml:space="preserve"># </w:t>
+      </w:r>
+      <w:r>
+        <w:rPr>
+          <w:rFonts w:ascii="Carlito" w:hAnsi="Carlito" w:cs="Carlito"/>
+          <w:b/>
+          <w:bCs/>
+          <w:sz w:val="30"/>
+          <w:szCs w:val="30"/>
+        </w:rPr>
+        <w:t>??=</w:t>
+      </w:r>
+      <w:r>
+        <w:rPr>
+          <w:rFonts w:ascii="Carlito" w:hAnsi="Carlito" w:cs="Carlito"/>
+          <w:sz w:val="30"/>
+          <w:szCs w:val="30"/>
+        </w:rPr>
+        <w:t xml:space="preserve"> a</w:t>
+      </w:r>
+      <w:r>
+        <w:rPr>
+          <w:rFonts w:ascii="Carlito" w:hAnsi="Carlito" w:cs="Carlito"/>
+          <w:sz w:val="30"/>
+          <w:szCs w:val="30"/>
+        </w:rPr>
+        <w:t>ssign</w:t>
+      </w:r>
+      <w:r>
+        <w:rPr>
+          <w:rFonts w:ascii="Carlito" w:hAnsi="Carlito" w:cs="Carlito"/>
+          <w:sz w:val="30"/>
+          <w:szCs w:val="30"/>
+        </w:rPr>
+        <w:t>s</w:t>
+      </w:r>
+      <w:r>
+        <w:rPr>
+          <w:rFonts w:ascii="Carlito" w:hAnsi="Carlito" w:cs="Carlito"/>
+          <w:sz w:val="30"/>
+          <w:szCs w:val="30"/>
+        </w:rPr>
+        <w:t xml:space="preserve"> a value only if the variable i</w:t>
+      </w:r>
+      <w:r>
+        <w:rPr>
+          <w:rFonts w:ascii="Carlito" w:hAnsi="Carlito" w:cs="Carlito"/>
+          <w:sz w:val="30"/>
+          <w:szCs w:val="30"/>
+        </w:rPr>
+        <w:t xml:space="preserve">s </w:t>
+      </w:r>
+      <w:r>
+        <w:rPr>
+          <w:rFonts w:ascii="Carlito" w:hAnsi="Carlito" w:cs="Carlito"/>
+          <w:b/>
+          <w:bCs/>
+          <w:sz w:val="30"/>
+          <w:szCs w:val="30"/>
+        </w:rPr>
+        <w:t>null</w:t>
+      </w:r>
+      <w:r>
+        <w:rPr>
+          <w:rFonts w:ascii="Carlito" w:hAnsi="Carlito" w:cs="Carlito"/>
+          <w:sz w:val="30"/>
+          <w:szCs w:val="30"/>
+        </w:rPr>
+        <w:t xml:space="preserve">. Assigns </w:t>
+      </w:r>
+      <w:r>
+        <w:rPr>
+          <w:rFonts w:ascii="Carlito" w:hAnsi="Carlito" w:cs="Carlito"/>
+          <w:b/>
+          <w:bCs/>
+          <w:sz w:val="30"/>
+          <w:szCs w:val="30"/>
+        </w:rPr>
+        <w:t>Dhaka</w:t>
+      </w:r>
+      <w:r>
+        <w:rPr>
+          <w:rFonts w:ascii="Carlito" w:hAnsi="Carlito" w:cs="Carlito"/>
+          <w:sz w:val="30"/>
+          <w:szCs w:val="30"/>
+        </w:rPr>
+        <w:t xml:space="preserve"> because city is </w:t>
+      </w:r>
+      <w:r>
+        <w:rPr>
+          <w:rFonts w:ascii="Carlito" w:hAnsi="Carlito" w:cs="Carlito"/>
+          <w:b/>
+          <w:bCs/>
+          <w:sz w:val="30"/>
+          <w:szCs w:val="30"/>
+        </w:rPr>
+        <w:t>null</w:t>
+      </w:r>
+    </w:p>
+    <w:p>
+      <w:pPr>
+        <w:jc w:val="both"/>
+        <w:rPr>
+          <w:rFonts w:ascii="Carlito" w:hAnsi="Carlito" w:cs="Carlito"/>
+          <w:b/>
+          <w:bCs/>
+          <w:color w:val="D86DCB" w:themeColor="accent5" w:themeTint="99"/>
+          <w:sz w:val="30"/>
+          <w:szCs w:val="30"/>
+        </w:rPr>
+      </w:pPr>
+      <w:r>
+        <w:rPr>
+          <w:rFonts w:ascii="Carlito" w:hAnsi="Carlito" w:cs="Carlito"/>
+          <w:b/>
+          <w:bCs/>
+          <w:color w:val="D86DCB" w:themeColor="accent5" w:themeTint="99"/>
+          <w:sz w:val="30"/>
+          <w:szCs w:val="30"/>
+        </w:rPr>
+        <w:t>void main() {</w:t>
+      </w:r>
+    </w:p>
+    <w:p>
+      <w:pPr>
+        <w:jc w:val="both"/>
+        <w:rPr>
+          <w:rFonts w:ascii="Carlito" w:hAnsi="Carlito" w:cs="Carlito"/>
+          <w:b/>
+          <w:bCs/>
+          <w:color w:val="D86DCB" w:themeColor="accent5" w:themeTint="99"/>
+          <w:sz w:val="30"/>
+          <w:szCs w:val="30"/>
+        </w:rPr>
+      </w:pPr>
+      <w:r>
+        <w:rPr>
+          <w:rFonts w:ascii="Carlito" w:hAnsi="Carlito" w:cs="Carlito"/>
+          <w:b/>
+          <w:bCs/>
+          <w:color w:val="D86DCB" w:themeColor="accent5" w:themeTint="99"/>
+          <w:sz w:val="30"/>
+          <w:szCs w:val="30"/>
+        </w:rPr>
+        <w:t xml:space="preserve">  String? city;</w:t>
+      </w:r>
+    </w:p>
+    <w:p>
+      <w:pPr>
+        <w:jc w:val="both"/>
+        <w:rPr>
+          <w:rFonts w:ascii="Carlito" w:hAnsi="Carlito" w:cs="Carlito"/>
+          <w:b/>
+          <w:bCs/>
+          <w:color w:val="D86DCB" w:themeColor="accent5" w:themeTint="99"/>
+          <w:sz w:val="30"/>
+          <w:szCs w:val="30"/>
+        </w:rPr>
+      </w:pPr>
+      <w:r>
+        <w:rPr>
+          <w:rFonts w:ascii="Carlito" w:hAnsi="Carlito" w:cs="Carlito"/>
+          <w:b/>
+          <w:bCs/>
+          <w:color w:val="D86DCB" w:themeColor="accent5" w:themeTint="99"/>
+          <w:sz w:val="30"/>
+          <w:szCs w:val="30"/>
+        </w:rPr>
+        <w:t xml:space="preserve">  city ??= "Dhaka";</w:t>
+      </w:r>
+    </w:p>
+    <w:p>
+      <w:pPr>
+        <w:jc w:val="both"/>
+        <w:rPr>
+          <w:rFonts w:ascii="Carlito" w:hAnsi="Carlito" w:cs="Carlito"/>
+          <w:b/>
+          <w:bCs/>
+          <w:color w:val="D86DCB" w:themeColor="accent5" w:themeTint="99"/>
+          <w:sz w:val="30"/>
+          <w:szCs w:val="30"/>
+        </w:rPr>
+      </w:pPr>
+      <w:r>
+        <w:rPr>
+          <w:rFonts w:ascii="Carlito" w:hAnsi="Carlito" w:cs="Carlito"/>
+          <w:b/>
+          <w:bCs/>
+          <w:color w:val="D86DCB" w:themeColor="accent5" w:themeTint="99"/>
+          <w:sz w:val="30"/>
+          <w:szCs w:val="30"/>
+        </w:rPr>
+        <w:t xml:space="preserve">  print(city);</w:t>
+      </w:r>
+    </w:p>
+    <w:p>
+      <w:pPr>
+        <w:jc w:val="both"/>
+        <w:rPr>
+          <w:rFonts w:ascii="Carlito" w:hAnsi="Carlito" w:cs="Carlito"/>
+          <w:b/>
+          <w:bCs/>
+          <w:color w:val="D86DCB" w:themeColor="accent5" w:themeTint="99"/>
+          <w:sz w:val="30"/>
+          <w:szCs w:val="30"/>
+        </w:rPr>
+      </w:pPr>
+      <w:r>
+        <w:rPr>
+          <w:rFonts w:ascii="Carlito" w:hAnsi="Carlito" w:cs="Carlito"/>
+          <w:b/>
+          <w:bCs/>
+          <w:color w:val="D86DCB" w:themeColor="accent5" w:themeTint="99"/>
+          <w:sz w:val="30"/>
+          <w:szCs w:val="30"/>
+        </w:rPr>
+        <w:t>}</w:t>
+      </w:r>
+    </w:p>
+    <w:p>
+      <w:pPr>
+        <w:jc w:val="both"/>
+        <w:rPr>
+          <w:rFonts w:ascii="Carlito" w:hAnsi="Carlito" w:cs="Carlito"/>
+          <w:sz w:val="30"/>
+          <w:szCs w:val="30"/>
+        </w:rPr>
+      </w:pPr>
+      <w:r>
+        <w:rPr>
+          <w:rFonts w:ascii="Carlito" w:hAnsi="Carlito" w:cs="Carlito"/>
+          <w:sz w:val="30"/>
+          <w:szCs w:val="30"/>
+        </w:rPr>
+        <w:t xml:space="preserve">Output: </w:t>
+      </w:r>
+      <w:r>
+        <w:rPr>
+          <w:rFonts w:ascii="Carlito" w:hAnsi="Carlito" w:cs="Carlito"/>
+          <w:b/>
+          <w:bCs/>
+          <w:sz w:val="30"/>
+          <w:szCs w:val="30"/>
+        </w:rPr>
+        <w:t>Dhaka</w:t>
+      </w:r>
+    </w:p>
+    <w:p>
+      <w:pPr>
+        <w:jc w:val="both"/>
+        <w:rPr>
+          <w:rFonts w:ascii="Carlito" w:hAnsi="Carlito" w:cs="Carlito"/>
+          <w:b/>
+          <w:bCs/>
+          <w:sz w:val="30"/>
+          <w:szCs w:val="30"/>
+        </w:rPr>
+      </w:pPr>
+    </w:p>
+    <w:p>
+      <w:pPr>
+        <w:jc w:val="both"/>
+        <w:rPr>
+          <w:rFonts w:ascii="Carlito" w:hAnsi="Carlito" w:cs="Carlito"/>
+          <w:b/>
+          <w:bCs/>
+          <w:sz w:val="30"/>
+          <w:szCs w:val="30"/>
+        </w:rPr>
+      </w:pPr>
+      <w:r>
+        <w:rPr>
+          <w:rFonts w:ascii="Carlito" w:hAnsi="Carlito" w:cs="Carlito"/>
+          <w:b/>
+          <w:bCs/>
+          <w:sz w:val="30"/>
+          <w:szCs w:val="30"/>
+        </w:rPr>
+        <w:t>Null</w:t>
+      </w:r>
+      <w:r>
+        <w:rPr>
+          <w:rFonts w:ascii="Carlito" w:hAnsi="Carlito" w:cs="Carlito"/>
+          <w:b/>
+          <w:bCs/>
+          <w:sz w:val="30"/>
+          <w:szCs w:val="30"/>
+        </w:rPr>
+        <w:t>-coalescing</w:t>
+      </w:r>
+      <w:r>
+        <w:rPr>
+          <w:rFonts w:ascii="Carlito" w:hAnsi="Carlito" w:cs="Carlito"/>
+          <w:b/>
+          <w:bCs/>
+          <w:sz w:val="30"/>
+          <w:szCs w:val="30"/>
+        </w:rPr>
+        <w:t>/aware</w:t>
+      </w:r>
+      <w:r>
+        <w:rPr>
+          <w:rFonts w:ascii="Carlito" w:hAnsi="Carlito" w:cs="Carlito"/>
+          <w:b/>
+          <w:bCs/>
+          <w:sz w:val="30"/>
+          <w:szCs w:val="30"/>
+        </w:rPr>
+        <w:t xml:space="preserve"> Assignment Recap:</w:t>
+      </w:r>
+    </w:p>
+    <w:p>
+      <w:pPr>
+        <w:jc w:val="both"/>
+        <w:rPr>
+          <w:rFonts w:ascii="Carlito" w:hAnsi="Carlito" w:cs="Carlito"/>
+          <w:sz w:val="30"/>
+          <w:szCs w:val="30"/>
+        </w:rPr>
+      </w:pPr>
+      <w:r>
+        <w:rPr>
+          <w:rFonts w:ascii="Carlito" w:hAnsi="Carlito" w:cs="Carlito"/>
+          <w:sz w:val="30"/>
+          <w:szCs w:val="30"/>
+        </w:rPr>
+        <w:t xml:space="preserve"># </w:t>
+      </w:r>
+      <w:r>
+        <w:rPr>
+          <w:rFonts w:ascii="Carlito" w:hAnsi="Carlito" w:cs="Carlito"/>
+          <w:sz w:val="30"/>
+          <w:szCs w:val="30"/>
+        </w:rPr>
+        <w:t>Assigns a value on if the variable is null. It replaces this:</w:t>
+      </w:r>
+    </w:p>
+    <w:p>
+      <w:pPr>
+        <w:jc w:val="both"/>
+        <w:rPr>
+          <w:rFonts w:ascii="Carlito" w:hAnsi="Carlito" w:cs="Carlito"/>
+          <w:b/>
+          <w:bCs/>
+          <w:color w:val="D86DCB" w:themeColor="accent5" w:themeTint="99"/>
+          <w:sz w:val="30"/>
+          <w:szCs w:val="30"/>
+        </w:rPr>
+      </w:pPr>
+      <w:r>
+        <w:rPr>
+          <w:rFonts w:ascii="Carlito" w:hAnsi="Carlito" w:cs="Carlito"/>
+          <w:b/>
+          <w:bCs/>
+          <w:color w:val="D86DCB" w:themeColor="accent5" w:themeTint="99"/>
+          <w:sz w:val="30"/>
+          <w:szCs w:val="30"/>
+        </w:rPr>
+        <w:t>if (startingPosition == null){</w:t>
+      </w:r>
+    </w:p>
+    <w:p>
+      <w:pPr>
+        <w:jc w:val="both"/>
+        <w:rPr>
+          <w:rFonts w:ascii="Carlito" w:hAnsi="Carlito" w:cs="Carlito"/>
+          <w:b/>
+          <w:bCs/>
+          <w:color w:val="D86DCB" w:themeColor="accent5" w:themeTint="99"/>
+          <w:sz w:val="30"/>
+          <w:szCs w:val="30"/>
+        </w:rPr>
+      </w:pPr>
+      <w:r>
+        <w:rPr>
+          <w:rFonts w:ascii="Carlito" w:hAnsi="Carlito" w:cs="Carlito"/>
+          <w:b/>
+          <w:bCs/>
+          <w:color w:val="D86DCB" w:themeColor="accent5" w:themeTint="99"/>
+          <w:sz w:val="30"/>
+          <w:szCs w:val="30"/>
+        </w:rPr>
+        <w:t xml:space="preserve">            startingPosition = position;</w:t>
+      </w:r>
+    </w:p>
+    <w:p>
+      <w:pPr>
+        <w:jc w:val="both"/>
+        <w:rPr>
+          <w:rFonts w:ascii="Carlito" w:hAnsi="Carlito" w:cs="Carlito"/>
+          <w:b/>
+          <w:bCs/>
+          <w:color w:val="D86DCB" w:themeColor="accent5" w:themeTint="99"/>
+          <w:sz w:val="30"/>
+          <w:szCs w:val="30"/>
+        </w:rPr>
+      </w:pPr>
+      <w:r>
+        <w:rPr>
+          <w:rFonts w:ascii="Carlito" w:hAnsi="Carlito" w:cs="Carlito"/>
+          <w:b/>
+          <w:bCs/>
+          <w:color w:val="D86DCB" w:themeColor="accent5" w:themeTint="99"/>
+          <w:sz w:val="30"/>
+          <w:szCs w:val="30"/>
+        </w:rPr>
+        <w:t>}</w:t>
+      </w:r>
+    </w:p>
+    <w:p>
+      <w:pPr>
+        <w:jc w:val="both"/>
+        <w:rPr>
+          <w:rFonts w:ascii="Carlito" w:hAnsi="Carlito" w:cs="Carlito"/>
+          <w:sz w:val="30"/>
+          <w:szCs w:val="30"/>
+        </w:rPr>
+      </w:pPr>
+      <w:r>
+        <w:rPr>
+          <w:rFonts w:ascii="Carlito" w:hAnsi="Carlito" w:cs="Carlito"/>
+          <w:sz w:val="30"/>
+          <w:szCs w:val="30"/>
+        </w:rPr>
+        <w:t># Using null-</w:t>
+      </w:r>
+      <w:r>
+        <w:rPr>
+          <w:rFonts w:ascii="Carlito" w:hAnsi="Carlito" w:cs="Carlito"/>
+          <w:sz w:val="30"/>
+          <w:szCs w:val="30"/>
+        </w:rPr>
+        <w:t>aware</w:t>
+      </w:r>
+      <w:r>
+        <w:rPr>
+          <w:rFonts w:ascii="Carlito" w:hAnsi="Carlito" w:cs="Carlito"/>
+          <w:sz w:val="30"/>
+          <w:szCs w:val="30"/>
+        </w:rPr>
+        <w:t xml:space="preserve"> assignment</w:t>
+      </w:r>
+      <w:r>
+        <w:rPr>
+          <w:rFonts w:ascii="Carlito" w:hAnsi="Carlito" w:cs="Carlito"/>
+          <w:sz w:val="30"/>
+          <w:szCs w:val="30"/>
+        </w:rPr>
+        <w:t xml:space="preserve"> operator</w:t>
+      </w:r>
+      <w:r>
+        <w:rPr>
+          <w:rFonts w:ascii="Carlito" w:hAnsi="Carlito" w:cs="Carlito"/>
+          <w:sz w:val="30"/>
+          <w:szCs w:val="30"/>
+        </w:rPr>
+        <w:t>:</w:t>
+      </w:r>
+    </w:p>
+    <w:p>
+      <w:pPr>
+        <w:jc w:val="both"/>
+        <w:rPr>
+          <w:rFonts w:ascii="Carlito" w:hAnsi="Carlito" w:cs="Carlito"/>
+          <w:b/>
+          <w:bCs/>
+          <w:color w:val="D86DCB" w:themeColor="accent5" w:themeTint="99"/>
+          <w:sz w:val="30"/>
+          <w:szCs w:val="30"/>
+        </w:rPr>
+      </w:pPr>
+      <w:r>
+        <w:rPr>
+          <w:rFonts w:ascii="Carlito" w:hAnsi="Carlito" w:cs="Carlito"/>
+          <w:b/>
+          <w:bCs/>
+          <w:color w:val="D86DCB" w:themeColor="accent5" w:themeTint="99"/>
+          <w:sz w:val="30"/>
+          <w:szCs w:val="30"/>
+        </w:rPr>
+        <w:t>startingPosition ??= position;</w:t>
+      </w:r>
+    </w:p>
+    <w:p>
+      <w:pPr>
+        <w:jc w:val="both"/>
+        <w:rPr>
+          <w:rFonts w:ascii="Carlito" w:hAnsi="Carlito" w:cs="Carlito"/>
+          <w:sz w:val="30"/>
+          <w:szCs w:val="30"/>
+        </w:rPr>
+      </w:pPr>
+    </w:p>
+    <w:p>
+      <w:pPr>
+        <w:jc w:val="both"/>
+        <w:rPr>
+          <w:rFonts w:ascii="Carlito" w:hAnsi="Carlito" w:cs="Carlito"/>
+          <w:sz w:val="30"/>
+          <w:szCs w:val="30"/>
+        </w:rPr>
+      </w:pPr>
+      <w:r>
+        <w:rPr>
+          <w:rFonts w:ascii="Carlito" w:hAnsi="Carlito" w:cs="Carlito"/>
+          <w:sz w:val="30"/>
+          <w:szCs w:val="30"/>
+        </w:rPr>
+        <w:lastRenderedPageBreak/>
+        <w:t>Note: Useful when we want to assign a starting value or initial value and keep it stored there (won’t change).</w:t>
+      </w:r>
+      <w:r>
+        <w:rPr>
+          <w:rFonts w:ascii="Carlito" w:hAnsi="Carlito" w:cs="Carlito"/>
+          <w:sz w:val="30"/>
+          <w:szCs w:val="30"/>
+        </w:rPr>
+        <w:t xml:space="preserve"> First GPS value → store as starting point and later updates → ignore</w:t>
+      </w:r>
+    </w:p>
+    <w:p>
+      <w:pPr>
+        <w:jc w:val="both"/>
+        <w:rPr>
+          <w:rFonts w:ascii="Carlito" w:hAnsi="Carlito" w:cs="Carlito"/>
+          <w:b/>
+          <w:bCs/>
+          <w:sz w:val="30"/>
+          <w:szCs w:val="30"/>
+        </w:rPr>
+      </w:pPr>
+    </w:p>
+    <w:p>
+      <w:pPr>
+        <w:jc w:val="both"/>
+        <w:rPr>
+          <w:rFonts w:ascii="Carlito" w:hAnsi="Carlito" w:cs="Carlito"/>
+          <w:sz w:val="30"/>
+          <w:szCs w:val="30"/>
+        </w:rPr>
+      </w:pPr>
+      <w:r>
+        <w:rPr>
+          <w:rFonts w:ascii="Carlito" w:hAnsi="Carlito" w:cs="Carlito"/>
+          <w:b/>
+          <w:bCs/>
+          <w:sz w:val="30"/>
+          <w:szCs w:val="30"/>
+        </w:rPr>
+        <w:t>Null Assertion:</w:t>
+      </w:r>
+    </w:p>
+    <w:p>
+      <w:pPr>
+        <w:jc w:val="both"/>
+        <w:rPr>
+          <w:rFonts w:ascii="Carlito" w:hAnsi="Carlito" w:cs="Carlito"/>
+          <w:sz w:val="30"/>
+          <w:szCs w:val="30"/>
+        </w:rPr>
+      </w:pPr>
+      <w:r>
+        <w:rPr>
+          <w:rFonts w:ascii="Carlito" w:hAnsi="Carlito" w:cs="Carlito"/>
+          <w:sz w:val="30"/>
+          <w:szCs w:val="30"/>
+        </w:rPr>
+        <w:t xml:space="preserve"># </w:t>
+      </w:r>
+      <w:r>
+        <w:rPr>
+          <w:rFonts w:ascii="Carlito" w:hAnsi="Carlito" w:cs="Carlito"/>
+          <w:b/>
+          <w:bCs/>
+          <w:sz w:val="30"/>
+          <w:szCs w:val="30"/>
+        </w:rPr>
+        <w:t xml:space="preserve">! </w:t>
+      </w:r>
+      <w:r>
+        <w:rPr>
+          <w:rFonts w:ascii="Carlito" w:hAnsi="Carlito" w:cs="Carlito"/>
+          <w:sz w:val="30"/>
+          <w:szCs w:val="30"/>
+        </w:rPr>
+        <w:t>null assertion tells Dart I know this value is not nul</w:t>
+      </w:r>
+      <w:r>
+        <w:rPr>
+          <w:rFonts w:ascii="Carlito" w:hAnsi="Carlito" w:cs="Carlito"/>
+          <w:sz w:val="30"/>
+          <w:szCs w:val="30"/>
+        </w:rPr>
+        <w:t xml:space="preserve">l, if you’re wrong, it will crash at runtime. </w:t>
+      </w:r>
+      <w:r>
+        <w:rPr>
+          <w:rFonts w:ascii="Carlito" w:hAnsi="Carlito" w:cs="Carlito"/>
+          <w:sz w:val="30"/>
+          <w:szCs w:val="30"/>
+        </w:rPr>
+        <w:t>Basically,</w:t>
+      </w:r>
+      <w:r>
+        <w:rPr>
+          <w:rFonts w:ascii="Carlito" w:hAnsi="Carlito" w:cs="Carlito"/>
+          <w:sz w:val="30"/>
+          <w:szCs w:val="30"/>
+        </w:rPr>
+        <w:t xml:space="preserve"> converts nullable to non-nullable.</w:t>
+      </w:r>
+    </w:p>
+    <w:p>
+      <w:pPr>
+        <w:jc w:val="both"/>
+        <w:rPr>
+          <w:rFonts w:ascii="Carlito" w:hAnsi="Carlito" w:cs="Carlito"/>
+          <w:sz w:val="30"/>
+          <w:szCs w:val="30"/>
+        </w:rPr>
+      </w:pPr>
+      <w:r>
+        <w:rPr>
+          <w:rFonts w:ascii="Carlito" w:hAnsi="Carlito" w:cs="Carlito"/>
+          <w:sz w:val="30"/>
+          <w:szCs w:val="30"/>
+        </w:rPr>
+        <w:t xml:space="preserve"># </w:t>
+      </w:r>
+      <w:r>
+        <w:rPr>
+          <w:rFonts w:ascii="Carlito" w:hAnsi="Carlito" w:cs="Carlito"/>
+          <w:sz w:val="30"/>
+          <w:szCs w:val="30"/>
+        </w:rPr>
+        <w:t xml:space="preserve">But its highly risky make sure we check the </w:t>
+      </w:r>
+      <w:r>
+        <w:rPr>
+          <w:rFonts w:ascii="Carlito" w:hAnsi="Carlito" w:cs="Carlito"/>
+          <w:b/>
+          <w:bCs/>
+          <w:sz w:val="30"/>
+          <w:szCs w:val="30"/>
+        </w:rPr>
+        <w:t>null</w:t>
+      </w:r>
+      <w:r>
+        <w:rPr>
+          <w:rFonts w:ascii="Carlito" w:hAnsi="Carlito" w:cs="Carlito"/>
+          <w:sz w:val="30"/>
+          <w:szCs w:val="30"/>
+        </w:rPr>
+        <w:t xml:space="preserve"> variable before with </w:t>
+      </w:r>
+      <w:r>
+        <w:rPr>
+          <w:rFonts w:ascii="Carlito" w:hAnsi="Carlito" w:cs="Carlito"/>
+          <w:b/>
+          <w:bCs/>
+          <w:sz w:val="30"/>
+          <w:szCs w:val="30"/>
         </w:rPr>
         <w:t xml:space="preserve">if </w:t>
       </w:r>
       <w:r>
         <w:rPr>
           <w:rFonts w:ascii="Carlito" w:hAnsi="Carlito" w:cs="Carlito"/>
-          <w:b/>
-          <w:bCs/>
-          <w:sz w:val="32"/>
-          <w:szCs w:val="32"/>
-        </w:rPr>
-        <w:t>name</w:t>
-      </w:r>
-      <w:r>
-        <w:rPr>
-          <w:rFonts w:ascii="Carlito" w:hAnsi="Carlito" w:cs="Carlito"/>
-          <w:sz w:val="32"/>
-          <w:szCs w:val="32"/>
+          <w:sz w:val="30"/>
+          <w:szCs w:val="30"/>
+        </w:rPr>
+        <w:t xml:space="preserve">conditioning </w:t>
+      </w:r>
+    </w:p>
+    <w:p>
+      <w:pPr>
+        <w:jc w:val="both"/>
+        <w:rPr>
+          <w:rFonts w:ascii="Carlito" w:hAnsi="Carlito" w:cs="Carlito"/>
+          <w:b/>
+          <w:bCs/>
+          <w:color w:val="D86DCB" w:themeColor="accent5" w:themeTint="99"/>
+          <w:sz w:val="30"/>
+          <w:szCs w:val="30"/>
+        </w:rPr>
+      </w:pPr>
+      <w:r>
+        <w:rPr>
+          <w:rFonts w:ascii="Carlito" w:hAnsi="Carlito" w:cs="Carlito"/>
+          <w:b/>
+          <w:bCs/>
+          <w:color w:val="D86DCB" w:themeColor="accent5" w:themeTint="99"/>
+          <w:sz w:val="30"/>
+          <w:szCs w:val="30"/>
+        </w:rPr>
+        <w:t>void main() {</w:t>
+      </w:r>
+    </w:p>
+    <w:p>
+      <w:pPr>
+        <w:jc w:val="both"/>
+        <w:rPr>
+          <w:rFonts w:ascii="Carlito" w:hAnsi="Carlito" w:cs="Carlito"/>
+          <w:b/>
+          <w:bCs/>
+          <w:color w:val="D86DCB" w:themeColor="accent5" w:themeTint="99"/>
+          <w:sz w:val="30"/>
+          <w:szCs w:val="30"/>
+        </w:rPr>
+      </w:pPr>
+      <w:r>
+        <w:rPr>
+          <w:rFonts w:ascii="Carlito" w:hAnsi="Carlito" w:cs="Carlito"/>
+          <w:b/>
+          <w:bCs/>
+          <w:color w:val="D86DCB" w:themeColor="accent5" w:themeTint="99"/>
+          <w:sz w:val="30"/>
+          <w:szCs w:val="30"/>
+        </w:rPr>
+        <w:t xml:space="preserve">  int? age = 20;</w:t>
+      </w:r>
+    </w:p>
+    <w:p>
+      <w:pPr>
+        <w:jc w:val="both"/>
+        <w:rPr>
+          <w:rFonts w:ascii="Carlito" w:hAnsi="Carlito" w:cs="Carlito"/>
+          <w:b/>
+          <w:bCs/>
+          <w:color w:val="D86DCB" w:themeColor="accent5" w:themeTint="99"/>
+          <w:sz w:val="30"/>
+          <w:szCs w:val="30"/>
+        </w:rPr>
+      </w:pPr>
+      <w:r>
+        <w:rPr>
+          <w:rFonts w:ascii="Carlito" w:hAnsi="Carlito" w:cs="Carlito"/>
+          <w:b/>
+          <w:bCs/>
+          <w:color w:val="D86DCB" w:themeColor="accent5" w:themeTint="99"/>
+          <w:sz w:val="30"/>
+          <w:szCs w:val="30"/>
+        </w:rPr>
+        <w:t xml:space="preserve">  if (age == null) return; // make sure to check it</w:t>
+      </w:r>
+    </w:p>
+    <w:p>
+      <w:pPr>
+        <w:jc w:val="both"/>
+        <w:rPr>
+          <w:rFonts w:ascii="Carlito" w:hAnsi="Carlito" w:cs="Carlito"/>
+          <w:b/>
+          <w:bCs/>
+          <w:color w:val="D86DCB" w:themeColor="accent5" w:themeTint="99"/>
+          <w:sz w:val="30"/>
+          <w:szCs w:val="30"/>
+        </w:rPr>
+      </w:pPr>
+      <w:r>
+        <w:rPr>
+          <w:rFonts w:ascii="Carlito" w:hAnsi="Carlito" w:cs="Carlito"/>
+          <w:b/>
+          <w:bCs/>
+          <w:color w:val="D86DCB" w:themeColor="accent5" w:themeTint="99"/>
+          <w:sz w:val="30"/>
+          <w:szCs w:val="30"/>
+        </w:rPr>
+        <w:t xml:space="preserve">  int sureAge = age!;</w:t>
+      </w:r>
+    </w:p>
+    <w:p>
+      <w:pPr>
+        <w:jc w:val="both"/>
+        <w:rPr>
+          <w:rFonts w:ascii="Carlito" w:hAnsi="Carlito" w:cs="Carlito"/>
+          <w:b/>
+          <w:bCs/>
+          <w:color w:val="D86DCB" w:themeColor="accent5" w:themeTint="99"/>
+          <w:sz w:val="30"/>
+          <w:szCs w:val="30"/>
+        </w:rPr>
+      </w:pPr>
+      <w:r>
+        <w:rPr>
+          <w:rFonts w:ascii="Carlito" w:hAnsi="Carlito" w:cs="Carlito"/>
+          <w:b/>
+          <w:bCs/>
+          <w:color w:val="D86DCB" w:themeColor="accent5" w:themeTint="99"/>
+          <w:sz w:val="30"/>
+          <w:szCs w:val="30"/>
+        </w:rPr>
+        <w:t xml:space="preserve">  print(sureAge);</w:t>
+      </w:r>
+    </w:p>
+    <w:p>
+      <w:pPr>
+        <w:jc w:val="both"/>
+        <w:rPr>
+          <w:rFonts w:ascii="Carlito" w:hAnsi="Carlito" w:cs="Carlito"/>
+          <w:b/>
+          <w:bCs/>
+          <w:color w:val="D86DCB" w:themeColor="accent5" w:themeTint="99"/>
+          <w:sz w:val="30"/>
+          <w:szCs w:val="30"/>
+        </w:rPr>
+      </w:pPr>
+      <w:r>
+        <w:rPr>
+          <w:rFonts w:ascii="Carlito" w:hAnsi="Carlito" w:cs="Carlito"/>
+          <w:b/>
+          <w:bCs/>
+          <w:color w:val="D86DCB" w:themeColor="accent5" w:themeTint="99"/>
+          <w:sz w:val="30"/>
+          <w:szCs w:val="30"/>
+        </w:rPr>
+        <w:t>}</w:t>
+      </w:r>
+    </w:p>
+    <w:p>
+      <w:pPr>
+        <w:jc w:val="both"/>
+        <w:rPr>
+          <w:rFonts w:ascii="Carlito" w:hAnsi="Carlito" w:cs="Carlito"/>
+          <w:b/>
+          <w:bCs/>
+          <w:sz w:val="30"/>
+          <w:szCs w:val="30"/>
+        </w:rPr>
+      </w:pPr>
+      <w:r>
+        <w:rPr>
+          <w:rFonts w:ascii="Carlito" w:hAnsi="Carlito" w:cs="Carlito"/>
+          <w:sz w:val="30"/>
+          <w:szCs w:val="30"/>
+        </w:rPr>
+        <w:t xml:space="preserve">Output: </w:t>
+      </w:r>
+      <w:r>
+        <w:rPr>
+          <w:rFonts w:ascii="Carlito" w:hAnsi="Carlito" w:cs="Carlito"/>
+          <w:b/>
+          <w:bCs/>
+          <w:sz w:val="30"/>
+          <w:szCs w:val="30"/>
+        </w:rPr>
+        <w:t>20</w:t>
+      </w:r>
+    </w:p>
+    <w:p>
+      <w:pPr>
+        <w:jc w:val="both"/>
+        <w:rPr>
+          <w:rFonts w:ascii="Carlito" w:hAnsi="Carlito" w:cs="Carlito"/>
+          <w:b/>
+          <w:bCs/>
+          <w:sz w:val="30"/>
+          <w:szCs w:val="30"/>
+        </w:rPr>
+      </w:pPr>
+    </w:p>
+    <w:p>
+      <w:pPr>
+        <w:jc w:val="both"/>
+        <w:rPr>
+          <w:rFonts w:ascii="Carlito" w:hAnsi="Carlito" w:cs="Carlito"/>
+          <w:b/>
+          <w:bCs/>
+          <w:sz w:val="30"/>
+          <w:szCs w:val="30"/>
+        </w:rPr>
+      </w:pPr>
+      <w:r>
+        <w:rPr>
+          <w:rFonts w:ascii="Carlito" w:hAnsi="Carlito" w:cs="Carlito"/>
+          <w:b/>
+          <w:bCs/>
+          <w:sz w:val="30"/>
+          <w:szCs w:val="30"/>
+        </w:rPr>
+        <w:t>Null Aware Operator</w:t>
+      </w:r>
+      <w:r>
+        <w:rPr>
+          <w:rFonts w:ascii="Carlito" w:hAnsi="Carlito" w:cs="Carlito"/>
+          <w:b/>
+          <w:bCs/>
+          <w:sz w:val="30"/>
+          <w:szCs w:val="30"/>
+        </w:rPr>
+        <w:t xml:space="preserve"> in List and Map</w:t>
+      </w:r>
+      <w:r>
+        <w:rPr>
+          <w:rFonts w:ascii="Carlito" w:hAnsi="Carlito" w:cs="Carlito"/>
+          <w:b/>
+          <w:bCs/>
+          <w:sz w:val="30"/>
+          <w:szCs w:val="30"/>
+        </w:rPr>
+        <w:t>:</w:t>
+      </w:r>
+    </w:p>
+    <w:p>
+      <w:pPr>
+        <w:jc w:val="both"/>
+        <w:rPr>
+          <w:rFonts w:ascii="Carlito" w:hAnsi="Carlito" w:cs="Carlito"/>
+          <w:sz w:val="30"/>
+          <w:szCs w:val="30"/>
+        </w:rPr>
+      </w:pPr>
+      <w:r>
+        <w:rPr>
+          <w:rFonts w:ascii="Carlito" w:hAnsi="Carlito" w:cs="Carlito"/>
+          <w:sz w:val="30"/>
+          <w:szCs w:val="30"/>
+        </w:rPr>
+        <w:t># We can use null aware operator</w:t>
+      </w:r>
+      <w:r>
+        <w:rPr>
+          <w:rFonts w:ascii="Carlito" w:hAnsi="Carlito" w:cs="Carlito"/>
+          <w:sz w:val="30"/>
+          <w:szCs w:val="30"/>
+        </w:rPr>
+        <w:t xml:space="preserve"> </w:t>
+      </w:r>
+      <w:r>
+        <w:rPr>
+          <w:rFonts w:ascii="Carlito" w:hAnsi="Carlito" w:cs="Carlito"/>
+          <w:b/>
+          <w:bCs/>
+          <w:sz w:val="30"/>
+          <w:szCs w:val="30"/>
+        </w:rPr>
+        <w:t>?.</w:t>
+      </w:r>
+      <w:r>
+        <w:rPr>
+          <w:rFonts w:ascii="Carlito" w:hAnsi="Carlito" w:cs="Carlito"/>
+          <w:sz w:val="30"/>
+          <w:szCs w:val="30"/>
+        </w:rPr>
+        <w:t xml:space="preserve"> </w:t>
+      </w:r>
+      <w:r>
+        <w:rPr>
+          <w:rFonts w:ascii="Carlito" w:hAnsi="Carlito" w:cs="Carlito"/>
+          <w:sz w:val="30"/>
+          <w:szCs w:val="30"/>
+        </w:rPr>
+        <w:t>in List and Map’s too</w:t>
+      </w:r>
+      <w:r>
+        <w:rPr>
+          <w:rFonts w:ascii="Carlito" w:hAnsi="Carlito" w:cs="Carlito"/>
+          <w:sz w:val="30"/>
+          <w:szCs w:val="30"/>
+        </w:rPr>
+        <w:t>.</w:t>
+      </w:r>
+    </w:p>
+    <w:p>
+      <w:pPr>
+        <w:jc w:val="both"/>
+        <w:rPr>
+          <w:rFonts w:ascii="Carlito" w:hAnsi="Carlito" w:cs="Carlito"/>
+          <w:sz w:val="30"/>
+          <w:szCs w:val="30"/>
+        </w:rPr>
+      </w:pPr>
+      <w:r>
+        <w:rPr>
+          <w:rFonts w:ascii="Carlito" w:hAnsi="Carlito" w:cs="Carlito"/>
+          <w:sz w:val="30"/>
+          <w:szCs w:val="30"/>
+        </w:rPr>
+        <w:t xml:space="preserve"># </w:t>
+      </w:r>
+      <w:r>
+        <w:rPr>
+          <w:rFonts w:ascii="Carlito" w:hAnsi="Carlito" w:cs="Carlito"/>
+          <w:sz w:val="30"/>
+          <w:szCs w:val="30"/>
+        </w:rPr>
+        <w:t xml:space="preserve">Here </w:t>
+      </w:r>
+      <w:r>
+        <w:rPr>
+          <w:rFonts w:ascii="Carlito" w:hAnsi="Carlito" w:cs="Carlito"/>
+          <w:b/>
+          <w:bCs/>
+          <w:sz w:val="30"/>
+          <w:szCs w:val="30"/>
+        </w:rPr>
+        <w:t xml:space="preserve">?. </w:t>
+      </w:r>
+      <w:r>
+        <w:rPr>
+          <w:rFonts w:ascii="Carlito" w:hAnsi="Carlito" w:cs="Carlito"/>
+          <w:sz w:val="30"/>
+          <w:szCs w:val="30"/>
+        </w:rPr>
+        <w:t>checks if the list itself is null.</w:t>
+      </w:r>
+    </w:p>
+    <w:p>
+      <w:pPr>
+        <w:jc w:val="both"/>
+        <w:rPr>
+          <w:rFonts w:ascii="Carlito" w:hAnsi="Carlito" w:cs="Carlito"/>
+          <w:b/>
+          <w:bCs/>
+          <w:color w:val="D86DCB" w:themeColor="accent5" w:themeTint="99"/>
+          <w:sz w:val="30"/>
+          <w:szCs w:val="30"/>
+        </w:rPr>
+      </w:pPr>
+      <w:r>
+        <w:rPr>
+          <w:rFonts w:ascii="Carlito" w:hAnsi="Carlito" w:cs="Carlito"/>
+          <w:b/>
+          <w:bCs/>
+          <w:color w:val="D86DCB" w:themeColor="accent5" w:themeTint="99"/>
+          <w:sz w:val="30"/>
+          <w:szCs w:val="30"/>
+        </w:rPr>
+        <w:t>String? a;</w:t>
+      </w:r>
+    </w:p>
+    <w:p>
+      <w:pPr>
+        <w:jc w:val="both"/>
+        <w:rPr>
+          <w:rFonts w:ascii="Carlito" w:hAnsi="Carlito" w:cs="Carlito"/>
+          <w:b/>
+          <w:bCs/>
+          <w:color w:val="D86DCB" w:themeColor="accent5" w:themeTint="99"/>
+          <w:sz w:val="30"/>
+          <w:szCs w:val="30"/>
+        </w:rPr>
+      </w:pPr>
+      <w:r>
+        <w:rPr>
+          <w:rFonts w:ascii="Carlito" w:hAnsi="Carlito" w:cs="Carlito"/>
+          <w:b/>
+          <w:bCs/>
+          <w:color w:val="D86DCB" w:themeColor="accent5" w:themeTint="99"/>
+          <w:sz w:val="30"/>
+          <w:szCs w:val="30"/>
+        </w:rPr>
+        <w:t>String? b;</w:t>
+      </w:r>
+    </w:p>
+    <w:p>
+      <w:pPr>
+        <w:jc w:val="both"/>
+        <w:rPr>
+          <w:rFonts w:ascii="Carlito" w:hAnsi="Carlito" w:cs="Carlito"/>
+          <w:b/>
+          <w:bCs/>
+          <w:color w:val="D86DCB" w:themeColor="accent5" w:themeTint="99"/>
+          <w:sz w:val="30"/>
+          <w:szCs w:val="30"/>
+        </w:rPr>
+      </w:pPr>
+      <w:r>
+        <w:rPr>
+          <w:rFonts w:ascii="Carlito" w:hAnsi="Carlito" w:cs="Carlito"/>
+          <w:b/>
+          <w:bCs/>
+          <w:color w:val="D86DCB" w:themeColor="accent5" w:themeTint="99"/>
+          <w:sz w:val="30"/>
+          <w:szCs w:val="30"/>
+        </w:rPr>
+        <w:t>var list = [a, b];</w:t>
+      </w:r>
+    </w:p>
+    <w:p>
+      <w:pPr>
+        <w:jc w:val="both"/>
+        <w:rPr>
+          <w:rFonts w:ascii="Carlito" w:hAnsi="Carlito" w:cs="Carlito"/>
+          <w:b/>
+          <w:bCs/>
+          <w:color w:val="D86DCB" w:themeColor="accent5" w:themeTint="99"/>
+          <w:sz w:val="30"/>
+          <w:szCs w:val="30"/>
+        </w:rPr>
+      </w:pPr>
+    </w:p>
+    <w:p>
+      <w:pPr>
+        <w:jc w:val="both"/>
+        <w:rPr>
+          <w:rFonts w:ascii="Carlito" w:hAnsi="Carlito" w:cs="Carlito"/>
+          <w:b/>
+          <w:bCs/>
+          <w:color w:val="D86DCB" w:themeColor="accent5" w:themeTint="99"/>
+          <w:sz w:val="30"/>
+          <w:szCs w:val="30"/>
+        </w:rPr>
+      </w:pPr>
+      <w:r>
+        <w:rPr>
+          <w:rFonts w:ascii="Carlito" w:hAnsi="Carlito" w:cs="Carlito"/>
+          <w:b/>
+          <w:bCs/>
+          <w:color w:val="D86DCB" w:themeColor="accent5" w:themeTint="99"/>
+          <w:sz w:val="30"/>
+          <w:szCs w:val="30"/>
+        </w:rPr>
+        <w:t xml:space="preserve">print(list); </w:t>
+      </w:r>
+      <w:r>
+        <w:rPr>
+          <w:rFonts w:ascii="Carlito" w:hAnsi="Carlito" w:cs="Carlito"/>
+          <w:b/>
+          <w:bCs/>
+          <w:color w:val="D86DCB" w:themeColor="accent5" w:themeTint="99"/>
+          <w:sz w:val="30"/>
+          <w:szCs w:val="30"/>
+        </w:rPr>
+        <w:t xml:space="preserve"> </w:t>
+      </w:r>
+      <w:r>
+        <w:rPr>
+          <w:rFonts w:ascii="Carlito" w:hAnsi="Carlito" w:cs="Carlito"/>
+          <w:b/>
+          <w:bCs/>
+          <w:color w:val="D86DCB" w:themeColor="accent5" w:themeTint="99"/>
+          <w:sz w:val="30"/>
+          <w:szCs w:val="30"/>
+        </w:rPr>
+        <w:t>// [null, null]</w:t>
+      </w:r>
+    </w:p>
+    <w:p>
+      <w:pPr>
+        <w:jc w:val="both"/>
+        <w:rPr>
+          <w:rFonts w:ascii="Carlito" w:hAnsi="Carlito" w:cs="Carlito"/>
+          <w:b/>
+          <w:bCs/>
+          <w:sz w:val="30"/>
+          <w:szCs w:val="30"/>
+        </w:rPr>
+      </w:pPr>
+      <w:r>
+        <w:rPr>
+          <w:rFonts w:ascii="Carlito" w:hAnsi="Carlito" w:cs="Carlito"/>
+          <w:sz w:val="30"/>
+          <w:szCs w:val="30"/>
+        </w:rPr>
+        <w:lastRenderedPageBreak/>
+        <w:t># With map key accessing</w:t>
+      </w:r>
+      <w:r>
+        <w:rPr>
+          <w:rFonts w:ascii="Carlito" w:hAnsi="Carlito" w:cs="Carlito"/>
+          <w:sz w:val="30"/>
+          <w:szCs w:val="30"/>
+        </w:rPr>
+        <w:t xml:space="preserve">. If </w:t>
+      </w:r>
+      <w:r>
+        <w:rPr>
+          <w:rFonts w:ascii="Carlito" w:hAnsi="Carlito" w:cs="Carlito"/>
+          <w:b/>
+          <w:bCs/>
+          <w:sz w:val="30"/>
+          <w:szCs w:val="30"/>
+        </w:rPr>
+        <w:t>scores</w:t>
+      </w:r>
+      <w:r>
+        <w:rPr>
+          <w:rFonts w:ascii="Carlito" w:hAnsi="Carlito" w:cs="Carlito"/>
+          <w:sz w:val="30"/>
+          <w:szCs w:val="30"/>
         </w:rPr>
         <w:t xml:space="preserve"> is </w:t>
       </w:r>
@@ -1037,50 +2598,214 @@
           <w:rFonts w:ascii="Carlito" w:hAnsi="Carlito" w:cs="Carlito"/>
           <w:b/>
           <w:bCs/>
-          <w:sz w:val="32"/>
-          <w:szCs w:val="32"/>
+          <w:sz w:val="30"/>
+          <w:szCs w:val="30"/>
         </w:rPr>
         <w:t>null</w:t>
       </w:r>
       <w:r>
         <w:rPr>
           <w:rFonts w:ascii="Carlito" w:hAnsi="Carlito" w:cs="Carlito"/>
-          <w:sz w:val="32"/>
-          <w:szCs w:val="32"/>
-        </w:rPr>
-        <w:t xml:space="preserve">, provides a fail-safe or fallback value when something is </w:t>
-      </w:r>
-      <w:r>
-        <w:rPr>
-          <w:rFonts w:ascii="Carlito" w:hAnsi="Carlito" w:cs="Carlito"/>
-          <w:b/>
-          <w:bCs/>
-          <w:sz w:val="32"/>
-          <w:szCs w:val="32"/>
+          <w:sz w:val="30"/>
+          <w:szCs w:val="30"/>
+        </w:rPr>
+        <w:t xml:space="preserve"> → returns </w:t>
+      </w:r>
+      <w:r>
+        <w:rPr>
+          <w:rFonts w:ascii="Carlito" w:hAnsi="Carlito" w:cs="Carlito"/>
+          <w:b/>
+          <w:bCs/>
+          <w:sz w:val="30"/>
+          <w:szCs w:val="30"/>
         </w:rPr>
         <w:t>null</w:t>
       </w:r>
-    </w:p>
-    <w:p>
-      <w:pPr>
-        <w:jc w:val="both"/>
-        <w:rPr>
-          <w:rFonts w:ascii="Carlito" w:hAnsi="Carlito" w:cs="Carlito"/>
-          <w:b/>
-          <w:bCs/>
-          <w:color w:val="D86DCB" w:themeColor="accent5" w:themeTint="99"/>
-          <w:sz w:val="32"/>
-          <w:szCs w:val="32"/>
-        </w:rPr>
-      </w:pPr>
-      <w:r>
-        <w:rPr>
-          <w:rFonts w:ascii="Carlito" w:hAnsi="Carlito" w:cs="Carlito"/>
-          <w:b/>
-          <w:bCs/>
-          <w:color w:val="D86DCB" w:themeColor="accent5" w:themeTint="99"/>
-          <w:sz w:val="32"/>
-          <w:szCs w:val="32"/>
+      <w:r>
+        <w:rPr>
+          <w:rFonts w:ascii="Carlito" w:hAnsi="Carlito" w:cs="Carlito"/>
+          <w:sz w:val="30"/>
+          <w:szCs w:val="30"/>
+        </w:rPr>
+        <w:t xml:space="preserve"> safely but if key doesn’t exist → also returns </w:t>
+      </w:r>
+      <w:r>
+        <w:rPr>
+          <w:rFonts w:ascii="Carlito" w:hAnsi="Carlito" w:cs="Carlito"/>
+          <w:b/>
+          <w:bCs/>
+          <w:sz w:val="30"/>
+          <w:szCs w:val="30"/>
+        </w:rPr>
+        <w:t>null</w:t>
+      </w:r>
+    </w:p>
+    <w:p>
+      <w:pPr>
+        <w:jc w:val="both"/>
+        <w:rPr>
+          <w:rFonts w:ascii="Carlito" w:hAnsi="Carlito" w:cs="Carlito"/>
+          <w:b/>
+          <w:bCs/>
+          <w:color w:val="D86DCB" w:themeColor="accent5" w:themeTint="99"/>
+          <w:sz w:val="30"/>
+          <w:szCs w:val="30"/>
+        </w:rPr>
+      </w:pPr>
+      <w:r>
+        <w:rPr>
+          <w:rFonts w:ascii="Carlito" w:hAnsi="Carlito" w:cs="Carlito"/>
+          <w:b/>
+          <w:bCs/>
+          <w:color w:val="D86DCB" w:themeColor="accent5" w:themeTint="99"/>
+          <w:sz w:val="30"/>
+          <w:szCs w:val="30"/>
+        </w:rPr>
+        <w:t>Map&lt;String, int&gt;? scores;</w:t>
+      </w:r>
+    </w:p>
+    <w:p>
+      <w:pPr>
+        <w:jc w:val="both"/>
+        <w:rPr>
+          <w:rFonts w:ascii="Carlito" w:hAnsi="Carlito" w:cs="Carlito"/>
+          <w:b/>
+          <w:bCs/>
+          <w:color w:val="D86DCB" w:themeColor="accent5" w:themeTint="99"/>
+          <w:sz w:val="30"/>
+          <w:szCs w:val="30"/>
+        </w:rPr>
+      </w:pPr>
+      <w:r>
+        <w:rPr>
+          <w:rFonts w:ascii="Carlito" w:hAnsi="Carlito" w:cs="Carlito"/>
+          <w:b/>
+          <w:bCs/>
+          <w:color w:val="D86DCB" w:themeColor="accent5" w:themeTint="99"/>
+          <w:sz w:val="30"/>
+          <w:szCs w:val="30"/>
+        </w:rPr>
+        <w:t>print(scores?['math']); // null if scores is null</w:t>
+      </w:r>
+    </w:p>
+    <w:p>
+      <w:pPr>
+        <w:jc w:val="both"/>
+        <w:rPr>
+          <w:rFonts w:ascii="Carlito" w:hAnsi="Carlito" w:cs="Carlito"/>
+          <w:sz w:val="30"/>
+          <w:szCs w:val="30"/>
+        </w:rPr>
+      </w:pPr>
+    </w:p>
+    <w:p>
+      <w:pPr>
+        <w:jc w:val="both"/>
+        <w:rPr>
+          <w:rFonts w:ascii="Carlito" w:hAnsi="Carlito" w:cs="Carlito"/>
+          <w:sz w:val="30"/>
+          <w:szCs w:val="30"/>
+        </w:rPr>
+      </w:pPr>
+      <w:r>
+        <w:rPr>
+          <w:rFonts w:ascii="Carlito" w:hAnsi="Carlito" w:cs="Carlito"/>
+          <w:b/>
+          <w:bCs/>
+          <w:sz w:val="30"/>
+          <w:szCs w:val="30"/>
+        </w:rPr>
+        <w:t>Late Keyword:</w:t>
+      </w:r>
+    </w:p>
+    <w:p>
+      <w:pPr>
+        <w:jc w:val="both"/>
+        <w:rPr>
+          <w:rFonts w:ascii="Carlito" w:hAnsi="Carlito" w:cs="Carlito"/>
+          <w:sz w:val="30"/>
+          <w:szCs w:val="30"/>
+        </w:rPr>
+      </w:pPr>
+      <w:r>
+        <w:rPr>
+          <w:rFonts w:ascii="Carlito" w:hAnsi="Carlito" w:cs="Carlito"/>
+          <w:sz w:val="30"/>
+          <w:szCs w:val="30"/>
+        </w:rPr>
+        <w:t xml:space="preserve"># </w:t>
+      </w:r>
+      <w:r>
+        <w:rPr>
+          <w:rFonts w:ascii="Carlito" w:hAnsi="Carlito" w:cs="Carlito"/>
+          <w:sz w:val="30"/>
+          <w:szCs w:val="30"/>
+        </w:rPr>
+        <w:t xml:space="preserve">Sometimes we can’t initialize a variable immediately but we promise to do it before using it that’s where </w:t>
+      </w:r>
+      <w:r>
+        <w:rPr>
+          <w:rFonts w:ascii="Carlito" w:hAnsi="Carlito" w:cs="Carlito"/>
+          <w:b/>
+          <w:bCs/>
+          <w:sz w:val="30"/>
+          <w:szCs w:val="30"/>
+        </w:rPr>
+        <w:t>late</w:t>
+      </w:r>
+      <w:r>
+        <w:rPr>
+          <w:rFonts w:ascii="Carlito" w:hAnsi="Carlito" w:cs="Carlito"/>
+          <w:sz w:val="30"/>
+          <w:szCs w:val="30"/>
+        </w:rPr>
+        <w:t xml:space="preserve"> comes in</w:t>
+      </w:r>
+    </w:p>
+    <w:p>
+      <w:pPr>
+        <w:jc w:val="both"/>
+        <w:rPr>
+          <w:rFonts w:ascii="Carlito" w:hAnsi="Carlito" w:cs="Carlito"/>
+          <w:b/>
+          <w:bCs/>
+          <w:color w:val="D86DCB" w:themeColor="accent5" w:themeTint="99"/>
+          <w:sz w:val="30"/>
+          <w:szCs w:val="30"/>
+        </w:rPr>
+      </w:pPr>
+      <w:r>
+        <w:rPr>
+          <w:rFonts w:ascii="Carlito" w:hAnsi="Carlito" w:cs="Carlito"/>
+          <w:b/>
+          <w:bCs/>
+          <w:color w:val="D86DCB" w:themeColor="accent5" w:themeTint="99"/>
+          <w:sz w:val="30"/>
+          <w:szCs w:val="30"/>
+        </w:rPr>
+        <w:t>late String token;</w:t>
+      </w:r>
+    </w:p>
+    <w:p>
+      <w:pPr>
+        <w:jc w:val="both"/>
+        <w:rPr>
+          <w:rFonts w:ascii="Carlito" w:hAnsi="Carlito" w:cs="Carlito"/>
+          <w:b/>
+          <w:bCs/>
+          <w:color w:val="D86DCB" w:themeColor="accent5" w:themeTint="99"/>
+          <w:sz w:val="30"/>
+          <w:szCs w:val="30"/>
+        </w:rPr>
+      </w:pPr>
+      <w:r>
+        <w:rPr>
+          <w:rFonts w:ascii="Carlito" w:hAnsi="Carlito" w:cs="Carlito"/>
+          <w:b/>
+          <w:bCs/>
+          <w:color w:val="D86DCB" w:themeColor="accent5" w:themeTint="99"/>
+          <w:sz w:val="30"/>
+          <w:szCs w:val="30"/>
         </w:rPr>
         <w:t>void main() {</w:t>
       </w:r>
@@ -1093,66 +2818,66 @@
           <w:b/>
           <w:bCs/>
           <w:color w:val="D86DCB" w:themeColor="accent5" w:themeTint="99"/>
-          <w:sz w:val="32"/>
-          <w:szCs w:val="32"/>
-        </w:rPr>
-      </w:pPr>
-      <w:r>
-        <w:rPr>
-          <w:rFonts w:ascii="Carlito" w:hAnsi="Carlito" w:cs="Carlito"/>
-          <w:b/>
-          <w:bCs/>
-          <w:color w:val="D86DCB" w:themeColor="accent5" w:themeTint="99"/>
-          <w:sz w:val="32"/>
-          <w:szCs w:val="32"/>
-        </w:rPr>
-        <w:t xml:space="preserve">  String? name;</w:t>
-      </w:r>
-    </w:p>
-    <w:p>
-      <w:pPr>
-        <w:jc w:val="both"/>
-        <w:rPr>
-          <w:rFonts w:ascii="Carlito" w:hAnsi="Carlito" w:cs="Carlito"/>
-          <w:b/>
-          <w:bCs/>
-          <w:color w:val="D86DCB" w:themeColor="accent5" w:themeTint="99"/>
-          <w:sz w:val="32"/>
-          <w:szCs w:val="32"/>
-        </w:rPr>
-      </w:pPr>
-      <w:r>
-        <w:rPr>
-          <w:rFonts w:ascii="Carlito" w:hAnsi="Carlito" w:cs="Carlito"/>
-          <w:b/>
-          <w:bCs/>
-          <w:color w:val="D86DCB" w:themeColor="accent5" w:themeTint="99"/>
-          <w:sz w:val="32"/>
-          <w:szCs w:val="32"/>
-        </w:rPr>
-        <w:t xml:space="preserve">  print(name ?? "Guest");</w:t>
-      </w:r>
-    </w:p>
-    <w:p>
-      <w:pPr>
-        <w:jc w:val="both"/>
-        <w:rPr>
-          <w:rFonts w:ascii="Carlito" w:hAnsi="Carlito" w:cs="Carlito"/>
-          <w:b/>
-          <w:bCs/>
-          <w:color w:val="D86DCB" w:themeColor="accent5" w:themeTint="99"/>
-          <w:sz w:val="32"/>
-          <w:szCs w:val="32"/>
-        </w:rPr>
-      </w:pPr>
-      <w:r>
-        <w:rPr>
-          <w:rFonts w:ascii="Carlito" w:hAnsi="Carlito" w:cs="Carlito"/>
-          <w:b/>
-          <w:bCs/>
-          <w:color w:val="D86DCB" w:themeColor="accent5" w:themeTint="99"/>
-          <w:sz w:val="32"/>
-          <w:szCs w:val="32"/>
+          <w:sz w:val="30"/>
+          <w:szCs w:val="30"/>
+        </w:rPr>
+      </w:pPr>
+      <w:r>
+        <w:rPr>
+          <w:rFonts w:ascii="Carlito" w:hAnsi="Carlito" w:cs="Carlito"/>
+          <w:b/>
+          <w:bCs/>
+          <w:color w:val="D86DCB" w:themeColor="accent5" w:themeTint="99"/>
+          <w:sz w:val="30"/>
+          <w:szCs w:val="30"/>
+        </w:rPr>
+        <w:t xml:space="preserve">  token = 'abc123';</w:t>
+      </w:r>
+    </w:p>
+    <w:p>
+      <w:pPr>
+        <w:jc w:val="both"/>
+        <w:rPr>
+          <w:rFonts w:ascii="Carlito" w:hAnsi="Carlito" w:cs="Carlito"/>
+          <w:b/>
+          <w:bCs/>
+          <w:color w:val="D86DCB" w:themeColor="accent5" w:themeTint="99"/>
+          <w:sz w:val="30"/>
+          <w:szCs w:val="30"/>
+        </w:rPr>
+      </w:pPr>
+      <w:r>
+        <w:rPr>
+          <w:rFonts w:ascii="Carlito" w:hAnsi="Carlito" w:cs="Carlito"/>
+          <w:b/>
+          <w:bCs/>
+          <w:color w:val="D86DCB" w:themeColor="accent5" w:themeTint="99"/>
+          <w:sz w:val="30"/>
+          <w:szCs w:val="30"/>
+        </w:rPr>
+        <w:t xml:space="preserve">  print(token);</w:t>
+      </w:r>
+    </w:p>
+    <w:p>
+      <w:pPr>
+        <w:jc w:val="both"/>
+        <w:rPr>
+          <w:rFonts w:ascii="Carlito" w:hAnsi="Carlito" w:cs="Carlito"/>
+          <w:b/>
+          <w:bCs/>
+          <w:color w:val="D86DCB" w:themeColor="accent5" w:themeTint="99"/>
+          <w:sz w:val="30"/>
+          <w:szCs w:val="30"/>
+        </w:rPr>
+      </w:pPr>
+      <w:r>
+        <w:rPr>
+          <w:rFonts w:ascii="Carlito" w:hAnsi="Carlito" w:cs="Carlito"/>
+          <w:b/>
+          <w:bCs/>
+          <w:color w:val="D86DCB" w:themeColor="accent5" w:themeTint="99"/>
+          <w:sz w:val="30"/>
+          <w:szCs w:val="30"/>
         </w:rPr>
         <w:t>}</w:t>
       </w:r>
@@ -1162,17 +2887,15 @@
         <w:jc w:val="both"/>
         <w:rPr>
           <w:rFonts w:ascii="Carlito" w:hAnsi="Carlito" w:cs="Carlito"/>
-          <w:b/>
-          <w:bCs/>
-          <w:sz w:val="32"/>
-          <w:szCs w:val="32"/>
-        </w:rPr>
-      </w:pPr>
-      <w:r>
-        <w:rPr>
-          <w:rFonts w:ascii="Carlito" w:hAnsi="Carlito" w:cs="Carlito"/>
-          <w:sz w:val="32"/>
-          <w:szCs w:val="32"/>
+          <w:sz w:val="30"/>
+          <w:szCs w:val="30"/>
+        </w:rPr>
+      </w:pPr>
+      <w:r>
+        <w:rPr>
+          <w:rFonts w:ascii="Carlito" w:hAnsi="Carlito" w:cs="Carlito"/>
+          <w:sz w:val="30"/>
+          <w:szCs w:val="30"/>
         </w:rPr>
         <w:t xml:space="preserve">Output: </w:t>
       </w:r>
@@ -1181,1555 +2904,8 @@
           <w:rFonts w:ascii="Carlito" w:hAnsi="Carlito" w:cs="Carlito"/>
           <w:b/>
           <w:bCs/>
-          <w:sz w:val="32"/>
-          <w:szCs w:val="32"/>
-        </w:rPr>
-        <w:t>Guest</w:t>
-      </w:r>
-    </w:p>
-    <w:p>
-      <w:pPr>
-        <w:jc w:val="both"/>
-        <w:rPr>
-          <w:rFonts w:ascii="Carlito" w:hAnsi="Carlito" w:cs="Carlito"/>
-          <w:sz w:val="32"/>
-          <w:szCs w:val="32"/>
-        </w:rPr>
-      </w:pPr>
-    </w:p>
-    <w:p>
-      <w:pPr>
-        <w:jc w:val="both"/>
-        <w:rPr>
-          <w:rFonts w:ascii="Carlito" w:hAnsi="Carlito" w:cs="Carlito"/>
-          <w:b/>
-          <w:bCs/>
-          <w:sz w:val="32"/>
-          <w:szCs w:val="32"/>
-        </w:rPr>
-      </w:pPr>
-      <w:r>
-        <w:rPr>
-          <w:rFonts w:ascii="Carlito" w:hAnsi="Carlito" w:cs="Carlito"/>
-          <w:b/>
-          <w:bCs/>
-          <w:sz w:val="32"/>
-          <w:szCs w:val="32"/>
-        </w:rPr>
-        <w:t>Null-coalescing/aware Assignment:</w:t>
-      </w:r>
-    </w:p>
-    <w:p>
-      <w:pPr>
-        <w:jc w:val="both"/>
-        <w:rPr>
-          <w:rFonts w:ascii="Carlito" w:hAnsi="Carlito" w:cs="Carlito"/>
-          <w:sz w:val="32"/>
-          <w:szCs w:val="32"/>
-        </w:rPr>
-      </w:pPr>
-      <w:r>
-        <w:rPr>
-          <w:rFonts w:ascii="Carlito" w:hAnsi="Carlito" w:cs="Carlito"/>
-          <w:sz w:val="32"/>
-          <w:szCs w:val="32"/>
-        </w:rPr>
-        <w:t xml:space="preserve"># </w:t>
-      </w:r>
-      <w:r>
-        <w:rPr>
-          <w:rFonts w:ascii="Carlito" w:hAnsi="Carlito" w:cs="Carlito"/>
-          <w:b/>
-          <w:bCs/>
-          <w:sz w:val="32"/>
-          <w:szCs w:val="32"/>
-        </w:rPr>
-        <w:t>??=</w:t>
-      </w:r>
-      <w:r>
-        <w:rPr>
-          <w:rFonts w:ascii="Carlito" w:hAnsi="Carlito" w:cs="Carlito"/>
-          <w:sz w:val="32"/>
-          <w:szCs w:val="32"/>
-        </w:rPr>
-        <w:t xml:space="preserve"> a</w:t>
-      </w:r>
-      <w:r>
-        <w:rPr>
-          <w:rFonts w:ascii="Carlito" w:hAnsi="Carlito" w:cs="Carlito"/>
-          <w:sz w:val="32"/>
-          <w:szCs w:val="32"/>
-        </w:rPr>
-        <w:t>ssign</w:t>
-      </w:r>
-      <w:r>
-        <w:rPr>
-          <w:rFonts w:ascii="Carlito" w:hAnsi="Carlito" w:cs="Carlito"/>
-          <w:sz w:val="32"/>
-          <w:szCs w:val="32"/>
-        </w:rPr>
-        <w:t>s</w:t>
-      </w:r>
-      <w:r>
-        <w:rPr>
-          <w:rFonts w:ascii="Carlito" w:hAnsi="Carlito" w:cs="Carlito"/>
-          <w:sz w:val="32"/>
-          <w:szCs w:val="32"/>
-        </w:rPr>
-        <w:t xml:space="preserve"> a value only if the variable i</w:t>
-      </w:r>
-      <w:r>
-        <w:rPr>
-          <w:rFonts w:ascii="Carlito" w:hAnsi="Carlito" w:cs="Carlito"/>
-          <w:sz w:val="32"/>
-          <w:szCs w:val="32"/>
-        </w:rPr>
-        <w:t xml:space="preserve">s </w:t>
-      </w:r>
-      <w:r>
-        <w:rPr>
-          <w:rFonts w:ascii="Carlito" w:hAnsi="Carlito" w:cs="Carlito"/>
-          <w:b/>
-          <w:bCs/>
-          <w:sz w:val="32"/>
-          <w:szCs w:val="32"/>
-        </w:rPr>
-        <w:t>null</w:t>
-      </w:r>
-      <w:r>
-        <w:rPr>
-          <w:rFonts w:ascii="Carlito" w:hAnsi="Carlito" w:cs="Carlito"/>
-          <w:sz w:val="32"/>
-          <w:szCs w:val="32"/>
-        </w:rPr>
-        <w:t xml:space="preserve">. Assigns </w:t>
-      </w:r>
-      <w:r>
-        <w:rPr>
-          <w:rFonts w:ascii="Carlito" w:hAnsi="Carlito" w:cs="Carlito"/>
-          <w:b/>
-          <w:bCs/>
-          <w:sz w:val="32"/>
-          <w:szCs w:val="32"/>
-        </w:rPr>
-        <w:t>Dhaka</w:t>
-      </w:r>
-      <w:r>
-        <w:rPr>
-          <w:rFonts w:ascii="Carlito" w:hAnsi="Carlito" w:cs="Carlito"/>
-          <w:sz w:val="32"/>
-          <w:szCs w:val="32"/>
-        </w:rPr>
-        <w:t xml:space="preserve"> because city is </w:t>
-      </w:r>
-      <w:r>
-        <w:rPr>
-          <w:rFonts w:ascii="Carlito" w:hAnsi="Carlito" w:cs="Carlito"/>
-          <w:b/>
-          <w:bCs/>
-          <w:sz w:val="32"/>
-          <w:szCs w:val="32"/>
-        </w:rPr>
-        <w:t>null</w:t>
-      </w:r>
-    </w:p>
-    <w:p>
-      <w:pPr>
-        <w:jc w:val="both"/>
-        <w:rPr>
-          <w:rFonts w:ascii="Carlito" w:hAnsi="Carlito" w:cs="Carlito"/>
-          <w:b/>
-          <w:bCs/>
-          <w:color w:val="D86DCB" w:themeColor="accent5" w:themeTint="99"/>
-          <w:sz w:val="32"/>
-          <w:szCs w:val="32"/>
-        </w:rPr>
-      </w:pPr>
-      <w:r>
-        <w:rPr>
-          <w:rFonts w:ascii="Carlito" w:hAnsi="Carlito" w:cs="Carlito"/>
-          <w:b/>
-          <w:bCs/>
-          <w:color w:val="D86DCB" w:themeColor="accent5" w:themeTint="99"/>
-          <w:sz w:val="32"/>
-          <w:szCs w:val="32"/>
-        </w:rPr>
-        <w:t>void main() {</w:t>
-      </w:r>
-    </w:p>
-    <w:p>
-      <w:pPr>
-        <w:jc w:val="both"/>
-        <w:rPr>
-          <w:rFonts w:ascii="Carlito" w:hAnsi="Carlito" w:cs="Carlito"/>
-          <w:b/>
-          <w:bCs/>
-          <w:color w:val="D86DCB" w:themeColor="accent5" w:themeTint="99"/>
-          <w:sz w:val="32"/>
-          <w:szCs w:val="32"/>
-        </w:rPr>
-      </w:pPr>
-      <w:r>
-        <w:rPr>
-          <w:rFonts w:ascii="Carlito" w:hAnsi="Carlito" w:cs="Carlito"/>
-          <w:b/>
-          <w:bCs/>
-          <w:color w:val="D86DCB" w:themeColor="accent5" w:themeTint="99"/>
-          <w:sz w:val="32"/>
-          <w:szCs w:val="32"/>
-        </w:rPr>
-        <w:t xml:space="preserve">  String? city;</w:t>
-      </w:r>
-    </w:p>
-    <w:p>
-      <w:pPr>
-        <w:jc w:val="both"/>
-        <w:rPr>
-          <w:rFonts w:ascii="Carlito" w:hAnsi="Carlito" w:cs="Carlito"/>
-          <w:b/>
-          <w:bCs/>
-          <w:color w:val="D86DCB" w:themeColor="accent5" w:themeTint="99"/>
-          <w:sz w:val="32"/>
-          <w:szCs w:val="32"/>
-        </w:rPr>
-      </w:pPr>
-      <w:r>
-        <w:rPr>
-          <w:rFonts w:ascii="Carlito" w:hAnsi="Carlito" w:cs="Carlito"/>
-          <w:b/>
-          <w:bCs/>
-          <w:color w:val="D86DCB" w:themeColor="accent5" w:themeTint="99"/>
-          <w:sz w:val="32"/>
-          <w:szCs w:val="32"/>
-        </w:rPr>
-        <w:t xml:space="preserve">  city ??= "Dhaka";</w:t>
-      </w:r>
-    </w:p>
-    <w:p>
-      <w:pPr>
-        <w:jc w:val="both"/>
-        <w:rPr>
-          <w:rFonts w:ascii="Carlito" w:hAnsi="Carlito" w:cs="Carlito"/>
-          <w:b/>
-          <w:bCs/>
-          <w:color w:val="D86DCB" w:themeColor="accent5" w:themeTint="99"/>
-          <w:sz w:val="32"/>
-          <w:szCs w:val="32"/>
-        </w:rPr>
-      </w:pPr>
-      <w:r>
-        <w:rPr>
-          <w:rFonts w:ascii="Carlito" w:hAnsi="Carlito" w:cs="Carlito"/>
-          <w:b/>
-          <w:bCs/>
-          <w:color w:val="D86DCB" w:themeColor="accent5" w:themeTint="99"/>
-          <w:sz w:val="32"/>
-          <w:szCs w:val="32"/>
-        </w:rPr>
-        <w:t xml:space="preserve">  print(city);</w:t>
-      </w:r>
-    </w:p>
-    <w:p>
-      <w:pPr>
-        <w:jc w:val="both"/>
-        <w:rPr>
-          <w:rFonts w:ascii="Carlito" w:hAnsi="Carlito" w:cs="Carlito"/>
-          <w:b/>
-          <w:bCs/>
-          <w:color w:val="D86DCB" w:themeColor="accent5" w:themeTint="99"/>
-          <w:sz w:val="32"/>
-          <w:szCs w:val="32"/>
-        </w:rPr>
-      </w:pPr>
-      <w:r>
-        <w:rPr>
-          <w:rFonts w:ascii="Carlito" w:hAnsi="Carlito" w:cs="Carlito"/>
-          <w:b/>
-          <w:bCs/>
-          <w:color w:val="D86DCB" w:themeColor="accent5" w:themeTint="99"/>
-          <w:sz w:val="32"/>
-          <w:szCs w:val="32"/>
-        </w:rPr>
-        <w:t>}</w:t>
-      </w:r>
-    </w:p>
-    <w:p>
-      <w:pPr>
-        <w:jc w:val="both"/>
-        <w:rPr>
-          <w:rFonts w:ascii="Carlito" w:hAnsi="Carlito" w:cs="Carlito"/>
-          <w:sz w:val="32"/>
-          <w:szCs w:val="32"/>
-        </w:rPr>
-      </w:pPr>
-      <w:r>
-        <w:rPr>
-          <w:rFonts w:ascii="Carlito" w:hAnsi="Carlito" w:cs="Carlito"/>
-          <w:sz w:val="32"/>
-          <w:szCs w:val="32"/>
-        </w:rPr>
-        <w:t xml:space="preserve">Output: </w:t>
-      </w:r>
-      <w:r>
-        <w:rPr>
-          <w:rFonts w:ascii="Carlito" w:hAnsi="Carlito" w:cs="Carlito"/>
-          <w:b/>
-          <w:bCs/>
-          <w:sz w:val="32"/>
-          <w:szCs w:val="32"/>
-        </w:rPr>
-        <w:t>Dhaka</w:t>
-      </w:r>
-    </w:p>
-    <w:p>
-      <w:pPr>
-        <w:jc w:val="both"/>
-        <w:rPr>
-          <w:rFonts w:ascii="Carlito" w:hAnsi="Carlito" w:cs="Carlito"/>
-          <w:b/>
-          <w:bCs/>
-          <w:sz w:val="32"/>
-          <w:szCs w:val="32"/>
-        </w:rPr>
-      </w:pPr>
-    </w:p>
-    <w:p>
-      <w:pPr>
-        <w:jc w:val="both"/>
-        <w:rPr>
-          <w:rFonts w:ascii="Carlito" w:hAnsi="Carlito" w:cs="Carlito"/>
-          <w:b/>
-          <w:bCs/>
-          <w:sz w:val="32"/>
-          <w:szCs w:val="32"/>
-        </w:rPr>
-      </w:pPr>
-      <w:r>
-        <w:rPr>
-          <w:rFonts w:ascii="Carlito" w:hAnsi="Carlito" w:cs="Carlito"/>
-          <w:b/>
-          <w:bCs/>
-          <w:sz w:val="32"/>
-          <w:szCs w:val="32"/>
-        </w:rPr>
-        <w:t>Null</w:t>
-      </w:r>
-      <w:r>
-        <w:rPr>
-          <w:rFonts w:ascii="Carlito" w:hAnsi="Carlito" w:cs="Carlito"/>
-          <w:b/>
-          <w:bCs/>
-          <w:sz w:val="32"/>
-          <w:szCs w:val="32"/>
-        </w:rPr>
-        <w:t>-coalescing</w:t>
-      </w:r>
-      <w:r>
-        <w:rPr>
-          <w:rFonts w:ascii="Carlito" w:hAnsi="Carlito" w:cs="Carlito"/>
-          <w:b/>
-          <w:bCs/>
-          <w:sz w:val="32"/>
-          <w:szCs w:val="32"/>
-        </w:rPr>
-        <w:t>/aware</w:t>
-      </w:r>
-      <w:r>
-        <w:rPr>
-          <w:rFonts w:ascii="Carlito" w:hAnsi="Carlito" w:cs="Carlito"/>
-          <w:b/>
-          <w:bCs/>
-          <w:sz w:val="32"/>
-          <w:szCs w:val="32"/>
-        </w:rPr>
-        <w:t xml:space="preserve"> Assignment Recap:</w:t>
-      </w:r>
-    </w:p>
-    <w:p>
-      <w:pPr>
-        <w:jc w:val="both"/>
-        <w:rPr>
-          <w:rFonts w:ascii="Carlito" w:hAnsi="Carlito" w:cs="Carlito"/>
-          <w:sz w:val="32"/>
-          <w:szCs w:val="32"/>
-        </w:rPr>
-      </w:pPr>
-      <w:r>
-        <w:rPr>
-          <w:rFonts w:ascii="Carlito" w:hAnsi="Carlito" w:cs="Carlito"/>
-          <w:sz w:val="32"/>
-          <w:szCs w:val="32"/>
-        </w:rPr>
-        <w:t xml:space="preserve"># </w:t>
-      </w:r>
-      <w:r>
-        <w:rPr>
-          <w:rFonts w:ascii="Carlito" w:hAnsi="Carlito" w:cs="Carlito"/>
-          <w:sz w:val="32"/>
-          <w:szCs w:val="32"/>
-        </w:rPr>
-        <w:t>Assigns a value on if the variable is null. It replaces this:</w:t>
-      </w:r>
-    </w:p>
-    <w:p>
-      <w:pPr>
-        <w:jc w:val="both"/>
-        <w:rPr>
-          <w:rFonts w:ascii="Carlito" w:hAnsi="Carlito" w:cs="Carlito"/>
-          <w:b/>
-          <w:bCs/>
-          <w:color w:val="D86DCB" w:themeColor="accent5" w:themeTint="99"/>
-          <w:sz w:val="32"/>
-          <w:szCs w:val="32"/>
-        </w:rPr>
-      </w:pPr>
-      <w:r>
-        <w:rPr>
-          <w:rFonts w:ascii="Carlito" w:hAnsi="Carlito" w:cs="Carlito"/>
-          <w:b/>
-          <w:bCs/>
-          <w:color w:val="D86DCB" w:themeColor="accent5" w:themeTint="99"/>
-          <w:sz w:val="32"/>
-          <w:szCs w:val="32"/>
-        </w:rPr>
-        <w:t>if (startingPosition == null){</w:t>
-      </w:r>
-    </w:p>
-    <w:p>
-      <w:pPr>
-        <w:jc w:val="both"/>
-        <w:rPr>
-          <w:rFonts w:ascii="Carlito" w:hAnsi="Carlito" w:cs="Carlito"/>
-          <w:b/>
-          <w:bCs/>
-          <w:color w:val="D86DCB" w:themeColor="accent5" w:themeTint="99"/>
-          <w:sz w:val="32"/>
-          <w:szCs w:val="32"/>
-        </w:rPr>
-      </w:pPr>
-      <w:r>
-        <w:rPr>
-          <w:rFonts w:ascii="Carlito" w:hAnsi="Carlito" w:cs="Carlito"/>
-          <w:b/>
-          <w:bCs/>
-          <w:color w:val="D86DCB" w:themeColor="accent5" w:themeTint="99"/>
-          <w:sz w:val="32"/>
-          <w:szCs w:val="32"/>
-        </w:rPr>
-        <w:t xml:space="preserve">            startingPosition = position;</w:t>
-      </w:r>
-    </w:p>
-    <w:p>
-      <w:pPr>
-        <w:jc w:val="both"/>
-        <w:rPr>
-          <w:rFonts w:ascii="Carlito" w:hAnsi="Carlito" w:cs="Carlito"/>
-          <w:b/>
-          <w:bCs/>
-          <w:color w:val="D86DCB" w:themeColor="accent5" w:themeTint="99"/>
-          <w:sz w:val="32"/>
-          <w:szCs w:val="32"/>
-        </w:rPr>
-      </w:pPr>
-      <w:r>
-        <w:rPr>
-          <w:rFonts w:ascii="Carlito" w:hAnsi="Carlito" w:cs="Carlito"/>
-          <w:b/>
-          <w:bCs/>
-          <w:color w:val="D86DCB" w:themeColor="accent5" w:themeTint="99"/>
-          <w:sz w:val="32"/>
-          <w:szCs w:val="32"/>
-        </w:rPr>
-        <w:t>}</w:t>
-      </w:r>
-    </w:p>
-    <w:p>
-      <w:pPr>
-        <w:jc w:val="both"/>
-        <w:rPr>
-          <w:rFonts w:ascii="Carlito" w:hAnsi="Carlito" w:cs="Carlito"/>
-          <w:sz w:val="32"/>
-          <w:szCs w:val="32"/>
-        </w:rPr>
-      </w:pPr>
-      <w:r>
-        <w:rPr>
-          <w:rFonts w:ascii="Carlito" w:hAnsi="Carlito" w:cs="Carlito"/>
-          <w:sz w:val="32"/>
-          <w:szCs w:val="32"/>
-        </w:rPr>
-        <w:lastRenderedPageBreak/>
-        <w:t># Using null-</w:t>
-      </w:r>
-      <w:r>
-        <w:rPr>
-          <w:rFonts w:ascii="Carlito" w:hAnsi="Carlito" w:cs="Carlito"/>
-          <w:sz w:val="32"/>
-          <w:szCs w:val="32"/>
-        </w:rPr>
-        <w:t>aware</w:t>
-      </w:r>
-      <w:r>
-        <w:rPr>
-          <w:rFonts w:ascii="Carlito" w:hAnsi="Carlito" w:cs="Carlito"/>
-          <w:sz w:val="32"/>
-          <w:szCs w:val="32"/>
-        </w:rPr>
-        <w:t xml:space="preserve"> assignment</w:t>
-      </w:r>
-      <w:r>
-        <w:rPr>
-          <w:rFonts w:ascii="Carlito" w:hAnsi="Carlito" w:cs="Carlito"/>
-          <w:sz w:val="32"/>
-          <w:szCs w:val="32"/>
-        </w:rPr>
-        <w:t xml:space="preserve"> operator</w:t>
-      </w:r>
-      <w:r>
-        <w:rPr>
-          <w:rFonts w:ascii="Carlito" w:hAnsi="Carlito" w:cs="Carlito"/>
-          <w:sz w:val="32"/>
-          <w:szCs w:val="32"/>
-        </w:rPr>
-        <w:t>:</w:t>
-      </w:r>
-    </w:p>
-    <w:p>
-      <w:pPr>
-        <w:jc w:val="both"/>
-        <w:rPr>
-          <w:rFonts w:ascii="Carlito" w:hAnsi="Carlito" w:cs="Carlito"/>
-          <w:b/>
-          <w:bCs/>
-          <w:color w:val="D86DCB" w:themeColor="accent5" w:themeTint="99"/>
-          <w:sz w:val="32"/>
-          <w:szCs w:val="32"/>
-        </w:rPr>
-      </w:pPr>
-      <w:r>
-        <w:rPr>
-          <w:rFonts w:ascii="Carlito" w:hAnsi="Carlito" w:cs="Carlito"/>
-          <w:b/>
-          <w:bCs/>
-          <w:color w:val="D86DCB" w:themeColor="accent5" w:themeTint="99"/>
-          <w:sz w:val="32"/>
-          <w:szCs w:val="32"/>
-        </w:rPr>
-        <w:t>startingPosition ??= position;</w:t>
-      </w:r>
-    </w:p>
-    <w:p>
-      <w:pPr>
-        <w:jc w:val="both"/>
-        <w:rPr>
-          <w:rFonts w:ascii="Carlito" w:hAnsi="Carlito" w:cs="Carlito"/>
-          <w:sz w:val="32"/>
-          <w:szCs w:val="32"/>
-        </w:rPr>
-      </w:pPr>
-    </w:p>
-    <w:p>
-      <w:pPr>
-        <w:jc w:val="both"/>
-        <w:rPr>
-          <w:rFonts w:ascii="Carlito" w:hAnsi="Carlito" w:cs="Carlito"/>
-          <w:sz w:val="32"/>
-          <w:szCs w:val="32"/>
-        </w:rPr>
-      </w:pPr>
-      <w:r>
-        <w:rPr>
-          <w:rFonts w:ascii="Carlito" w:hAnsi="Carlito" w:cs="Carlito"/>
-          <w:sz w:val="32"/>
-          <w:szCs w:val="32"/>
-        </w:rPr>
-        <w:t>Note: Useful when we want to assign a starting value or initial value and keep it stored there (won’t change).</w:t>
-      </w:r>
-      <w:r>
-        <w:rPr>
-          <w:rFonts w:ascii="Carlito" w:hAnsi="Carlito" w:cs="Carlito"/>
-          <w:sz w:val="32"/>
-          <w:szCs w:val="32"/>
-        </w:rPr>
-        <w:t xml:space="preserve"> First GPS value → store as starting point and later updates → ignore</w:t>
-      </w:r>
-    </w:p>
-    <w:p>
-      <w:pPr>
-        <w:jc w:val="both"/>
-        <w:rPr>
-          <w:rFonts w:ascii="Carlito" w:hAnsi="Carlito" w:cs="Carlito"/>
-          <w:b/>
-          <w:bCs/>
-          <w:sz w:val="32"/>
-          <w:szCs w:val="32"/>
-        </w:rPr>
-      </w:pPr>
-    </w:p>
-    <w:p>
-      <w:pPr>
-        <w:jc w:val="both"/>
-        <w:rPr>
-          <w:rFonts w:ascii="Carlito" w:hAnsi="Carlito" w:cs="Carlito"/>
-          <w:sz w:val="32"/>
-          <w:szCs w:val="32"/>
-        </w:rPr>
-      </w:pPr>
-      <w:r>
-        <w:rPr>
-          <w:rFonts w:ascii="Carlito" w:hAnsi="Carlito" w:cs="Carlito"/>
-          <w:b/>
-          <w:bCs/>
-          <w:sz w:val="32"/>
-          <w:szCs w:val="32"/>
-        </w:rPr>
-        <w:t>Null Assertion:</w:t>
-      </w:r>
-    </w:p>
-    <w:p>
-      <w:pPr>
-        <w:jc w:val="both"/>
-        <w:rPr>
-          <w:rFonts w:ascii="Carlito" w:hAnsi="Carlito" w:cs="Carlito"/>
-          <w:sz w:val="32"/>
-          <w:szCs w:val="32"/>
-        </w:rPr>
-      </w:pPr>
-      <w:r>
-        <w:rPr>
-          <w:rFonts w:ascii="Carlito" w:hAnsi="Carlito" w:cs="Carlito"/>
-          <w:sz w:val="32"/>
-          <w:szCs w:val="32"/>
-        </w:rPr>
-        <w:t xml:space="preserve"># </w:t>
-      </w:r>
-      <w:r>
-        <w:rPr>
-          <w:rFonts w:ascii="Carlito" w:hAnsi="Carlito" w:cs="Carlito"/>
-          <w:b/>
-          <w:bCs/>
-          <w:sz w:val="32"/>
-          <w:szCs w:val="32"/>
-        </w:rPr>
-        <w:t xml:space="preserve">! </w:t>
-      </w:r>
-      <w:r>
-        <w:rPr>
-          <w:rFonts w:ascii="Carlito" w:hAnsi="Carlito" w:cs="Carlito"/>
-          <w:sz w:val="32"/>
-          <w:szCs w:val="32"/>
-        </w:rPr>
-        <w:t>null assertion tells Dart I know this value is not nul</w:t>
-      </w:r>
-      <w:r>
-        <w:rPr>
-          <w:rFonts w:ascii="Carlito" w:hAnsi="Carlito" w:cs="Carlito"/>
-          <w:sz w:val="32"/>
-          <w:szCs w:val="32"/>
-        </w:rPr>
-        <w:t xml:space="preserve">l, if you’re wrong, it will crash at runtime. </w:t>
-      </w:r>
-      <w:r>
-        <w:rPr>
-          <w:rFonts w:ascii="Carlito" w:hAnsi="Carlito" w:cs="Carlito"/>
-          <w:sz w:val="32"/>
-          <w:szCs w:val="32"/>
-        </w:rPr>
-        <w:t>Basically,</w:t>
-      </w:r>
-      <w:r>
-        <w:rPr>
-          <w:rFonts w:ascii="Carlito" w:hAnsi="Carlito" w:cs="Carlito"/>
-          <w:sz w:val="32"/>
-          <w:szCs w:val="32"/>
-        </w:rPr>
-        <w:t xml:space="preserve"> converts nullable to non-nullable.</w:t>
-      </w:r>
-    </w:p>
-    <w:p>
-      <w:pPr>
-        <w:jc w:val="both"/>
-        <w:rPr>
-          <w:rFonts w:ascii="Carlito" w:hAnsi="Carlito" w:cs="Carlito"/>
-          <w:sz w:val="32"/>
-          <w:szCs w:val="32"/>
-        </w:rPr>
-      </w:pPr>
-      <w:r>
-        <w:rPr>
-          <w:rFonts w:ascii="Carlito" w:hAnsi="Carlito" w:cs="Carlito"/>
-          <w:sz w:val="32"/>
-          <w:szCs w:val="32"/>
-        </w:rPr>
-        <w:t xml:space="preserve"># </w:t>
-      </w:r>
-      <w:r>
-        <w:rPr>
-          <w:rFonts w:ascii="Carlito" w:hAnsi="Carlito" w:cs="Carlito"/>
-          <w:sz w:val="32"/>
-          <w:szCs w:val="32"/>
-        </w:rPr>
-        <w:t xml:space="preserve">But its highly risky make sure we check the </w:t>
-      </w:r>
-      <w:r>
-        <w:rPr>
-          <w:rFonts w:ascii="Carlito" w:hAnsi="Carlito" w:cs="Carlito"/>
-          <w:b/>
-          <w:bCs/>
-          <w:sz w:val="32"/>
-          <w:szCs w:val="32"/>
-        </w:rPr>
-        <w:t>null</w:t>
-      </w:r>
-      <w:r>
-        <w:rPr>
-          <w:rFonts w:ascii="Carlito" w:hAnsi="Carlito" w:cs="Carlito"/>
-          <w:sz w:val="32"/>
-          <w:szCs w:val="32"/>
-        </w:rPr>
-        <w:t xml:space="preserve"> variable before with </w:t>
-      </w:r>
-      <w:r>
-        <w:rPr>
-          <w:rFonts w:ascii="Carlito" w:hAnsi="Carlito" w:cs="Carlito"/>
-          <w:b/>
-          <w:bCs/>
-          <w:sz w:val="32"/>
-          <w:szCs w:val="32"/>
-        </w:rPr>
-        <w:t xml:space="preserve">if </w:t>
-      </w:r>
-      <w:r>
-        <w:rPr>
-          <w:rFonts w:ascii="Carlito" w:hAnsi="Carlito" w:cs="Carlito"/>
-          <w:sz w:val="32"/>
-          <w:szCs w:val="32"/>
-        </w:rPr>
-        <w:t xml:space="preserve">conditioning </w:t>
-      </w:r>
-    </w:p>
-    <w:p>
-      <w:pPr>
-        <w:jc w:val="both"/>
-        <w:rPr>
-          <w:rFonts w:ascii="Carlito" w:hAnsi="Carlito" w:cs="Carlito"/>
-          <w:b/>
-          <w:bCs/>
-          <w:color w:val="D86DCB" w:themeColor="accent5" w:themeTint="99"/>
-          <w:sz w:val="32"/>
-          <w:szCs w:val="32"/>
-        </w:rPr>
-      </w:pPr>
-      <w:r>
-        <w:rPr>
-          <w:rFonts w:ascii="Carlito" w:hAnsi="Carlito" w:cs="Carlito"/>
-          <w:b/>
-          <w:bCs/>
-          <w:color w:val="D86DCB" w:themeColor="accent5" w:themeTint="99"/>
-          <w:sz w:val="32"/>
-          <w:szCs w:val="32"/>
-        </w:rPr>
-        <w:t>void main() {</w:t>
-      </w:r>
-    </w:p>
-    <w:p>
-      <w:pPr>
-        <w:jc w:val="both"/>
-        <w:rPr>
-          <w:rFonts w:ascii="Carlito" w:hAnsi="Carlito" w:cs="Carlito"/>
-          <w:b/>
-          <w:bCs/>
-          <w:color w:val="D86DCB" w:themeColor="accent5" w:themeTint="99"/>
-          <w:sz w:val="32"/>
-          <w:szCs w:val="32"/>
-        </w:rPr>
-      </w:pPr>
-      <w:r>
-        <w:rPr>
-          <w:rFonts w:ascii="Carlito" w:hAnsi="Carlito" w:cs="Carlito"/>
-          <w:b/>
-          <w:bCs/>
-          <w:color w:val="D86DCB" w:themeColor="accent5" w:themeTint="99"/>
-          <w:sz w:val="32"/>
-          <w:szCs w:val="32"/>
-        </w:rPr>
-        <w:t xml:space="preserve">  int? age = 20;</w:t>
-      </w:r>
-    </w:p>
-    <w:p>
-      <w:pPr>
-        <w:jc w:val="both"/>
-        <w:rPr>
-          <w:rFonts w:ascii="Carlito" w:hAnsi="Carlito" w:cs="Carlito"/>
-          <w:b/>
-          <w:bCs/>
-          <w:color w:val="D86DCB" w:themeColor="accent5" w:themeTint="99"/>
-          <w:sz w:val="32"/>
-          <w:szCs w:val="32"/>
-        </w:rPr>
-      </w:pPr>
-      <w:r>
-        <w:rPr>
-          <w:rFonts w:ascii="Carlito" w:hAnsi="Carlito" w:cs="Carlito"/>
-          <w:b/>
-          <w:bCs/>
-          <w:color w:val="D86DCB" w:themeColor="accent5" w:themeTint="99"/>
-          <w:sz w:val="32"/>
-          <w:szCs w:val="32"/>
-        </w:rPr>
-        <w:t xml:space="preserve">  if (age == null) return; // make sure to check it</w:t>
-      </w:r>
-    </w:p>
-    <w:p>
-      <w:pPr>
-        <w:jc w:val="both"/>
-        <w:rPr>
-          <w:rFonts w:ascii="Carlito" w:hAnsi="Carlito" w:cs="Carlito"/>
-          <w:b/>
-          <w:bCs/>
-          <w:color w:val="D86DCB" w:themeColor="accent5" w:themeTint="99"/>
-          <w:sz w:val="32"/>
-          <w:szCs w:val="32"/>
-        </w:rPr>
-      </w:pPr>
-      <w:r>
-        <w:rPr>
-          <w:rFonts w:ascii="Carlito" w:hAnsi="Carlito" w:cs="Carlito"/>
-          <w:b/>
-          <w:bCs/>
-          <w:color w:val="D86DCB" w:themeColor="accent5" w:themeTint="99"/>
-          <w:sz w:val="32"/>
-          <w:szCs w:val="32"/>
-        </w:rPr>
-        <w:t xml:space="preserve">  int sureAge = age!;</w:t>
-      </w:r>
-    </w:p>
-    <w:p>
-      <w:pPr>
-        <w:jc w:val="both"/>
-        <w:rPr>
-          <w:rFonts w:ascii="Carlito" w:hAnsi="Carlito" w:cs="Carlito"/>
-          <w:b/>
-          <w:bCs/>
-          <w:color w:val="D86DCB" w:themeColor="accent5" w:themeTint="99"/>
-          <w:sz w:val="32"/>
-          <w:szCs w:val="32"/>
-        </w:rPr>
-      </w:pPr>
-      <w:r>
-        <w:rPr>
-          <w:rFonts w:ascii="Carlito" w:hAnsi="Carlito" w:cs="Carlito"/>
-          <w:b/>
-          <w:bCs/>
-          <w:color w:val="D86DCB" w:themeColor="accent5" w:themeTint="99"/>
-          <w:sz w:val="32"/>
-          <w:szCs w:val="32"/>
-        </w:rPr>
-        <w:t xml:space="preserve">  print(sureAge);</w:t>
-      </w:r>
-    </w:p>
-    <w:p>
-      <w:pPr>
-        <w:jc w:val="both"/>
-        <w:rPr>
-          <w:rFonts w:ascii="Carlito" w:hAnsi="Carlito" w:cs="Carlito"/>
-          <w:b/>
-          <w:bCs/>
-          <w:color w:val="D86DCB" w:themeColor="accent5" w:themeTint="99"/>
-          <w:sz w:val="32"/>
-          <w:szCs w:val="32"/>
-        </w:rPr>
-      </w:pPr>
-      <w:r>
-        <w:rPr>
-          <w:rFonts w:ascii="Carlito" w:hAnsi="Carlito" w:cs="Carlito"/>
-          <w:b/>
-          <w:bCs/>
-          <w:color w:val="D86DCB" w:themeColor="accent5" w:themeTint="99"/>
-          <w:sz w:val="32"/>
-          <w:szCs w:val="32"/>
-        </w:rPr>
-        <w:t>}</w:t>
-      </w:r>
-    </w:p>
-    <w:p>
-      <w:pPr>
-        <w:jc w:val="both"/>
-        <w:rPr>
-          <w:rFonts w:ascii="Carlito" w:hAnsi="Carlito" w:cs="Carlito"/>
-          <w:b/>
-          <w:bCs/>
-          <w:sz w:val="32"/>
-          <w:szCs w:val="32"/>
-        </w:rPr>
-      </w:pPr>
-      <w:r>
-        <w:rPr>
-          <w:rFonts w:ascii="Carlito" w:hAnsi="Carlito" w:cs="Carlito"/>
-          <w:sz w:val="32"/>
-          <w:szCs w:val="32"/>
-        </w:rPr>
-        <w:t xml:space="preserve">Output: </w:t>
-      </w:r>
-      <w:r>
-        <w:rPr>
-          <w:rFonts w:ascii="Carlito" w:hAnsi="Carlito" w:cs="Carlito"/>
-          <w:b/>
-          <w:bCs/>
-          <w:sz w:val="32"/>
-          <w:szCs w:val="32"/>
-        </w:rPr>
-        <w:t>20</w:t>
-      </w:r>
-    </w:p>
-    <w:p>
-      <w:pPr>
-        <w:jc w:val="both"/>
-        <w:rPr>
-          <w:rFonts w:ascii="Carlito" w:hAnsi="Carlito" w:cs="Carlito"/>
-          <w:b/>
-          <w:bCs/>
-          <w:sz w:val="32"/>
-          <w:szCs w:val="32"/>
-        </w:rPr>
-      </w:pPr>
-    </w:p>
-    <w:p>
-      <w:pPr>
-        <w:jc w:val="both"/>
-        <w:rPr>
-          <w:rFonts w:ascii="Carlito" w:hAnsi="Carlito" w:cs="Carlito"/>
-          <w:b/>
-          <w:bCs/>
-          <w:sz w:val="32"/>
-          <w:szCs w:val="32"/>
-        </w:rPr>
-      </w:pPr>
-      <w:r>
-        <w:rPr>
-          <w:rFonts w:ascii="Carlito" w:hAnsi="Carlito" w:cs="Carlito"/>
-          <w:b/>
-          <w:bCs/>
-          <w:sz w:val="32"/>
-          <w:szCs w:val="32"/>
-        </w:rPr>
-        <w:t>Null Aware Operator</w:t>
-      </w:r>
-      <w:r>
-        <w:rPr>
-          <w:rFonts w:ascii="Carlito" w:hAnsi="Carlito" w:cs="Carlito"/>
-          <w:b/>
-          <w:bCs/>
-          <w:sz w:val="32"/>
-          <w:szCs w:val="32"/>
-        </w:rPr>
-        <w:t xml:space="preserve"> in List and Map</w:t>
-      </w:r>
-      <w:r>
-        <w:rPr>
-          <w:rFonts w:ascii="Carlito" w:hAnsi="Carlito" w:cs="Carlito"/>
-          <w:b/>
-          <w:bCs/>
-          <w:sz w:val="32"/>
-          <w:szCs w:val="32"/>
-        </w:rPr>
-        <w:t>:</w:t>
-      </w:r>
-    </w:p>
-    <w:p>
-      <w:pPr>
-        <w:jc w:val="both"/>
-        <w:rPr>
-          <w:rFonts w:ascii="Carlito" w:hAnsi="Carlito" w:cs="Carlito"/>
-          <w:sz w:val="32"/>
-          <w:szCs w:val="32"/>
-        </w:rPr>
-      </w:pPr>
-      <w:r>
-        <w:rPr>
-          <w:rFonts w:ascii="Carlito" w:hAnsi="Carlito" w:cs="Carlito"/>
-          <w:sz w:val="32"/>
-          <w:szCs w:val="32"/>
-        </w:rPr>
-        <w:t># We can use null aware operator</w:t>
-      </w:r>
-      <w:r>
-        <w:rPr>
-          <w:rFonts w:ascii="Carlito" w:hAnsi="Carlito" w:cs="Carlito"/>
-          <w:sz w:val="32"/>
-          <w:szCs w:val="32"/>
-        </w:rPr>
-        <w:t xml:space="preserve"> </w:t>
-      </w:r>
-      <w:r>
-        <w:rPr>
-          <w:rFonts w:ascii="Carlito" w:hAnsi="Carlito" w:cs="Carlito"/>
-          <w:b/>
-          <w:bCs/>
-          <w:sz w:val="32"/>
-          <w:szCs w:val="32"/>
-        </w:rPr>
-        <w:t>?.</w:t>
-      </w:r>
-      <w:r>
-        <w:rPr>
-          <w:rFonts w:ascii="Carlito" w:hAnsi="Carlito" w:cs="Carlito"/>
-          <w:sz w:val="32"/>
-          <w:szCs w:val="32"/>
-        </w:rPr>
-        <w:t xml:space="preserve"> </w:t>
-      </w:r>
-      <w:r>
-        <w:rPr>
-          <w:rFonts w:ascii="Carlito" w:hAnsi="Carlito" w:cs="Carlito"/>
-          <w:sz w:val="32"/>
-          <w:szCs w:val="32"/>
-        </w:rPr>
-        <w:t>in List and Map’s too</w:t>
-      </w:r>
-      <w:r>
-        <w:rPr>
-          <w:rFonts w:ascii="Carlito" w:hAnsi="Carlito" w:cs="Carlito"/>
-          <w:sz w:val="32"/>
-          <w:szCs w:val="32"/>
-        </w:rPr>
-        <w:t>.</w:t>
-      </w:r>
-    </w:p>
-    <w:p>
-      <w:pPr>
-        <w:jc w:val="both"/>
-        <w:rPr>
-          <w:rFonts w:ascii="Carlito" w:hAnsi="Carlito" w:cs="Carlito"/>
-          <w:sz w:val="32"/>
-          <w:szCs w:val="32"/>
-        </w:rPr>
-      </w:pPr>
-      <w:r>
-        <w:rPr>
-          <w:rFonts w:ascii="Carlito" w:hAnsi="Carlito" w:cs="Carlito"/>
-          <w:sz w:val="32"/>
-          <w:szCs w:val="32"/>
-        </w:rPr>
-        <w:t xml:space="preserve"># </w:t>
-      </w:r>
-      <w:r>
-        <w:rPr>
-          <w:rFonts w:ascii="Carlito" w:hAnsi="Carlito" w:cs="Carlito"/>
-          <w:sz w:val="32"/>
-          <w:szCs w:val="32"/>
-        </w:rPr>
-        <w:t xml:space="preserve">Here </w:t>
-      </w:r>
-      <w:r>
-        <w:rPr>
-          <w:rFonts w:ascii="Carlito" w:hAnsi="Carlito" w:cs="Carlito"/>
-          <w:b/>
-          <w:bCs/>
-          <w:sz w:val="32"/>
-          <w:szCs w:val="32"/>
-        </w:rPr>
-        <w:t xml:space="preserve">?. </w:t>
-      </w:r>
-      <w:r>
-        <w:rPr>
-          <w:rFonts w:ascii="Carlito" w:hAnsi="Carlito" w:cs="Carlito"/>
-          <w:sz w:val="32"/>
-          <w:szCs w:val="32"/>
-        </w:rPr>
-        <w:t>checks if the list itself is null.</w:t>
-      </w:r>
-    </w:p>
-    <w:p>
-      <w:pPr>
-        <w:jc w:val="both"/>
-        <w:rPr>
-          <w:rFonts w:ascii="Carlito" w:hAnsi="Carlito" w:cs="Carlito"/>
-          <w:b/>
-          <w:bCs/>
-          <w:color w:val="D86DCB" w:themeColor="accent5" w:themeTint="99"/>
-          <w:sz w:val="32"/>
-          <w:szCs w:val="32"/>
-        </w:rPr>
-      </w:pPr>
-      <w:r>
-        <w:rPr>
-          <w:rFonts w:ascii="Carlito" w:hAnsi="Carlito" w:cs="Carlito"/>
-          <w:b/>
-          <w:bCs/>
-          <w:color w:val="D86DCB" w:themeColor="accent5" w:themeTint="99"/>
-          <w:sz w:val="32"/>
-          <w:szCs w:val="32"/>
-        </w:rPr>
-        <w:t>String? a;</w:t>
-      </w:r>
-    </w:p>
-    <w:p>
-      <w:pPr>
-        <w:jc w:val="both"/>
-        <w:rPr>
-          <w:rFonts w:ascii="Carlito" w:hAnsi="Carlito" w:cs="Carlito"/>
-          <w:b/>
-          <w:bCs/>
-          <w:color w:val="D86DCB" w:themeColor="accent5" w:themeTint="99"/>
-          <w:sz w:val="32"/>
-          <w:szCs w:val="32"/>
-        </w:rPr>
-      </w:pPr>
-      <w:r>
-        <w:rPr>
-          <w:rFonts w:ascii="Carlito" w:hAnsi="Carlito" w:cs="Carlito"/>
-          <w:b/>
-          <w:bCs/>
-          <w:color w:val="D86DCB" w:themeColor="accent5" w:themeTint="99"/>
-          <w:sz w:val="32"/>
-          <w:szCs w:val="32"/>
-        </w:rPr>
-        <w:lastRenderedPageBreak/>
-        <w:t>String? b;</w:t>
-      </w:r>
-    </w:p>
-    <w:p>
-      <w:pPr>
-        <w:jc w:val="both"/>
-        <w:rPr>
-          <w:rFonts w:ascii="Carlito" w:hAnsi="Carlito" w:cs="Carlito"/>
-          <w:b/>
-          <w:bCs/>
-          <w:color w:val="D86DCB" w:themeColor="accent5" w:themeTint="99"/>
-          <w:sz w:val="32"/>
-          <w:szCs w:val="32"/>
-        </w:rPr>
-      </w:pPr>
-      <w:r>
-        <w:rPr>
-          <w:rFonts w:ascii="Carlito" w:hAnsi="Carlito" w:cs="Carlito"/>
-          <w:b/>
-          <w:bCs/>
-          <w:color w:val="D86DCB" w:themeColor="accent5" w:themeTint="99"/>
-          <w:sz w:val="32"/>
-          <w:szCs w:val="32"/>
-        </w:rPr>
-        <w:t>var list = [a, b];</w:t>
-      </w:r>
-    </w:p>
-    <w:p>
-      <w:pPr>
-        <w:jc w:val="both"/>
-        <w:rPr>
-          <w:rFonts w:ascii="Carlito" w:hAnsi="Carlito" w:cs="Carlito"/>
-          <w:b/>
-          <w:bCs/>
-          <w:color w:val="D86DCB" w:themeColor="accent5" w:themeTint="99"/>
-          <w:sz w:val="32"/>
-          <w:szCs w:val="32"/>
-        </w:rPr>
-      </w:pPr>
-    </w:p>
-    <w:p>
-      <w:pPr>
-        <w:jc w:val="both"/>
-        <w:rPr>
-          <w:rFonts w:ascii="Carlito" w:hAnsi="Carlito" w:cs="Carlito"/>
-          <w:b/>
-          <w:bCs/>
-          <w:color w:val="D86DCB" w:themeColor="accent5" w:themeTint="99"/>
-          <w:sz w:val="32"/>
-          <w:szCs w:val="32"/>
-        </w:rPr>
-      </w:pPr>
-      <w:r>
-        <w:rPr>
-          <w:rFonts w:ascii="Carlito" w:hAnsi="Carlito" w:cs="Carlito"/>
-          <w:b/>
-          <w:bCs/>
-          <w:color w:val="D86DCB" w:themeColor="accent5" w:themeTint="99"/>
-          <w:sz w:val="32"/>
-          <w:szCs w:val="32"/>
-        </w:rPr>
-        <w:t xml:space="preserve">print(list); </w:t>
-      </w:r>
-      <w:r>
-        <w:rPr>
-          <w:rFonts w:ascii="Carlito" w:hAnsi="Carlito" w:cs="Carlito"/>
-          <w:b/>
-          <w:bCs/>
-          <w:color w:val="D86DCB" w:themeColor="accent5" w:themeTint="99"/>
-          <w:sz w:val="32"/>
-          <w:szCs w:val="32"/>
-        </w:rPr>
-        <w:t xml:space="preserve"> </w:t>
-      </w:r>
-      <w:r>
-        <w:rPr>
-          <w:rFonts w:ascii="Carlito" w:hAnsi="Carlito" w:cs="Carlito"/>
-          <w:b/>
-          <w:bCs/>
-          <w:color w:val="D86DCB" w:themeColor="accent5" w:themeTint="99"/>
-          <w:sz w:val="32"/>
-          <w:szCs w:val="32"/>
-        </w:rPr>
-        <w:t>// [null, null]</w:t>
-      </w:r>
-    </w:p>
-    <w:p>
-      <w:pPr>
-        <w:jc w:val="both"/>
-        <w:rPr>
-          <w:rFonts w:ascii="Carlito" w:hAnsi="Carlito" w:cs="Carlito"/>
-          <w:b/>
-          <w:bCs/>
-          <w:sz w:val="32"/>
-          <w:szCs w:val="32"/>
-        </w:rPr>
-      </w:pPr>
-      <w:r>
-        <w:rPr>
-          <w:rFonts w:ascii="Carlito" w:hAnsi="Carlito" w:cs="Carlito"/>
-          <w:sz w:val="32"/>
-          <w:szCs w:val="32"/>
-        </w:rPr>
-        <w:t># With map key accessing</w:t>
-      </w:r>
-      <w:r>
-        <w:rPr>
-          <w:rFonts w:ascii="Carlito" w:hAnsi="Carlito" w:cs="Carlito"/>
-          <w:sz w:val="32"/>
-          <w:szCs w:val="32"/>
-        </w:rPr>
-        <w:t xml:space="preserve">. If </w:t>
-      </w:r>
-      <w:r>
-        <w:rPr>
-          <w:rFonts w:ascii="Carlito" w:hAnsi="Carlito" w:cs="Carlito"/>
-          <w:b/>
-          <w:bCs/>
-          <w:sz w:val="32"/>
-          <w:szCs w:val="32"/>
-        </w:rPr>
-        <w:t>scores</w:t>
-      </w:r>
-      <w:r>
-        <w:rPr>
-          <w:rFonts w:ascii="Carlito" w:hAnsi="Carlito" w:cs="Carlito"/>
-          <w:sz w:val="32"/>
-          <w:szCs w:val="32"/>
-        </w:rPr>
-        <w:t xml:space="preserve"> is </w:t>
-      </w:r>
-      <w:r>
-        <w:rPr>
-          <w:rFonts w:ascii="Carlito" w:hAnsi="Carlito" w:cs="Carlito"/>
-          <w:b/>
-          <w:bCs/>
-          <w:sz w:val="32"/>
-          <w:szCs w:val="32"/>
-        </w:rPr>
-        <w:t>null</w:t>
-      </w:r>
-      <w:r>
-        <w:rPr>
-          <w:rFonts w:ascii="Carlito" w:hAnsi="Carlito" w:cs="Carlito"/>
-          <w:sz w:val="32"/>
-          <w:szCs w:val="32"/>
-        </w:rPr>
-        <w:t xml:space="preserve"> → returns </w:t>
-      </w:r>
-      <w:r>
-        <w:rPr>
-          <w:rFonts w:ascii="Carlito" w:hAnsi="Carlito" w:cs="Carlito"/>
-          <w:b/>
-          <w:bCs/>
-          <w:sz w:val="32"/>
-          <w:szCs w:val="32"/>
-        </w:rPr>
-        <w:t>null</w:t>
-      </w:r>
-      <w:r>
-        <w:rPr>
-          <w:rFonts w:ascii="Carlito" w:hAnsi="Carlito" w:cs="Carlito"/>
-          <w:sz w:val="32"/>
-          <w:szCs w:val="32"/>
-        </w:rPr>
-        <w:t xml:space="preserve"> safely but if key doesn’t exist → also returns </w:t>
-      </w:r>
-      <w:r>
-        <w:rPr>
-          <w:rFonts w:ascii="Carlito" w:hAnsi="Carlito" w:cs="Carlito"/>
-          <w:b/>
-          <w:bCs/>
-          <w:sz w:val="32"/>
-          <w:szCs w:val="32"/>
-        </w:rPr>
-        <w:t>null</w:t>
-      </w:r>
-    </w:p>
-    <w:p>
-      <w:pPr>
-        <w:jc w:val="both"/>
-        <w:rPr>
-          <w:rFonts w:ascii="Carlito" w:hAnsi="Carlito" w:cs="Carlito"/>
-          <w:b/>
-          <w:bCs/>
-          <w:color w:val="D86DCB" w:themeColor="accent5" w:themeTint="99"/>
-          <w:sz w:val="32"/>
-          <w:szCs w:val="32"/>
-        </w:rPr>
-      </w:pPr>
-      <w:r>
-        <w:rPr>
-          <w:rFonts w:ascii="Carlito" w:hAnsi="Carlito" w:cs="Carlito"/>
-          <w:b/>
-          <w:bCs/>
-          <w:color w:val="D86DCB" w:themeColor="accent5" w:themeTint="99"/>
-          <w:sz w:val="32"/>
-          <w:szCs w:val="32"/>
-        </w:rPr>
-        <w:t>Map&lt;String, int&gt;? scores;</w:t>
-      </w:r>
-    </w:p>
-    <w:p>
-      <w:pPr>
-        <w:jc w:val="both"/>
-        <w:rPr>
-          <w:rFonts w:ascii="Carlito" w:hAnsi="Carlito" w:cs="Carlito"/>
-          <w:b/>
-          <w:bCs/>
-          <w:color w:val="D86DCB" w:themeColor="accent5" w:themeTint="99"/>
-          <w:sz w:val="32"/>
-          <w:szCs w:val="32"/>
-        </w:rPr>
-      </w:pPr>
-      <w:r>
-        <w:rPr>
-          <w:rFonts w:ascii="Carlito" w:hAnsi="Carlito" w:cs="Carlito"/>
-          <w:b/>
-          <w:bCs/>
-          <w:color w:val="D86DCB" w:themeColor="accent5" w:themeTint="99"/>
-          <w:sz w:val="32"/>
-          <w:szCs w:val="32"/>
-        </w:rPr>
-        <w:t>print(scores?['math']); // null if scores is null</w:t>
-      </w:r>
-    </w:p>
-    <w:p>
-      <w:pPr>
-        <w:jc w:val="both"/>
-        <w:rPr>
-          <w:rFonts w:ascii="Carlito" w:hAnsi="Carlito" w:cs="Carlito"/>
-          <w:sz w:val="32"/>
-          <w:szCs w:val="32"/>
-        </w:rPr>
-      </w:pPr>
-    </w:p>
-    <w:p>
-      <w:pPr>
-        <w:jc w:val="both"/>
-        <w:rPr>
-          <w:rFonts w:ascii="Carlito" w:hAnsi="Carlito" w:cs="Carlito"/>
-          <w:sz w:val="32"/>
-          <w:szCs w:val="32"/>
-        </w:rPr>
-      </w:pPr>
-      <w:r>
-        <w:rPr>
-          <w:rFonts w:ascii="Carlito" w:hAnsi="Carlito" w:cs="Carlito"/>
-          <w:b/>
-          <w:bCs/>
-          <w:sz w:val="32"/>
-          <w:szCs w:val="32"/>
-        </w:rPr>
-        <w:t>Late Keyword:</w:t>
-      </w:r>
-    </w:p>
-    <w:p>
-      <w:pPr>
-        <w:jc w:val="both"/>
-        <w:rPr>
-          <w:rFonts w:ascii="Carlito" w:hAnsi="Carlito" w:cs="Carlito"/>
-          <w:sz w:val="32"/>
-          <w:szCs w:val="32"/>
-        </w:rPr>
-      </w:pPr>
-      <w:r>
-        <w:rPr>
-          <w:rFonts w:ascii="Carlito" w:hAnsi="Carlito" w:cs="Carlito"/>
-          <w:sz w:val="32"/>
-          <w:szCs w:val="32"/>
-        </w:rPr>
-        <w:t xml:space="preserve"># </w:t>
-      </w:r>
-      <w:r>
-        <w:rPr>
-          <w:rFonts w:ascii="Carlito" w:hAnsi="Carlito" w:cs="Carlito"/>
-          <w:sz w:val="32"/>
-          <w:szCs w:val="32"/>
-        </w:rPr>
-        <w:t xml:space="preserve">Sometimes we can’t initialize a variable immediately but we promise to do it before using it that’s where </w:t>
-      </w:r>
-      <w:r>
-        <w:rPr>
-          <w:rFonts w:ascii="Carlito" w:hAnsi="Carlito" w:cs="Carlito"/>
-          <w:b/>
-          <w:bCs/>
-          <w:sz w:val="32"/>
-          <w:szCs w:val="32"/>
-        </w:rPr>
-        <w:t>late</w:t>
-      </w:r>
-      <w:r>
-        <w:rPr>
-          <w:rFonts w:ascii="Carlito" w:hAnsi="Carlito" w:cs="Carlito"/>
-          <w:sz w:val="32"/>
-          <w:szCs w:val="32"/>
-        </w:rPr>
-        <w:t xml:space="preserve"> comes in</w:t>
-      </w:r>
-    </w:p>
-    <w:p>
-      <w:pPr>
-        <w:jc w:val="both"/>
-        <w:rPr>
-          <w:rFonts w:ascii="Carlito" w:hAnsi="Carlito" w:cs="Carlito"/>
-          <w:b/>
-          <w:bCs/>
-          <w:color w:val="D86DCB" w:themeColor="accent5" w:themeTint="99"/>
-          <w:sz w:val="32"/>
-          <w:szCs w:val="32"/>
-        </w:rPr>
-      </w:pPr>
-      <w:r>
-        <w:rPr>
-          <w:rFonts w:ascii="Carlito" w:hAnsi="Carlito" w:cs="Carlito"/>
-          <w:b/>
-          <w:bCs/>
-          <w:color w:val="D86DCB" w:themeColor="accent5" w:themeTint="99"/>
-          <w:sz w:val="32"/>
-          <w:szCs w:val="32"/>
-        </w:rPr>
-        <w:t>late String token;</w:t>
-      </w:r>
-    </w:p>
-    <w:p>
-      <w:pPr>
-        <w:jc w:val="both"/>
-        <w:rPr>
-          <w:rFonts w:ascii="Carlito" w:hAnsi="Carlito" w:cs="Carlito"/>
-          <w:b/>
-          <w:bCs/>
-          <w:color w:val="D86DCB" w:themeColor="accent5" w:themeTint="99"/>
-          <w:sz w:val="32"/>
-          <w:szCs w:val="32"/>
-        </w:rPr>
-      </w:pPr>
-      <w:r>
-        <w:rPr>
-          <w:rFonts w:ascii="Carlito" w:hAnsi="Carlito" w:cs="Carlito"/>
-          <w:b/>
-          <w:bCs/>
-          <w:color w:val="D86DCB" w:themeColor="accent5" w:themeTint="99"/>
-          <w:sz w:val="32"/>
-          <w:szCs w:val="32"/>
-        </w:rPr>
-        <w:t>void main() {</w:t>
-      </w:r>
-    </w:p>
-    <w:p>
-      <w:pPr>
-        <w:jc w:val="both"/>
-        <w:rPr>
-          <w:rFonts w:ascii="Carlito" w:hAnsi="Carlito" w:cs="Carlito"/>
-          <w:b/>
-          <w:bCs/>
-          <w:color w:val="D86DCB" w:themeColor="accent5" w:themeTint="99"/>
-          <w:sz w:val="32"/>
-          <w:szCs w:val="32"/>
-        </w:rPr>
-      </w:pPr>
-      <w:r>
-        <w:rPr>
-          <w:rFonts w:ascii="Carlito" w:hAnsi="Carlito" w:cs="Carlito"/>
-          <w:b/>
-          <w:bCs/>
-          <w:color w:val="D86DCB" w:themeColor="accent5" w:themeTint="99"/>
-          <w:sz w:val="32"/>
-          <w:szCs w:val="32"/>
-        </w:rPr>
-        <w:t xml:space="preserve">  token = 'abc123';</w:t>
-      </w:r>
-    </w:p>
-    <w:p>
-      <w:pPr>
-        <w:jc w:val="both"/>
-        <w:rPr>
-          <w:rFonts w:ascii="Carlito" w:hAnsi="Carlito" w:cs="Carlito"/>
-          <w:b/>
-          <w:bCs/>
-          <w:color w:val="D86DCB" w:themeColor="accent5" w:themeTint="99"/>
-          <w:sz w:val="32"/>
-          <w:szCs w:val="32"/>
-        </w:rPr>
-      </w:pPr>
-      <w:r>
-        <w:rPr>
-          <w:rFonts w:ascii="Carlito" w:hAnsi="Carlito" w:cs="Carlito"/>
-          <w:b/>
-          <w:bCs/>
-          <w:color w:val="D86DCB" w:themeColor="accent5" w:themeTint="99"/>
-          <w:sz w:val="32"/>
-          <w:szCs w:val="32"/>
-        </w:rPr>
-        <w:t xml:space="preserve">  print(token);</w:t>
-      </w:r>
-    </w:p>
-    <w:p>
-      <w:pPr>
-        <w:jc w:val="both"/>
-        <w:rPr>
-          <w:rFonts w:ascii="Carlito" w:hAnsi="Carlito" w:cs="Carlito"/>
-          <w:b/>
-          <w:bCs/>
-          <w:color w:val="D86DCB" w:themeColor="accent5" w:themeTint="99"/>
-          <w:sz w:val="32"/>
-          <w:szCs w:val="32"/>
-        </w:rPr>
-      </w:pPr>
-      <w:r>
-        <w:rPr>
-          <w:rFonts w:ascii="Carlito" w:hAnsi="Carlito" w:cs="Carlito"/>
-          <w:b/>
-          <w:bCs/>
-          <w:color w:val="D86DCB" w:themeColor="accent5" w:themeTint="99"/>
-          <w:sz w:val="32"/>
-          <w:szCs w:val="32"/>
-        </w:rPr>
-        <w:t>}</w:t>
-      </w:r>
-    </w:p>
-    <w:p>
-      <w:pPr>
-        <w:jc w:val="both"/>
-        <w:rPr>
-          <w:rFonts w:ascii="Carlito" w:hAnsi="Carlito" w:cs="Carlito"/>
-          <w:sz w:val="32"/>
-          <w:szCs w:val="32"/>
-        </w:rPr>
-      </w:pPr>
-      <w:r>
-        <w:rPr>
-          <w:rFonts w:ascii="Carlito" w:hAnsi="Carlito" w:cs="Carlito"/>
-          <w:sz w:val="32"/>
-          <w:szCs w:val="32"/>
-        </w:rPr>
-        <w:t xml:space="preserve">Output: </w:t>
-      </w:r>
-      <w:r>
-        <w:rPr>
-          <w:rFonts w:ascii="Carlito" w:hAnsi="Carlito" w:cs="Carlito"/>
-          <w:b/>
-          <w:bCs/>
-          <w:sz w:val="32"/>
-          <w:szCs w:val="32"/>
+          <w:sz w:val="30"/>
+          <w:szCs w:val="30"/>
         </w:rPr>
         <w:t>abc123</w:t>
       </w:r>
@@ -2741,27 +2917,27 @@
           <w:rFonts w:ascii="Carlito" w:hAnsi="Carlito" w:cs="Carlito"/>
           <w:b/>
           <w:bCs/>
-          <w:sz w:val="32"/>
-          <w:szCs w:val="32"/>
-        </w:rPr>
-      </w:pPr>
-    </w:p>
-    <w:p>
-      <w:pPr>
-        <w:jc w:val="both"/>
-        <w:rPr>
-          <w:rFonts w:ascii="Carlito" w:hAnsi="Carlito" w:cs="Carlito"/>
-          <w:sz w:val="32"/>
-          <w:szCs w:val="32"/>
-        </w:rPr>
-      </w:pPr>
-      <w:r>
-        <w:rPr>
-          <w:rFonts w:ascii="Carlito" w:hAnsi="Carlito" w:cs="Carlito"/>
-          <w:b/>
-          <w:bCs/>
-          <w:sz w:val="32"/>
-          <w:szCs w:val="32"/>
+          <w:sz w:val="30"/>
+          <w:szCs w:val="30"/>
+        </w:rPr>
+      </w:pPr>
+    </w:p>
+    <w:p>
+      <w:pPr>
+        <w:jc w:val="both"/>
+        <w:rPr>
+          <w:rFonts w:ascii="Carlito" w:hAnsi="Carlito" w:cs="Carlito"/>
+          <w:sz w:val="30"/>
+          <w:szCs w:val="30"/>
+        </w:rPr>
+      </w:pPr>
+      <w:r>
+        <w:rPr>
+          <w:rFonts w:ascii="Carlito" w:hAnsi="Carlito" w:cs="Carlito"/>
+          <w:b/>
+          <w:bCs/>
+          <w:sz w:val="30"/>
+          <w:szCs w:val="30"/>
         </w:rPr>
         <w:t>Final Takeway:</w:t>
       </w:r>
@@ -2792,15 +2968,15 @@
               <w:jc w:val="both"/>
               <w:rPr>
                 <w:rFonts w:ascii="Carlito" w:hAnsi="Carlito" w:cs="Carlito"/>
-                <w:sz w:val="32"/>
-                <w:szCs w:val="32"/>
+                <w:sz w:val="30"/>
+                <w:szCs w:val="30"/>
               </w:rPr>
             </w:pPr>
             <w:r>
               <w:rPr>
                 <w:rFonts w:ascii="Carlito" w:hAnsi="Carlito" w:cs="Carlito"/>
-                <w:sz w:val="32"/>
-                <w:szCs w:val="32"/>
+                <w:sz w:val="30"/>
+                <w:szCs w:val="30"/>
               </w:rPr>
               <w:t>Operator</w:t>
             </w:r>
@@ -2818,15 +2994,15 @@
               <w:cnfStyle w:val="100000000000" w:firstRow="1" w:lastRow="0" w:firstColumn="0" w:lastColumn="0" w:oddVBand="0" w:evenVBand="0" w:oddHBand="0" w:evenHBand="0" w:firstRowFirstColumn="0" w:firstRowLastColumn="0" w:lastRowFirstColumn="0" w:lastRowLastColumn="0"/>
               <w:rPr>
                 <w:rFonts w:ascii="Carlito" w:hAnsi="Carlito" w:cs="Carlito"/>
-                <w:sz w:val="32"/>
-                <w:szCs w:val="32"/>
+                <w:sz w:val="30"/>
+                <w:szCs w:val="30"/>
               </w:rPr>
             </w:pPr>
             <w:r>
               <w:rPr>
                 <w:rFonts w:ascii="Carlito" w:hAnsi="Carlito" w:cs="Carlito"/>
-                <w:sz w:val="32"/>
-                <w:szCs w:val="32"/>
+                <w:sz w:val="30"/>
+                <w:szCs w:val="30"/>
               </w:rPr>
               <w:t>Meaning</w:t>
             </w:r>
@@ -2849,15 +3025,15 @@
               <w:jc w:val="both"/>
               <w:rPr>
                 <w:rFonts w:ascii="Carlito" w:hAnsi="Carlito" w:cs="Carlito"/>
-                <w:sz w:val="32"/>
-                <w:szCs w:val="32"/>
+                <w:sz w:val="30"/>
+                <w:szCs w:val="30"/>
               </w:rPr>
             </w:pPr>
             <w:r>
               <w:rPr>
                 <w:rFonts w:ascii="Carlito" w:hAnsi="Carlito" w:cs="Carlito"/>
-                <w:sz w:val="32"/>
-                <w:szCs w:val="32"/>
+                <w:sz w:val="30"/>
+                <w:szCs w:val="30"/>
               </w:rPr>
               <w:t>??</w:t>
             </w:r>
@@ -2875,15 +3051,15 @@
               <w:cnfStyle w:val="000000100000" w:firstRow="0" w:lastRow="0" w:firstColumn="0" w:lastColumn="0" w:oddVBand="0" w:evenVBand="0" w:oddHBand="1" w:evenHBand="0" w:firstRowFirstColumn="0" w:firstRowLastColumn="0" w:lastRowFirstColumn="0" w:lastRowLastColumn="0"/>
               <w:rPr>
                 <w:rFonts w:ascii="Carlito" w:hAnsi="Carlito" w:cs="Carlito"/>
-                <w:sz w:val="32"/>
-                <w:szCs w:val="32"/>
+                <w:sz w:val="30"/>
+                <w:szCs w:val="30"/>
               </w:rPr>
             </w:pPr>
             <w:r>
               <w:rPr>
                 <w:rFonts w:ascii="Carlito" w:hAnsi="Carlito" w:cs="Carlito"/>
-                <w:sz w:val="32"/>
-                <w:szCs w:val="32"/>
+                <w:sz w:val="30"/>
+                <w:szCs w:val="30"/>
               </w:rPr>
               <w:t>Use fallback value</w:t>
             </w:r>
@@ -2903,15 +3079,15 @@
               <w:jc w:val="both"/>
               <w:rPr>
                 <w:rFonts w:ascii="Carlito" w:hAnsi="Carlito" w:cs="Carlito"/>
-                <w:sz w:val="32"/>
-                <w:szCs w:val="32"/>
+                <w:sz w:val="30"/>
+                <w:szCs w:val="30"/>
               </w:rPr>
             </w:pPr>
             <w:r>
               <w:rPr>
                 <w:rFonts w:ascii="Carlito" w:hAnsi="Carlito" w:cs="Carlito"/>
-                <w:sz w:val="32"/>
-                <w:szCs w:val="32"/>
+                <w:sz w:val="30"/>
+                <w:szCs w:val="30"/>
               </w:rPr>
               <w:t>??=</w:t>
             </w:r>
@@ -2929,15 +3105,15 @@
               <w:cnfStyle w:val="000000000000" w:firstRow="0" w:lastRow="0" w:firstColumn="0" w:lastColumn="0" w:oddVBand="0" w:evenVBand="0" w:oddHBand="0" w:evenHBand="0" w:firstRowFirstColumn="0" w:firstRowLastColumn="0" w:lastRowFirstColumn="0" w:lastRowLastColumn="0"/>
               <w:rPr>
                 <w:rFonts w:ascii="Carlito" w:hAnsi="Carlito" w:cs="Carlito"/>
-                <w:sz w:val="32"/>
-                <w:szCs w:val="32"/>
+                <w:sz w:val="30"/>
+                <w:szCs w:val="30"/>
               </w:rPr>
             </w:pPr>
             <w:r>
               <w:rPr>
                 <w:rFonts w:ascii="Carlito" w:hAnsi="Carlito" w:cs="Carlito"/>
-                <w:sz w:val="32"/>
-                <w:szCs w:val="32"/>
+                <w:sz w:val="30"/>
+                <w:szCs w:val="30"/>
               </w:rPr>
               <w:t>Assign if null</w:t>
             </w:r>
@@ -2960,17 +3136,16 @@
               <w:jc w:val="both"/>
               <w:rPr>
                 <w:rFonts w:ascii="Carlito" w:hAnsi="Carlito" w:cs="Carlito"/>
-                <w:sz w:val="32"/>
-                <w:szCs w:val="32"/>
+                <w:sz w:val="30"/>
+                <w:szCs w:val="30"/>
               </w:rPr>
             </w:pPr>
             <w:r>
               <w:rPr>
                 <w:rFonts w:ascii="Carlito" w:hAnsi="Carlito" w:cs="Carlito"/>
-                <w:sz w:val="32"/>
-                <w:szCs w:val="32"/>
+                <w:sz w:val="30"/>
+                <w:szCs w:val="30"/>
               </w:rPr>
-              <w:lastRenderedPageBreak/>
               <w:t>?.</w:t>
             </w:r>
           </w:p>
@@ -2987,23 +3162,23 @@
               <w:cnfStyle w:val="000000100000" w:firstRow="0" w:lastRow="0" w:firstColumn="0" w:lastColumn="0" w:oddVBand="0" w:evenVBand="0" w:oddHBand="1" w:evenHBand="0" w:firstRowFirstColumn="0" w:firstRowLastColumn="0" w:lastRowFirstColumn="0" w:lastRowLastColumn="0"/>
               <w:rPr>
                 <w:rFonts w:ascii="Carlito" w:hAnsi="Carlito" w:cs="Carlito"/>
-                <w:sz w:val="32"/>
-                <w:szCs w:val="32"/>
+                <w:sz w:val="30"/>
+                <w:szCs w:val="30"/>
               </w:rPr>
             </w:pPr>
             <w:r>
               <w:rPr>
                 <w:rFonts w:ascii="Carlito" w:hAnsi="Carlito" w:cs="Carlito"/>
-                <w:sz w:val="32"/>
-                <w:szCs w:val="32"/>
+                <w:sz w:val="30"/>
+                <w:szCs w:val="30"/>
               </w:rPr>
               <w:t>Access if not null</w:t>
             </w:r>
             <w:r>
               <w:rPr>
                 <w:rFonts w:ascii="Carlito" w:hAnsi="Carlito" w:cs="Carlito"/>
-                <w:sz w:val="32"/>
-                <w:szCs w:val="32"/>
+                <w:sz w:val="30"/>
+                <w:szCs w:val="30"/>
               </w:rPr>
               <w:t>. Safe access if object may be null</w:t>
             </w:r>
@@ -3023,15 +3198,15 @@
               <w:jc w:val="both"/>
               <w:rPr>
                 <w:rFonts w:ascii="Carlito" w:hAnsi="Carlito" w:cs="Carlito"/>
-                <w:sz w:val="32"/>
-                <w:szCs w:val="32"/>
+                <w:sz w:val="30"/>
+                <w:szCs w:val="30"/>
               </w:rPr>
             </w:pPr>
             <w:r>
               <w:rPr>
                 <w:rFonts w:ascii="Carlito" w:hAnsi="Carlito" w:cs="Carlito"/>
-                <w:sz w:val="32"/>
-                <w:szCs w:val="32"/>
+                <w:sz w:val="30"/>
+                <w:szCs w:val="30"/>
               </w:rPr>
               <w:t>!</w:t>
             </w:r>
@@ -3049,15 +3224,15 @@
               <w:cnfStyle w:val="000000000000" w:firstRow="0" w:lastRow="0" w:firstColumn="0" w:lastColumn="0" w:oddVBand="0" w:evenVBand="0" w:oddHBand="0" w:evenHBand="0" w:firstRowFirstColumn="0" w:firstRowLastColumn="0" w:lastRowFirstColumn="0" w:lastRowLastColumn="0"/>
               <w:rPr>
                 <w:rFonts w:ascii="Carlito" w:hAnsi="Carlito" w:cs="Carlito"/>
-                <w:sz w:val="32"/>
-                <w:szCs w:val="32"/>
+                <w:sz w:val="30"/>
+                <w:szCs w:val="30"/>
               </w:rPr>
             </w:pPr>
             <w:r>
               <w:rPr>
                 <w:rFonts w:ascii="Carlito" w:hAnsi="Carlito" w:cs="Carlito"/>
-                <w:sz w:val="32"/>
-                <w:szCs w:val="32"/>
+                <w:sz w:val="30"/>
+                <w:szCs w:val="30"/>
               </w:rPr>
               <w:t>Force unwrap (dangerous)</w:t>
             </w:r>
@@ -3070,42 +3245,43 @@
         <w:jc w:val="both"/>
         <w:rPr>
           <w:rFonts w:ascii="Carlito" w:hAnsi="Carlito" w:cs="Carlito"/>
-          <w:sz w:val="32"/>
-          <w:szCs w:val="32"/>
-        </w:rPr>
-      </w:pPr>
-    </w:p>
-    <w:p>
-      <w:pPr>
-        <w:jc w:val="both"/>
-        <w:rPr>
-          <w:rFonts w:ascii="Carlito" w:hAnsi="Carlito" w:cs="Carlito"/>
-          <w:b/>
-          <w:bCs/>
-          <w:sz w:val="32"/>
-          <w:szCs w:val="32"/>
-        </w:rPr>
-      </w:pPr>
-    </w:p>
-    <w:p>
-      <w:pPr>
-        <w:jc w:val="both"/>
-        <w:rPr>
-          <w:rFonts w:ascii="Carlito" w:hAnsi="Carlito" w:cs="Carlito"/>
-          <w:b/>
-          <w:bCs/>
-          <w:sz w:val="32"/>
-          <w:szCs w:val="32"/>
-        </w:rPr>
-      </w:pPr>
-      <w:r>
-        <w:rPr>
-          <w:rFonts w:ascii="Carlito" w:hAnsi="Carlito" w:cs="Carlito"/>
-          <w:b/>
-          <w:bCs/>
-          <w:sz w:val="32"/>
-          <w:szCs w:val="32"/>
-        </w:rPr>
+          <w:sz w:val="30"/>
+          <w:szCs w:val="30"/>
+        </w:rPr>
+      </w:pPr>
+    </w:p>
+    <w:p>
+      <w:pPr>
+        <w:jc w:val="both"/>
+        <w:rPr>
+          <w:rFonts w:ascii="Carlito" w:hAnsi="Carlito" w:cs="Carlito"/>
+          <w:b/>
+          <w:bCs/>
+          <w:sz w:val="30"/>
+          <w:szCs w:val="30"/>
+        </w:rPr>
+      </w:pPr>
+    </w:p>
+    <w:p>
+      <w:pPr>
+        <w:jc w:val="both"/>
+        <w:rPr>
+          <w:rFonts w:ascii="Carlito" w:hAnsi="Carlito" w:cs="Carlito"/>
+          <w:b/>
+          <w:bCs/>
+          <w:sz w:val="30"/>
+          <w:szCs w:val="30"/>
+        </w:rPr>
+      </w:pPr>
+      <w:r>
+        <w:rPr>
+          <w:rFonts w:ascii="Carlito" w:hAnsi="Carlito" w:cs="Carlito"/>
+          <w:b/>
+          <w:bCs/>
+          <w:sz w:val="30"/>
+          <w:szCs w:val="30"/>
+        </w:rPr>
+        <w:lastRenderedPageBreak/>
         <w:t xml:space="preserve">Null Aware Elements (?) in </w:t>
       </w:r>
       <w:r>
@@ -3113,8 +3289,8 @@
           <w:rFonts w:ascii="Carlito" w:hAnsi="Carlito" w:cs="Carlito"/>
           <w:b/>
           <w:bCs/>
-          <w:sz w:val="32"/>
-          <w:szCs w:val="32"/>
+          <w:sz w:val="30"/>
+          <w:szCs w:val="30"/>
         </w:rPr>
         <w:t>Collections/</w:t>
       </w:r>
@@ -3123,8 +3299,8 @@
           <w:rFonts w:ascii="Carlito" w:hAnsi="Carlito" w:cs="Carlito"/>
           <w:b/>
           <w:bCs/>
-          <w:sz w:val="32"/>
-          <w:szCs w:val="32"/>
+          <w:sz w:val="30"/>
+          <w:szCs w:val="30"/>
         </w:rPr>
         <w:t>Column/Row:</w:t>
       </w:r>
@@ -3134,15 +3310,15 @@
         <w:jc w:val="both"/>
         <w:rPr>
           <w:rFonts w:ascii="Carlito" w:hAnsi="Carlito" w:cs="Carlito"/>
-          <w:sz w:val="32"/>
-          <w:szCs w:val="32"/>
-        </w:rPr>
-      </w:pPr>
-      <w:r>
-        <w:rPr>
-          <w:rFonts w:ascii="Carlito" w:hAnsi="Carlito" w:cs="Carlito"/>
-          <w:sz w:val="32"/>
-          <w:szCs w:val="32"/>
+          <w:sz w:val="30"/>
+          <w:szCs w:val="30"/>
+        </w:rPr>
+      </w:pPr>
+      <w:r>
+        <w:rPr>
+          <w:rFonts w:ascii="Carlito" w:hAnsi="Carlito" w:cs="Carlito"/>
+          <w:sz w:val="30"/>
+          <w:szCs w:val="30"/>
         </w:rPr>
         <w:t xml:space="preserve"># In </w:t>
       </w:r>
@@ -3151,16 +3327,16 @@
           <w:rFonts w:ascii="Carlito" w:hAnsi="Carlito" w:cs="Carlito"/>
           <w:b/>
           <w:bCs/>
-          <w:sz w:val="32"/>
-          <w:szCs w:val="32"/>
+          <w:sz w:val="30"/>
+          <w:szCs w:val="30"/>
         </w:rPr>
         <w:t>Dart 3.8+</w:t>
       </w:r>
       <w:r>
         <w:rPr>
           <w:rFonts w:ascii="Carlito" w:hAnsi="Carlito" w:cs="Carlito"/>
-          <w:sz w:val="32"/>
-          <w:szCs w:val="32"/>
+          <w:sz w:val="30"/>
+          <w:szCs w:val="30"/>
         </w:rPr>
         <w:t xml:space="preserve"> &amp; </w:t>
       </w:r>
@@ -3169,16 +3345,16 @@
           <w:rFonts w:ascii="Carlito" w:hAnsi="Carlito" w:cs="Carlito"/>
           <w:b/>
           <w:bCs/>
-          <w:sz w:val="32"/>
-          <w:szCs w:val="32"/>
+          <w:sz w:val="30"/>
+          <w:szCs w:val="30"/>
         </w:rPr>
         <w:t>Flutter 3.32+</w:t>
       </w:r>
       <w:r>
         <w:rPr>
           <w:rFonts w:ascii="Carlito" w:hAnsi="Carlito" w:cs="Carlito"/>
-          <w:sz w:val="32"/>
-          <w:szCs w:val="32"/>
+          <w:sz w:val="30"/>
+          <w:szCs w:val="30"/>
         </w:rPr>
         <w:t xml:space="preserve">. We can use null aware elements </w:t>
       </w:r>
@@ -3187,16 +3363,16 @@
           <w:rFonts w:ascii="Carlito" w:hAnsi="Carlito" w:cs="Carlito"/>
           <w:b/>
           <w:bCs/>
-          <w:sz w:val="32"/>
-          <w:szCs w:val="32"/>
+          <w:sz w:val="30"/>
+          <w:szCs w:val="30"/>
         </w:rPr>
         <w:t>(?</w:t>
       </w:r>
       <w:r>
         <w:rPr>
           <w:rFonts w:ascii="Carlito" w:hAnsi="Carlito" w:cs="Carlito"/>
-          <w:sz w:val="32"/>
-          <w:szCs w:val="32"/>
+          <w:sz w:val="30"/>
+          <w:szCs w:val="30"/>
         </w:rPr>
         <w:t xml:space="preserve">) instead of writing </w:t>
       </w:r>
@@ -3205,24 +3381,24 @@
           <w:rFonts w:ascii="Carlito" w:hAnsi="Carlito" w:cs="Carlito"/>
           <w:b/>
           <w:bCs/>
-          <w:sz w:val="32"/>
-          <w:szCs w:val="32"/>
+          <w:sz w:val="30"/>
+          <w:szCs w:val="30"/>
         </w:rPr>
         <w:t>if-else</w:t>
       </w:r>
       <w:r>
         <w:rPr>
           <w:rFonts w:ascii="Carlito" w:hAnsi="Carlito" w:cs="Carlito"/>
-          <w:sz w:val="32"/>
-          <w:szCs w:val="32"/>
+          <w:sz w:val="30"/>
+          <w:szCs w:val="30"/>
         </w:rPr>
         <w:t xml:space="preserve"> block</w:t>
       </w:r>
       <w:r>
         <w:rPr>
           <w:rFonts w:ascii="Carlito" w:hAnsi="Carlito" w:cs="Carlito"/>
-          <w:sz w:val="32"/>
-          <w:szCs w:val="32"/>
+          <w:sz w:val="30"/>
+          <w:szCs w:val="30"/>
         </w:rPr>
         <w:t xml:space="preserve"> inside Lists, Sets and Maps</w:t>
       </w:r>
@@ -3232,23 +3408,23 @@
         <w:jc w:val="both"/>
         <w:rPr>
           <w:rFonts w:ascii="Carlito" w:hAnsi="Carlito" w:cs="Carlito"/>
-          <w:sz w:val="32"/>
-          <w:szCs w:val="32"/>
-        </w:rPr>
-      </w:pPr>
-      <w:r>
-        <w:rPr>
-          <w:rFonts w:ascii="Carlito" w:hAnsi="Carlito" w:cs="Carlito"/>
-          <w:sz w:val="32"/>
-          <w:szCs w:val="32"/>
+          <w:sz w:val="30"/>
+          <w:szCs w:val="30"/>
+        </w:rPr>
+      </w:pPr>
+      <w:r>
+        <w:rPr>
+          <w:rFonts w:ascii="Carlito" w:hAnsi="Carlito" w:cs="Carlito"/>
+          <w:sz w:val="30"/>
+          <w:szCs w:val="30"/>
         </w:rPr>
         <w:t xml:space="preserve"># </w:t>
       </w:r>
       <w:r>
         <w:rPr>
           <w:rFonts w:ascii="Carlito" w:hAnsi="Carlito" w:cs="Carlito"/>
-          <w:sz w:val="32"/>
-          <w:szCs w:val="32"/>
+          <w:sz w:val="30"/>
+          <w:szCs w:val="30"/>
         </w:rPr>
         <w:t xml:space="preserve">Like if a widget, builder or method can </w:t>
       </w:r>
@@ -3257,80 +3433,80 @@
           <w:rFonts w:ascii="Carlito" w:hAnsi="Carlito" w:cs="Carlito"/>
           <w:b/>
           <w:bCs/>
-          <w:sz w:val="32"/>
-          <w:szCs w:val="32"/>
+          <w:sz w:val="30"/>
+          <w:szCs w:val="30"/>
         </w:rPr>
         <w:t>return null</w:t>
       </w:r>
       <w:r>
         <w:rPr>
           <w:rFonts w:ascii="Carlito" w:hAnsi="Carlito" w:cs="Carlito"/>
-          <w:sz w:val="32"/>
-          <w:szCs w:val="32"/>
+          <w:sz w:val="30"/>
+          <w:szCs w:val="30"/>
         </w:rPr>
         <w:t xml:space="preserve">, so we have to check it before displaying </w:t>
       </w:r>
       <w:r>
         <w:rPr>
           <w:rFonts w:ascii="Carlito" w:hAnsi="Carlito" w:cs="Carlito"/>
-          <w:sz w:val="32"/>
-          <w:szCs w:val="32"/>
+          <w:sz w:val="30"/>
+          <w:szCs w:val="30"/>
         </w:rPr>
         <w:t xml:space="preserve">it </w:t>
       </w:r>
       <w:r>
         <w:rPr>
           <w:rFonts w:ascii="Carlito" w:hAnsi="Carlito" w:cs="Carlito"/>
-          <w:sz w:val="32"/>
-          <w:szCs w:val="32"/>
+          <w:sz w:val="30"/>
+          <w:szCs w:val="30"/>
         </w:rPr>
         <w:t xml:space="preserve">in </w:t>
       </w:r>
       <w:r>
         <w:rPr>
           <w:rFonts w:ascii="Carlito" w:hAnsi="Carlito" w:cs="Carlito"/>
-          <w:sz w:val="32"/>
-          <w:szCs w:val="32"/>
+          <w:sz w:val="30"/>
+          <w:szCs w:val="30"/>
         </w:rPr>
         <w:t>the W</w:t>
       </w:r>
       <w:r>
         <w:rPr>
           <w:rFonts w:ascii="Carlito" w:hAnsi="Carlito" w:cs="Carlito"/>
-          <w:sz w:val="32"/>
-          <w:szCs w:val="32"/>
+          <w:sz w:val="30"/>
+          <w:szCs w:val="30"/>
         </w:rPr>
         <w:t xml:space="preserve">idget </w:t>
       </w:r>
       <w:r>
         <w:rPr>
           <w:rFonts w:ascii="Carlito" w:hAnsi="Carlito" w:cs="Carlito"/>
-          <w:sz w:val="32"/>
-          <w:szCs w:val="32"/>
+          <w:sz w:val="30"/>
+          <w:szCs w:val="30"/>
         </w:rPr>
         <w:t>T</w:t>
       </w:r>
       <w:r>
         <w:rPr>
           <w:rFonts w:ascii="Carlito" w:hAnsi="Carlito" w:cs="Carlito"/>
-          <w:sz w:val="32"/>
-          <w:szCs w:val="32"/>
+          <w:sz w:val="30"/>
+          <w:szCs w:val="30"/>
         </w:rPr>
         <w:t xml:space="preserve">ree. If </w:t>
       </w:r>
       <w:r>
         <w:rPr>
           <w:rFonts w:ascii="Carlito" w:hAnsi="Carlito" w:cs="Carlito"/>
-          <w:sz w:val="32"/>
-          <w:szCs w:val="32"/>
+          <w:sz w:val="30"/>
+          <w:szCs w:val="30"/>
         </w:rPr>
         <w:t>it’s</w:t>
       </w:r>
       <w:r>
         <w:rPr>
           <w:rFonts w:ascii="Carlito" w:hAnsi="Carlito" w:cs="Carlito"/>
-          <w:sz w:val="32"/>
-          <w:szCs w:val="32"/>
+          <w:sz w:val="30"/>
+          <w:szCs w:val="30"/>
         </w:rPr>
         <w:t xml:space="preserve"> not</w:t>
       </w:r>
@@ -3339,16 +3515,16 @@
           <w:rFonts w:ascii="Carlito" w:hAnsi="Carlito" w:cs="Carlito"/>
           <w:b/>
           <w:bCs/>
-          <w:sz w:val="32"/>
-          <w:szCs w:val="32"/>
+          <w:sz w:val="30"/>
+          <w:szCs w:val="30"/>
         </w:rPr>
         <w:t xml:space="preserve"> null</w:t>
       </w:r>
       <w:r>
         <w:rPr>
           <w:rFonts w:ascii="Carlito" w:hAnsi="Carlito" w:cs="Carlito"/>
-          <w:sz w:val="32"/>
-          <w:szCs w:val="32"/>
+          <w:sz w:val="30"/>
+          <w:szCs w:val="30"/>
         </w:rPr>
         <w:t xml:space="preserve"> then the widget is displayed.</w:t>
       </w:r>
@@ -3358,23 +3534,23 @@
         <w:jc w:val="both"/>
         <w:rPr>
           <w:rFonts w:ascii="Carlito" w:hAnsi="Carlito" w:cs="Carlito"/>
-          <w:sz w:val="32"/>
-          <w:szCs w:val="32"/>
-        </w:rPr>
-      </w:pPr>
-      <w:r>
-        <w:rPr>
-          <w:rFonts w:ascii="Carlito" w:hAnsi="Carlito" w:cs="Carlito"/>
-          <w:sz w:val="32"/>
-          <w:szCs w:val="32"/>
+          <w:sz w:val="30"/>
+          <w:szCs w:val="30"/>
+        </w:rPr>
+      </w:pPr>
+      <w:r>
+        <w:rPr>
+          <w:rFonts w:ascii="Carlito" w:hAnsi="Carlito" w:cs="Carlito"/>
+          <w:sz w:val="30"/>
+          <w:szCs w:val="30"/>
         </w:rPr>
         <w:t xml:space="preserve"># </w:t>
       </w:r>
       <w:r>
         <w:rPr>
           <w:rFonts w:ascii="Carlito" w:hAnsi="Carlito" w:cs="Carlito"/>
-          <w:sz w:val="32"/>
-          <w:szCs w:val="32"/>
+          <w:sz w:val="30"/>
+          <w:szCs w:val="30"/>
         </w:rPr>
         <w:t>Before or old way:</w:t>
       </w:r>
@@ -3387,18 +3563,18 @@
           <w:b/>
           <w:bCs/>
           <w:color w:val="D86DCB" w:themeColor="accent5" w:themeTint="99"/>
-          <w:sz w:val="32"/>
-          <w:szCs w:val="32"/>
-        </w:rPr>
-      </w:pPr>
-      <w:r>
-        <w:rPr>
-          <w:rFonts w:ascii="Carlito" w:hAnsi="Carlito" w:cs="Carlito"/>
-          <w:b/>
-          <w:bCs/>
-          <w:color w:val="D86DCB" w:themeColor="accent5" w:themeTint="99"/>
-          <w:sz w:val="32"/>
-          <w:szCs w:val="32"/>
+          <w:sz w:val="30"/>
+          <w:szCs w:val="30"/>
+        </w:rPr>
+      </w:pPr>
+      <w:r>
+        <w:rPr>
+          <w:rFonts w:ascii="Carlito" w:hAnsi="Carlito" w:cs="Carlito"/>
+          <w:b/>
+          <w:bCs/>
+          <w:color w:val="D86DCB" w:themeColor="accent5" w:themeTint="99"/>
+          <w:sz w:val="30"/>
+          <w:szCs w:val="30"/>
         </w:rPr>
         <w:t>Column(</w:t>
       </w:r>
@@ -3411,18 +3587,18 @@
           <w:b/>
           <w:bCs/>
           <w:color w:val="D86DCB" w:themeColor="accent5" w:themeTint="99"/>
-          <w:sz w:val="32"/>
-          <w:szCs w:val="32"/>
-        </w:rPr>
-      </w:pPr>
-      <w:r>
-        <w:rPr>
-          <w:rFonts w:ascii="Carlito" w:hAnsi="Carlito" w:cs="Carlito"/>
-          <w:b/>
-          <w:bCs/>
-          <w:color w:val="D86DCB" w:themeColor="accent5" w:themeTint="99"/>
-          <w:sz w:val="32"/>
-          <w:szCs w:val="32"/>
+          <w:sz w:val="30"/>
+          <w:szCs w:val="30"/>
+        </w:rPr>
+      </w:pPr>
+      <w:r>
+        <w:rPr>
+          <w:rFonts w:ascii="Carlito" w:hAnsi="Carlito" w:cs="Carlito"/>
+          <w:b/>
+          <w:bCs/>
+          <w:color w:val="D86DCB" w:themeColor="accent5" w:themeTint="99"/>
+          <w:sz w:val="30"/>
+          <w:szCs w:val="30"/>
         </w:rPr>
         <w:t xml:space="preserve">    children: [</w:t>
       </w:r>
@@ -3435,18 +3611,18 @@
           <w:b/>
           <w:bCs/>
           <w:color w:val="D86DCB" w:themeColor="accent5" w:themeTint="99"/>
-          <w:sz w:val="32"/>
-          <w:szCs w:val="32"/>
-        </w:rPr>
-      </w:pPr>
-      <w:r>
-        <w:rPr>
-          <w:rFonts w:ascii="Carlito" w:hAnsi="Carlito" w:cs="Carlito"/>
-          <w:b/>
-          <w:bCs/>
-          <w:color w:val="D86DCB" w:themeColor="accent5" w:themeTint="99"/>
-          <w:sz w:val="32"/>
-          <w:szCs w:val="32"/>
+          <w:sz w:val="30"/>
+          <w:szCs w:val="30"/>
+        </w:rPr>
+      </w:pPr>
+      <w:r>
+        <w:rPr>
+          <w:rFonts w:ascii="Carlito" w:hAnsi="Carlito" w:cs="Carlito"/>
+          <w:b/>
+          <w:bCs/>
+          <w:color w:val="D86DCB" w:themeColor="accent5" w:themeTint="99"/>
+          <w:sz w:val="30"/>
+          <w:szCs w:val="30"/>
         </w:rPr>
         <w:t xml:space="preserve">       Text('Title'),</w:t>
       </w:r>
@@ -3459,18 +3635,18 @@
           <w:b/>
           <w:bCs/>
           <w:color w:val="D86DCB" w:themeColor="accent5" w:themeTint="99"/>
-          <w:sz w:val="32"/>
-          <w:szCs w:val="32"/>
-        </w:rPr>
-      </w:pPr>
-      <w:r>
-        <w:rPr>
-          <w:rFonts w:ascii="Carlito" w:hAnsi="Carlito" w:cs="Carlito"/>
-          <w:b/>
-          <w:bCs/>
-          <w:color w:val="D86DCB" w:themeColor="accent5" w:themeTint="99"/>
-          <w:sz w:val="32"/>
-          <w:szCs w:val="32"/>
+          <w:sz w:val="30"/>
+          <w:szCs w:val="30"/>
+        </w:rPr>
+      </w:pPr>
+      <w:r>
+        <w:rPr>
+          <w:rFonts w:ascii="Carlito" w:hAnsi="Carlito" w:cs="Carlito"/>
+          <w:b/>
+          <w:bCs/>
+          <w:color w:val="D86DCB" w:themeColor="accent5" w:themeTint="99"/>
+          <w:sz w:val="30"/>
+          <w:szCs w:val="30"/>
         </w:rPr>
         <w:t xml:space="preserve">       If(subTitleWidget != null) subTitleWidget,</w:t>
       </w:r>
@@ -3483,18 +3659,18 @@
           <w:b/>
           <w:bCs/>
           <w:color w:val="D86DCB" w:themeColor="accent5" w:themeTint="99"/>
-          <w:sz w:val="32"/>
-          <w:szCs w:val="32"/>
-        </w:rPr>
-      </w:pPr>
-      <w:r>
-        <w:rPr>
-          <w:rFonts w:ascii="Carlito" w:hAnsi="Carlito" w:cs="Carlito"/>
-          <w:b/>
-          <w:bCs/>
-          <w:color w:val="D86DCB" w:themeColor="accent5" w:themeTint="99"/>
-          <w:sz w:val="32"/>
-          <w:szCs w:val="32"/>
+          <w:sz w:val="30"/>
+          <w:szCs w:val="30"/>
+        </w:rPr>
+      </w:pPr>
+      <w:r>
+        <w:rPr>
+          <w:rFonts w:ascii="Carlito" w:hAnsi="Carlito" w:cs="Carlito"/>
+          <w:b/>
+          <w:bCs/>
+          <w:color w:val="D86DCB" w:themeColor="accent5" w:themeTint="99"/>
+          <w:sz w:val="30"/>
+          <w:szCs w:val="30"/>
         </w:rPr>
         <w:t xml:space="preserve">       If(iconWidget != null) iconWidget,</w:t>
       </w:r>
@@ -3507,18 +3683,18 @@
           <w:b/>
           <w:bCs/>
           <w:color w:val="D86DCB" w:themeColor="accent5" w:themeTint="99"/>
-          <w:sz w:val="32"/>
-          <w:szCs w:val="32"/>
-        </w:rPr>
-      </w:pPr>
-      <w:r>
-        <w:rPr>
-          <w:rFonts w:ascii="Carlito" w:hAnsi="Carlito" w:cs="Carlito"/>
-          <w:b/>
-          <w:bCs/>
-          <w:color w:val="D86DCB" w:themeColor="accent5" w:themeTint="99"/>
-          <w:sz w:val="32"/>
-          <w:szCs w:val="32"/>
+          <w:sz w:val="30"/>
+          <w:szCs w:val="30"/>
+        </w:rPr>
+      </w:pPr>
+      <w:r>
+        <w:rPr>
+          <w:rFonts w:ascii="Carlito" w:hAnsi="Carlito" w:cs="Carlito"/>
+          <w:b/>
+          <w:bCs/>
+          <w:color w:val="D86DCB" w:themeColor="accent5" w:themeTint="99"/>
+          <w:sz w:val="30"/>
+          <w:szCs w:val="30"/>
         </w:rPr>
         <w:t xml:space="preserve">       If(footerWidget != null) footerWidget,</w:t>
       </w:r>
@@ -3531,18 +3707,18 @@
           <w:b/>
           <w:bCs/>
           <w:color w:val="D86DCB" w:themeColor="accent5" w:themeTint="99"/>
-          <w:sz w:val="32"/>
-          <w:szCs w:val="32"/>
-        </w:rPr>
-      </w:pPr>
-      <w:r>
-        <w:rPr>
-          <w:rFonts w:ascii="Carlito" w:hAnsi="Carlito" w:cs="Carlito"/>
-          <w:b/>
-          <w:bCs/>
-          <w:color w:val="D86DCB" w:themeColor="accent5" w:themeTint="99"/>
-          <w:sz w:val="32"/>
-          <w:szCs w:val="32"/>
+          <w:sz w:val="30"/>
+          <w:szCs w:val="30"/>
+        </w:rPr>
+      </w:pPr>
+      <w:r>
+        <w:rPr>
+          <w:rFonts w:ascii="Carlito" w:hAnsi="Carlito" w:cs="Carlito"/>
+          <w:b/>
+          <w:bCs/>
+          <w:color w:val="D86DCB" w:themeColor="accent5" w:themeTint="99"/>
+          <w:sz w:val="30"/>
+          <w:szCs w:val="30"/>
         </w:rPr>
         <w:t xml:space="preserve">    ],</w:t>
       </w:r>
@@ -3555,18 +3731,18 @@
           <w:b/>
           <w:bCs/>
           <w:color w:val="D86DCB" w:themeColor="accent5" w:themeTint="99"/>
-          <w:sz w:val="32"/>
-          <w:szCs w:val="32"/>
-        </w:rPr>
-      </w:pPr>
-      <w:r>
-        <w:rPr>
-          <w:rFonts w:ascii="Carlito" w:hAnsi="Carlito" w:cs="Carlito"/>
-          <w:b/>
-          <w:bCs/>
-          <w:color w:val="D86DCB" w:themeColor="accent5" w:themeTint="99"/>
-          <w:sz w:val="32"/>
-          <w:szCs w:val="32"/>
+          <w:sz w:val="30"/>
+          <w:szCs w:val="30"/>
+        </w:rPr>
+      </w:pPr>
+      <w:r>
+        <w:rPr>
+          <w:rFonts w:ascii="Carlito" w:hAnsi="Carlito" w:cs="Carlito"/>
+          <w:b/>
+          <w:bCs/>
+          <w:color w:val="D86DCB" w:themeColor="accent5" w:themeTint="99"/>
+          <w:sz w:val="30"/>
+          <w:szCs w:val="30"/>
         </w:rPr>
         <w:t>)</w:t>
       </w:r>
@@ -3576,31 +3752,31 @@
         <w:jc w:val="both"/>
         <w:rPr>
           <w:rFonts w:ascii="Carlito" w:hAnsi="Carlito" w:cs="Carlito"/>
-          <w:sz w:val="32"/>
-          <w:szCs w:val="32"/>
-        </w:rPr>
-      </w:pPr>
-      <w:r>
-        <w:rPr>
-          <w:rFonts w:ascii="Carlito" w:hAnsi="Carlito" w:cs="Carlito"/>
-          <w:sz w:val="32"/>
-          <w:szCs w:val="32"/>
+          <w:sz w:val="30"/>
+          <w:szCs w:val="30"/>
+        </w:rPr>
+      </w:pPr>
+      <w:r>
+        <w:rPr>
+          <w:rFonts w:ascii="Carlito" w:hAnsi="Carlito" w:cs="Carlito"/>
+          <w:sz w:val="30"/>
+          <w:szCs w:val="30"/>
         </w:rPr>
         <w:t># New way after null aware elements</w:t>
       </w:r>
       <w:r>
         <w:rPr>
           <w:rFonts w:ascii="Carlito" w:hAnsi="Carlito" w:cs="Carlito"/>
-          <w:sz w:val="32"/>
-          <w:szCs w:val="32"/>
+          <w:sz w:val="30"/>
+          <w:szCs w:val="30"/>
         </w:rPr>
         <w:t>. Less boilerplate code</w:t>
       </w:r>
       <w:r>
         <w:rPr>
           <w:rFonts w:ascii="Carlito" w:hAnsi="Carlito" w:cs="Carlito"/>
-          <w:sz w:val="32"/>
-          <w:szCs w:val="32"/>
+          <w:sz w:val="30"/>
+          <w:szCs w:val="30"/>
         </w:rPr>
         <w:t>:</w:t>
       </w:r>
@@ -3613,18 +3789,18 @@
           <w:b/>
           <w:bCs/>
           <w:color w:val="D86DCB" w:themeColor="accent5" w:themeTint="99"/>
-          <w:sz w:val="32"/>
-          <w:szCs w:val="32"/>
-        </w:rPr>
-      </w:pPr>
-      <w:r>
-        <w:rPr>
-          <w:rFonts w:ascii="Carlito" w:hAnsi="Carlito" w:cs="Carlito"/>
-          <w:b/>
-          <w:bCs/>
-          <w:color w:val="D86DCB" w:themeColor="accent5" w:themeTint="99"/>
-          <w:sz w:val="32"/>
-          <w:szCs w:val="32"/>
+          <w:sz w:val="30"/>
+          <w:szCs w:val="30"/>
+        </w:rPr>
+      </w:pPr>
+      <w:r>
+        <w:rPr>
+          <w:rFonts w:ascii="Carlito" w:hAnsi="Carlito" w:cs="Carlito"/>
+          <w:b/>
+          <w:bCs/>
+          <w:color w:val="D86DCB" w:themeColor="accent5" w:themeTint="99"/>
+          <w:sz w:val="30"/>
+          <w:szCs w:val="30"/>
         </w:rPr>
         <w:t>Column(</w:t>
       </w:r>
@@ -3637,18 +3813,18 @@
           <w:b/>
           <w:bCs/>
           <w:color w:val="D86DCB" w:themeColor="accent5" w:themeTint="99"/>
-          <w:sz w:val="32"/>
-          <w:szCs w:val="32"/>
-        </w:rPr>
-      </w:pPr>
-      <w:r>
-        <w:rPr>
-          <w:rFonts w:ascii="Carlito" w:hAnsi="Carlito" w:cs="Carlito"/>
-          <w:b/>
-          <w:bCs/>
-          <w:color w:val="D86DCB" w:themeColor="accent5" w:themeTint="99"/>
-          <w:sz w:val="32"/>
-          <w:szCs w:val="32"/>
+          <w:sz w:val="30"/>
+          <w:szCs w:val="30"/>
+        </w:rPr>
+      </w:pPr>
+      <w:r>
+        <w:rPr>
+          <w:rFonts w:ascii="Carlito" w:hAnsi="Carlito" w:cs="Carlito"/>
+          <w:b/>
+          <w:bCs/>
+          <w:color w:val="D86DCB" w:themeColor="accent5" w:themeTint="99"/>
+          <w:sz w:val="30"/>
+          <w:szCs w:val="30"/>
         </w:rPr>
         <w:t xml:space="preserve">    children: [</w:t>
       </w:r>
@@ -3661,18 +3837,18 @@
           <w:b/>
           <w:bCs/>
           <w:color w:val="D86DCB" w:themeColor="accent5" w:themeTint="99"/>
-          <w:sz w:val="32"/>
-          <w:szCs w:val="32"/>
-        </w:rPr>
-      </w:pPr>
-      <w:r>
-        <w:rPr>
-          <w:rFonts w:ascii="Carlito" w:hAnsi="Carlito" w:cs="Carlito"/>
-          <w:b/>
-          <w:bCs/>
-          <w:color w:val="D86DCB" w:themeColor="accent5" w:themeTint="99"/>
-          <w:sz w:val="32"/>
-          <w:szCs w:val="32"/>
+          <w:sz w:val="30"/>
+          <w:szCs w:val="30"/>
+        </w:rPr>
+      </w:pPr>
+      <w:r>
+        <w:rPr>
+          <w:rFonts w:ascii="Carlito" w:hAnsi="Carlito" w:cs="Carlito"/>
+          <w:b/>
+          <w:bCs/>
+          <w:color w:val="D86DCB" w:themeColor="accent5" w:themeTint="99"/>
+          <w:sz w:val="30"/>
+          <w:szCs w:val="30"/>
         </w:rPr>
         <w:t xml:space="preserve">       Text('Title'),</w:t>
       </w:r>
@@ -3685,20 +3861,19 @@
           <w:b/>
           <w:bCs/>
           <w:color w:val="D86DCB" w:themeColor="accent5" w:themeTint="99"/>
-          <w:sz w:val="32"/>
-          <w:szCs w:val="32"/>
-        </w:rPr>
-      </w:pPr>
-      <w:r>
-        <w:rPr>
-          <w:rFonts w:ascii="Carlito" w:hAnsi="Carlito" w:cs="Carlito"/>
-          <w:b/>
-          <w:bCs/>
-          <w:color w:val="D86DCB" w:themeColor="accent5" w:themeTint="99"/>
-          <w:sz w:val="32"/>
-          <w:szCs w:val="32"/>
-        </w:rPr>
-        <w:lastRenderedPageBreak/>
+          <w:sz w:val="30"/>
+          <w:szCs w:val="30"/>
+        </w:rPr>
+      </w:pPr>
+      <w:r>
+        <w:rPr>
+          <w:rFonts w:ascii="Carlito" w:hAnsi="Carlito" w:cs="Carlito"/>
+          <w:b/>
+          <w:bCs/>
+          <w:color w:val="D86DCB" w:themeColor="accent5" w:themeTint="99"/>
+          <w:sz w:val="30"/>
+          <w:szCs w:val="30"/>
+        </w:rPr>
         <w:t xml:space="preserve">       ?subTitleWidget,</w:t>
       </w:r>
     </w:p>
@@ -3710,18 +3885,18 @@
           <w:b/>
           <w:bCs/>
           <w:color w:val="D86DCB" w:themeColor="accent5" w:themeTint="99"/>
-          <w:sz w:val="32"/>
-          <w:szCs w:val="32"/>
-        </w:rPr>
-      </w:pPr>
-      <w:r>
-        <w:rPr>
-          <w:rFonts w:ascii="Carlito" w:hAnsi="Carlito" w:cs="Carlito"/>
-          <w:b/>
-          <w:bCs/>
-          <w:color w:val="D86DCB" w:themeColor="accent5" w:themeTint="99"/>
-          <w:sz w:val="32"/>
-          <w:szCs w:val="32"/>
+          <w:sz w:val="30"/>
+          <w:szCs w:val="30"/>
+        </w:rPr>
+      </w:pPr>
+      <w:r>
+        <w:rPr>
+          <w:rFonts w:ascii="Carlito" w:hAnsi="Carlito" w:cs="Carlito"/>
+          <w:b/>
+          <w:bCs/>
+          <w:color w:val="D86DCB" w:themeColor="accent5" w:themeTint="99"/>
+          <w:sz w:val="30"/>
+          <w:szCs w:val="30"/>
         </w:rPr>
         <w:t xml:space="preserve">       ?iconWidget,</w:t>
       </w:r>
@@ -3734,18 +3909,18 @@
           <w:b/>
           <w:bCs/>
           <w:color w:val="D86DCB" w:themeColor="accent5" w:themeTint="99"/>
-          <w:sz w:val="32"/>
-          <w:szCs w:val="32"/>
-        </w:rPr>
-      </w:pPr>
-      <w:r>
-        <w:rPr>
-          <w:rFonts w:ascii="Carlito" w:hAnsi="Carlito" w:cs="Carlito"/>
-          <w:b/>
-          <w:bCs/>
-          <w:color w:val="D86DCB" w:themeColor="accent5" w:themeTint="99"/>
-          <w:sz w:val="32"/>
-          <w:szCs w:val="32"/>
+          <w:sz w:val="30"/>
+          <w:szCs w:val="30"/>
+        </w:rPr>
+      </w:pPr>
+      <w:r>
+        <w:rPr>
+          <w:rFonts w:ascii="Carlito" w:hAnsi="Carlito" w:cs="Carlito"/>
+          <w:b/>
+          <w:bCs/>
+          <w:color w:val="D86DCB" w:themeColor="accent5" w:themeTint="99"/>
+          <w:sz w:val="30"/>
+          <w:szCs w:val="30"/>
         </w:rPr>
         <w:t xml:space="preserve">       ?footerWidget,</w:t>
       </w:r>
@@ -3758,18 +3933,18 @@
           <w:b/>
           <w:bCs/>
           <w:color w:val="D86DCB" w:themeColor="accent5" w:themeTint="99"/>
-          <w:sz w:val="32"/>
-          <w:szCs w:val="32"/>
-        </w:rPr>
-      </w:pPr>
-      <w:r>
-        <w:rPr>
-          <w:rFonts w:ascii="Carlito" w:hAnsi="Carlito" w:cs="Carlito"/>
-          <w:b/>
-          <w:bCs/>
-          <w:color w:val="D86DCB" w:themeColor="accent5" w:themeTint="99"/>
-          <w:sz w:val="32"/>
-          <w:szCs w:val="32"/>
+          <w:sz w:val="30"/>
+          <w:szCs w:val="30"/>
+        </w:rPr>
+      </w:pPr>
+      <w:r>
+        <w:rPr>
+          <w:rFonts w:ascii="Carlito" w:hAnsi="Carlito" w:cs="Carlito"/>
+          <w:b/>
+          <w:bCs/>
+          <w:color w:val="D86DCB" w:themeColor="accent5" w:themeTint="99"/>
+          <w:sz w:val="30"/>
+          <w:szCs w:val="30"/>
         </w:rPr>
         <w:t xml:space="preserve">    ],</w:t>
       </w:r>
@@ -3782,18 +3957,18 @@
           <w:b/>
           <w:bCs/>
           <w:color w:val="D86DCB" w:themeColor="accent5" w:themeTint="99"/>
-          <w:sz w:val="32"/>
-          <w:szCs w:val="32"/>
-        </w:rPr>
-      </w:pPr>
-      <w:r>
-        <w:rPr>
-          <w:rFonts w:ascii="Carlito" w:hAnsi="Carlito" w:cs="Carlito"/>
-          <w:b/>
-          <w:bCs/>
-          <w:color w:val="D86DCB" w:themeColor="accent5" w:themeTint="99"/>
-          <w:sz w:val="32"/>
-          <w:szCs w:val="32"/>
+          <w:sz w:val="30"/>
+          <w:szCs w:val="30"/>
+        </w:rPr>
+      </w:pPr>
+      <w:r>
+        <w:rPr>
+          <w:rFonts w:ascii="Carlito" w:hAnsi="Carlito" w:cs="Carlito"/>
+          <w:b/>
+          <w:bCs/>
+          <w:color w:val="D86DCB" w:themeColor="accent5" w:themeTint="99"/>
+          <w:sz w:val="30"/>
+          <w:szCs w:val="30"/>
         </w:rPr>
         <w:t>)</w:t>
       </w:r>
@@ -3803,49 +3978,49 @@
         <w:jc w:val="both"/>
         <w:rPr>
           <w:rFonts w:ascii="Carlito" w:hAnsi="Carlito" w:cs="Carlito"/>
-          <w:sz w:val="32"/>
-          <w:szCs w:val="32"/>
-        </w:rPr>
-      </w:pPr>
-      <w:r>
-        <w:rPr>
-          <w:rFonts w:ascii="Carlito" w:hAnsi="Carlito" w:cs="Carlito"/>
-          <w:b/>
-          <w:bCs/>
-          <w:sz w:val="32"/>
-          <w:szCs w:val="32"/>
+          <w:sz w:val="30"/>
+          <w:szCs w:val="30"/>
+        </w:rPr>
+      </w:pPr>
+      <w:r>
+        <w:rPr>
+          <w:rFonts w:ascii="Carlito" w:hAnsi="Carlito" w:cs="Carlito"/>
+          <w:b/>
+          <w:bCs/>
+          <w:sz w:val="30"/>
+          <w:szCs w:val="30"/>
         </w:rPr>
         <w:t>NOTE:</w:t>
       </w:r>
       <w:r>
         <w:rPr>
           <w:rFonts w:ascii="Carlito" w:hAnsi="Carlito" w:cs="Carlito"/>
-          <w:sz w:val="32"/>
-          <w:szCs w:val="32"/>
+          <w:sz w:val="30"/>
+          <w:szCs w:val="30"/>
         </w:rPr>
         <w:t xml:space="preserve"> But make sure that widget </w:t>
       </w:r>
       <w:r>
         <w:rPr>
           <w:rFonts w:ascii="Carlito" w:hAnsi="Carlito" w:cs="Carlito"/>
-          <w:sz w:val="32"/>
-          <w:szCs w:val="32"/>
+          <w:sz w:val="30"/>
+          <w:szCs w:val="30"/>
         </w:rPr>
         <w:t>has to be</w:t>
       </w:r>
       <w:r>
         <w:rPr>
           <w:rFonts w:ascii="Carlito" w:hAnsi="Carlito" w:cs="Carlito"/>
-          <w:sz w:val="32"/>
-          <w:szCs w:val="32"/>
+          <w:sz w:val="30"/>
+          <w:szCs w:val="30"/>
         </w:rPr>
         <w:t xml:space="preserve"> nullable</w:t>
       </w:r>
       <w:r>
         <w:rPr>
           <w:rFonts w:ascii="Carlito" w:hAnsi="Carlito" w:cs="Carlito"/>
-          <w:sz w:val="32"/>
-          <w:szCs w:val="32"/>
+          <w:sz w:val="30"/>
+          <w:szCs w:val="30"/>
         </w:rPr>
         <w:t>.</w:t>
       </w:r>
@@ -3855,25 +4030,25 @@
         <w:jc w:val="both"/>
         <w:rPr>
           <w:rFonts w:ascii="Carlito" w:hAnsi="Carlito" w:cs="Carlito"/>
-          <w:sz w:val="32"/>
-          <w:szCs w:val="32"/>
-        </w:rPr>
-      </w:pPr>
-    </w:p>
-    <w:p>
-      <w:pPr>
-        <w:jc w:val="both"/>
-        <w:rPr>
-          <w:rFonts w:ascii="Carlito" w:hAnsi="Carlito" w:cs="Carlito"/>
-          <w:sz w:val="32"/>
-          <w:szCs w:val="32"/>
-        </w:rPr>
-      </w:pPr>
-      <w:r>
-        <w:rPr>
-          <w:rFonts w:ascii="Carlito" w:hAnsi="Carlito" w:cs="Carlito"/>
-          <w:sz w:val="32"/>
-          <w:szCs w:val="32"/>
+          <w:sz w:val="30"/>
+          <w:szCs w:val="30"/>
+        </w:rPr>
+      </w:pPr>
+    </w:p>
+    <w:p>
+      <w:pPr>
+        <w:jc w:val="both"/>
+        <w:rPr>
+          <w:rFonts w:ascii="Carlito" w:hAnsi="Carlito" w:cs="Carlito"/>
+          <w:sz w:val="30"/>
+          <w:szCs w:val="30"/>
+        </w:rPr>
+      </w:pPr>
+      <w:r>
+        <w:rPr>
+          <w:rFonts w:ascii="Carlito" w:hAnsi="Carlito" w:cs="Carlito"/>
+          <w:sz w:val="30"/>
+          <w:szCs w:val="30"/>
         </w:rPr>
         <w:t>Difference with Spread Operator:</w:t>
       </w:r>
@@ -3883,15 +4058,15 @@
         <w:jc w:val="both"/>
         <w:rPr>
           <w:rFonts w:ascii="Carlito" w:hAnsi="Carlito" w:cs="Carlito"/>
-          <w:sz w:val="32"/>
-          <w:szCs w:val="32"/>
-        </w:rPr>
-      </w:pPr>
-      <w:r>
-        <w:rPr>
-          <w:rFonts w:ascii="Carlito" w:hAnsi="Carlito" w:cs="Carlito"/>
-          <w:sz w:val="32"/>
-          <w:szCs w:val="32"/>
+          <w:sz w:val="30"/>
+          <w:szCs w:val="30"/>
+        </w:rPr>
+      </w:pPr>
+      <w:r>
+        <w:rPr>
+          <w:rFonts w:ascii="Carlito" w:hAnsi="Carlito" w:cs="Carlito"/>
+          <w:sz w:val="30"/>
+          <w:szCs w:val="30"/>
         </w:rPr>
         <w:t xml:space="preserve"># </w:t>
       </w:r>
@@ -3900,16 +4075,16 @@
           <w:rFonts w:ascii="Carlito" w:hAnsi="Carlito" w:cs="Carlito"/>
           <w:b/>
           <w:bCs/>
-          <w:sz w:val="32"/>
-          <w:szCs w:val="32"/>
+          <w:sz w:val="30"/>
+          <w:szCs w:val="30"/>
         </w:rPr>
         <w:t xml:space="preserve">?item </w:t>
       </w:r>
       <w:r>
         <w:rPr>
           <w:rFonts w:ascii="Carlito" w:hAnsi="Carlito" w:cs="Carlito"/>
-          <w:sz w:val="32"/>
-          <w:szCs w:val="32"/>
+          <w:sz w:val="30"/>
+          <w:szCs w:val="30"/>
         </w:rPr>
         <w:t xml:space="preserve">means conditionally insert if non-null and </w:t>
       </w:r>
@@ -3918,16 +4093,16 @@
           <w:rFonts w:ascii="Carlito" w:hAnsi="Carlito" w:cs="Carlito"/>
           <w:b/>
           <w:bCs/>
-          <w:sz w:val="32"/>
-          <w:szCs w:val="32"/>
+          <w:sz w:val="30"/>
+          <w:szCs w:val="30"/>
         </w:rPr>
         <w:t>...?list</w:t>
       </w:r>
       <w:r>
         <w:rPr>
           <w:rFonts w:ascii="Carlito" w:hAnsi="Carlito" w:cs="Carlito"/>
-          <w:sz w:val="32"/>
-          <w:szCs w:val="32"/>
+          <w:sz w:val="30"/>
+          <w:szCs w:val="30"/>
         </w:rPr>
         <w:t xml:space="preserve"> means spread list (paste list) if non-null.</w:t>
       </w:r>
@@ -3937,15 +4112,15 @@
         <w:jc w:val="both"/>
         <w:rPr>
           <w:rFonts w:ascii="Carlito" w:hAnsi="Carlito" w:cs="Carlito"/>
-          <w:sz w:val="32"/>
-          <w:szCs w:val="32"/>
-        </w:rPr>
-      </w:pPr>
-      <w:r>
-        <w:rPr>
-          <w:rFonts w:ascii="Carlito" w:hAnsi="Carlito" w:cs="Carlito"/>
-          <w:sz w:val="32"/>
-          <w:szCs w:val="32"/>
+          <w:sz w:val="30"/>
+          <w:szCs w:val="30"/>
+        </w:rPr>
+      </w:pPr>
+      <w:r>
+        <w:rPr>
+          <w:rFonts w:ascii="Carlito" w:hAnsi="Carlito" w:cs="Carlito"/>
+          <w:sz w:val="30"/>
+          <w:szCs w:val="30"/>
         </w:rPr>
         <w:t xml:space="preserve"># </w:t>
       </w:r>
@@ -3954,16 +4129,16 @@
           <w:rFonts w:ascii="Carlito" w:hAnsi="Carlito" w:cs="Carlito"/>
           <w:b/>
           <w:bCs/>
-          <w:sz w:val="32"/>
-          <w:szCs w:val="32"/>
+          <w:sz w:val="30"/>
+          <w:szCs w:val="30"/>
         </w:rPr>
         <w:t>?item</w:t>
       </w:r>
       <w:r>
         <w:rPr>
           <w:rFonts w:ascii="Carlito" w:hAnsi="Carlito" w:cs="Carlito"/>
-          <w:sz w:val="32"/>
-          <w:szCs w:val="32"/>
+          <w:sz w:val="30"/>
+          <w:szCs w:val="30"/>
         </w:rPr>
         <w:t xml:space="preserve"> adds one nullable item</w:t>
       </w:r>
@@ -3976,18 +4151,18 @@
           <w:b/>
           <w:bCs/>
           <w:color w:val="D86DCB" w:themeColor="accent5" w:themeTint="99"/>
-          <w:sz w:val="32"/>
-          <w:szCs w:val="32"/>
-        </w:rPr>
-      </w:pPr>
-      <w:r>
-        <w:rPr>
-          <w:rFonts w:ascii="Carlito" w:hAnsi="Carlito" w:cs="Carlito"/>
-          <w:b/>
-          <w:bCs/>
-          <w:color w:val="D86DCB" w:themeColor="accent5" w:themeTint="99"/>
-          <w:sz w:val="32"/>
-          <w:szCs w:val="32"/>
+          <w:sz w:val="30"/>
+          <w:szCs w:val="30"/>
+        </w:rPr>
+      </w:pPr>
+      <w:r>
+        <w:rPr>
+          <w:rFonts w:ascii="Carlito" w:hAnsi="Carlito" w:cs="Carlito"/>
+          <w:b/>
+          <w:bCs/>
+          <w:color w:val="D86DCB" w:themeColor="accent5" w:themeTint="99"/>
+          <w:sz w:val="30"/>
+          <w:szCs w:val="30"/>
         </w:rPr>
         <w:t>Row(</w:t>
       </w:r>
@@ -4000,18 +4175,18 @@
           <w:b/>
           <w:bCs/>
           <w:color w:val="D86DCB" w:themeColor="accent5" w:themeTint="99"/>
-          <w:sz w:val="32"/>
-          <w:szCs w:val="32"/>
-        </w:rPr>
-      </w:pPr>
-      <w:r>
-        <w:rPr>
-          <w:rFonts w:ascii="Carlito" w:hAnsi="Carlito" w:cs="Carlito"/>
-          <w:b/>
-          <w:bCs/>
-          <w:color w:val="D86DCB" w:themeColor="accent5" w:themeTint="99"/>
-          <w:sz w:val="32"/>
-          <w:szCs w:val="32"/>
+          <w:sz w:val="30"/>
+          <w:szCs w:val="30"/>
+        </w:rPr>
+      </w:pPr>
+      <w:r>
+        <w:rPr>
+          <w:rFonts w:ascii="Carlito" w:hAnsi="Carlito" w:cs="Carlito"/>
+          <w:b/>
+          <w:bCs/>
+          <w:color w:val="D86DCB" w:themeColor="accent5" w:themeTint="99"/>
+          <w:sz w:val="30"/>
+          <w:szCs w:val="30"/>
         </w:rPr>
         <w:t>…</w:t>
       </w:r>
@@ -4024,18 +4199,18 @@
           <w:b/>
           <w:bCs/>
           <w:color w:val="D86DCB" w:themeColor="accent5" w:themeTint="99"/>
-          <w:sz w:val="32"/>
-          <w:szCs w:val="32"/>
-        </w:rPr>
-      </w:pPr>
-      <w:r>
-        <w:rPr>
-          <w:rFonts w:ascii="Carlito" w:hAnsi="Carlito" w:cs="Carlito"/>
-          <w:b/>
-          <w:bCs/>
-          <w:color w:val="D86DCB" w:themeColor="accent5" w:themeTint="99"/>
-          <w:sz w:val="32"/>
-          <w:szCs w:val="32"/>
+          <w:sz w:val="30"/>
+          <w:szCs w:val="30"/>
+        </w:rPr>
+      </w:pPr>
+      <w:r>
+        <w:rPr>
+          <w:rFonts w:ascii="Carlito" w:hAnsi="Carlito" w:cs="Carlito"/>
+          <w:b/>
+          <w:bCs/>
+          <w:color w:val="D86DCB" w:themeColor="accent5" w:themeTint="99"/>
+          <w:sz w:val="30"/>
+          <w:szCs w:val="30"/>
         </w:rPr>
         <w:t xml:space="preserve">   [</w:t>
       </w:r>
@@ -4048,18 +4223,18 @@
           <w:b/>
           <w:bCs/>
           <w:color w:val="D86DCB" w:themeColor="accent5" w:themeTint="99"/>
-          <w:sz w:val="32"/>
-          <w:szCs w:val="32"/>
-        </w:rPr>
-      </w:pPr>
-      <w:r>
-        <w:rPr>
-          <w:rFonts w:ascii="Carlito" w:hAnsi="Carlito" w:cs="Carlito"/>
-          <w:b/>
-          <w:bCs/>
-          <w:color w:val="D86DCB" w:themeColor="accent5" w:themeTint="99"/>
-          <w:sz w:val="32"/>
-          <w:szCs w:val="32"/>
+          <w:sz w:val="30"/>
+          <w:szCs w:val="30"/>
+        </w:rPr>
+      </w:pPr>
+      <w:r>
+        <w:rPr>
+          <w:rFonts w:ascii="Carlito" w:hAnsi="Carlito" w:cs="Carlito"/>
+          <w:b/>
+          <w:bCs/>
+          <w:color w:val="D86DCB" w:themeColor="accent5" w:themeTint="99"/>
+          <w:sz w:val="30"/>
+          <w:szCs w:val="30"/>
         </w:rPr>
         <w:t xml:space="preserve">      ?widget</w:t>
       </w:r>
@@ -4072,18 +4247,18 @@
           <w:b/>
           <w:bCs/>
           <w:color w:val="D86DCB" w:themeColor="accent5" w:themeTint="99"/>
-          <w:sz w:val="32"/>
-          <w:szCs w:val="32"/>
-        </w:rPr>
-      </w:pPr>
-      <w:r>
-        <w:rPr>
-          <w:rFonts w:ascii="Carlito" w:hAnsi="Carlito" w:cs="Carlito"/>
-          <w:b/>
-          <w:bCs/>
-          <w:color w:val="D86DCB" w:themeColor="accent5" w:themeTint="99"/>
-          <w:sz w:val="32"/>
-          <w:szCs w:val="32"/>
+          <w:sz w:val="30"/>
+          <w:szCs w:val="30"/>
+        </w:rPr>
+      </w:pPr>
+      <w:r>
+        <w:rPr>
+          <w:rFonts w:ascii="Carlito" w:hAnsi="Carlito" w:cs="Carlito"/>
+          <w:b/>
+          <w:bCs/>
+          <w:color w:val="D86DCB" w:themeColor="accent5" w:themeTint="99"/>
+          <w:sz w:val="30"/>
+          <w:szCs w:val="30"/>
         </w:rPr>
         <w:t xml:space="preserve">  ]</w:t>
       </w:r>
@@ -4096,18 +4271,18 @@
           <w:b/>
           <w:bCs/>
           <w:color w:val="D86DCB" w:themeColor="accent5" w:themeTint="99"/>
-          <w:sz w:val="32"/>
-          <w:szCs w:val="32"/>
-        </w:rPr>
-      </w:pPr>
-      <w:r>
-        <w:rPr>
-          <w:rFonts w:ascii="Carlito" w:hAnsi="Carlito" w:cs="Carlito"/>
-          <w:b/>
-          <w:bCs/>
-          <w:color w:val="D86DCB" w:themeColor="accent5" w:themeTint="99"/>
-          <w:sz w:val="32"/>
-          <w:szCs w:val="32"/>
+          <w:sz w:val="30"/>
+          <w:szCs w:val="30"/>
+        </w:rPr>
+      </w:pPr>
+      <w:r>
+        <w:rPr>
+          <w:rFonts w:ascii="Carlito" w:hAnsi="Carlito" w:cs="Carlito"/>
+          <w:b/>
+          <w:bCs/>
+          <w:color w:val="D86DCB" w:themeColor="accent5" w:themeTint="99"/>
+          <w:sz w:val="30"/>
+          <w:szCs w:val="30"/>
         </w:rPr>
         <w:t>)</w:t>
       </w:r>
@@ -4117,15 +4292,15 @@
         <w:jc w:val="both"/>
         <w:rPr>
           <w:rFonts w:ascii="Carlito" w:hAnsi="Carlito" w:cs="Carlito"/>
-          <w:sz w:val="32"/>
-          <w:szCs w:val="32"/>
-        </w:rPr>
-      </w:pPr>
-      <w:r>
-        <w:rPr>
-          <w:rFonts w:ascii="Carlito" w:hAnsi="Carlito" w:cs="Carlito"/>
-          <w:sz w:val="32"/>
-          <w:szCs w:val="32"/>
+          <w:sz w:val="30"/>
+          <w:szCs w:val="30"/>
+        </w:rPr>
+      </w:pPr>
+      <w:r>
+        <w:rPr>
+          <w:rFonts w:ascii="Carlito" w:hAnsi="Carlito" w:cs="Carlito"/>
+          <w:sz w:val="30"/>
+          <w:szCs w:val="30"/>
         </w:rPr>
         <w:t># While</w:t>
       </w:r>
@@ -4134,16 +4309,16 @@
           <w:rFonts w:ascii="Carlito" w:hAnsi="Carlito" w:cs="Carlito"/>
           <w:b/>
           <w:bCs/>
-          <w:sz w:val="32"/>
-          <w:szCs w:val="32"/>
+          <w:sz w:val="30"/>
+          <w:szCs w:val="30"/>
         </w:rPr>
         <w:t xml:space="preserve"> …?list</w:t>
       </w:r>
       <w:r>
         <w:rPr>
           <w:rFonts w:ascii="Carlito" w:hAnsi="Carlito" w:cs="Carlito"/>
-          <w:sz w:val="32"/>
-          <w:szCs w:val="32"/>
+          <w:sz w:val="30"/>
+          <w:szCs w:val="30"/>
         </w:rPr>
         <w:t xml:space="preserve"> adds many nullable items (if not null)</w:t>
       </w:r>
@@ -4156,18 +4331,18 @@
           <w:b/>
           <w:bCs/>
           <w:color w:val="D86DCB" w:themeColor="accent5" w:themeTint="99"/>
-          <w:sz w:val="32"/>
-          <w:szCs w:val="32"/>
-        </w:rPr>
-      </w:pPr>
-      <w:r>
-        <w:rPr>
-          <w:rFonts w:ascii="Carlito" w:hAnsi="Carlito" w:cs="Carlito"/>
-          <w:b/>
-          <w:bCs/>
-          <w:color w:val="D86DCB" w:themeColor="accent5" w:themeTint="99"/>
-          <w:sz w:val="32"/>
-          <w:szCs w:val="32"/>
+          <w:sz w:val="30"/>
+          <w:szCs w:val="30"/>
+        </w:rPr>
+      </w:pPr>
+      <w:r>
+        <w:rPr>
+          <w:rFonts w:ascii="Carlito" w:hAnsi="Carlito" w:cs="Carlito"/>
+          <w:b/>
+          <w:bCs/>
+          <w:color w:val="D86DCB" w:themeColor="accent5" w:themeTint="99"/>
+          <w:sz w:val="30"/>
+          <w:szCs w:val="30"/>
         </w:rPr>
         <w:t>Row(</w:t>
       </w:r>
@@ -4180,18 +4355,18 @@
           <w:b/>
           <w:bCs/>
           <w:color w:val="D86DCB" w:themeColor="accent5" w:themeTint="99"/>
-          <w:sz w:val="32"/>
-          <w:szCs w:val="32"/>
-        </w:rPr>
-      </w:pPr>
-      <w:r>
-        <w:rPr>
-          <w:rFonts w:ascii="Carlito" w:hAnsi="Carlito" w:cs="Carlito"/>
-          <w:b/>
-          <w:bCs/>
-          <w:color w:val="D86DCB" w:themeColor="accent5" w:themeTint="99"/>
-          <w:sz w:val="32"/>
-          <w:szCs w:val="32"/>
+          <w:sz w:val="30"/>
+          <w:szCs w:val="30"/>
+        </w:rPr>
+      </w:pPr>
+      <w:r>
+        <w:rPr>
+          <w:rFonts w:ascii="Carlito" w:hAnsi="Carlito" w:cs="Carlito"/>
+          <w:b/>
+          <w:bCs/>
+          <w:color w:val="D86DCB" w:themeColor="accent5" w:themeTint="99"/>
+          <w:sz w:val="30"/>
+          <w:szCs w:val="30"/>
         </w:rPr>
         <w:t>…</w:t>
       </w:r>
@@ -4204,18 +4379,18 @@
           <w:b/>
           <w:bCs/>
           <w:color w:val="D86DCB" w:themeColor="accent5" w:themeTint="99"/>
-          <w:sz w:val="32"/>
-          <w:szCs w:val="32"/>
-        </w:rPr>
-      </w:pPr>
-      <w:r>
-        <w:rPr>
-          <w:rFonts w:ascii="Carlito" w:hAnsi="Carlito" w:cs="Carlito"/>
-          <w:b/>
-          <w:bCs/>
-          <w:color w:val="D86DCB" w:themeColor="accent5" w:themeTint="99"/>
-          <w:sz w:val="32"/>
-          <w:szCs w:val="32"/>
+          <w:sz w:val="30"/>
+          <w:szCs w:val="30"/>
+        </w:rPr>
+      </w:pPr>
+      <w:r>
+        <w:rPr>
+          <w:rFonts w:ascii="Carlito" w:hAnsi="Carlito" w:cs="Carlito"/>
+          <w:b/>
+          <w:bCs/>
+          <w:color w:val="D86DCB" w:themeColor="accent5" w:themeTint="99"/>
+          <w:sz w:val="30"/>
+          <w:szCs w:val="30"/>
         </w:rPr>
         <w:t xml:space="preserve">   [</w:t>
       </w:r>
@@ -4228,18 +4403,18 @@
           <w:b/>
           <w:bCs/>
           <w:color w:val="D86DCB" w:themeColor="accent5" w:themeTint="99"/>
-          <w:sz w:val="32"/>
-          <w:szCs w:val="32"/>
-        </w:rPr>
-      </w:pPr>
-      <w:r>
-        <w:rPr>
-          <w:rFonts w:ascii="Carlito" w:hAnsi="Carlito" w:cs="Carlito"/>
-          <w:b/>
-          <w:bCs/>
-          <w:color w:val="D86DCB" w:themeColor="accent5" w:themeTint="99"/>
-          <w:sz w:val="32"/>
-          <w:szCs w:val="32"/>
+          <w:sz w:val="30"/>
+          <w:szCs w:val="30"/>
+        </w:rPr>
+      </w:pPr>
+      <w:r>
+        <w:rPr>
+          <w:rFonts w:ascii="Carlito" w:hAnsi="Carlito" w:cs="Carlito"/>
+          <w:b/>
+          <w:bCs/>
+          <w:color w:val="D86DCB" w:themeColor="accent5" w:themeTint="99"/>
+          <w:sz w:val="30"/>
+          <w:szCs w:val="30"/>
         </w:rPr>
         <w:t xml:space="preserve">      …?widgets</w:t>
       </w:r>
@@ -4252,18 +4427,18 @@
           <w:b/>
           <w:bCs/>
           <w:color w:val="D86DCB" w:themeColor="accent5" w:themeTint="99"/>
-          <w:sz w:val="32"/>
-          <w:szCs w:val="32"/>
-        </w:rPr>
-      </w:pPr>
-      <w:r>
-        <w:rPr>
-          <w:rFonts w:ascii="Carlito" w:hAnsi="Carlito" w:cs="Carlito"/>
-          <w:b/>
-          <w:bCs/>
-          <w:color w:val="D86DCB" w:themeColor="accent5" w:themeTint="99"/>
-          <w:sz w:val="32"/>
-          <w:szCs w:val="32"/>
+          <w:sz w:val="30"/>
+          <w:szCs w:val="30"/>
+        </w:rPr>
+      </w:pPr>
+      <w:r>
+        <w:rPr>
+          <w:rFonts w:ascii="Carlito" w:hAnsi="Carlito" w:cs="Carlito"/>
+          <w:b/>
+          <w:bCs/>
+          <w:color w:val="D86DCB" w:themeColor="accent5" w:themeTint="99"/>
+          <w:sz w:val="30"/>
+          <w:szCs w:val="30"/>
         </w:rPr>
         <w:t xml:space="preserve">  ]</w:t>
       </w:r>
@@ -4276,20 +4451,19 @@
           <w:b/>
           <w:bCs/>
           <w:color w:val="D86DCB" w:themeColor="accent5" w:themeTint="99"/>
-          <w:sz w:val="32"/>
-          <w:szCs w:val="32"/>
-        </w:rPr>
-      </w:pPr>
-      <w:r>
-        <w:rPr>
-          <w:rFonts w:ascii="Carlito" w:hAnsi="Carlito" w:cs="Carlito"/>
-          <w:b/>
-          <w:bCs/>
-          <w:color w:val="D86DCB" w:themeColor="accent5" w:themeTint="99"/>
-          <w:sz w:val="32"/>
-          <w:szCs w:val="32"/>
-        </w:rPr>
-        <w:lastRenderedPageBreak/>
+          <w:sz w:val="30"/>
+          <w:szCs w:val="30"/>
+        </w:rPr>
+      </w:pPr>
+      <w:r>
+        <w:rPr>
+          <w:rFonts w:ascii="Carlito" w:hAnsi="Carlito" w:cs="Carlito"/>
+          <w:b/>
+          <w:bCs/>
+          <w:color w:val="D86DCB" w:themeColor="accent5" w:themeTint="99"/>
+          <w:sz w:val="30"/>
+          <w:szCs w:val="30"/>
+        </w:rPr>
         <w:t>)</w:t>
       </w:r>
     </w:p>
@@ -4298,25 +4472,25 @@
         <w:jc w:val="both"/>
         <w:rPr>
           <w:rFonts w:ascii="Carlito" w:hAnsi="Carlito" w:cs="Carlito"/>
-          <w:sz w:val="32"/>
-          <w:szCs w:val="32"/>
-        </w:rPr>
-      </w:pPr>
-    </w:p>
-    <w:p>
-      <w:pPr>
-        <w:jc w:val="both"/>
-        <w:rPr>
-          <w:rFonts w:ascii="Carlito" w:hAnsi="Carlito" w:cs="Carlito"/>
-          <w:sz w:val="32"/>
-          <w:szCs w:val="32"/>
-        </w:rPr>
-      </w:pPr>
-      <w:r>
-        <w:rPr>
-          <w:rFonts w:ascii="Carlito" w:hAnsi="Carlito" w:cs="Carlito"/>
-          <w:sz w:val="32"/>
-          <w:szCs w:val="32"/>
+          <w:sz w:val="30"/>
+          <w:szCs w:val="30"/>
+        </w:rPr>
+      </w:pPr>
+    </w:p>
+    <w:p>
+      <w:pPr>
+        <w:jc w:val="both"/>
+        <w:rPr>
+          <w:rFonts w:ascii="Carlito" w:hAnsi="Carlito" w:cs="Carlito"/>
+          <w:sz w:val="30"/>
+          <w:szCs w:val="30"/>
+        </w:rPr>
+      </w:pPr>
+      <w:r>
+        <w:rPr>
+          <w:rFonts w:ascii="Carlito" w:hAnsi="Carlito" w:cs="Carlito"/>
+          <w:sz w:val="30"/>
+          <w:szCs w:val="30"/>
         </w:rPr>
         <w:t>Importance:</w:t>
       </w:r>
@@ -4326,15 +4500,15 @@
         <w:jc w:val="both"/>
         <w:rPr>
           <w:rFonts w:ascii="Carlito" w:hAnsi="Carlito" w:cs="Carlito"/>
-          <w:sz w:val="32"/>
-          <w:szCs w:val="32"/>
-        </w:rPr>
-      </w:pPr>
-      <w:r>
-        <w:rPr>
-          <w:rFonts w:ascii="Carlito" w:hAnsi="Carlito" w:cs="Carlito"/>
-          <w:sz w:val="32"/>
-          <w:szCs w:val="32"/>
+          <w:sz w:val="30"/>
+          <w:szCs w:val="30"/>
+        </w:rPr>
+      </w:pPr>
+      <w:r>
+        <w:rPr>
+          <w:rFonts w:ascii="Carlito" w:hAnsi="Carlito" w:cs="Carlito"/>
+          <w:sz w:val="30"/>
+          <w:szCs w:val="30"/>
         </w:rPr>
         <w:t xml:space="preserve"># </w:t>
       </w:r>
@@ -4343,16 +4517,16 @@
           <w:rFonts w:ascii="Carlito" w:hAnsi="Carlito" w:cs="Carlito"/>
           <w:b/>
           <w:bCs/>
-          <w:sz w:val="32"/>
-          <w:szCs w:val="32"/>
+          <w:sz w:val="30"/>
+          <w:szCs w:val="30"/>
         </w:rPr>
         <w:t>Dart</w:t>
       </w:r>
       <w:r>
         <w:rPr>
           <w:rFonts w:ascii="Carlito" w:hAnsi="Carlito" w:cs="Carlito"/>
-          <w:sz w:val="32"/>
-          <w:szCs w:val="32"/>
+          <w:sz w:val="30"/>
+          <w:szCs w:val="30"/>
         </w:rPr>
         <w:t xml:space="preserve"> added this because</w:t>
       </w:r>
@@ -4361,16 +4535,16 @@
           <w:rFonts w:ascii="Carlito" w:hAnsi="Carlito" w:cs="Carlito"/>
           <w:b/>
           <w:bCs/>
-          <w:sz w:val="32"/>
-          <w:szCs w:val="32"/>
+          <w:sz w:val="30"/>
+          <w:szCs w:val="30"/>
         </w:rPr>
         <w:t xml:space="preserve"> Flutter</w:t>
       </w:r>
       <w:r>
         <w:rPr>
           <w:rFonts w:ascii="Carlito" w:hAnsi="Carlito" w:cs="Carlito"/>
-          <w:sz w:val="32"/>
-          <w:szCs w:val="32"/>
+          <w:sz w:val="30"/>
+          <w:szCs w:val="30"/>
         </w:rPr>
         <w:t xml:space="preserve"> developers write collection literals CONSTANTLY:</w:t>
       </w:r>
@@ -4387,17 +4561,17 @@
           <w:rFonts w:ascii="Carlito" w:hAnsi="Carlito" w:cs="Carlito"/>
           <w:b/>
           <w:bCs/>
-          <w:sz w:val="32"/>
-          <w:szCs w:val="32"/>
-        </w:rPr>
-      </w:pPr>
-      <w:r>
-        <w:rPr>
-          <w:rFonts w:ascii="Carlito" w:hAnsi="Carlito" w:cs="Carlito"/>
-          <w:b/>
-          <w:bCs/>
-          <w:sz w:val="32"/>
-          <w:szCs w:val="32"/>
+          <w:sz w:val="30"/>
+          <w:szCs w:val="30"/>
+        </w:rPr>
+      </w:pPr>
+      <w:r>
+        <w:rPr>
+          <w:rFonts w:ascii="Carlito" w:hAnsi="Carlito" w:cs="Carlito"/>
+          <w:b/>
+          <w:bCs/>
+          <w:sz w:val="30"/>
+          <w:szCs w:val="30"/>
         </w:rPr>
         <w:t>children: []</w:t>
       </w:r>
@@ -4414,17 +4588,17 @@
           <w:rFonts w:ascii="Carlito" w:hAnsi="Carlito" w:cs="Carlito"/>
           <w:b/>
           <w:bCs/>
-          <w:sz w:val="32"/>
-          <w:szCs w:val="32"/>
-        </w:rPr>
-      </w:pPr>
-      <w:r>
-        <w:rPr>
-          <w:rFonts w:ascii="Carlito" w:hAnsi="Carlito" w:cs="Carlito"/>
-          <w:b/>
-          <w:bCs/>
-          <w:sz w:val="32"/>
-          <w:szCs w:val="32"/>
+          <w:sz w:val="30"/>
+          <w:szCs w:val="30"/>
+        </w:rPr>
+      </w:pPr>
+      <w:r>
+        <w:rPr>
+          <w:rFonts w:ascii="Carlito" w:hAnsi="Carlito" w:cs="Carlito"/>
+          <w:b/>
+          <w:bCs/>
+          <w:sz w:val="30"/>
+          <w:szCs w:val="30"/>
         </w:rPr>
         <w:t>actions: []</w:t>
       </w:r>
@@ -4441,17 +4615,17 @@
           <w:rFonts w:ascii="Carlito" w:hAnsi="Carlito" w:cs="Carlito"/>
           <w:b/>
           <w:bCs/>
-          <w:sz w:val="32"/>
-          <w:szCs w:val="32"/>
-        </w:rPr>
-      </w:pPr>
-      <w:r>
-        <w:rPr>
-          <w:rFonts w:ascii="Carlito" w:hAnsi="Carlito" w:cs="Carlito"/>
-          <w:b/>
-          <w:bCs/>
-          <w:sz w:val="32"/>
-          <w:szCs w:val="32"/>
+          <w:sz w:val="30"/>
+          <w:szCs w:val="30"/>
+        </w:rPr>
+      </w:pPr>
+      <w:r>
+        <w:rPr>
+          <w:rFonts w:ascii="Carlito" w:hAnsi="Carlito" w:cs="Carlito"/>
+          <w:b/>
+          <w:bCs/>
+          <w:sz w:val="30"/>
+          <w:szCs w:val="30"/>
         </w:rPr>
         <w:t>items: []</w:t>
       </w:r>
@@ -4468,18 +4642,19 @@
           <w:rFonts w:ascii="Carlito" w:hAnsi="Carlito" w:cs="Carlito"/>
           <w:b/>
           <w:bCs/>
-          <w:sz w:val="32"/>
-          <w:szCs w:val="32"/>
-        </w:rPr>
-      </w:pPr>
-      <w:r>
-        <w:rPr>
-          <w:rFonts w:ascii="Carlito" w:hAnsi="Carlito" w:cs="Carlito"/>
-          <w:b/>
-          <w:bCs/>
-          <w:sz w:val="32"/>
-          <w:szCs w:val="32"/>
-        </w:rPr>
+          <w:sz w:val="30"/>
+          <w:szCs w:val="30"/>
+        </w:rPr>
+      </w:pPr>
+      <w:r>
+        <w:rPr>
+          <w:rFonts w:ascii="Carlito" w:hAnsi="Carlito" w:cs="Carlito"/>
+          <w:b/>
+          <w:bCs/>
+          <w:sz w:val="30"/>
+          <w:szCs w:val="30"/>
+        </w:rPr>
+        <w:lastRenderedPageBreak/>
         <w:t>slivers: []</w:t>
       </w:r>
     </w:p>
@@ -4488,15 +4663,15 @@
         <w:jc w:val="both"/>
         <w:rPr>
           <w:rFonts w:ascii="Carlito" w:hAnsi="Carlito" w:cs="Carlito"/>
-          <w:sz w:val="32"/>
-          <w:szCs w:val="32"/>
-        </w:rPr>
-      </w:pPr>
-      <w:r>
-        <w:rPr>
-          <w:rFonts w:ascii="Carlito" w:hAnsi="Carlito" w:cs="Carlito"/>
-          <w:sz w:val="32"/>
-          <w:szCs w:val="32"/>
+          <w:sz w:val="30"/>
+          <w:szCs w:val="30"/>
+        </w:rPr>
+      </w:pPr>
+      <w:r>
+        <w:rPr>
+          <w:rFonts w:ascii="Carlito" w:hAnsi="Carlito" w:cs="Carlito"/>
+          <w:sz w:val="30"/>
+          <w:szCs w:val="30"/>
         </w:rPr>
         <w:t># And adding null-check boilerplate became annoying.</w:t>
       </w:r>
@@ -4506,8 +4681,8 @@
         <w:jc w:val="both"/>
         <w:rPr>
           <w:rFonts w:ascii="Carlito" w:hAnsi="Carlito" w:cs="Carlito"/>
-          <w:sz w:val="32"/>
-          <w:szCs w:val="32"/>
+          <w:sz w:val="30"/>
+          <w:szCs w:val="30"/>
         </w:rPr>
       </w:pPr>
     </w:p>
@@ -4516,15 +4691,15 @@
         <w:jc w:val="center"/>
         <w:rPr>
           <w:rFonts w:ascii="Carlito" w:hAnsi="Carlito" w:cs="Carlito"/>
-          <w:sz w:val="32"/>
-          <w:szCs w:val="32"/>
-        </w:rPr>
-      </w:pPr>
-      <w:r>
-        <w:rPr>
-          <w:rFonts w:ascii="Carlito" w:hAnsi="Carlito" w:cs="Carlito"/>
-          <w:sz w:val="32"/>
-          <w:szCs w:val="32"/>
+          <w:sz w:val="30"/>
+          <w:szCs w:val="30"/>
+        </w:rPr>
+      </w:pPr>
+      <w:r>
+        <w:rPr>
+          <w:rFonts w:ascii="Carlito" w:hAnsi="Carlito" w:cs="Carlito"/>
+          <w:sz w:val="30"/>
+          <w:szCs w:val="30"/>
         </w:rPr>
         <w:t>Break</w:t>
       </w:r>
@@ -4534,29 +4709,29 @@
         <w:jc w:val="both"/>
         <w:rPr>
           <w:rFonts w:ascii="Carlito" w:hAnsi="Carlito" w:cs="Carlito"/>
-          <w:sz w:val="32"/>
-          <w:szCs w:val="32"/>
-        </w:rPr>
-      </w:pPr>
-    </w:p>
-    <w:p>
-      <w:pPr>
-        <w:jc w:val="both"/>
-        <w:rPr>
-          <w:rFonts w:ascii="Carlito" w:hAnsi="Carlito" w:cs="Carlito"/>
-          <w:b/>
-          <w:bCs/>
-          <w:sz w:val="32"/>
-          <w:szCs w:val="32"/>
-        </w:rPr>
-      </w:pPr>
-      <w:r>
-        <w:rPr>
-          <w:rFonts w:ascii="Carlito" w:hAnsi="Carlito" w:cs="Carlito"/>
-          <w:b/>
-          <w:bCs/>
-          <w:sz w:val="32"/>
-          <w:szCs w:val="32"/>
+          <w:sz w:val="30"/>
+          <w:szCs w:val="30"/>
+        </w:rPr>
+      </w:pPr>
+    </w:p>
+    <w:p>
+      <w:pPr>
+        <w:jc w:val="both"/>
+        <w:rPr>
+          <w:rFonts w:ascii="Carlito" w:hAnsi="Carlito" w:cs="Carlito"/>
+          <w:b/>
+          <w:bCs/>
+          <w:sz w:val="30"/>
+          <w:szCs w:val="30"/>
+        </w:rPr>
+      </w:pPr>
+      <w:r>
+        <w:rPr>
+          <w:rFonts w:ascii="Carlito" w:hAnsi="Carlito" w:cs="Carlito"/>
+          <w:b/>
+          <w:bCs/>
+          <w:sz w:val="30"/>
+          <w:szCs w:val="30"/>
         </w:rPr>
         <w:t>Null-aware Spread Operator:</w:t>
       </w:r>
@@ -4566,15 +4741,15 @@
         <w:jc w:val="both"/>
         <w:rPr>
           <w:rFonts w:ascii="Carlito" w:hAnsi="Carlito" w:cs="Carlito"/>
-          <w:sz w:val="32"/>
-          <w:szCs w:val="32"/>
-        </w:rPr>
-      </w:pPr>
-      <w:r>
-        <w:rPr>
-          <w:rFonts w:ascii="Carlito" w:hAnsi="Carlito" w:cs="Carlito"/>
-          <w:sz w:val="32"/>
-          <w:szCs w:val="32"/>
+          <w:sz w:val="30"/>
+          <w:szCs w:val="30"/>
+        </w:rPr>
+      </w:pPr>
+      <w:r>
+        <w:rPr>
+          <w:rFonts w:ascii="Carlito" w:hAnsi="Carlito" w:cs="Carlito"/>
+          <w:sz w:val="30"/>
+          <w:szCs w:val="30"/>
         </w:rPr>
         <w:t># By using Null-aware Spread Operator (</w:t>
       </w:r>
@@ -4583,32 +4758,32 @@
           <w:rFonts w:ascii="Carlito" w:hAnsi="Carlito" w:cs="Carlito"/>
           <w:b/>
           <w:bCs/>
-          <w:sz w:val="32"/>
-          <w:szCs w:val="32"/>
+          <w:sz w:val="30"/>
+          <w:szCs w:val="30"/>
         </w:rPr>
         <w:t>…?</w:t>
       </w:r>
       <w:r>
         <w:rPr>
           <w:rFonts w:ascii="Carlito" w:hAnsi="Carlito" w:cs="Carlito"/>
-          <w:sz w:val="32"/>
-          <w:szCs w:val="32"/>
+          <w:sz w:val="30"/>
+          <w:szCs w:val="30"/>
         </w:rPr>
         <w:t xml:space="preserve">) we can </w:t>
       </w:r>
       <w:r>
         <w:rPr>
           <w:rFonts w:ascii="Carlito" w:hAnsi="Carlito" w:cs="Carlito"/>
-          <w:sz w:val="32"/>
-          <w:szCs w:val="32"/>
+          <w:sz w:val="30"/>
+          <w:szCs w:val="30"/>
         </w:rPr>
         <w:t>SAFELY</w:t>
       </w:r>
       <w:r>
         <w:rPr>
           <w:rFonts w:ascii="Carlito" w:hAnsi="Carlito" w:cs="Carlito"/>
-          <w:sz w:val="32"/>
-          <w:szCs w:val="32"/>
+          <w:sz w:val="30"/>
+          <w:szCs w:val="30"/>
         </w:rPr>
         <w:t xml:space="preserve"> skip the </w:t>
       </w:r>
@@ -4617,8 +4792,8 @@
           <w:rFonts w:ascii="Carlito" w:hAnsi="Carlito" w:cs="Carlito"/>
           <w:b/>
           <w:bCs/>
-          <w:sz w:val="32"/>
-          <w:szCs w:val="32"/>
+          <w:sz w:val="30"/>
+          <w:szCs w:val="30"/>
         </w:rPr>
         <w:t>List&lt;</w:t>
       </w:r>
@@ -4627,8 +4802,8 @@
           <w:rFonts w:ascii="Carlito" w:hAnsi="Carlito" w:cs="Carlito"/>
           <w:b/>
           <w:bCs/>
-          <w:sz w:val="32"/>
-          <w:szCs w:val="32"/>
+          <w:sz w:val="30"/>
+          <w:szCs w:val="30"/>
         </w:rPr>
         <w:t>Widget</w:t>
       </w:r>
@@ -4637,16 +4812,16 @@
           <w:rFonts w:ascii="Carlito" w:hAnsi="Carlito" w:cs="Carlito"/>
           <w:b/>
           <w:bCs/>
-          <w:sz w:val="32"/>
-          <w:szCs w:val="32"/>
+          <w:sz w:val="30"/>
+          <w:szCs w:val="30"/>
         </w:rPr>
         <w:t>&gt;?</w:t>
       </w:r>
       <w:r>
         <w:rPr>
           <w:rFonts w:ascii="Carlito" w:hAnsi="Carlito" w:cs="Carlito"/>
-          <w:sz w:val="32"/>
-          <w:szCs w:val="32"/>
+          <w:sz w:val="30"/>
+          <w:szCs w:val="30"/>
         </w:rPr>
         <w:t xml:space="preserve"> if its </w:t>
       </w:r>
@@ -4655,16 +4830,16 @@
           <w:rFonts w:ascii="Carlito" w:hAnsi="Carlito" w:cs="Carlito"/>
           <w:b/>
           <w:bCs/>
-          <w:sz w:val="32"/>
-          <w:szCs w:val="32"/>
+          <w:sz w:val="30"/>
+          <w:szCs w:val="30"/>
         </w:rPr>
         <w:t>null</w:t>
       </w:r>
       <w:r>
         <w:rPr>
           <w:rFonts w:ascii="Carlito" w:hAnsi="Carlito" w:cs="Carlito"/>
-          <w:sz w:val="32"/>
-          <w:szCs w:val="32"/>
+          <w:sz w:val="30"/>
+          <w:szCs w:val="30"/>
         </w:rPr>
         <w:t>. Meaning if there is element in the</w:t>
       </w:r>
@@ -4673,16 +4848,16 @@
           <w:rFonts w:ascii="Carlito" w:hAnsi="Carlito" w:cs="Carlito"/>
           <w:b/>
           <w:bCs/>
-          <w:sz w:val="32"/>
-          <w:szCs w:val="32"/>
+          <w:sz w:val="30"/>
+          <w:szCs w:val="30"/>
         </w:rPr>
         <w:t xml:space="preserve"> List</w:t>
       </w:r>
       <w:r>
         <w:rPr>
           <w:rFonts w:ascii="Carlito" w:hAnsi="Carlito" w:cs="Carlito"/>
-          <w:sz w:val="32"/>
-          <w:szCs w:val="32"/>
+          <w:sz w:val="30"/>
+          <w:szCs w:val="30"/>
         </w:rPr>
         <w:t xml:space="preserve"> unpack it otherwise ignore it</w:t>
       </w:r>
@@ -4695,18 +4870,18 @@
           <w:b/>
           <w:bCs/>
           <w:color w:val="D86DCB" w:themeColor="accent5" w:themeTint="99"/>
-          <w:sz w:val="32"/>
-          <w:szCs w:val="32"/>
-        </w:rPr>
-      </w:pPr>
-      <w:r>
-        <w:rPr>
-          <w:rFonts w:ascii="Carlito" w:hAnsi="Carlito" w:cs="Carlito"/>
-          <w:b/>
-          <w:bCs/>
-          <w:color w:val="D86DCB" w:themeColor="accent5" w:themeTint="99"/>
-          <w:sz w:val="32"/>
-          <w:szCs w:val="32"/>
+          <w:sz w:val="30"/>
+          <w:szCs w:val="30"/>
+        </w:rPr>
+      </w:pPr>
+      <w:r>
+        <w:rPr>
+          <w:rFonts w:ascii="Carlito" w:hAnsi="Carlito" w:cs="Carlito"/>
+          <w:b/>
+          <w:bCs/>
+          <w:color w:val="D86DCB" w:themeColor="accent5" w:themeTint="99"/>
+          <w:sz w:val="30"/>
+          <w:szCs w:val="30"/>
         </w:rPr>
         <w:t>List&lt;int&gt;? list1 = null;</w:t>
       </w:r>
@@ -4719,18 +4894,18 @@
           <w:b/>
           <w:bCs/>
           <w:color w:val="D86DCB" w:themeColor="accent5" w:themeTint="99"/>
-          <w:sz w:val="32"/>
-          <w:szCs w:val="32"/>
-        </w:rPr>
-      </w:pPr>
-      <w:r>
-        <w:rPr>
-          <w:rFonts w:ascii="Carlito" w:hAnsi="Carlito" w:cs="Carlito"/>
-          <w:b/>
-          <w:bCs/>
-          <w:color w:val="D86DCB" w:themeColor="accent5" w:themeTint="99"/>
-          <w:sz w:val="32"/>
-          <w:szCs w:val="32"/>
+          <w:sz w:val="30"/>
+          <w:szCs w:val="30"/>
+        </w:rPr>
+      </w:pPr>
+      <w:r>
+        <w:rPr>
+          <w:rFonts w:ascii="Carlito" w:hAnsi="Carlito" w:cs="Carlito"/>
+          <w:b/>
+          <w:bCs/>
+          <w:color w:val="D86DCB" w:themeColor="accent5" w:themeTint="99"/>
+          <w:sz w:val="30"/>
+          <w:szCs w:val="30"/>
         </w:rPr>
         <w:t>List&lt;int&gt; list2 = […?list1, 5, 6]</w:t>
       </w:r>
@@ -4743,18 +4918,18 @@
           <w:b/>
           <w:bCs/>
           <w:color w:val="D86DCB" w:themeColor="accent5" w:themeTint="99"/>
-          <w:sz w:val="32"/>
-          <w:szCs w:val="32"/>
-        </w:rPr>
-      </w:pPr>
-      <w:r>
-        <w:rPr>
-          <w:rFonts w:ascii="Carlito" w:hAnsi="Carlito" w:cs="Carlito"/>
-          <w:b/>
-          <w:bCs/>
-          <w:color w:val="D86DCB" w:themeColor="accent5" w:themeTint="99"/>
-          <w:sz w:val="32"/>
-          <w:szCs w:val="32"/>
+          <w:sz w:val="30"/>
+          <w:szCs w:val="30"/>
+        </w:rPr>
+      </w:pPr>
+      <w:r>
+        <w:rPr>
+          <w:rFonts w:ascii="Carlito" w:hAnsi="Carlito" w:cs="Carlito"/>
+          <w:b/>
+          <w:bCs/>
+          <w:color w:val="D86DCB" w:themeColor="accent5" w:themeTint="99"/>
+          <w:sz w:val="30"/>
+          <w:szCs w:val="30"/>
         </w:rPr>
         <w:t>Print(list2); // [5, 6]</w:t>
       </w:r>
@@ -4767,18 +4942,18 @@
           <w:b/>
           <w:bCs/>
           <w:color w:val="D86DCB" w:themeColor="accent5" w:themeTint="99"/>
-          <w:sz w:val="32"/>
-          <w:szCs w:val="32"/>
-        </w:rPr>
-      </w:pPr>
-      <w:r>
-        <w:rPr>
-          <w:rFonts w:ascii="Carlito" w:hAnsi="Carlito" w:cs="Carlito"/>
-          <w:b/>
-          <w:bCs/>
-          <w:color w:val="D86DCB" w:themeColor="accent5" w:themeTint="99"/>
-          <w:sz w:val="32"/>
-          <w:szCs w:val="32"/>
+          <w:sz w:val="30"/>
+          <w:szCs w:val="30"/>
+        </w:rPr>
+      </w:pPr>
+      <w:r>
+        <w:rPr>
+          <w:rFonts w:ascii="Carlito" w:hAnsi="Carlito" w:cs="Carlito"/>
+          <w:b/>
+          <w:bCs/>
+          <w:color w:val="D86DCB" w:themeColor="accent5" w:themeTint="99"/>
+          <w:sz w:val="30"/>
+          <w:szCs w:val="30"/>
         </w:rPr>
         <w:t>// In Flutter</w:t>
       </w:r>
@@ -4791,18 +4966,18 @@
           <w:b/>
           <w:bCs/>
           <w:color w:val="D86DCB" w:themeColor="accent5" w:themeTint="99"/>
-          <w:sz w:val="32"/>
-          <w:szCs w:val="32"/>
-        </w:rPr>
-      </w:pPr>
-      <w:r>
-        <w:rPr>
-          <w:rFonts w:ascii="Carlito" w:hAnsi="Carlito" w:cs="Carlito"/>
-          <w:b/>
-          <w:bCs/>
-          <w:color w:val="D86DCB" w:themeColor="accent5" w:themeTint="99"/>
-          <w:sz w:val="32"/>
-          <w:szCs w:val="32"/>
+          <w:sz w:val="30"/>
+          <w:szCs w:val="30"/>
+        </w:rPr>
+      </w:pPr>
+      <w:r>
+        <w:rPr>
+          <w:rFonts w:ascii="Carlito" w:hAnsi="Carlito" w:cs="Carlito"/>
+          <w:b/>
+          <w:bCs/>
+          <w:color w:val="D86DCB" w:themeColor="accent5" w:themeTint="99"/>
+          <w:sz w:val="30"/>
+          <w:szCs w:val="30"/>
         </w:rPr>
         <w:t>…</w:t>
       </w:r>
@@ -4815,18 +4990,18 @@
           <w:b/>
           <w:bCs/>
           <w:color w:val="D86DCB" w:themeColor="accent5" w:themeTint="99"/>
-          <w:sz w:val="32"/>
-          <w:szCs w:val="32"/>
-        </w:rPr>
-      </w:pPr>
-      <w:r>
-        <w:rPr>
-          <w:rFonts w:ascii="Carlito" w:hAnsi="Carlito" w:cs="Carlito"/>
-          <w:b/>
-          <w:bCs/>
-          <w:color w:val="D86DCB" w:themeColor="accent5" w:themeTint="99"/>
-          <w:sz w:val="32"/>
-          <w:szCs w:val="32"/>
+          <w:sz w:val="30"/>
+          <w:szCs w:val="30"/>
+        </w:rPr>
+      </w:pPr>
+      <w:r>
+        <w:rPr>
+          <w:rFonts w:ascii="Carlito" w:hAnsi="Carlito" w:cs="Carlito"/>
+          <w:b/>
+          <w:bCs/>
+          <w:color w:val="D86DCB" w:themeColor="accent5" w:themeTint="99"/>
+          <w:sz w:val="30"/>
+          <w:szCs w:val="30"/>
         </w:rPr>
         <w:t>children: [</w:t>
       </w:r>
@@ -4839,18 +5014,18 @@
           <w:b/>
           <w:bCs/>
           <w:color w:val="D86DCB" w:themeColor="accent5" w:themeTint="99"/>
-          <w:sz w:val="32"/>
-          <w:szCs w:val="32"/>
-        </w:rPr>
-      </w:pPr>
-      <w:r>
-        <w:rPr>
-          <w:rFonts w:ascii="Carlito" w:hAnsi="Carlito" w:cs="Carlito"/>
-          <w:b/>
-          <w:bCs/>
-          <w:color w:val="D86DCB" w:themeColor="accent5" w:themeTint="99"/>
-          <w:sz w:val="32"/>
-          <w:szCs w:val="32"/>
+          <w:sz w:val="30"/>
+          <w:szCs w:val="30"/>
+        </w:rPr>
+      </w:pPr>
+      <w:r>
+        <w:rPr>
+          <w:rFonts w:ascii="Carlito" w:hAnsi="Carlito" w:cs="Carlito"/>
+          <w:b/>
+          <w:bCs/>
+          <w:color w:val="D86DCB" w:themeColor="accent5" w:themeTint="99"/>
+          <w:sz w:val="30"/>
+          <w:szCs w:val="30"/>
         </w:rPr>
         <w:t xml:space="preserve">   const Header(),</w:t>
       </w:r>
@@ -4863,20 +5038,19 @@
           <w:b/>
           <w:bCs/>
           <w:color w:val="D86DCB" w:themeColor="accent5" w:themeTint="99"/>
-          <w:sz w:val="32"/>
-          <w:szCs w:val="32"/>
-        </w:rPr>
-      </w:pPr>
-      <w:r>
-        <w:rPr>
-          <w:rFonts w:ascii="Carlito" w:hAnsi="Carlito" w:cs="Carlito"/>
-          <w:b/>
-          <w:bCs/>
-          <w:color w:val="D86DCB" w:themeColor="accent5" w:themeTint="99"/>
-          <w:sz w:val="32"/>
-          <w:szCs w:val="32"/>
-        </w:rPr>
-        <w:lastRenderedPageBreak/>
+          <w:sz w:val="30"/>
+          <w:szCs w:val="30"/>
+        </w:rPr>
+      </w:pPr>
+      <w:r>
+        <w:rPr>
+          <w:rFonts w:ascii="Carlito" w:hAnsi="Carlito" w:cs="Carlito"/>
+          <w:b/>
+          <w:bCs/>
+          <w:color w:val="D86DCB" w:themeColor="accent5" w:themeTint="99"/>
+          <w:sz w:val="30"/>
+          <w:szCs w:val="30"/>
+        </w:rPr>
         <w:t xml:space="preserve">   …?menuItems, // if null skip it</w:t>
       </w:r>
     </w:p>
@@ -4888,18 +5062,18 @@
           <w:b/>
           <w:bCs/>
           <w:color w:val="D86DCB" w:themeColor="accent5" w:themeTint="99"/>
-          <w:sz w:val="32"/>
-          <w:szCs w:val="32"/>
-        </w:rPr>
-      </w:pPr>
-      <w:r>
-        <w:rPr>
-          <w:rFonts w:ascii="Carlito" w:hAnsi="Carlito" w:cs="Carlito"/>
-          <w:b/>
-          <w:bCs/>
-          <w:color w:val="D86DCB" w:themeColor="accent5" w:themeTint="99"/>
-          <w:sz w:val="32"/>
-          <w:szCs w:val="32"/>
+          <w:sz w:val="30"/>
+          <w:szCs w:val="30"/>
+        </w:rPr>
+      </w:pPr>
+      <w:r>
+        <w:rPr>
+          <w:rFonts w:ascii="Carlito" w:hAnsi="Carlito" w:cs="Carlito"/>
+          <w:b/>
+          <w:bCs/>
+          <w:color w:val="D86DCB" w:themeColor="accent5" w:themeTint="99"/>
+          <w:sz w:val="30"/>
+          <w:szCs w:val="30"/>
         </w:rPr>
         <w:t xml:space="preserve">   const Footer()</w:t>
       </w:r>
@@ -4912,18 +5086,18 @@
           <w:b/>
           <w:bCs/>
           <w:color w:val="D86DCB" w:themeColor="accent5" w:themeTint="99"/>
-          <w:sz w:val="32"/>
-          <w:szCs w:val="32"/>
-        </w:rPr>
-      </w:pPr>
-      <w:r>
-        <w:rPr>
-          <w:rFonts w:ascii="Carlito" w:hAnsi="Carlito" w:cs="Carlito"/>
-          <w:b/>
-          <w:bCs/>
-          <w:color w:val="D86DCB" w:themeColor="accent5" w:themeTint="99"/>
-          <w:sz w:val="32"/>
-          <w:szCs w:val="32"/>
+          <w:sz w:val="30"/>
+          <w:szCs w:val="30"/>
+        </w:rPr>
+      </w:pPr>
+      <w:r>
+        <w:rPr>
+          <w:rFonts w:ascii="Carlito" w:hAnsi="Carlito" w:cs="Carlito"/>
+          <w:b/>
+          <w:bCs/>
+          <w:color w:val="D86DCB" w:themeColor="accent5" w:themeTint="99"/>
+          <w:sz w:val="30"/>
+          <w:szCs w:val="30"/>
         </w:rPr>
         <w:t>]</w:t>
       </w:r>
@@ -4933,8 +5107,8 @@
         <w:jc w:val="both"/>
         <w:rPr>
           <w:rFonts w:ascii="Carlito" w:hAnsi="Carlito" w:cs="Carlito"/>
-          <w:sz w:val="32"/>
-          <w:szCs w:val="32"/>
+          <w:sz w:val="30"/>
+          <w:szCs w:val="30"/>
         </w:rPr>
       </w:pPr>
     </w:p>
